--- a/public/resume/Sridhar_Mahalingam_Software_Developer_Gulf_Full.docx
+++ b/public/resume/Sridhar_Mahalingam_Software_Developer_Gulf_Full.docx
@@ -414,13 +414,19 @@
         <w:rPr>
           <w:color w:val="1A1A1A"/>
         </w:rPr>
-        <w:t>PyTorch, FCOS object detection, ONNX Runtime, computer vision, custom model arc</w:t>
-      </w:r>
-      <w:r>
-        <w:rPr>
-          <w:color w:val="1A1A1A"/>
-        </w:rPr>
-        <w:t>hitecture and training, dataset preparation and annotation, evaluation and benchmarking (IoU precision/recall, mAP), OCR model development, Tesseract, self-hosted GPU inference — built without third-party AI services or external inference APIs.</w:t>
+        <w:t>PyTorch, LangGraph multi-agent orchestration, RAG (pgvector, FAISS, hybrid BM25</w:t>
+      </w:r>
+      <w:r>
+        <w:rPr>
+          <w:color w:val="1A1A1A"/>
+        </w:rPr>
+        <w:t xml:space="preserve"> retrieval), Ollama local LLM inference, FCOS object detection, ONNX Runtime, computer vision, custom model architecture and training, dataset preparation and annotation, evaluation and benchmarking (IoU precision/recall, mAP), OCR model development, Tesse</w:t>
+      </w:r>
+      <w:r>
+        <w:rPr>
+          <w:color w:val="1A1A1A"/>
+        </w:rPr>
+        <w:t>ract, self-hosted GPU inference — built without third-party AI services or external inference APIs.</w:t>
       </w:r>
     </w:p>
     <w:p>
@@ -439,13 +445,13 @@
         <w:rPr>
           <w:color w:val="1A1A1A"/>
         </w:rPr>
-        <w:t>Ta</w:t>
-      </w:r>
-      <w:r>
-        <w:rPr>
-          <w:color w:val="1A1A1A"/>
-        </w:rPr>
-        <w:t>uri (Rust shell + web frontend), C# / .NET 10 with WPF, offline-first / local-first architecture, on-device persistence, peer synchronisation, Windows packaging and installer builds (Inno Setup).</w:t>
+        <w:t>Tauri (Rust shell + web frontend), C# / .NET 10 with WPF, offline-first / local-first architecture, on-device persistence, peer synchronisation, Wi</w:t>
+      </w:r>
+      <w:r>
+        <w:rPr>
+          <w:color w:val="1A1A1A"/>
+        </w:rPr>
+        <w:t>ndows packaging and installer builds (Inno Setup).</w:t>
       </w:r>
     </w:p>
     <w:p>
@@ -464,13 +470,7 @@
         <w:rPr>
           <w:color w:val="1A1A1A"/>
         </w:rPr>
-        <w:t>PostgreSQL, MySQL, Redis, SQLite — schema design,</w:t>
-      </w:r>
-      <w:r>
-        <w:rPr>
-          <w:color w:val="1A1A1A"/>
-        </w:rPr>
-        <w:t xml:space="preserve"> indexing, query optimisation, migrations, backups</w:t>
+        <w:t>PostgreSQL, MySQL, Redis, SQLite — schema design, indexing, query optimisation, migrations, backups</w:t>
       </w:r>
     </w:p>
     <w:p>
@@ -489,7 +489,13 @@
         <w:rPr>
           <w:color w:val="1A1A1A"/>
         </w:rPr>
-        <w:t>AWS (S3, SES), Docker, Nginx, Ubuntu Linux VPS administration, Contabo, Vercel, Render, HTTPS/TLS configuration, Git &amp; GitHub</w:t>
+        <w:t>AWS (S3, SES), Docker, Nginx, Ubuntu Linux VPS administration, Contabo, Vercel</w:t>
+      </w:r>
+      <w:r>
+        <w:rPr>
+          <w:color w:val="1A1A1A"/>
+        </w:rPr>
+        <w:t>, Render, HTTPS/TLS configuration, Git &amp; GitHub</w:t>
       </w:r>
     </w:p>
     <w:p>
@@ -508,13 +514,7 @@
         <w:rPr>
           <w:color w:val="1A1A1A"/>
         </w:rPr>
-        <w:t>Stripe Payment Gateway, Firebase Cloud Messaging,</w:t>
-      </w:r>
-      <w:r>
-        <w:rPr>
-          <w:color w:val="1A1A1A"/>
-        </w:rPr>
-        <w:t xml:space="preserve"> Google Maps Platform, AWS Simple Email Service, third-party REST APIs</w:t>
+        <w:t>Stripe Payment Gateway, Firebase Cloud Messaging, Google Maps Platform, AWS Simple Email Service, third-party REST APIs</w:t>
       </w:r>
     </w:p>
     <w:p>
@@ -533,7 +533,13 @@
         <w:rPr>
           <w:color w:val="1A1A1A"/>
         </w:rPr>
-        <w:t>Postman, JUnit, MockK, LeakCanary, Timber, microbenchmarking, Django test framework, code review</w:t>
+        <w:t>Postman, JUnit, MockK, LeakCanary, Timber, microbenchma</w:t>
+      </w:r>
+      <w:r>
+        <w:rPr>
+          <w:color w:val="1A1A1A"/>
+        </w:rPr>
+        <w:t>rking, Django test framework, code review</w:t>
       </w:r>
     </w:p>
     <w:p>
@@ -552,13 +558,13 @@
         <w:rPr>
           <w:color w:val="1A1A1A"/>
         </w:rPr>
-        <w:t>DNS protocol and resolution, DNS-over-HTTPS / D</w:t>
-      </w:r>
-      <w:r>
-        <w:rPr>
-          <w:color w:val="1A1A1A"/>
-        </w:rPr>
-        <w:t>NS-over-TLS, Android VpnService and TUN packet processing, local DNS server implementation, Bloom filters, Patricia tries, LFU caching, Manifest V3 browser extension development.</w:t>
+        <w:t xml:space="preserve">DNS protocol and resolution, DNS-over-HTTPS / DNS-over-TLS, Android VpnService and TUN packet processing, local DNS server implementation, Bloom filters, Patricia tries, LFU caching, Manifest </w:t>
+      </w:r>
+      <w:r>
+        <w:rPr>
+          <w:color w:val="1A1A1A"/>
+        </w:rPr>
+        <w:t>V3 browser extension development.</w:t>
       </w:r>
     </w:p>
     <w:p>
@@ -578,13 +584,7 @@
         <w:rPr>
           <w:color w:val="1A1A1A"/>
         </w:rPr>
-        <w:t>Agile delivery, requirements analysis, technical documentation, pe</w:t>
-      </w:r>
-      <w:r>
-        <w:rPr>
-          <w:color w:val="1A1A1A"/>
-        </w:rPr>
-        <w:t>rformance profiling, debugging, security-first implementation</w:t>
+        <w:t>Agile delivery, requirements analysis, technical documentation, performance profiling, debugging, security-first implementation</w:t>
       </w:r>
     </w:p>
     <w:p>
@@ -630,45 +630,51 @@
         <w:rPr>
           <w:color w:val="1A1A1A"/>
         </w:rPr>
-        <w:t>Google Analytics and Google Search Console setup, indexing diagnostics and crawl-efficiency improvements.</w:t>
-      </w:r>
-    </w:p>
-    <w:p>
-      <w:pPr>
-        <w:pStyle w:val="ListParagraph"/>
-        <w:numPr>
-          <w:ilvl w:val="0"/>
-          <w:numId w:val="2"/>
-        </w:numPr>
-        <w:spacing w:after="55" w:line="285" w:lineRule="auto"/>
-      </w:pPr>
-      <w:r>
-        <w:rPr>
-          <w:color w:val="1A1A1A"/>
-        </w:rPr>
-        <w:t>Website</w:t>
-      </w:r>
-      <w:r>
-        <w:rPr>
-          <w:color w:val="1A1A1A"/>
-        </w:rPr>
-        <w:t xml:space="preserve"> performance and page-speed optimisation, including server-side rendering strategy and asset delivery via CDN/object storage.</w:t>
-      </w:r>
-    </w:p>
-    <w:p>
-      <w:pPr>
-        <w:pStyle w:val="ListParagraph"/>
-        <w:numPr>
-          <w:ilvl w:val="0"/>
-          <w:numId w:val="2"/>
-        </w:numPr>
-        <w:spacing w:after="55" w:line="285" w:lineRule="auto"/>
-      </w:pPr>
-      <w:r>
-        <w:rPr>
-          <w:color w:val="1A1A1A"/>
-        </w:rPr>
-        <w:t>Content structure optimisation for organic search ranking, plus social media integration support.</w:t>
+        <w:t>Google Analytics and Google Search Console setup, indexing diagnosti</w:t>
+      </w:r>
+      <w:r>
+        <w:rPr>
+          <w:color w:val="1A1A1A"/>
+        </w:rPr>
+        <w:t>cs and crawl-efficiency improvements.</w:t>
+      </w:r>
+    </w:p>
+    <w:p>
+      <w:pPr>
+        <w:pStyle w:val="ListParagraph"/>
+        <w:numPr>
+          <w:ilvl w:val="0"/>
+          <w:numId w:val="2"/>
+        </w:numPr>
+        <w:spacing w:after="55" w:line="285" w:lineRule="auto"/>
+      </w:pPr>
+      <w:r>
+        <w:rPr>
+          <w:color w:val="1A1A1A"/>
+        </w:rPr>
+        <w:t>Website performance and page-speed optimisation, including server-side rendering strategy and asset delivery via CDN/object storage.</w:t>
+      </w:r>
+    </w:p>
+    <w:p>
+      <w:pPr>
+        <w:pStyle w:val="ListParagraph"/>
+        <w:numPr>
+          <w:ilvl w:val="0"/>
+          <w:numId w:val="2"/>
+        </w:numPr>
+        <w:spacing w:after="55" w:line="285" w:lineRule="auto"/>
+      </w:pPr>
+      <w:r>
+        <w:rPr>
+          <w:color w:val="1A1A1A"/>
+        </w:rPr>
+        <w:t>Content structure optimisation for organic search ranking, plus social media integrat</w:t>
+      </w:r>
+      <w:r>
+        <w:rPr>
+          <w:color w:val="1A1A1A"/>
+        </w:rPr>
+        <w:t>ion support.</w:t>
       </w:r>
     </w:p>
     <w:p>
@@ -702,17 +708,7 @@
           <w:sz w:val="21"/>
           <w:szCs w:val="21"/>
         </w:rPr>
-        <w:t>Senior B</w:t>
-      </w:r>
-      <w:r>
-        <w:rPr>
-          <w:b/>
-          <w:bCs/>
-          <w:color w:val="0A0A0A"/>
-          <w:sz w:val="21"/>
-          <w:szCs w:val="21"/>
-        </w:rPr>
-        <w:t>ackend Developer</w:t>
+        <w:t>Senior Backend Developer</w:t>
       </w:r>
       <w:r>
         <w:rPr>
@@ -1648,7 +1644,7 @@
           <w:sz w:val="20"/>
           <w:szCs w:val="20"/>
         </w:rPr>
-        <w:t>TrafficVision — AI Traffic Intelligence Platform</w:t>
+        <w:t>AI Research Agent — Multi-Agent Research System with Verified Citations</w:t>
       </w:r>
     </w:p>
     <w:p>
@@ -1671,7 +1667,7 @@
           <w:sz w:val="18"/>
           <w:szCs w:val="18"/>
         </w:rPr>
-        <w:t>Independent research project — sole architect and developer</w:t>
+        <w:t>Independent project — sole architect and developer</w:t>
       </w:r>
     </w:p>
     <w:p>
@@ -1694,7 +1690,7 @@
           <w:sz w:val="18"/>
           <w:szCs w:val="18"/>
         </w:rPr>
-        <w:t>Python, PyTorch, FCOS / ONNX Runtime, Django REST Framework, Celery, Redis, PostgreSQL, Next.js</w:t>
+        <w:t>Python, LangGraph, FastAPI, Pydantic v2, Ollama (local LLM), PostgreSQL + pgvector, FAISS, sentence-transformers, Next.js 16, TypeScript, Docker Compose</w:t>
       </w:r>
     </w:p>
     <w:p>
@@ -1717,7 +1713,7 @@
           <w:sz w:val="18"/>
           <w:szCs w:val="18"/>
         </w:rPr>
-        <w:t>Active development — detection model in training</w:t>
+        <w:t>Complete — 38 tests passing, benchmarked end to end on real research runs</w:t>
       </w:r>
     </w:p>
     <w:p>
@@ -1729,19 +1725,25 @@
         <w:rPr>
           <w:color w:val="1A1A1A"/>
         </w:rPr>
-        <w:t>A computer-vision platform that ingests traffic video and turns it into structured, real-time intellige</w:t>
-      </w:r>
-      <w:r>
-        <w:rPr>
-          <w:color w:val="1A1A1A"/>
-        </w:rPr>
-        <w:t xml:space="preserve">nce about vehicles and road conditions. It models the full traffic domain — from a city down to individual lanes, cameras, regions-of-interest and counting lines — and runs a GPU-managed processing engine that detects vehicles frame-by-frame and feeds the </w:t>
-      </w:r>
-      <w:r>
-        <w:rPr>
-          <w:color w:val="1A1A1A"/>
-        </w:rPr>
-        <w:t>results into downstream analytics. Designed and built solo as a research project, from the video-ingestion and detection pipeline through to the operations backend and web dashboard.</w:t>
+        <w:t>A local-first, multi-</w:t>
+      </w:r>
+      <w:r>
+        <w:rPr>
+          <w:color w:val="1A1A1A"/>
+        </w:rPr>
+        <w:t>agent AI research workstation. LangGraph-orchestrated agents plan the research, search the real web, ground every finding in retrieved evidence, criticise their own analysis and write cited research reports on a fully local LLM — with every citation verifi</w:t>
+      </w:r>
+      <w:r>
+        <w:rPr>
+          <w:color w:val="1A1A1A"/>
+        </w:rPr>
+        <w:t>ed against the session's own sources before publishing. Everything runs locally except web search: local LLM via Ollama, local embeddings, local database. Designed and built solo, from the agent state machine and RAG pipeline through to the FastAPI backend</w:t>
+      </w:r>
+      <w:r>
+        <w:rPr>
+          <w:color w:val="1A1A1A"/>
+        </w:rPr>
+        <w:t xml:space="preserve"> and the Next.js research-workstation UI.</w:t>
       </w:r>
     </w:p>
     <w:p>
@@ -1775,157 +1777,165 @@
           <w:bCs/>
           <w:color w:val="0A0A0A"/>
         </w:rPr>
-        <w:t xml:space="preserve">Traffic-scene modelling — </w:t>
-      </w:r>
-      <w:r>
-        <w:rPr>
-          <w:color w:val="1A1A1A"/>
-        </w:rPr>
-        <w:t>represents the physical network (c</w:t>
-      </w:r>
-      <w:r>
-        <w:rPr>
-          <w:color w:val="1A1A1A"/>
-        </w:rPr>
-        <w:t>ity → intersection → road → lane), camera placements, ROIs and virtual counting lines, giving every detection real spatial meaning rather than raw pixel boxes.</w:t>
-      </w:r>
-    </w:p>
-    <w:p>
-      <w:pPr>
-        <w:pStyle w:val="ListParagraph"/>
-        <w:numPr>
-          <w:ilvl w:val="0"/>
-          <w:numId w:val="2"/>
-        </w:numPr>
-        <w:spacing w:after="55" w:line="285" w:lineRule="auto"/>
-      </w:pPr>
-      <w:r>
-        <w:rPr>
-          <w:b/>
-          <w:bCs/>
-          <w:color w:val="0A0A0A"/>
-        </w:rPr>
-        <w:t xml:space="preserve">Vehicle detection engine — </w:t>
-      </w:r>
-      <w:r>
-        <w:rPr>
-          <w:color w:val="1A1A1A"/>
-        </w:rPr>
-        <w:t>a self-trained FCOS detector, exported to ONNX for fast inference, identifies and localises vehicles per frame, with train-equals-serve preprocessing so results stay consistent from training to production.</w:t>
-      </w:r>
-    </w:p>
-    <w:p>
-      <w:pPr>
-        <w:pStyle w:val="ListParagraph"/>
-        <w:numPr>
-          <w:ilvl w:val="0"/>
-          <w:numId w:val="2"/>
-        </w:numPr>
-        <w:spacing w:after="55" w:line="285" w:lineRule="auto"/>
-      </w:pPr>
-      <w:r>
-        <w:rPr>
-          <w:b/>
-          <w:bCs/>
-          <w:color w:val="0A0A0A"/>
-        </w:rPr>
-        <w:t xml:space="preserve">GPU-managed processing sessions — </w:t>
-      </w:r>
-      <w:r>
-        <w:rPr>
-          <w:color w:val="1A1A1A"/>
-        </w:rPr>
-        <w:t xml:space="preserve">a Celery-driven </w:t>
-      </w:r>
-      <w:r>
-        <w:rPr>
-          <w:color w:val="1A1A1A"/>
-        </w:rPr>
-        <w:t>engine runs video through the model off the request path, with GPU allocation, heartbeats and automatic crash recovery, so long-running analysis never blocks the API.</w:t>
-      </w:r>
-    </w:p>
-    <w:p>
-      <w:pPr>
-        <w:pStyle w:val="ListParagraph"/>
-        <w:numPr>
-          <w:ilvl w:val="0"/>
-          <w:numId w:val="2"/>
-        </w:numPr>
-        <w:spacing w:after="55" w:line="285" w:lineRule="auto"/>
-      </w:pPr>
-      <w:r>
-        <w:rPr>
-          <w:b/>
-          <w:bCs/>
-          <w:color w:val="0A0A0A"/>
-        </w:rPr>
-        <w:t xml:space="preserve">End-to-end training pipeline — </w:t>
-      </w:r>
-      <w:r>
-        <w:rPr>
-          <w:color w:val="1A1A1A"/>
-        </w:rPr>
-        <w:t>dataset preparation, leakage-safe train/validation splits,</w:t>
-      </w:r>
-      <w:r>
-        <w:rPr>
-          <w:color w:val="1A1A1A"/>
-        </w:rPr>
-        <w:t xml:space="preserve"> multi-day interruptible training with checkpoint and resume, and honest evaluation (IoU precision/recall, mAP) on held-out data — all on self-owned infrastructure.</w:t>
-      </w:r>
-    </w:p>
-    <w:p>
-      <w:pPr>
-        <w:pStyle w:val="ListParagraph"/>
-        <w:numPr>
-          <w:ilvl w:val="0"/>
-          <w:numId w:val="2"/>
-        </w:numPr>
-        <w:spacing w:after="55" w:line="285" w:lineRule="auto"/>
-      </w:pPr>
-      <w:r>
-        <w:rPr>
-          <w:b/>
-          <w:bCs/>
-          <w:color w:val="0A0A0A"/>
-        </w:rPr>
-        <w:t xml:space="preserve">Structured, validated output — </w:t>
-      </w:r>
-      <w:r>
-        <w:rPr>
-          <w:color w:val="1A1A1A"/>
-        </w:rPr>
-        <w:t>detections become typed, confidence-scored records in a cano</w:t>
-      </w:r>
-      <w:r>
-        <w:rPr>
-          <w:color w:val="1A1A1A"/>
-        </w:rPr>
-        <w:t>nical contract, ready for the counting, tracking, congestion and signal-optimisation modules on the roadmap.</w:t>
-      </w:r>
-    </w:p>
-    <w:p>
-      <w:pPr>
-        <w:pStyle w:val="ListParagraph"/>
-        <w:numPr>
-          <w:ilvl w:val="0"/>
-          <w:numId w:val="2"/>
-        </w:numPr>
-        <w:spacing w:after="55" w:line="285" w:lineRule="auto"/>
-      </w:pPr>
-      <w:r>
-        <w:rPr>
-          <w:b/>
-          <w:bCs/>
-          <w:color w:val="0A0A0A"/>
-        </w:rPr>
-        <w:t xml:space="preserve">Built for scale and rigour — </w:t>
-      </w:r>
-      <w:r>
-        <w:rPr>
-          <w:color w:val="1A1A1A"/>
-        </w:rPr>
-        <w:t>modular-monolith architecture with clean interfaces for future RTSP/CCTV ingestion and multi-GPU support.</w:t>
+        <w:t>Multi-agent verification loop</w:t>
+      </w:r>
+      <w:r>
+        <w:rPr>
+          <w:color w:val="1A1A1A"/>
+        </w:rPr>
+        <w:t xml:space="preserve"> — a Critic agent checks the analysis against the retrieved evidence and loops the workflow back to research with refined queries when evidence is insufficient (hard-capped</w:t>
+      </w:r>
+      <w:r>
+        <w:rPr>
+          <w:color w:val="1A1A1A"/>
+        </w:rPr>
+        <w:t xml:space="preserve"> at two iterations); the report cannot be written until the Critic approves.</w:t>
+      </w:r>
+    </w:p>
+    <w:p>
+      <w:pPr>
+        <w:pStyle w:val="ListParagraph"/>
+        <w:numPr>
+          <w:ilvl w:val="0"/>
+          <w:numId w:val="2"/>
+        </w:numPr>
+        <w:spacing w:after="55" w:line="285" w:lineRule="auto"/>
+      </w:pPr>
+      <w:r>
+        <w:rPr>
+          <w:b/>
+          <w:bCs/>
+          <w:color w:val="0A0A0A"/>
+        </w:rPr>
+        <w:t>Structural hallucination reduction</w:t>
+      </w:r>
+      <w:r>
+        <w:rPr>
+          <w:color w:val="1A1A1A"/>
+        </w:rPr>
+        <w:t xml:space="preserve"> — findings citing pages that were never fetched are discarded deterministically, schema-constrained JSON decoding means the model cannot emit malformed output, and honest errors replace fabricated results when sources are unavailable.</w:t>
+      </w:r>
+    </w:p>
+    <w:p>
+      <w:pPr>
+        <w:pStyle w:val="ListParagraph"/>
+        <w:numPr>
+          <w:ilvl w:val="0"/>
+          <w:numId w:val="2"/>
+        </w:numPr>
+        <w:spacing w:after="55" w:line="285" w:lineRule="auto"/>
+      </w:pPr>
+      <w:r>
+        <w:rPr>
+          <w:b/>
+          <w:bCs/>
+          <w:color w:val="0A0A0A"/>
+        </w:rPr>
+        <w:t>Claim-level citation</w:t>
+      </w:r>
+      <w:r>
+        <w:rPr>
+          <w:b/>
+          <w:bCs/>
+          <w:color w:val="0A0A0A"/>
+        </w:rPr>
+        <w:t xml:space="preserve"> verification</w:t>
+      </w:r>
+      <w:r>
+        <w:rPr>
+          <w:color w:val="1A1A1A"/>
+        </w:rPr>
+        <w:t xml:space="preserve"> — every factual sentence in the report is verified as supported, partially supported or unsupported against the session's own evidence; invalid citations are stripped and weak ones disclosed — measured citation coverage rose from 0% to 60–86%</w:t>
+      </w:r>
+      <w:r>
+        <w:rPr>
+          <w:color w:val="1A1A1A"/>
+        </w:rPr>
+        <w:t>.</w:t>
+      </w:r>
+    </w:p>
+    <w:p>
+      <w:pPr>
+        <w:pStyle w:val="ListParagraph"/>
+        <w:numPr>
+          <w:ilvl w:val="0"/>
+          <w:numId w:val="2"/>
+        </w:numPr>
+        <w:spacing w:after="55" w:line="285" w:lineRule="auto"/>
+      </w:pPr>
+      <w:r>
+        <w:rPr>
+          <w:b/>
+          <w:bCs/>
+          <w:color w:val="0A0A0A"/>
+        </w:rPr>
+        <w:t>Hybrid RAG retrieval</w:t>
+      </w:r>
+      <w:r>
+        <w:rPr>
+          <w:color w:val="1A1A1A"/>
+        </w:rPr>
+        <w:t xml:space="preserve"> — a per-session vector store (pgvector → FAISS → numpy auto-selection) fuses dense embeddings with a BM25 keyword index via reciprocal rank fusion, with full provenance on every chunk.</w:t>
+      </w:r>
+    </w:p>
+    <w:p>
+      <w:pPr>
+        <w:pStyle w:val="ListParagraph"/>
+        <w:numPr>
+          <w:ilvl w:val="0"/>
+          <w:numId w:val="2"/>
+        </w:numPr>
+        <w:spacing w:after="55" w:line="285" w:lineRule="auto"/>
+      </w:pPr>
+      <w:r>
+        <w:rPr>
+          <w:b/>
+          <w:bCs/>
+          <w:color w:val="0A0A0A"/>
+        </w:rPr>
+        <w:t>Live research workstation</w:t>
+      </w:r>
+      <w:r>
+        <w:rPr>
+          <w:color w:val="1A1A1A"/>
+        </w:rPr>
+        <w:t xml:space="preserve"> — the FastAPI backend </w:t>
+      </w:r>
+      <w:r>
+        <w:rPr>
+          <w:color w:val="1A1A1A"/>
+        </w:rPr>
+        <w:t>streams agent progress over Server-Sent Events to a Next.js UI with source cards, evidence quotes, confidence bars, clickable citations, agent traces and per-stage timing.</w:t>
+      </w:r>
+    </w:p>
+    <w:p>
+      <w:pPr>
+        <w:pStyle w:val="ListParagraph"/>
+        <w:numPr>
+          <w:ilvl w:val="0"/>
+          <w:numId w:val="2"/>
+        </w:numPr>
+        <w:spacing w:after="55" w:line="285" w:lineRule="auto"/>
+      </w:pPr>
+      <w:r>
+        <w:rPr>
+          <w:b/>
+          <w:bCs/>
+          <w:color w:val="0A0A0A"/>
+        </w:rPr>
+        <w:t>Honest evaluation built in</w:t>
+      </w:r>
+      <w:r>
+        <w:rPr>
+          <w:color w:val="1A1A1A"/>
+        </w:rPr>
+        <w:t xml:space="preserve"> — a benchmark harness runs real research sessions and sco</w:t>
+      </w:r>
+      <w:r>
+        <w:rPr>
+          <w:color w:val="1A1A1A"/>
+        </w:rPr>
+        <w:t>res citation coverage, groundedness, completeness, retrieval relevance and latency per model and mode — 100% completion and 78–79% overall quality measured, with quick mode optimised from ~120s to 64s.</w:t>
       </w:r>
     </w:p>
     <w:p>
@@ -1943,17 +1953,7 @@
           <w:sz w:val="20"/>
           <w:szCs w:val="20"/>
         </w:rPr>
-        <w:t>CommerceOS —</w:t>
-      </w:r>
-      <w:r>
-        <w:rPr>
-          <w:b/>
-          <w:bCs/>
-          <w:color w:val="10314F"/>
-          <w:sz w:val="20"/>
-          <w:szCs w:val="20"/>
-        </w:rPr>
-        <w:t xml:space="preserve"> Business-Agnostic Commerce Platform</w:t>
+        <w:t>TrafficVision — AI Traffic Intelligence Platform</w:t>
       </w:r>
     </w:p>
     <w:p>
@@ -1968,7 +1968,17 @@
           <w:sz w:val="18"/>
           <w:szCs w:val="18"/>
         </w:rPr>
-        <w:t xml:space="preserve">Role: </w:t>
+        <w:t>Role:</w:t>
+      </w:r>
+      <w:r>
+        <w:rPr>
+          <w:b/>
+          <w:bCs/>
+          <w:color w:val="1B6E8C"/>
+          <w:sz w:val="18"/>
+          <w:szCs w:val="18"/>
+        </w:rPr>
+        <w:t xml:space="preserve"> </w:t>
       </w:r>
       <w:r>
         <w:rPr>
@@ -1976,7 +1986,7 @@
           <w:sz w:val="18"/>
           <w:szCs w:val="18"/>
         </w:rPr>
-        <w:t>Independent project — sole architect and developer</w:t>
+        <w:t>Independent research project — sole architect and developer</w:t>
       </w:r>
     </w:p>
     <w:p>
@@ -1999,7 +2009,7 @@
           <w:sz w:val="18"/>
           <w:szCs w:val="18"/>
         </w:rPr>
-        <w:t>Python 3.12, Django 5.2, Django REST Framework, Django Channels, Celery, Redis, PostgreSQL, Next.js 15, TypeScript, TanStack Query, Docker</w:t>
+        <w:t>Python, PyTorch, FCOS / ONNX Runtime, Django REST Framework, Celery, Redis, PostgreSQL, Next.js</w:t>
       </w:r>
     </w:p>
     <w:p>
@@ -2022,15 +2032,7 @@
           <w:sz w:val="18"/>
           <w:szCs w:val="18"/>
         </w:rPr>
-        <w:t>Active d</w:t>
-      </w:r>
-      <w:r>
-        <w:rPr>
-          <w:color w:val="4A4A4A"/>
-          <w:sz w:val="18"/>
-          <w:szCs w:val="18"/>
-        </w:rPr>
-        <w:t>evelopment — multi-tenant foundation, catalogue, storefront and admin complete; global-market pricing engine in progress</w:t>
+        <w:t>Active development — detection model in training</w:t>
       </w:r>
     </w:p>
     <w:p>
@@ -2042,19 +2044,19 @@
         <w:rPr>
           <w:color w:val="1A1A1A"/>
         </w:rPr>
-        <w:t xml:space="preserve">A multi-tenant, headless commerce platform whose backend is deliberately vertical-neutral — the same engine powers a fashion boutique, </w:t>
-      </w:r>
-      <w:r>
-        <w:rPr>
-          <w:color w:val="1A1A1A"/>
-        </w:rPr>
-        <w:t>a grocery, a pharmacy or a B2B wholesaler, with each store’s identity expressed as data and configuration rather than hardcoded logic. It models the full commerce domain — from tenants and catalogues down to products, variants, dynamic attributes and globa</w:t>
-      </w:r>
-      <w:r>
-        <w:rPr>
-          <w:color w:val="1A1A1A"/>
-        </w:rPr>
-        <w:t>l-market pricing — behind a single versioned API that any frontend can consume. Designed and built solo, from the Clean Architecture backend and adapter subsystem through to the Next.js storefront and admin dashboard.</w:t>
+        <w:t>A computer-vision platform that ing</w:t>
+      </w:r>
+      <w:r>
+        <w:rPr>
+          <w:color w:val="1A1A1A"/>
+        </w:rPr>
+        <w:t>ests traffic video and turns it into structured, real-time intelligence about vehicles and road conditions. It models the full traffic domain — from a city down to individual lanes, cameras, regions-of-interest and counting lines — and runs a GPU-managed p</w:t>
+      </w:r>
+      <w:r>
+        <w:rPr>
+          <w:color w:val="1A1A1A"/>
+        </w:rPr>
+        <w:t>rocessing engine that detects vehicles frame-by-frame and feeds the results into downstream analytics. Designed and built solo as a research project, from the video-ingestion and detection pipeline through to the operations backend and web dashboard.</w:t>
       </w:r>
     </w:p>
     <w:p>
@@ -2070,191 +2072,162 @@
           <w:sz w:val="18"/>
           <w:szCs w:val="18"/>
         </w:rPr>
-        <w:t>Key Features</w:t>
-      </w:r>
-    </w:p>
-    <w:p>
-      <w:pPr>
-        <w:pStyle w:val="ListParagraph"/>
-        <w:numPr>
-          <w:ilvl w:val="0"/>
-          <w:numId w:val="2"/>
-        </w:numPr>
-        <w:spacing w:after="55" w:line="285" w:lineRule="auto"/>
-      </w:pPr>
-      <w:r>
-        <w:rPr>
-          <w:b/>
-          <w:bCs/>
-          <w:color w:val="0A0A0A"/>
-        </w:rPr>
-        <w:t xml:space="preserve">Business-agnostic domain </w:t>
-      </w:r>
-      <w:r>
-        <w:rPr>
-          <w:b/>
-          <w:bCs/>
-          <w:color w:val="0A0A0A"/>
-        </w:rPr>
-        <w:t xml:space="preserve">modelling — </w:t>
-      </w:r>
-      <w:r>
-        <w:rPr>
-          <w:color w:val="1A1A1A"/>
-        </w:rPr>
-        <w:t>represents the commerce network (tenant → catalogue → category → product → variant) with dynamic attributes and pluggable product-type strategies, so a new vertical is a configuration change rather than a code fork — never a business-type condi</w:t>
-      </w:r>
-      <w:r>
-        <w:rPr>
-          <w:color w:val="1A1A1A"/>
-        </w:rPr>
-        <w:t>tional branch anywhere in the backend.</w:t>
-      </w:r>
-    </w:p>
-    <w:p>
-      <w:pPr>
-        <w:pStyle w:val="ListParagraph"/>
-        <w:numPr>
-          <w:ilvl w:val="0"/>
-          <w:numId w:val="2"/>
-        </w:numPr>
-        <w:spacing w:after="55" w:line="285" w:lineRule="auto"/>
-      </w:pPr>
-      <w:r>
-        <w:rPr>
-          <w:b/>
-          <w:bCs/>
-          <w:color w:val="0A0A0A"/>
-        </w:rPr>
-        <w:t xml:space="preserve">Multi-tenant isolation engine — </w:t>
-      </w:r>
-      <w:r>
-        <w:rPr>
-          <w:color w:val="1A1A1A"/>
-        </w:rPr>
-        <w:t>every tenant-scoped row carries a tenant identifier and isolation is enforced at the query layer, so independent stores run on one deployment without ever seeing each other’s data.</w:t>
-      </w:r>
-    </w:p>
-    <w:p>
-      <w:pPr>
-        <w:pStyle w:val="ListParagraph"/>
-        <w:numPr>
-          <w:ilvl w:val="0"/>
-          <w:numId w:val="2"/>
-        </w:numPr>
-        <w:spacing w:after="55" w:line="285" w:lineRule="auto"/>
-      </w:pPr>
-      <w:r>
-        <w:rPr>
-          <w:b/>
-          <w:bCs/>
-          <w:color w:val="0A0A0A"/>
-        </w:rPr>
-        <w:t>Cata</w:t>
-      </w:r>
-      <w:r>
-        <w:rPr>
-          <w:b/>
-          <w:bCs/>
-          <w:color w:val="0A0A0A"/>
-        </w:rPr>
-        <w:t xml:space="preserve">logue engine owned end to end — </w:t>
-      </w:r>
-      <w:r>
-        <w:rPr>
-          <w:color w:val="1A1A1A"/>
-        </w:rPr>
-        <w:t>products, a full variant engine (options → values with an enforced generation ceiling), dynamic attributes, brands with verification, aliases and merge, collections, tags, media references, and SEO / JSON-LD / sitemap genera</w:t>
-      </w:r>
-      <w:r>
-        <w:rPr>
-          <w:color w:val="1A1A1A"/>
-        </w:rPr>
-        <w:t>tion.</w:t>
-      </w:r>
-    </w:p>
-    <w:p>
-      <w:pPr>
-        <w:pStyle w:val="ListParagraph"/>
-        <w:numPr>
-          <w:ilvl w:val="0"/>
-          <w:numId w:val="2"/>
-        </w:numPr>
-        <w:spacing w:after="55" w:line="285" w:lineRule="auto"/>
-      </w:pPr>
-      <w:r>
-        <w:rPr>
-          <w:b/>
-          <w:bCs/>
-          <w:color w:val="0A0A0A"/>
-        </w:rPr>
-        <w:t xml:space="preserve">Global-market pricing engine — </w:t>
-      </w:r>
-      <w:r>
-        <w:rPr>
-          <w:color w:val="1A1A1A"/>
-        </w:rPr>
-        <w:t>models market as distinct from currency, with explicit locked prices, FX reference-currency fallback and a deterministic resolver that never borrows between markets, fed by a batched, N+1-safe read path folding price in</w:t>
-      </w:r>
-      <w:r>
-        <w:rPr>
-          <w:color w:val="1A1A1A"/>
-        </w:rPr>
-        <w:t>to product detail and variants.</w:t>
-      </w:r>
-    </w:p>
-    <w:p>
-      <w:pPr>
-        <w:pStyle w:val="ListParagraph"/>
-        <w:numPr>
-          <w:ilvl w:val="0"/>
-          <w:numId w:val="2"/>
-        </w:numPr>
-        <w:spacing w:after="55" w:line="285" w:lineRule="auto"/>
-      </w:pPr>
-      <w:r>
-        <w:rPr>
-          <w:b/>
-          <w:bCs/>
-          <w:color w:val="0A0A0A"/>
-        </w:rPr>
-        <w:t xml:space="preserve">Ports and adapters from day one — </w:t>
-      </w:r>
-      <w:r>
-        <w:rPr>
-          <w:color w:val="1A1A1A"/>
-        </w:rPr>
-        <w:t>every external integration — payment, email, storage, search, notification — sits behind an abstract base service with swappable adapters (Stripe/PayPal, SMTP/SES, Local/S3, Postgres-FTS/Ope</w:t>
-      </w:r>
-      <w:r>
-        <w:rPr>
-          <w:color w:val="1A1A1A"/>
-        </w:rPr>
-        <w:t>nSearch) resolved per tenant, so the core depends only on interfaces.</w:t>
-      </w:r>
-    </w:p>
-    <w:p>
-      <w:pPr>
-        <w:pStyle w:val="ListParagraph"/>
-        <w:numPr>
-          <w:ilvl w:val="0"/>
-          <w:numId w:val="2"/>
-        </w:numPr>
-        <w:spacing w:after="55" w:line="285" w:lineRule="auto"/>
-      </w:pPr>
-      <w:r>
-        <w:rPr>
-          <w:b/>
-          <w:bCs/>
-          <w:color w:val="0A0A0A"/>
-        </w:rPr>
-        <w:t xml:space="preserve">API-first, replaceable UI — </w:t>
-      </w:r>
-      <w:r>
-        <w:rPr>
-          <w:color w:val="1A1A1A"/>
-        </w:rPr>
-        <w:t>a standard response envelope, OpenAPI schema and versioned REST contract mean the Next.js storefront and admin can be redesigned or replaced with zero backend change.</w:t>
+        <w:t>Key F</w:t>
+      </w:r>
+      <w:r>
+        <w:rPr>
+          <w:b/>
+          <w:bCs/>
+          <w:color w:val="4A4A4A"/>
+          <w:spacing w:val="10"/>
+          <w:sz w:val="18"/>
+          <w:szCs w:val="18"/>
+        </w:rPr>
+        <w:t>eatures</w:t>
+      </w:r>
+    </w:p>
+    <w:p>
+      <w:pPr>
+        <w:pStyle w:val="ListParagraph"/>
+        <w:numPr>
+          <w:ilvl w:val="0"/>
+          <w:numId w:val="2"/>
+        </w:numPr>
+        <w:spacing w:after="55" w:line="285" w:lineRule="auto"/>
+      </w:pPr>
+      <w:r>
+        <w:rPr>
+          <w:b/>
+          <w:bCs/>
+          <w:color w:val="0A0A0A"/>
+        </w:rPr>
+        <w:t xml:space="preserve">Traffic-scene modelling — </w:t>
+      </w:r>
+      <w:r>
+        <w:rPr>
+          <w:color w:val="1A1A1A"/>
+        </w:rPr>
+        <w:t>represents the physical network (city → intersection → road → lane), camera placements, ROIs and virtual counting lines, giving every detection real spatial meaning rather than raw pixel boxes.</w:t>
+      </w:r>
+    </w:p>
+    <w:p>
+      <w:pPr>
+        <w:pStyle w:val="ListParagraph"/>
+        <w:numPr>
+          <w:ilvl w:val="0"/>
+          <w:numId w:val="2"/>
+        </w:numPr>
+        <w:spacing w:after="55" w:line="285" w:lineRule="auto"/>
+      </w:pPr>
+      <w:r>
+        <w:rPr>
+          <w:b/>
+          <w:bCs/>
+          <w:color w:val="0A0A0A"/>
+        </w:rPr>
+        <w:t xml:space="preserve">Vehicle detection engine — </w:t>
+      </w:r>
+      <w:r>
+        <w:rPr>
+          <w:color w:val="1A1A1A"/>
+        </w:rPr>
+        <w:t>a</w:t>
+      </w:r>
+      <w:r>
+        <w:rPr>
+          <w:color w:val="1A1A1A"/>
+        </w:rPr>
+        <w:t xml:space="preserve"> self-trained FCOS detector, exported to ONNX for fast inference, identifies and localises vehicles per frame, with train-equals-serve preprocessing so results stay consistent from training to production.</w:t>
+      </w:r>
+    </w:p>
+    <w:p>
+      <w:pPr>
+        <w:pStyle w:val="ListParagraph"/>
+        <w:numPr>
+          <w:ilvl w:val="0"/>
+          <w:numId w:val="2"/>
+        </w:numPr>
+        <w:spacing w:after="55" w:line="285" w:lineRule="auto"/>
+      </w:pPr>
+      <w:r>
+        <w:rPr>
+          <w:b/>
+          <w:bCs/>
+          <w:color w:val="0A0A0A"/>
+        </w:rPr>
+        <w:t xml:space="preserve">GPU-managed processing sessions — </w:t>
+      </w:r>
+      <w:r>
+        <w:rPr>
+          <w:color w:val="1A1A1A"/>
+        </w:rPr>
+        <w:t>a Celery-driven e</w:t>
+      </w:r>
+      <w:r>
+        <w:rPr>
+          <w:color w:val="1A1A1A"/>
+        </w:rPr>
+        <w:t>ngine runs video through the model off the request path, with GPU allocation, heartbeats and automatic crash recovery, so long-running analysis never blocks the API.</w:t>
+      </w:r>
+    </w:p>
+    <w:p>
+      <w:pPr>
+        <w:pStyle w:val="ListParagraph"/>
+        <w:numPr>
+          <w:ilvl w:val="0"/>
+          <w:numId w:val="2"/>
+        </w:numPr>
+        <w:spacing w:after="55" w:line="285" w:lineRule="auto"/>
+      </w:pPr>
+      <w:r>
+        <w:rPr>
+          <w:b/>
+          <w:bCs/>
+          <w:color w:val="0A0A0A"/>
+        </w:rPr>
+        <w:t xml:space="preserve">End-to-end training pipeline — </w:t>
+      </w:r>
+      <w:r>
+        <w:rPr>
+          <w:color w:val="1A1A1A"/>
+        </w:rPr>
+        <w:t xml:space="preserve">dataset preparation, leakage-safe train/validation splits, </w:t>
+      </w:r>
+      <w:r>
+        <w:rPr>
+          <w:color w:val="1A1A1A"/>
+        </w:rPr>
+        <w:t>multi-day interruptible training with checkpoint and resume, and honest evaluation (IoU precision/recall, mAP) on held-out data — all on self-owned infrastructure.</w:t>
+      </w:r>
+    </w:p>
+    <w:p>
+      <w:pPr>
+        <w:pStyle w:val="ListParagraph"/>
+        <w:numPr>
+          <w:ilvl w:val="0"/>
+          <w:numId w:val="2"/>
+        </w:numPr>
+        <w:spacing w:after="55" w:line="285" w:lineRule="auto"/>
+      </w:pPr>
+      <w:r>
+        <w:rPr>
+          <w:b/>
+          <w:bCs/>
+          <w:color w:val="0A0A0A"/>
+        </w:rPr>
+        <w:t xml:space="preserve">Structured, validated output — </w:t>
+      </w:r>
+      <w:r>
+        <w:rPr>
+          <w:color w:val="1A1A1A"/>
+        </w:rPr>
+        <w:t>detections become typed, confidence-scored records in a canon</w:t>
+      </w:r>
+      <w:r>
+        <w:rPr>
+          <w:color w:val="1A1A1A"/>
+        </w:rPr>
+        <w:t>ical contract, ready for the counting, tracking, congestion and signal-optimisation modules on the roadmap.</w:t>
       </w:r>
     </w:p>
     <w:p>
@@ -2278,13 +2251,7 @@
         <w:rPr>
           <w:color w:val="1A1A1A"/>
         </w:rPr>
-        <w:t>Clean Architecture with CI-enforced dependency boundaries vi</w:t>
-      </w:r>
-      <w:r>
-        <w:rPr>
-          <w:color w:val="1A1A1A"/>
-        </w:rPr>
-        <w:t>a import-linter, strict typing under mypy with zero suppressions, UUIDv7 keys, feature flags and formal per-phase governance through a constitution, ADRs and validation reports.</w:t>
+        <w:t>modular-monolith architecture with clean interfaces for future RTSP/CCTV ingestion and multi-GPU support.</w:t>
       </w:r>
     </w:p>
     <w:p>
@@ -2302,7 +2269,7 @@
           <w:sz w:val="20"/>
           <w:szCs w:val="20"/>
         </w:rPr>
-        <w:t>Airsume — Fully-Offline Resume Intelligence &amp; ATS Platform</w:t>
+        <w:t>CommerceOS — Business-Agnostic Commerce Platform</w:t>
       </w:r>
     </w:p>
     <w:p>
@@ -2325,7 +2292,7 @@
           <w:sz w:val="18"/>
           <w:szCs w:val="18"/>
         </w:rPr>
-        <w:t>Independent research project — sole architect and developer</w:t>
+        <w:t>Independent project — sole architect and developer</w:t>
       </w:r>
     </w:p>
     <w:p>
@@ -2348,7 +2315,22 @@
           <w:sz w:val="18"/>
           <w:szCs w:val="18"/>
         </w:rPr>
-        <w:t>Python, Django 5.2, Django REST Framework, Celery, Redis, PostgreSQL, PyMuPDF / pdfplumber / python-docx, Tesseract OCR, Rap</w:t>
+        <w:t>Python 3.12, Django 5.2, Django REST Framework, Django Channels, Celery, Redis, PostgreSQL, Next.js 15, TypeScript, TanStack Query, Docker</w:t>
+      </w:r>
+    </w:p>
+    <w:p>
+      <w:pPr>
+        <w:spacing w:after="30" w:line="275" w:lineRule="auto"/>
+      </w:pPr>
+      <w:r>
+        <w:rPr>
+          <w:b/>
+          <w:bCs/>
+          <w:color w:val="1B6E8C"/>
+          <w:sz w:val="18"/>
+          <w:szCs w:val="18"/>
+        </w:rPr>
+        <w:t xml:space="preserve">Status: </w:t>
       </w:r>
       <w:r>
         <w:rPr>
@@ -2356,22 +2338,7 @@
           <w:sz w:val="18"/>
           <w:szCs w:val="18"/>
         </w:rPr>
-        <w:t>idFuzz, Next.js 16, React 19, TypeScript, Tailwind v4, TanStack Query, Zustand</w:t>
-      </w:r>
-    </w:p>
-    <w:p>
-      <w:pPr>
-        <w:spacing w:after="30" w:line="275" w:lineRule="auto"/>
-      </w:pPr>
-      <w:r>
-        <w:rPr>
-          <w:b/>
-          <w:bCs/>
-          <w:color w:val="1B6E8C"/>
-          <w:sz w:val="18"/>
-          <w:szCs w:val="18"/>
-        </w:rPr>
-        <w:t xml:space="preserve">Status: </w:t>
+        <w:t>Active development — multi-tenant foundation, catalogue, storefront and admin complete; global-market pricing</w:t>
       </w:r>
       <w:r>
         <w:rPr>
@@ -2379,7 +2346,7 @@
           <w:sz w:val="18"/>
           <w:szCs w:val="18"/>
         </w:rPr>
-        <w:t>Active development</w:t>
+        <w:t xml:space="preserve"> engine in progress</w:t>
       </w:r>
     </w:p>
     <w:p>
@@ -2391,25 +2358,19 @@
         <w:rPr>
           <w:color w:val="1A1A1A"/>
         </w:rPr>
-        <w:t>A resume-analysis and ATS platform that turns unstructured resumes and job descriptions into structured, explainable hiring intelligence — without any</w:t>
-      </w:r>
-      <w:r>
-        <w:rPr>
-          <w:color w:val="1A1A1A"/>
-        </w:rPr>
-        <w:t xml:space="preserve"> LLM or cloud AI. Every result is produced by deterministic, auditable logic, so each parsed field and score traces back to the exact text and rule that produced it. It models the full document domain — resumes, job descriptions, skills and their relations</w:t>
-      </w:r>
-      <w:r>
-        <w:rPr>
-          <w:color w:val="1A1A1A"/>
-        </w:rPr>
-        <w:t>hips — and runs an asynchronous parsing-and-scoring engine that extracts typed, confidence-scored data and grades resume-to-job fit against a versioned rubric. Designed and built solo end to end: the extraction pipeline, the skill taxonomy, the scoring eng</w:t>
-      </w:r>
-      <w:r>
-        <w:rPr>
-          <w:color w:val="1A1A1A"/>
-        </w:rPr>
-        <w:t>ine, the benchmark harness and the web dashboard.</w:t>
+        <w:t>A multi-tenant, headless commerce platform whose backend is deliberately vertical-neutral — the same engine powers a fashion boutique, a grocery, a pharmacy or a B2B wholesaler, with each store’s identity expressed as data and configura</w:t>
+      </w:r>
+      <w:r>
+        <w:rPr>
+          <w:color w:val="1A1A1A"/>
+        </w:rPr>
+        <w:t>tion rather than hardcoded logic. It models the full commerce domain — from tenants and catalogues down to products, variants, dynamic attributes and global-market pricing — behind a single versioned API that any frontend can consume. Designed and built so</w:t>
+      </w:r>
+      <w:r>
+        <w:rPr>
+          <w:color w:val="1A1A1A"/>
+        </w:rPr>
+        <w:t>lo, from the Clean Architecture backend and adapter subsystem through to the Next.js storefront and admin dashboard.</w:t>
       </w:r>
     </w:p>
     <w:p>
@@ -2443,199 +2404,199 @@
           <w:bCs/>
           <w:color w:val="0A0A0A"/>
         </w:rPr>
-        <w:t xml:space="preserve">Deterministic, explainable parsing — </w:t>
-      </w:r>
-      <w:r>
-        <w:rPr>
-          <w:color w:val="1A1A1A"/>
-        </w:rPr>
-        <w:t>a fully offline engine (PyMuPDF, pdfplumber, python-docx) handles two-column layouts, tables and scanned or image PDFs via Tesseract OCR, emitting every fie</w:t>
-      </w:r>
-      <w:r>
-        <w:rPr>
-          <w:color w:val="1A1A1A"/>
-        </w:rPr>
-        <w:t>ld as a value, confidence, method and source-span envelope with a strict no-guess threshold — it never fabricates data.</w:t>
-      </w:r>
-    </w:p>
-    <w:p>
-      <w:pPr>
-        <w:pStyle w:val="ListParagraph"/>
-        <w:numPr>
-          <w:ilvl w:val="0"/>
-          <w:numId w:val="2"/>
-        </w:numPr>
-        <w:spacing w:after="55" w:line="285" w:lineRule="auto"/>
-      </w:pPr>
-      <w:r>
-        <w:rPr>
-          <w:b/>
-          <w:bCs/>
-          <w:color w:val="0A0A0A"/>
-        </w:rPr>
-        <w:t xml:space="preserve">Versioned skill taxonomy — </w:t>
-      </w:r>
-      <w:r>
-        <w:rPr>
-          <w:color w:val="1A1A1A"/>
-        </w:rPr>
-        <w:t>432 skills across 33 categories and 10 industries with typed aliases and weighted relationships, matched by a</w:t>
-      </w:r>
-      <w:r>
-        <w:rPr>
-          <w:color w:val="1A1A1A"/>
-        </w:rPr>
-        <w:t xml:space="preserve"> staged offline matcher (exact → alias → normalised → fuzzy, never fuzzy-first) that records exactly how each match was made.</w:t>
-      </w:r>
-    </w:p>
-    <w:p>
-      <w:pPr>
-        <w:pStyle w:val="ListParagraph"/>
-        <w:numPr>
-          <w:ilvl w:val="0"/>
-          <w:numId w:val="2"/>
-        </w:numPr>
-        <w:spacing w:after="55" w:line="285" w:lineRule="auto"/>
-      </w:pPr>
-      <w:r>
-        <w:rPr>
-          <w:b/>
-          <w:bCs/>
-          <w:color w:val="0A0A0A"/>
-        </w:rPr>
-        <w:t xml:space="preserve">Document-agnostic framework — </w:t>
-      </w:r>
-      <w:r>
-        <w:rPr>
-          <w:color w:val="1A1A1A"/>
-        </w:rPr>
-        <w:t>resumes and job descriptions run through one shared plugin-based parsing pipeline, with industry der</w:t>
-      </w:r>
-      <w:r>
-        <w:rPr>
-          <w:color w:val="1A1A1A"/>
-        </w:rPr>
-        <w:t>ived deterministically from the taxonomy rather than guessed.</w:t>
-      </w:r>
-    </w:p>
-    <w:p>
-      <w:pPr>
-        <w:pStyle w:val="ListParagraph"/>
-        <w:numPr>
-          <w:ilvl w:val="0"/>
-          <w:numId w:val="2"/>
-        </w:numPr>
-        <w:spacing w:after="55" w:line="285" w:lineRule="auto"/>
-      </w:pPr>
-      <w:r>
-        <w:rPr>
-          <w:b/>
-          <w:bCs/>
-          <w:color w:val="0A0A0A"/>
-        </w:rPr>
-        <w:t xml:space="preserve">Explainable ATS scoring engine — </w:t>
-      </w:r>
-      <w:r>
-        <w:rPr>
-          <w:color w:val="1A1A1A"/>
-        </w:rPr>
-        <w:t>grades resume-to-job fit across six weighted categories with budgets summing to 100, using taxonomy-grounded skill matching, a neutralise-and-redistribute strate</w:t>
-      </w:r>
-      <w:r>
-        <w:rPr>
-          <w:color w:val="1A1A1A"/>
-        </w:rPr>
-        <w:t>gy for non-applicable criteria and a reconciliation invariant — each score ships with the human-readable reasons behind it.</w:t>
-      </w:r>
-    </w:p>
-    <w:p>
-      <w:pPr>
-        <w:pStyle w:val="ListParagraph"/>
-        <w:numPr>
-          <w:ilvl w:val="0"/>
-          <w:numId w:val="2"/>
-        </w:numPr>
-        <w:spacing w:after="55" w:line="285" w:lineRule="auto"/>
-      </w:pPr>
-      <w:r>
-        <w:rPr>
-          <w:b/>
-          <w:bCs/>
-          <w:color w:val="0A0A0A"/>
-        </w:rPr>
-        <w:t xml:space="preserve">Asynchronous processing off the request path — </w:t>
-      </w:r>
-      <w:r>
-        <w:rPr>
-          <w:color w:val="1A1A1A"/>
-        </w:rPr>
-        <w:t>Celery and Redis run parsing and scoring as background jobs (uploaded → parsing → par</w:t>
-      </w:r>
-      <w:r>
-        <w:rPr>
-          <w:color w:val="1A1A1A"/>
-        </w:rPr>
-        <w:t>sed or failed) with live status polling in the interface, so long documents never block the API.</w:t>
-      </w:r>
-    </w:p>
-    <w:p>
-      <w:pPr>
-        <w:pStyle w:val="ListParagraph"/>
-        <w:numPr>
-          <w:ilvl w:val="0"/>
-          <w:numId w:val="2"/>
-        </w:numPr>
-        <w:spacing w:after="55" w:line="285" w:lineRule="auto"/>
-      </w:pPr>
-      <w:r>
-        <w:rPr>
-          <w:b/>
-          <w:bCs/>
-          <w:color w:val="0A0A0A"/>
-        </w:rPr>
-        <w:t xml:space="preserve">Honest evaluation built in — </w:t>
-      </w:r>
-      <w:r>
-        <w:rPr>
-          <w:color w:val="1A1A1A"/>
-        </w:rPr>
-        <w:t>a golden-dataset benchmark harness with a synthetic document generator, tolerant per-field comparison and regression-versus-baseli</w:t>
-      </w:r>
-      <w:r>
-        <w:rPr>
-          <w:color w:val="1A1A1A"/>
-        </w:rPr>
-        <w:t>ne checks keeps accuracy measurable and regressions visible.</w:t>
-      </w:r>
-    </w:p>
-    <w:p>
-      <w:pPr>
-        <w:pStyle w:val="ListParagraph"/>
-        <w:numPr>
-          <w:ilvl w:val="0"/>
-          <w:numId w:val="2"/>
-        </w:numPr>
-        <w:spacing w:after="55" w:line="285" w:lineRule="auto"/>
-      </w:pPr>
-      <w:r>
-        <w:rPr>
-          <w:b/>
-          <w:bCs/>
-          <w:color w:val="0A0A0A"/>
-        </w:rPr>
-        <w:t xml:space="preserve">Production-grade foundation — </w:t>
-      </w:r>
-      <w:r>
-        <w:rPr>
-          <w:color w:val="1A1A1A"/>
-        </w:rPr>
-        <w:t>JWT authentication with a custom email user model, versioned documents, SHA-256 upload deduplication, audit logging and activity feeds, OpenAPI documentation and a f</w:t>
-      </w:r>
-      <w:r>
-        <w:rPr>
-          <w:color w:val="1A1A1A"/>
-        </w:rPr>
-        <w:t>ull Next.js dashboard.</w:t>
+        <w:t xml:space="preserve">Business-agnostic domain modelling — </w:t>
+      </w:r>
+      <w:r>
+        <w:rPr>
+          <w:color w:val="1A1A1A"/>
+        </w:rPr>
+        <w:t xml:space="preserve">represents the commerce network (tenant → catalogue → category → product → variant) with </w:t>
+      </w:r>
+      <w:r>
+        <w:rPr>
+          <w:color w:val="1A1A1A"/>
+        </w:rPr>
+        <w:t>dynamic attributes and pluggable product-type strategies, so a new vertical is a configuration change rather than a code fork — never a business-type conditional branch anywhere in the backend.</w:t>
+      </w:r>
+    </w:p>
+    <w:p>
+      <w:pPr>
+        <w:pStyle w:val="ListParagraph"/>
+        <w:numPr>
+          <w:ilvl w:val="0"/>
+          <w:numId w:val="2"/>
+        </w:numPr>
+        <w:spacing w:after="55" w:line="285" w:lineRule="auto"/>
+      </w:pPr>
+      <w:r>
+        <w:rPr>
+          <w:b/>
+          <w:bCs/>
+          <w:color w:val="0A0A0A"/>
+        </w:rPr>
+        <w:t xml:space="preserve">Multi-tenant isolation engine — </w:t>
+      </w:r>
+      <w:r>
+        <w:rPr>
+          <w:color w:val="1A1A1A"/>
+        </w:rPr>
+        <w:t>every tenant-scoped row carrie</w:t>
+      </w:r>
+      <w:r>
+        <w:rPr>
+          <w:color w:val="1A1A1A"/>
+        </w:rPr>
+        <w:t>s a tenant identifier and isolation is enforced at the query layer, so independent stores run on one deployment without ever seeing each other’s data.</w:t>
+      </w:r>
+    </w:p>
+    <w:p>
+      <w:pPr>
+        <w:pStyle w:val="ListParagraph"/>
+        <w:numPr>
+          <w:ilvl w:val="0"/>
+          <w:numId w:val="2"/>
+        </w:numPr>
+        <w:spacing w:after="55" w:line="285" w:lineRule="auto"/>
+      </w:pPr>
+      <w:r>
+        <w:rPr>
+          <w:b/>
+          <w:bCs/>
+          <w:color w:val="0A0A0A"/>
+        </w:rPr>
+        <w:t xml:space="preserve">Catalogue engine owned end to end — </w:t>
+      </w:r>
+      <w:r>
+        <w:rPr>
+          <w:color w:val="1A1A1A"/>
+        </w:rPr>
+        <w:t>products, a full variant engine (options → values with an enforced ge</w:t>
+      </w:r>
+      <w:r>
+        <w:rPr>
+          <w:color w:val="1A1A1A"/>
+        </w:rPr>
+        <w:t>neration ceiling), dynamic attributes, brands with verification, aliases and merge, collections, tags, media references, and SEO / JSON-LD / sitemap generation.</w:t>
+      </w:r>
+    </w:p>
+    <w:p>
+      <w:pPr>
+        <w:pStyle w:val="ListParagraph"/>
+        <w:numPr>
+          <w:ilvl w:val="0"/>
+          <w:numId w:val="2"/>
+        </w:numPr>
+        <w:spacing w:after="55" w:line="285" w:lineRule="auto"/>
+      </w:pPr>
+      <w:r>
+        <w:rPr>
+          <w:b/>
+          <w:bCs/>
+          <w:color w:val="0A0A0A"/>
+        </w:rPr>
+        <w:t xml:space="preserve">Global-market pricing engine — </w:t>
+      </w:r>
+      <w:r>
+        <w:rPr>
+          <w:color w:val="1A1A1A"/>
+        </w:rPr>
+        <w:t>models market as distinct from currency, with explicit locked pr</w:t>
+      </w:r>
+      <w:r>
+        <w:rPr>
+          <w:color w:val="1A1A1A"/>
+        </w:rPr>
+        <w:t>ices, FX reference-currency fallback and a deterministic resolver that never borrows between markets, fed by a batched, N+1-safe read path folding price into product detail and variants.</w:t>
+      </w:r>
+    </w:p>
+    <w:p>
+      <w:pPr>
+        <w:pStyle w:val="ListParagraph"/>
+        <w:numPr>
+          <w:ilvl w:val="0"/>
+          <w:numId w:val="2"/>
+        </w:numPr>
+        <w:spacing w:after="55" w:line="285" w:lineRule="auto"/>
+      </w:pPr>
+      <w:r>
+        <w:rPr>
+          <w:b/>
+          <w:bCs/>
+          <w:color w:val="0A0A0A"/>
+        </w:rPr>
+        <w:t xml:space="preserve">Ports and adapters from day one — </w:t>
+      </w:r>
+      <w:r>
+        <w:rPr>
+          <w:color w:val="1A1A1A"/>
+        </w:rPr>
+        <w:t>every external integration — paymen</w:t>
+      </w:r>
+      <w:r>
+        <w:rPr>
+          <w:color w:val="1A1A1A"/>
+        </w:rPr>
+        <w:t>t, email, storage, search, notification — sits behind an abstract base service with swappable adapters (Stripe/PayPal, SMTP/SES, Local/S3, Postgres-FTS/OpenSearch) resolved per tenant, so the core depends only on interfaces.</w:t>
+      </w:r>
+    </w:p>
+    <w:p>
+      <w:pPr>
+        <w:pStyle w:val="ListParagraph"/>
+        <w:numPr>
+          <w:ilvl w:val="0"/>
+          <w:numId w:val="2"/>
+        </w:numPr>
+        <w:spacing w:after="55" w:line="285" w:lineRule="auto"/>
+      </w:pPr>
+      <w:r>
+        <w:rPr>
+          <w:b/>
+          <w:bCs/>
+          <w:color w:val="0A0A0A"/>
+        </w:rPr>
+        <w:t xml:space="preserve">API-first, replaceable UI — </w:t>
+      </w:r>
+      <w:r>
+        <w:rPr>
+          <w:color w:val="1A1A1A"/>
+        </w:rPr>
+        <w:t>a s</w:t>
+      </w:r>
+      <w:r>
+        <w:rPr>
+          <w:color w:val="1A1A1A"/>
+        </w:rPr>
+        <w:t>tandard response envelope, OpenAPI schema and versioned REST contract mean the Next.js storefront and admin can be redesigned or replaced with zero backend change.</w:t>
+      </w:r>
+    </w:p>
+    <w:p>
+      <w:pPr>
+        <w:pStyle w:val="ListParagraph"/>
+        <w:numPr>
+          <w:ilvl w:val="0"/>
+          <w:numId w:val="2"/>
+        </w:numPr>
+        <w:spacing w:after="55" w:line="285" w:lineRule="auto"/>
+      </w:pPr>
+      <w:r>
+        <w:rPr>
+          <w:b/>
+          <w:bCs/>
+          <w:color w:val="0A0A0A"/>
+        </w:rPr>
+        <w:t xml:space="preserve">Built for scale and rigour — </w:t>
+      </w:r>
+      <w:r>
+        <w:rPr>
+          <w:color w:val="1A1A1A"/>
+        </w:rPr>
+        <w:t>Clean Architecture with CI-enforced dependency boundaries via i</w:t>
+      </w:r>
+      <w:r>
+        <w:rPr>
+          <w:color w:val="1A1A1A"/>
+        </w:rPr>
+        <w:t>mport-linter, strict typing under mypy with zero suppressions, UUIDv7 keys, feature flags and formal per-phase governance through a constitution, ADRs and validation reports.</w:t>
       </w:r>
     </w:p>
     <w:p>
@@ -2653,7 +2614,7 @@
           <w:sz w:val="20"/>
           <w:szCs w:val="20"/>
         </w:rPr>
-        <w:t>MeetingMind AI — Fully-Offline, Local-First Meeting Intelligence Platform</w:t>
+        <w:t>Airsume — Fully-Offline Resume Intelligence &amp; ATS Platform</w:t>
       </w:r>
     </w:p>
     <w:p>
@@ -2676,7 +2637,15 @@
           <w:sz w:val="18"/>
           <w:szCs w:val="18"/>
         </w:rPr>
-        <w:t>Independent research project — sole architect and developer</w:t>
+        <w:t>Independent rese</w:t>
+      </w:r>
+      <w:r>
+        <w:rPr>
+          <w:color w:val="4A4A4A"/>
+          <w:sz w:val="18"/>
+          <w:szCs w:val="18"/>
+        </w:rPr>
+        <w:t>arch project — sole architect and developer</w:t>
       </w:r>
     </w:p>
     <w:p>
@@ -2699,15 +2668,7 @@
           <w:sz w:val="18"/>
           <w:szCs w:val="18"/>
         </w:rPr>
-        <w:t>Python, Django 5, Django REST Framework, Celery, Redis, PostgreSQL, Faster-Whisper, Ollama (Llama 3.2), SpeechBrain ECAPA, FFmpeg, sentence / Nomic embeddings, PostgreSQL full-text and vector search, yt-dlp / feedparser, Next.js 16, React 19, TypeScript, T</w:t>
-      </w:r>
-      <w:r>
-        <w:rPr>
-          <w:color w:val="4A4A4A"/>
-          <w:sz w:val="18"/>
-          <w:szCs w:val="18"/>
-        </w:rPr>
-        <w:t>ailwind v4, TanStack Query, Zustand</w:t>
+        <w:t>Python, Django 5.2, Django REST Framework, Celery, Redis, PostgreSQL, PyMuPDF / pdfplumber / python-docx, Tesseract OCR, RapidFuzz, Next.js 16, React 19, TypeScript, Tailwind v4, TanStack Query, Zustand</w:t>
       </w:r>
     </w:p>
     <w:p>
@@ -2742,25 +2703,19 @@
         <w:rPr>
           <w:color w:val="1A1A1A"/>
         </w:rPr>
-        <w:t>A from-scratch meeting-assistant SaaS that turns raw audio and video into transcripts, grounded summaries, tracked work and organisational knowledge — running entirely locally with no paid APIs</w:t>
-      </w:r>
-      <w:r>
-        <w:rPr>
-          <w:color w:val="1A1A1A"/>
-        </w:rPr>
-        <w:t>, cloud AI or commercial SDKs. Every AI capability (speech-to-text, summarisation, chat, embeddings, diarisation) sits behind a provider interface defaulting to a local engine, so the product works end to end after a clone and setup, yet can swap in option</w:t>
-      </w:r>
-      <w:r>
-        <w:rPr>
-          <w:color w:val="1A1A1A"/>
-        </w:rPr>
-        <w:t>al cloud providers by configuration alone. Designed and built solo across 15 phases — the Clean Architecture backend, the background processing engine, the local AI stack, the knowledge and executive-intelligence layers, a multi-agent platform and the full</w:t>
-      </w:r>
-      <w:r>
-        <w:rPr>
-          <w:color w:val="1A1A1A"/>
-        </w:rPr>
-        <w:t xml:space="preserve"> Next.js dashboard.</w:t>
+        <w:t>A resume-analysis and ATS platform that turns unstructured resumes and job descriptions into structured, explainable hiring intelligence — without any LLM or cloud AI. Every result is produced by deterministic, auditable logic, s</w:t>
+      </w:r>
+      <w:r>
+        <w:rPr>
+          <w:color w:val="1A1A1A"/>
+        </w:rPr>
+        <w:t>o each parsed field and score traces back to the exact text and rule that produced it. It models the full document domain — resumes, job descriptions, skills and their relationships — and runs an asynchronous parsing-and-scoring engine that extracts typed,</w:t>
+      </w:r>
+      <w:r>
+        <w:rPr>
+          <w:color w:val="1A1A1A"/>
+        </w:rPr>
+        <w:t xml:space="preserve"> confidence-scored data and grades resume-to-job fit against a versioned rubric. Designed and built solo end to end: the extraction pipeline, the skill taxonomy, the scoring engine, the benchmark harness and the web dashboard.</w:t>
       </w:r>
     </w:p>
     <w:p>
@@ -2794,277 +2749,197 @@
           <w:bCs/>
           <w:color w:val="0A0A0A"/>
         </w:rPr>
-        <w:t xml:space="preserve">Local speech-to-text and media pipeline — </w:t>
-      </w:r>
-      <w:r>
-        <w:rPr>
-          <w:color w:val="1A1A1A"/>
-        </w:rPr>
-        <w:t>an asynchronous Celery/Redis pipeline (validate → media-inspect → extract → normalise → transcribe → diarise → summarise → index) transcribes audio and video offline via Faster-Whis</w:t>
-      </w:r>
-      <w:r>
-        <w:rPr>
-          <w:color w:val="1A1A1A"/>
-        </w:rPr>
-        <w:t>per and FFmpeg, emitting timestamped, editable transcripts in TXT, MD, SRT, VTT and JSON with graceful degradation, so a failed AI step never discards a good transcript.</w:t>
-      </w:r>
-    </w:p>
-    <w:p>
-      <w:pPr>
-        <w:pStyle w:val="ListParagraph"/>
-        <w:numPr>
-          <w:ilvl w:val="0"/>
-          <w:numId w:val="2"/>
-        </w:numPr>
-        <w:spacing w:after="55" w:line="285" w:lineRule="auto"/>
-      </w:pPr>
-      <w:r>
-        <w:rPr>
-          <w:b/>
-          <w:bCs/>
-          <w:color w:val="0A0A0A"/>
-        </w:rPr>
-        <w:t xml:space="preserve">Grounded, cited local AI — </w:t>
-      </w:r>
-      <w:r>
-        <w:rPr>
-          <w:color w:val="1A1A1A"/>
-        </w:rPr>
-        <w:t>Ollama running Llama 3.2 produces executive and detailed su</w:t>
-      </w:r>
-      <w:r>
-        <w:rPr>
-          <w:color w:val="1A1A1A"/>
-        </w:rPr>
-        <w:t>mmaries, action items, decisions, risks and keywords in a single versioned-prompt inference; a RAG chat answers questions over one meeting or the whole organisation using hybrid retrieval (local embeddings, Postgres full-text and recency), returning clicka</w:t>
-      </w:r>
-      <w:r>
-        <w:rPr>
-          <w:color w:val="1A1A1A"/>
-        </w:rPr>
-        <w:t>ble-timestamp citations and refusing to answer beyond the source material — no hallucinated facts.</w:t>
-      </w:r>
-    </w:p>
-    <w:p>
-      <w:pPr>
-        <w:pStyle w:val="ListParagraph"/>
-        <w:numPr>
-          <w:ilvl w:val="0"/>
-          <w:numId w:val="2"/>
-        </w:numPr>
-        <w:spacing w:after="55" w:line="285" w:lineRule="auto"/>
-      </w:pPr>
-      <w:r>
-        <w:rPr>
-          <w:b/>
-          <w:bCs/>
-          <w:color w:val="0A0A0A"/>
-        </w:rPr>
-        <w:t xml:space="preserve">Reusable background-job engine — </w:t>
-      </w:r>
-      <w:r>
-        <w:rPr>
-          <w:color w:val="1A1A1A"/>
-        </w:rPr>
-        <w:t>a domain-agnostic job and pipeline platform with self-registering stages, dependency-graph topological ordering, per-stage r</w:t>
-      </w:r>
-      <w:r>
-        <w:rPr>
-          <w:color w:val="1A1A1A"/>
-        </w:rPr>
-        <w:t>etry with exponential backoff, idempotent resume, cancellation, live progress and an in-process event bus, running all long work off the request path and powering transcription, AI, imports and exports alike.</w:t>
-      </w:r>
-    </w:p>
-    <w:p>
-      <w:pPr>
-        <w:pStyle w:val="ListParagraph"/>
-        <w:numPr>
-          <w:ilvl w:val="0"/>
-          <w:numId w:val="2"/>
-        </w:numPr>
-        <w:spacing w:after="55" w:line="285" w:lineRule="auto"/>
-      </w:pPr>
-      <w:r>
-        <w:rPr>
-          <w:b/>
-          <w:bCs/>
-          <w:color w:val="0A0A0A"/>
-        </w:rPr>
-        <w:t xml:space="preserve">Human-in-the-loop workspace — </w:t>
-      </w:r>
-      <w:r>
-        <w:rPr>
-          <w:color w:val="1A1A1A"/>
-        </w:rPr>
-        <w:t>AI never auto-cre</w:t>
-      </w:r>
-      <w:r>
-        <w:rPr>
-          <w:color w:val="1A1A1A"/>
-        </w:rPr>
-        <w:t>ates work; it emits confidence-scored suggestions with full explainability — source meeting, segment, speaker, quote and reason — that a user approves, edits or rejects to materialise real tasks (Kanban), issues, decisions and risks, each carrying an immut</w:t>
-      </w:r>
-      <w:r>
-        <w:rPr>
-          <w:color w:val="1A1A1A"/>
-        </w:rPr>
-        <w:t>able audit trail back to its evidence.</w:t>
-      </w:r>
-    </w:p>
-    <w:p>
-      <w:pPr>
-        <w:pStyle w:val="ListParagraph"/>
-        <w:numPr>
-          <w:ilvl w:val="0"/>
-          <w:numId w:val="2"/>
-        </w:numPr>
-        <w:spacing w:after="55" w:line="285" w:lineRule="auto"/>
-      </w:pPr>
-      <w:r>
-        <w:rPr>
-          <w:b/>
-          <w:bCs/>
-          <w:color w:val="0A0A0A"/>
-        </w:rPr>
-        <w:t xml:space="preserve">Bitemporal organisational knowledge hub — </w:t>
-      </w:r>
-      <w:r>
-        <w:rPr>
-          <w:color w:val="1A1A1A"/>
-        </w:rPr>
-        <w:t>an append-only, event-sourced knowledge index — versioned, with time-travel “what did we know as of…” queries, decision-evolution history, consensus tracking and conflict dete</w:t>
-      </w:r>
-      <w:r>
-        <w:rPr>
-          <w:color w:val="1A1A1A"/>
-        </w:rPr>
-        <w:t>ction — powers cross-meeting search, insights, recommendations and an executive dashboard whose health, score and analytics are materialised incrementally (around 14 ms dashboard reads) rather than recomputed per request.</w:t>
-      </w:r>
-    </w:p>
-    <w:p>
-      <w:pPr>
-        <w:pStyle w:val="ListParagraph"/>
-        <w:numPr>
-          <w:ilvl w:val="0"/>
-          <w:numId w:val="2"/>
-        </w:numPr>
-        <w:spacing w:after="55" w:line="285" w:lineRule="auto"/>
-      </w:pPr>
-      <w:r>
-        <w:rPr>
-          <w:b/>
-          <w:bCs/>
-          <w:color w:val="0A0A0A"/>
-        </w:rPr>
-        <w:t xml:space="preserve">Multi-agent intelligence platform — </w:t>
-      </w:r>
-      <w:r>
-        <w:rPr>
-          <w:color w:val="1A1A1A"/>
-        </w:rPr>
-        <w:t>12 declarative, owner-scoped agents access data only through a permissioned tool registry, coordinated by a planner (intent → agent selection by reputation → parallel execution → merge → conflict resolution) and a collab</w:t>
-      </w:r>
-      <w:r>
-        <w:rPr>
-          <w:color w:val="1A1A1A"/>
-        </w:rPr>
-        <w:t>oration engine offering review, vote, debate and hand-off workflow templates, with sandbox previews and human approval gates throughout.</w:t>
-      </w:r>
-    </w:p>
-    <w:p>
-      <w:pPr>
-        <w:pStyle w:val="ListParagraph"/>
-        <w:numPr>
-          <w:ilvl w:val="0"/>
-          <w:numId w:val="2"/>
-        </w:numPr>
-        <w:spacing w:after="55" w:line="285" w:lineRule="auto"/>
-      </w:pPr>
-      <w:r>
-        <w:rPr>
-          <w:b/>
-          <w:bCs/>
-          <w:color w:val="0A0A0A"/>
-        </w:rPr>
-        <w:t xml:space="preserve">Speaker diarisation and cross-meeting voice identity — </w:t>
-      </w:r>
-      <w:r>
-        <w:rPr>
-          <w:color w:val="1A1A1A"/>
-        </w:rPr>
-        <w:t>segments are attributed to first-class speaker entities via Spee</w:t>
-      </w:r>
-      <w:r>
-        <w:rPr>
-          <w:color w:val="1A1A1A"/>
-        </w:rPr>
-        <w:t>chBrain ECAPA embeddings and clustering, with an AI name-suggestion step that is suggest-only and never auto-applied, plus a cross-meeting voice registry recognising recurring speakers through tiered similarity matching — reusing embeddings persisted at pr</w:t>
-      </w:r>
-      <w:r>
-        <w:rPr>
-          <w:color w:val="1A1A1A"/>
-        </w:rPr>
-        <w:t>ocessing time so nothing is ever reprocessed.</w:t>
-      </w:r>
-    </w:p>
-    <w:p>
-      <w:pPr>
-        <w:pStyle w:val="ListParagraph"/>
-        <w:numPr>
-          <w:ilvl w:val="0"/>
-          <w:numId w:val="2"/>
-        </w:numPr>
-        <w:spacing w:after="55" w:line="285" w:lineRule="auto"/>
-      </w:pPr>
-      <w:r>
-        <w:rPr>
-          <w:b/>
-          <w:bCs/>
-          <w:color w:val="0A0A0A"/>
-        </w:rPr>
-        <w:t xml:space="preserve">Universal media import — </w:t>
-      </w:r>
-      <w:r>
-        <w:rPr>
-          <w:color w:val="1A1A1A"/>
-        </w:rPr>
-        <w:t xml:space="preserve">a provider-based ingestion layer imports YouTube and Vimeo links, direct media URLs and podcast/RSS feeds with episode pickers and batch fan-out straight into the existing pipeline via </w:t>
-      </w:r>
-      <w:r>
-        <w:rPr>
-          <w:color w:val="1A1A1A"/>
-        </w:rPr>
-        <w:t>yt-dlp and feedparser, guarded by SSRF protection and three-layer deduplication, with zero duplicated AI logic.</w:t>
-      </w:r>
-    </w:p>
-    <w:p>
-      <w:pPr>
-        <w:pStyle w:val="ListParagraph"/>
-        <w:numPr>
-          <w:ilvl w:val="0"/>
-          <w:numId w:val="2"/>
-        </w:numPr>
-        <w:spacing w:after="55" w:line="285" w:lineRule="auto"/>
-      </w:pPr>
-      <w:r>
-        <w:rPr>
-          <w:b/>
-          <w:bCs/>
-          <w:color w:val="0A0A0A"/>
-        </w:rPr>
-        <w:t xml:space="preserve">Reproducible evaluation built in — </w:t>
-      </w:r>
-      <w:r>
-        <w:rPr>
-          <w:color w:val="1A1A1A"/>
-        </w:rPr>
-        <w:t>a diarisation benchmarking framework with public and user-verified datasets, a settings-free re-clustering ha</w:t>
-      </w:r>
-      <w:r>
-        <w:rPr>
-          <w:color w:val="1A1A1A"/>
-        </w:rPr>
-        <w:t>rness sweeping tuning thresholds against stored embeddings without re-transcribing, honest ground-truth labelling distinguishing verified from approximate, and provenance-stamped runs for regression tracking.</w:t>
+        <w:t>Deterministic, e</w:t>
+      </w:r>
+      <w:r>
+        <w:rPr>
+          <w:b/>
+          <w:bCs/>
+          <w:color w:val="0A0A0A"/>
+        </w:rPr>
+        <w:t xml:space="preserve">xplainable parsing — </w:t>
+      </w:r>
+      <w:r>
+        <w:rPr>
+          <w:color w:val="1A1A1A"/>
+        </w:rPr>
+        <w:t>a fully offline engine (PyMuPDF, pdfplumber, python-docx) handles two-column layouts, tables and scanned or image PDFs via Tesseract OCR, emitting every field as a value, confidence, method and source-span envelope with a strict no-gue</w:t>
+      </w:r>
+      <w:r>
+        <w:rPr>
+          <w:color w:val="1A1A1A"/>
+        </w:rPr>
+        <w:t>ss threshold — it never fabricates data.</w:t>
+      </w:r>
+    </w:p>
+    <w:p>
+      <w:pPr>
+        <w:pStyle w:val="ListParagraph"/>
+        <w:numPr>
+          <w:ilvl w:val="0"/>
+          <w:numId w:val="2"/>
+        </w:numPr>
+        <w:spacing w:after="55" w:line="285" w:lineRule="auto"/>
+      </w:pPr>
+      <w:r>
+        <w:rPr>
+          <w:b/>
+          <w:bCs/>
+          <w:color w:val="0A0A0A"/>
+        </w:rPr>
+        <w:t xml:space="preserve">Versioned skill taxonomy — </w:t>
+      </w:r>
+      <w:r>
+        <w:rPr>
+          <w:color w:val="1A1A1A"/>
+        </w:rPr>
+        <w:t>432 skills across 33 categories and 10 industries with typed aliases and weighted relationships, matched by a staged offline matcher (exact → alias → normalised → fuzzy, never fuzzy-first)</w:t>
+      </w:r>
+      <w:r>
+        <w:rPr>
+          <w:color w:val="1A1A1A"/>
+        </w:rPr>
+        <w:t xml:space="preserve"> that records exactly how each match was made.</w:t>
+      </w:r>
+    </w:p>
+    <w:p>
+      <w:pPr>
+        <w:pStyle w:val="ListParagraph"/>
+        <w:numPr>
+          <w:ilvl w:val="0"/>
+          <w:numId w:val="2"/>
+        </w:numPr>
+        <w:spacing w:after="55" w:line="285" w:lineRule="auto"/>
+      </w:pPr>
+      <w:r>
+        <w:rPr>
+          <w:b/>
+          <w:bCs/>
+          <w:color w:val="0A0A0A"/>
+        </w:rPr>
+        <w:t xml:space="preserve">Document-agnostic framework — </w:t>
+      </w:r>
+      <w:r>
+        <w:rPr>
+          <w:color w:val="1A1A1A"/>
+        </w:rPr>
+        <w:t>resumes and job descriptions run through one shared plugin-based parsing pipeline, with industry derived deterministically from the taxonomy rather than guessed.</w:t>
+      </w:r>
+    </w:p>
+    <w:p>
+      <w:pPr>
+        <w:pStyle w:val="ListParagraph"/>
+        <w:numPr>
+          <w:ilvl w:val="0"/>
+          <w:numId w:val="2"/>
+        </w:numPr>
+        <w:spacing w:after="55" w:line="285" w:lineRule="auto"/>
+      </w:pPr>
+      <w:r>
+        <w:rPr>
+          <w:b/>
+          <w:bCs/>
+          <w:color w:val="0A0A0A"/>
+        </w:rPr>
+        <w:t>Explainable ATS s</w:t>
+      </w:r>
+      <w:r>
+        <w:rPr>
+          <w:b/>
+          <w:bCs/>
+          <w:color w:val="0A0A0A"/>
+        </w:rPr>
+        <w:t xml:space="preserve">coring engine — </w:t>
+      </w:r>
+      <w:r>
+        <w:rPr>
+          <w:color w:val="1A1A1A"/>
+        </w:rPr>
+        <w:t>grades resume-to-job fit across six weighted categories with budgets summing to 100, using taxonomy-grounded skill matching, a neutralise-and-redistribute strategy for non-applicable criteria and a reconciliation invariant — each score ship</w:t>
+      </w:r>
+      <w:r>
+        <w:rPr>
+          <w:color w:val="1A1A1A"/>
+        </w:rPr>
+        <w:t>s with the human-readable reasons behind it.</w:t>
+      </w:r>
+    </w:p>
+    <w:p>
+      <w:pPr>
+        <w:pStyle w:val="ListParagraph"/>
+        <w:numPr>
+          <w:ilvl w:val="0"/>
+          <w:numId w:val="2"/>
+        </w:numPr>
+        <w:spacing w:after="55" w:line="285" w:lineRule="auto"/>
+      </w:pPr>
+      <w:r>
+        <w:rPr>
+          <w:b/>
+          <w:bCs/>
+          <w:color w:val="0A0A0A"/>
+        </w:rPr>
+        <w:t xml:space="preserve">Asynchronous processing off the request path — </w:t>
+      </w:r>
+      <w:r>
+        <w:rPr>
+          <w:color w:val="1A1A1A"/>
+        </w:rPr>
+        <w:t>Celery and Redis run parsing and scoring as background jobs (uploaded → parsing → parsed or failed) with live status polling in the interface, so long documents nev</w:t>
+      </w:r>
+      <w:r>
+        <w:rPr>
+          <w:color w:val="1A1A1A"/>
+        </w:rPr>
+        <w:t>er block the API.</w:t>
+      </w:r>
+    </w:p>
+    <w:p>
+      <w:pPr>
+        <w:pStyle w:val="ListParagraph"/>
+        <w:numPr>
+          <w:ilvl w:val="0"/>
+          <w:numId w:val="2"/>
+        </w:numPr>
+        <w:spacing w:after="55" w:line="285" w:lineRule="auto"/>
+      </w:pPr>
+      <w:r>
+        <w:rPr>
+          <w:b/>
+          <w:bCs/>
+          <w:color w:val="0A0A0A"/>
+        </w:rPr>
+        <w:t xml:space="preserve">Honest evaluation built in — </w:t>
+      </w:r>
+      <w:r>
+        <w:rPr>
+          <w:color w:val="1A1A1A"/>
+        </w:rPr>
+        <w:t>a golden-dataset benchmark harness with a synthetic document generator, tolerant per-field comparison and regression-versus-baseline checks keeps accuracy measurable and regressions visible.</w:t>
+      </w:r>
+    </w:p>
+    <w:p>
+      <w:pPr>
+        <w:pStyle w:val="ListParagraph"/>
+        <w:numPr>
+          <w:ilvl w:val="0"/>
+          <w:numId w:val="2"/>
+        </w:numPr>
+        <w:spacing w:after="55" w:line="285" w:lineRule="auto"/>
+      </w:pPr>
+      <w:r>
+        <w:rPr>
+          <w:b/>
+          <w:bCs/>
+          <w:color w:val="0A0A0A"/>
+        </w:rPr>
+        <w:t xml:space="preserve">Production-grade foundation — </w:t>
+      </w:r>
+      <w:r>
+        <w:rPr>
+          <w:color w:val="1A1A1A"/>
+        </w:rPr>
+        <w:t>JWT authentication with a custom email user model, versioned documents, SHA-256 upload deduplication, audit logging and activity feeds, OpenAPI documentation and a full Next.js dashboard.</w:t>
       </w:r>
     </w:p>
     <w:p>
@@ -3082,7 +2957,7 @@
           <w:sz w:val="20"/>
           <w:szCs w:val="20"/>
         </w:rPr>
-        <w:t>No-Code Enterprise ERP Platform — Metadata-Driv</w:t>
+        <w:t>MeetingMind AI — Fully-Offline, Local-</w:t>
       </w:r>
       <w:r>
         <w:rPr>
@@ -3092,7 +2967,7 @@
           <w:sz w:val="20"/>
           <w:szCs w:val="20"/>
         </w:rPr>
-        <w:t>en Application Builder</w:t>
+        <w:t>First Meeting Intelligence Platform</w:t>
       </w:r>
     </w:p>
     <w:p>
@@ -3107,6 +2982,29 @@
           <w:sz w:val="18"/>
           <w:szCs w:val="18"/>
         </w:rPr>
+        <w:t xml:space="preserve">Role: </w:t>
+      </w:r>
+      <w:r>
+        <w:rPr>
+          <w:color w:val="4A4A4A"/>
+          <w:sz w:val="18"/>
+          <w:szCs w:val="18"/>
+        </w:rPr>
+        <w:t>Independent research project — sole architect and developer</w:t>
+      </w:r>
+    </w:p>
+    <w:p>
+      <w:pPr>
+        <w:spacing w:after="30" w:line="275" w:lineRule="auto"/>
+      </w:pPr>
+      <w:r>
+        <w:rPr>
+          <w:b/>
+          <w:bCs/>
+          <w:color w:val="1B6E8C"/>
+          <w:sz w:val="18"/>
+          <w:szCs w:val="18"/>
+        </w:rPr>
         <w:t xml:space="preserve">Tools: </w:t>
       </w:r>
       <w:r>
@@ -3115,7 +3013,15 @@
           <w:sz w:val="18"/>
           <w:szCs w:val="18"/>
         </w:rPr>
-        <w:t>Python (Django REST Framework), Next.js 14 (App Router), TypeScript, PostgreSQL with Row-Level Security, Redis, Celery</w:t>
+        <w:t>Python, Django 5, Django REST Framework, Celery, Redis, PostgreSQL, Faster-Whisper, Ollama (Llama 3.2), SpeechBrain ECAPA, FFmpeg, sentence / Nomic</w:t>
+      </w:r>
+      <w:r>
+        <w:rPr>
+          <w:color w:val="4A4A4A"/>
+          <w:sz w:val="18"/>
+          <w:szCs w:val="18"/>
+        </w:rPr>
+        <w:t xml:space="preserve"> embeddings, PostgreSQL full-text and vector search, yt-dlp / feedparser, Next.js 16, React 19, TypeScript, Tailwind v4, TanStack Query, Zustand</w:t>
       </w:r>
     </w:p>
     <w:p>
@@ -3130,7 +3036,7 @@
           <w:sz w:val="18"/>
           <w:szCs w:val="18"/>
         </w:rPr>
-        <w:t xml:space="preserve">Positioning: </w:t>
+        <w:t xml:space="preserve">Status: </w:t>
       </w:r>
       <w:r>
         <w:rPr>
@@ -3138,7 +3044,7 @@
           <w:sz w:val="18"/>
           <w:szCs w:val="18"/>
         </w:rPr>
-        <w:t>Configurable enterprise platform in the category addressed by Odoo and Salesforce</w:t>
+        <w:t>Active development</w:t>
       </w:r>
     </w:p>
     <w:p>
@@ -3150,13 +3056,25 @@
         <w:rPr>
           <w:color w:val="1A1A1A"/>
         </w:rPr>
-        <w:t>A no-code, metadata-driven enterprise operating system that allows organisations to define their own data models, workflows and business logic through configuration rather than code. Entities, fields, relationships and rules are stored as metadata and inte</w:t>
-      </w:r>
-      <w:r>
-        <w:rPr>
-          <w:color w:val="1A1A1A"/>
-        </w:rPr>
-        <w:t>rpreted at runtime, so a new business application can be assembled and changed without a code deployment.</w:t>
+        <w:t>A from-scratch meeting-assistant SaaS that turns raw audio and video into transcript</w:t>
+      </w:r>
+      <w:r>
+        <w:rPr>
+          <w:color w:val="1A1A1A"/>
+        </w:rPr>
+        <w:t xml:space="preserve">s, grounded summaries, tracked work and organisational knowledge — running entirely locally with no paid APIs, cloud AI or commercial SDKs. Every AI capability (speech-to-text, summarisation, chat, embeddings, diarisation) sits behind a provider interface </w:t>
+      </w:r>
+      <w:r>
+        <w:rPr>
+          <w:color w:val="1A1A1A"/>
+        </w:rPr>
+        <w:t>defaulting to a local engine, so the product works end to end after a clone and setup, yet can swap in optional cloud providers by configuration alone. Designed and built solo across 15 phases — the Clean Architecture backend, the background processing eng</w:t>
+      </w:r>
+      <w:r>
+        <w:rPr>
+          <w:color w:val="1A1A1A"/>
+        </w:rPr>
+        <w:t>ine, the local AI stack, the knowledge and executive-intelligence layers, a multi-agent platform and the full Next.js dashboard.</w:t>
       </w:r>
     </w:p>
     <w:p>
@@ -3190,215 +3108,285 @@
           <w:bCs/>
           <w:color w:val="0A0A0A"/>
         </w:rPr>
-        <w:t xml:space="preserve">Metadata-Driven Model Layer — </w:t>
-      </w:r>
-      <w:r>
-        <w:rPr>
-          <w:color w:val="1A1A1A"/>
-        </w:rPr>
-        <w:t>entities, fields, relationships and validation rules defined as metadata and interpreted at runtime; new mo</w:t>
-      </w:r>
-      <w:r>
-        <w:rPr>
-          <w:color w:val="1A1A1A"/>
-        </w:rPr>
-        <w:t>dules are created through configuration rather than schema migration and redeployment.</w:t>
-      </w:r>
-    </w:p>
-    <w:p>
-      <w:pPr>
-        <w:pStyle w:val="ListParagraph"/>
-        <w:numPr>
-          <w:ilvl w:val="0"/>
-          <w:numId w:val="2"/>
-        </w:numPr>
-        <w:spacing w:after="55" w:line="285" w:lineRule="auto"/>
-      </w:pPr>
-      <w:r>
-        <w:rPr>
-          <w:b/>
-          <w:bCs/>
-          <w:color w:val="0A0A0A"/>
-        </w:rPr>
-        <w:t xml:space="preserve">Event-Sourced Architecture — </w:t>
-      </w:r>
-      <w:r>
-        <w:rPr>
-          <w:color w:val="1A1A1A"/>
-        </w:rPr>
-        <w:t>state changes captured as an immutable event stream, providing complete audit history and point-in-time reconstruction of any record.</w:t>
-      </w:r>
-    </w:p>
-    <w:p>
-      <w:pPr>
-        <w:pStyle w:val="ListParagraph"/>
-        <w:numPr>
-          <w:ilvl w:val="0"/>
-          <w:numId w:val="2"/>
-        </w:numPr>
-        <w:spacing w:after="55" w:line="285" w:lineRule="auto"/>
-      </w:pPr>
-      <w:r>
-        <w:rPr>
-          <w:b/>
-          <w:bCs/>
-          <w:color w:val="0A0A0A"/>
-        </w:rPr>
-        <w:t>Busine</w:t>
-      </w:r>
-      <w:r>
-        <w:rPr>
-          <w:b/>
-          <w:bCs/>
-          <w:color w:val="0A0A0A"/>
-        </w:rPr>
-        <w:t xml:space="preserve">ss Rules Engine — </w:t>
-      </w:r>
-      <w:r>
-        <w:rPr>
-          <w:color w:val="1A1A1A"/>
-        </w:rPr>
-        <w:t>a core architectural pillar: conditional logic, triggers, computed fields and process automation authored by administrators without developer involvement.</w:t>
-      </w:r>
-    </w:p>
-    <w:p>
-      <w:pPr>
-        <w:pStyle w:val="ListParagraph"/>
-        <w:numPr>
-          <w:ilvl w:val="0"/>
-          <w:numId w:val="2"/>
-        </w:numPr>
-        <w:spacing w:after="55" w:line="285" w:lineRule="auto"/>
-      </w:pPr>
-      <w:r>
-        <w:rPr>
-          <w:b/>
-          <w:bCs/>
-          <w:color w:val="0A0A0A"/>
-        </w:rPr>
-        <w:t xml:space="preserve">Multi-Tenant Isolation via PostgreSQL Row-Level Security — </w:t>
-      </w:r>
-      <w:r>
-        <w:rPr>
-          <w:color w:val="1A1A1A"/>
-        </w:rPr>
-        <w:t>tenant separation enforc</w:t>
-      </w:r>
-      <w:r>
-        <w:rPr>
-          <w:color w:val="1A1A1A"/>
-        </w:rPr>
-        <w:t>ed at the database layer rather than in application code, removing an entire class of cross-tenant data-leak risk.</w:t>
-      </w:r>
-    </w:p>
-    <w:p>
-      <w:pPr>
-        <w:pStyle w:val="ListParagraph"/>
-        <w:numPr>
-          <w:ilvl w:val="0"/>
-          <w:numId w:val="2"/>
-        </w:numPr>
-        <w:spacing w:after="55" w:line="285" w:lineRule="auto"/>
-      </w:pPr>
-      <w:r>
-        <w:rPr>
-          <w:b/>
-          <w:bCs/>
-          <w:color w:val="0A0A0A"/>
-        </w:rPr>
-        <w:t xml:space="preserve">Approval Matrix &amp; SLA Engine — </w:t>
-      </w:r>
-      <w:r>
-        <w:rPr>
-          <w:color w:val="1A1A1A"/>
-        </w:rPr>
-        <w:t>configurable multi-stage approval chains and service-level tracking with automated escalation on breach.</w:t>
-      </w:r>
-    </w:p>
-    <w:p>
-      <w:pPr>
-        <w:pStyle w:val="ListParagraph"/>
-        <w:numPr>
-          <w:ilvl w:val="0"/>
-          <w:numId w:val="2"/>
-        </w:numPr>
-        <w:spacing w:after="55" w:line="285" w:lineRule="auto"/>
-      </w:pPr>
-      <w:r>
-        <w:rPr>
-          <w:b/>
-          <w:bCs/>
-          <w:color w:val="0A0A0A"/>
-        </w:rPr>
-        <w:t>Doubl</w:t>
-      </w:r>
-      <w:r>
-        <w:rPr>
-          <w:b/>
-          <w:bCs/>
-          <w:color w:val="0A0A0A"/>
-        </w:rPr>
-        <w:t xml:space="preserve">e-Entry Accounting Ledger — </w:t>
-      </w:r>
-      <w:r>
-        <w:rPr>
-          <w:color w:val="1A1A1A"/>
-        </w:rPr>
-        <w:t>a genuine double-entry ledger underpinning the financial modules, maintaining balanced books across all transactional activity.</w:t>
-      </w:r>
-    </w:p>
-    <w:p>
-      <w:pPr>
-        <w:pStyle w:val="ListParagraph"/>
-        <w:numPr>
-          <w:ilvl w:val="0"/>
-          <w:numId w:val="2"/>
-        </w:numPr>
-        <w:spacing w:after="55" w:line="285" w:lineRule="auto"/>
-      </w:pPr>
-      <w:r>
-        <w:rPr>
-          <w:b/>
-          <w:bCs/>
-          <w:color w:val="0A0A0A"/>
-        </w:rPr>
-        <w:t xml:space="preserve">Webhook &amp; API Builders — </w:t>
-      </w:r>
-      <w:r>
-        <w:rPr>
-          <w:color w:val="1A1A1A"/>
-        </w:rPr>
-        <w:t>administrators expose custom REST endpoints and configure outbound webhooks</w:t>
-      </w:r>
-      <w:r>
-        <w:rPr>
-          <w:color w:val="1A1A1A"/>
-        </w:rPr>
-        <w:t xml:space="preserve"> through the interface, enabling third-party integration without engineering work.</w:t>
-      </w:r>
-    </w:p>
-    <w:p>
-      <w:pPr>
-        <w:pStyle w:val="ListParagraph"/>
-        <w:numPr>
-          <w:ilvl w:val="0"/>
-          <w:numId w:val="2"/>
-        </w:numPr>
-        <w:spacing w:after="55" w:line="285" w:lineRule="auto"/>
-      </w:pPr>
-      <w:r>
-        <w:rPr>
-          <w:b/>
-          <w:bCs/>
-          <w:color w:val="0A0A0A"/>
-        </w:rPr>
-        <w:t xml:space="preserve">External Portal Builder &amp; White-Labelling — </w:t>
-      </w:r>
-      <w:r>
-        <w:rPr>
-          <w:color w:val="1A1A1A"/>
-        </w:rPr>
-        <w:t>customer- and vendor-facing portals plus per-tenant branding configured entirely without code.</w:t>
+        <w:t xml:space="preserve">Local speech-to-text and media pipeline — </w:t>
+      </w:r>
+      <w:r>
+        <w:rPr>
+          <w:color w:val="1A1A1A"/>
+        </w:rPr>
+        <w:t>an asynchronous Celery/Redis pipeline (validate → media-inspect → extract → normalise → transcribe → diarise → summarise → index) transcribes audio and video offline via Faster-Whisper and FFmpeg, emitting timestamped, editable transcripts in TXT, MD, SRT,</w:t>
+      </w:r>
+      <w:r>
+        <w:rPr>
+          <w:color w:val="1A1A1A"/>
+        </w:rPr>
+        <w:t xml:space="preserve"> VTT and JSON with graceful degradation, so a failed AI step never discards a good transcript.</w:t>
+      </w:r>
+    </w:p>
+    <w:p>
+      <w:pPr>
+        <w:pStyle w:val="ListParagraph"/>
+        <w:numPr>
+          <w:ilvl w:val="0"/>
+          <w:numId w:val="2"/>
+        </w:numPr>
+        <w:spacing w:after="55" w:line="285" w:lineRule="auto"/>
+      </w:pPr>
+      <w:r>
+        <w:rPr>
+          <w:b/>
+          <w:bCs/>
+          <w:color w:val="0A0A0A"/>
+        </w:rPr>
+        <w:t xml:space="preserve">Grounded, cited local AI — </w:t>
+      </w:r>
+      <w:r>
+        <w:rPr>
+          <w:color w:val="1A1A1A"/>
+        </w:rPr>
+        <w:t>Ollama running Llama 3.2 produces executive and detailed summaries, action items, decisions, risks and keywords in a single versioned-</w:t>
+      </w:r>
+      <w:r>
+        <w:rPr>
+          <w:color w:val="1A1A1A"/>
+        </w:rPr>
+        <w:t>prompt inference; a RAG chat answers questions over one meeting or the whole organisation using hybrid retrieval (local embeddings, Postgres full-text and recency), returning clickable-timestamp citations and refusing to answer beyond the source material —</w:t>
+      </w:r>
+      <w:r>
+        <w:rPr>
+          <w:color w:val="1A1A1A"/>
+        </w:rPr>
+        <w:t xml:space="preserve"> no hallucinated facts.</w:t>
+      </w:r>
+    </w:p>
+    <w:p>
+      <w:pPr>
+        <w:pStyle w:val="ListParagraph"/>
+        <w:numPr>
+          <w:ilvl w:val="0"/>
+          <w:numId w:val="2"/>
+        </w:numPr>
+        <w:spacing w:after="55" w:line="285" w:lineRule="auto"/>
+      </w:pPr>
+      <w:r>
+        <w:rPr>
+          <w:b/>
+          <w:bCs/>
+          <w:color w:val="0A0A0A"/>
+        </w:rPr>
+        <w:t xml:space="preserve">Reusable background-job engine — </w:t>
+      </w:r>
+      <w:r>
+        <w:rPr>
+          <w:color w:val="1A1A1A"/>
+        </w:rPr>
+        <w:t>a domain-agnostic job and pipeline platform with self-registering stages, dependency-graph topological ordering, per-stage retry with exponential backoff, idempotent resume, cancellation, live progre</w:t>
+      </w:r>
+      <w:r>
+        <w:rPr>
+          <w:color w:val="1A1A1A"/>
+        </w:rPr>
+        <w:t>ss and an in-process event bus, running all long work off the request path and powering transcription, AI, imports and exports alike.</w:t>
+      </w:r>
+    </w:p>
+    <w:p>
+      <w:pPr>
+        <w:pStyle w:val="ListParagraph"/>
+        <w:numPr>
+          <w:ilvl w:val="0"/>
+          <w:numId w:val="2"/>
+        </w:numPr>
+        <w:spacing w:after="55" w:line="285" w:lineRule="auto"/>
+      </w:pPr>
+      <w:r>
+        <w:rPr>
+          <w:b/>
+          <w:bCs/>
+          <w:color w:val="0A0A0A"/>
+        </w:rPr>
+        <w:t xml:space="preserve">Human-in-the-loop workspace — </w:t>
+      </w:r>
+      <w:r>
+        <w:rPr>
+          <w:color w:val="1A1A1A"/>
+        </w:rPr>
+        <w:t xml:space="preserve">AI never auto-creates work; it emits confidence-scored suggestions with full explainability </w:t>
+      </w:r>
+      <w:r>
+        <w:rPr>
+          <w:color w:val="1A1A1A"/>
+        </w:rPr>
+        <w:t>— source meeting, segment, speaker, quote and reason — that a user approves, edits or rejects to materialise real tasks (Kanban), issues, decisions and risks, each carrying an immutable audit trail back to its evidence.</w:t>
+      </w:r>
+    </w:p>
+    <w:p>
+      <w:pPr>
+        <w:pStyle w:val="ListParagraph"/>
+        <w:numPr>
+          <w:ilvl w:val="0"/>
+          <w:numId w:val="2"/>
+        </w:numPr>
+        <w:spacing w:after="55" w:line="285" w:lineRule="auto"/>
+      </w:pPr>
+      <w:r>
+        <w:rPr>
+          <w:b/>
+          <w:bCs/>
+          <w:color w:val="0A0A0A"/>
+        </w:rPr>
+        <w:t xml:space="preserve">Bitemporal organisational knowledge </w:t>
+      </w:r>
+      <w:r>
+        <w:rPr>
+          <w:b/>
+          <w:bCs/>
+          <w:color w:val="0A0A0A"/>
+        </w:rPr>
+        <w:t xml:space="preserve">hub — </w:t>
+      </w:r>
+      <w:r>
+        <w:rPr>
+          <w:color w:val="1A1A1A"/>
+        </w:rPr>
+        <w:t>an append-only, event-sourced knowledge index — versioned, with time-travel “what did we know as of…” queries, decision-evolution history, consensus tracking and conflict detection — powers cross-meeting search, insights, recommendations and an execu</w:t>
+      </w:r>
+      <w:r>
+        <w:rPr>
+          <w:color w:val="1A1A1A"/>
+        </w:rPr>
+        <w:t>tive dashboard whose health, score and analytics are materialised incrementally (around 14 ms dashboard reads) rather than recomputed per request.</w:t>
+      </w:r>
+    </w:p>
+    <w:p>
+      <w:pPr>
+        <w:pStyle w:val="ListParagraph"/>
+        <w:numPr>
+          <w:ilvl w:val="0"/>
+          <w:numId w:val="2"/>
+        </w:numPr>
+        <w:spacing w:after="55" w:line="285" w:lineRule="auto"/>
+      </w:pPr>
+      <w:r>
+        <w:rPr>
+          <w:b/>
+          <w:bCs/>
+          <w:color w:val="0A0A0A"/>
+        </w:rPr>
+        <w:t xml:space="preserve">Multi-agent intelligence platform — </w:t>
+      </w:r>
+      <w:r>
+        <w:rPr>
+          <w:color w:val="1A1A1A"/>
+        </w:rPr>
+        <w:t>12 declarative, owner-scoped agents access data only through a permission</w:t>
+      </w:r>
+      <w:r>
+        <w:rPr>
+          <w:color w:val="1A1A1A"/>
+        </w:rPr>
+        <w:t>ed tool registry, coordinated by a planner (intent → agent selection by reputation → parallel execution → merge → conflict resolution) and a collaboration engine offering review, vote, debate and hand-off workflow templates, with sandbox previews and human</w:t>
+      </w:r>
+      <w:r>
+        <w:rPr>
+          <w:color w:val="1A1A1A"/>
+        </w:rPr>
+        <w:t xml:space="preserve"> approval gates throughout.</w:t>
+      </w:r>
+    </w:p>
+    <w:p>
+      <w:pPr>
+        <w:pStyle w:val="ListParagraph"/>
+        <w:numPr>
+          <w:ilvl w:val="0"/>
+          <w:numId w:val="2"/>
+        </w:numPr>
+        <w:spacing w:after="55" w:line="285" w:lineRule="auto"/>
+      </w:pPr>
+      <w:r>
+        <w:rPr>
+          <w:b/>
+          <w:bCs/>
+          <w:color w:val="0A0A0A"/>
+        </w:rPr>
+        <w:t xml:space="preserve">Speaker diarisation and cross-meeting voice identity — </w:t>
+      </w:r>
+      <w:r>
+        <w:rPr>
+          <w:color w:val="1A1A1A"/>
+        </w:rPr>
+        <w:t>segments are attributed to first-class speaker entities via SpeechBrain ECAPA embeddings and clustering, with an AI name-suggestion step that is suggest-only and never auto-</w:t>
+      </w:r>
+      <w:r>
+        <w:rPr>
+          <w:color w:val="1A1A1A"/>
+        </w:rPr>
+        <w:t>applied, plus a cross-meeting voice registry recognising recurring speakers through tiered similarity matching — reusing embeddings persisted at processing time so nothing is ever reprocessed.</w:t>
+      </w:r>
+    </w:p>
+    <w:p>
+      <w:pPr>
+        <w:pStyle w:val="ListParagraph"/>
+        <w:numPr>
+          <w:ilvl w:val="0"/>
+          <w:numId w:val="2"/>
+        </w:numPr>
+        <w:spacing w:after="55" w:line="285" w:lineRule="auto"/>
+      </w:pPr>
+      <w:r>
+        <w:rPr>
+          <w:b/>
+          <w:bCs/>
+          <w:color w:val="0A0A0A"/>
+        </w:rPr>
+        <w:t xml:space="preserve">Universal media import — </w:t>
+      </w:r>
+      <w:r>
+        <w:rPr>
+          <w:color w:val="1A1A1A"/>
+        </w:rPr>
+        <w:t>a provider-based ingestion layer impor</w:t>
+      </w:r>
+      <w:r>
+        <w:rPr>
+          <w:color w:val="1A1A1A"/>
+        </w:rPr>
+        <w:t>ts YouTube and Vimeo links, direct media URLs and podcast/RSS feeds with episode pickers and batch fan-out straight into the existing pipeline via yt-dlp and feedparser, guarded by SSRF protection and three-layer deduplication, with zero duplicated AI logi</w:t>
+      </w:r>
+      <w:r>
+        <w:rPr>
+          <w:color w:val="1A1A1A"/>
+        </w:rPr>
+        <w:t>c.</w:t>
+      </w:r>
+    </w:p>
+    <w:p>
+      <w:pPr>
+        <w:pStyle w:val="ListParagraph"/>
+        <w:numPr>
+          <w:ilvl w:val="0"/>
+          <w:numId w:val="2"/>
+        </w:numPr>
+        <w:spacing w:after="55" w:line="285" w:lineRule="auto"/>
+      </w:pPr>
+      <w:r>
+        <w:rPr>
+          <w:b/>
+          <w:bCs/>
+          <w:color w:val="0A0A0A"/>
+        </w:rPr>
+        <w:t xml:space="preserve">Reproducible evaluation built in — </w:t>
+      </w:r>
+      <w:r>
+        <w:rPr>
+          <w:color w:val="1A1A1A"/>
+        </w:rPr>
+        <w:t>a diarisation benchmarking framework with public and user-verified datasets, a settings-free re-clustering harness sweeping tuning thresholds against stored embeddings without re-transcribing, honest ground-truth label</w:t>
+      </w:r>
+      <w:r>
+        <w:rPr>
+          <w:color w:val="1A1A1A"/>
+        </w:rPr>
+        <w:t>ling distinguishing verified from approximate, and provenance-stamped runs for regression tracking.</w:t>
       </w:r>
     </w:p>
     <w:p>
@@ -3416,17 +3404,7 @@
           <w:sz w:val="20"/>
           <w:szCs w:val="20"/>
         </w:rPr>
-        <w:t>OCR &amp; Document Intelligence — In-H</w:t>
-      </w:r>
-      <w:r>
-        <w:rPr>
-          <w:b/>
-          <w:bCs/>
-          <w:color w:val="10314F"/>
-          <w:sz w:val="20"/>
-          <w:szCs w:val="20"/>
-        </w:rPr>
-        <w:t>ouse Model Development</w:t>
+        <w:t>No-Code Enterprise ERP Platform — Metadata-Driven Application Builder</w:t>
       </w:r>
     </w:p>
     <w:p>
@@ -3449,7 +3427,15 @@
           <w:sz w:val="18"/>
           <w:szCs w:val="18"/>
         </w:rPr>
-        <w:t>Python, PyTorch, self-trained recognition models, Django REST Framework, Celery, Redis, PostgreSQL</w:t>
+        <w:t>Python (Django REST Framework), Next.js 14 (App Router), TypeScript, PostgreSQL</w:t>
+      </w:r>
+      <w:r>
+        <w:rPr>
+          <w:color w:val="4A4A4A"/>
+          <w:sz w:val="18"/>
+          <w:szCs w:val="18"/>
+        </w:rPr>
+        <w:t xml:space="preserve"> with Row-Level Security, Redis, Celery</w:t>
       </w:r>
     </w:p>
     <w:p>
@@ -3464,7 +3450,7 @@
           <w:sz w:val="18"/>
           <w:szCs w:val="18"/>
         </w:rPr>
-        <w:t xml:space="preserve">Status: </w:t>
+        <w:t xml:space="preserve">Positioning: </w:t>
       </w:r>
       <w:r>
         <w:rPr>
@@ -3472,7 +3458,7 @@
           <w:sz w:val="18"/>
           <w:szCs w:val="18"/>
         </w:rPr>
-        <w:t>Active research and development</w:t>
+        <w:t>Configurable enterprise platform in the category addressed by Odoo and Salesforce</w:t>
       </w:r>
     </w:p>
     <w:p>
@@ -3484,13 +3470,13 @@
         <w:rPr>
           <w:color w:val="1A1A1A"/>
         </w:rPr>
-        <w:t>Document intelligence capability built entirely on internally trained models, with no d</w:t>
-      </w:r>
-      <w:r>
-        <w:rPr>
-          <w:color w:val="1A1A1A"/>
-        </w:rPr>
-        <w:t>ependency on third-party AI services or external inference APIs at any stage of the pipeline. Scope covers dataset preparation, model training and evaluation, and the serving layer that exposes structured extraction results to downstream business systems.</w:t>
+        <w:t>A no-code, metadata-driven enterprise operating system that allows organisations to define their own data models, workflo</w:t>
+      </w:r>
+      <w:r>
+        <w:rPr>
+          <w:color w:val="1A1A1A"/>
+        </w:rPr>
+        <w:t>ws and business logic through configuration rather than code. Entities, fields, relationships and rules are stored as metadata and interpreted at runtime, so a new business application can be assembled and changed without a code deployment.</w:t>
       </w:r>
     </w:p>
     <w:p>
@@ -3524,121 +3510,215 @@
           <w:bCs/>
           <w:color w:val="0A0A0A"/>
         </w:rPr>
-        <w:t xml:space="preserve">Fully In-House Model Stack — </w:t>
-      </w:r>
-      <w:r>
-        <w:rPr>
-          <w:color w:val="1A1A1A"/>
-        </w:rPr>
-        <w:t>all recognition and extraction models trained internally; no external AI provider or hosted inference API sits anywhere in the pipeline, keeping the capability under owned infrastructure and free of per-call vendor</w:t>
-      </w:r>
-      <w:r>
-        <w:rPr>
-          <w:color w:val="1A1A1A"/>
-        </w:rPr>
-        <w:t xml:space="preserve"> cost.</w:t>
-      </w:r>
-    </w:p>
-    <w:p>
-      <w:pPr>
-        <w:pStyle w:val="ListParagraph"/>
-        <w:numPr>
-          <w:ilvl w:val="0"/>
-          <w:numId w:val="2"/>
-        </w:numPr>
-        <w:spacing w:after="55" w:line="285" w:lineRule="auto"/>
-      </w:pPr>
-      <w:r>
-        <w:rPr>
-          <w:b/>
-          <w:bCs/>
-          <w:color w:val="0A0A0A"/>
-        </w:rPr>
-        <w:t xml:space="preserve">Data Sovereignty &amp; Confidentiality — </w:t>
-      </w:r>
-      <w:r>
-        <w:rPr>
-          <w:color w:val="1A1A1A"/>
-        </w:rPr>
-        <w:t>source documents never leave controlled infrastructure, addressing privacy and regulatory requirements that rule out third-party document processing.</w:t>
-      </w:r>
-    </w:p>
-    <w:p>
-      <w:pPr>
-        <w:pStyle w:val="ListParagraph"/>
-        <w:numPr>
-          <w:ilvl w:val="0"/>
-          <w:numId w:val="2"/>
-        </w:numPr>
-        <w:spacing w:after="55" w:line="285" w:lineRule="auto"/>
-      </w:pPr>
-      <w:r>
-        <w:rPr>
-          <w:b/>
-          <w:bCs/>
-          <w:color w:val="0A0A0A"/>
-        </w:rPr>
-        <w:t xml:space="preserve">Training &amp; Evaluation Pipeline — </w:t>
-      </w:r>
-      <w:r>
-        <w:rPr>
-          <w:color w:val="1A1A1A"/>
-        </w:rPr>
-        <w:t>dataset preparation, annotation workflow, training runs and accuracy benchmarking against held-out evaluation sets.</w:t>
-      </w:r>
-    </w:p>
-    <w:p>
-      <w:pPr>
-        <w:pStyle w:val="ListParagraph"/>
-        <w:numPr>
-          <w:ilvl w:val="0"/>
-          <w:numId w:val="2"/>
-        </w:numPr>
-        <w:spacing w:after="55" w:line="285" w:lineRule="auto"/>
-      </w:pPr>
-      <w:r>
-        <w:rPr>
-          <w:b/>
-          <w:bCs/>
-          <w:color w:val="0A0A0A"/>
-        </w:rPr>
-        <w:t xml:space="preserve">Asynchronous Serving Layer — </w:t>
-      </w:r>
-      <w:r>
-        <w:rPr>
-          <w:color w:val="1A1A1A"/>
-        </w:rPr>
-        <w:t>Celery workers execute inference off the request path, keeping API latency ind</w:t>
-      </w:r>
-      <w:r>
-        <w:rPr>
-          <w:color w:val="1A1A1A"/>
-        </w:rPr>
-        <w:t>ependent of model processing time.</w:t>
-      </w:r>
-    </w:p>
-    <w:p>
-      <w:pPr>
-        <w:pStyle w:val="ListParagraph"/>
-        <w:numPr>
-          <w:ilvl w:val="0"/>
-          <w:numId w:val="2"/>
-        </w:numPr>
-        <w:spacing w:after="55" w:line="285" w:lineRule="auto"/>
-      </w:pPr>
-      <w:r>
-        <w:rPr>
-          <w:b/>
-          <w:bCs/>
-          <w:color w:val="0A0A0A"/>
-        </w:rPr>
-        <w:t xml:space="preserve">Structured Extraction &amp; Validation — </w:t>
-      </w:r>
-      <w:r>
-        <w:rPr>
-          <w:color w:val="1A1A1A"/>
-        </w:rPr>
-        <w:t>parsing of recognised text into typed, validated fields, with confidence thresholds, retry logic and a human review queue for low-confidence results.</w:t>
+        <w:t>Me</w:t>
+      </w:r>
+      <w:r>
+        <w:rPr>
+          <w:b/>
+          <w:bCs/>
+          <w:color w:val="0A0A0A"/>
+        </w:rPr>
+        <w:t xml:space="preserve">tadata-Driven Model Layer — </w:t>
+      </w:r>
+      <w:r>
+        <w:rPr>
+          <w:color w:val="1A1A1A"/>
+        </w:rPr>
+        <w:t>entities, fields, relationships and validation rules defined as metadata and interpreted at runtime; new modules are created through configuration rather than schema migration and redeployment.</w:t>
+      </w:r>
+    </w:p>
+    <w:p>
+      <w:pPr>
+        <w:pStyle w:val="ListParagraph"/>
+        <w:numPr>
+          <w:ilvl w:val="0"/>
+          <w:numId w:val="2"/>
+        </w:numPr>
+        <w:spacing w:after="55" w:line="285" w:lineRule="auto"/>
+      </w:pPr>
+      <w:r>
+        <w:rPr>
+          <w:b/>
+          <w:bCs/>
+          <w:color w:val="0A0A0A"/>
+        </w:rPr>
+        <w:t xml:space="preserve">Event-Sourced Architecture — </w:t>
+      </w:r>
+      <w:r>
+        <w:rPr>
+          <w:color w:val="1A1A1A"/>
+        </w:rPr>
+        <w:t>state</w:t>
+      </w:r>
+      <w:r>
+        <w:rPr>
+          <w:color w:val="1A1A1A"/>
+        </w:rPr>
+        <w:t xml:space="preserve"> changes captured as an immutable event stream, providing complete audit history and point-in-time reconstruction of any record.</w:t>
+      </w:r>
+    </w:p>
+    <w:p>
+      <w:pPr>
+        <w:pStyle w:val="ListParagraph"/>
+        <w:numPr>
+          <w:ilvl w:val="0"/>
+          <w:numId w:val="2"/>
+        </w:numPr>
+        <w:spacing w:after="55" w:line="285" w:lineRule="auto"/>
+      </w:pPr>
+      <w:r>
+        <w:rPr>
+          <w:b/>
+          <w:bCs/>
+          <w:color w:val="0A0A0A"/>
+        </w:rPr>
+        <w:t xml:space="preserve">Business Rules Engine — </w:t>
+      </w:r>
+      <w:r>
+        <w:rPr>
+          <w:color w:val="1A1A1A"/>
+        </w:rPr>
+        <w:t>a core architectural pillar: conditional logic, triggers, computed fields and process automation authored by administrators without developer involvement.</w:t>
+      </w:r>
+    </w:p>
+    <w:p>
+      <w:pPr>
+        <w:pStyle w:val="ListParagraph"/>
+        <w:numPr>
+          <w:ilvl w:val="0"/>
+          <w:numId w:val="2"/>
+        </w:numPr>
+        <w:spacing w:after="55" w:line="285" w:lineRule="auto"/>
+      </w:pPr>
+      <w:r>
+        <w:rPr>
+          <w:b/>
+          <w:bCs/>
+          <w:color w:val="0A0A0A"/>
+        </w:rPr>
+        <w:t xml:space="preserve">Multi-Tenant Isolation via PostgreSQL Row-Level Security — </w:t>
+      </w:r>
+      <w:r>
+        <w:rPr>
+          <w:color w:val="1A1A1A"/>
+        </w:rPr>
+        <w:t>tenant separation enforced at the database layer rather than in application code, removing an entire class of cross-tenant data-leak risk.</w:t>
+      </w:r>
+    </w:p>
+    <w:p>
+      <w:pPr>
+        <w:pStyle w:val="ListParagraph"/>
+        <w:numPr>
+          <w:ilvl w:val="0"/>
+          <w:numId w:val="2"/>
+        </w:numPr>
+        <w:spacing w:after="55" w:line="285" w:lineRule="auto"/>
+      </w:pPr>
+      <w:r>
+        <w:rPr>
+          <w:b/>
+          <w:bCs/>
+          <w:color w:val="0A0A0A"/>
+        </w:rPr>
+        <w:t xml:space="preserve">Approval Matrix &amp; SLA Engine — </w:t>
+      </w:r>
+      <w:r>
+        <w:rPr>
+          <w:color w:val="1A1A1A"/>
+        </w:rPr>
+        <w:t>configurable multi-stage ap</w:t>
+      </w:r>
+      <w:r>
+        <w:rPr>
+          <w:color w:val="1A1A1A"/>
+        </w:rPr>
+        <w:t>proval chains and service-level tracking with automated escalation on breach.</w:t>
+      </w:r>
+    </w:p>
+    <w:p>
+      <w:pPr>
+        <w:pStyle w:val="ListParagraph"/>
+        <w:numPr>
+          <w:ilvl w:val="0"/>
+          <w:numId w:val="2"/>
+        </w:numPr>
+        <w:spacing w:after="55" w:line="285" w:lineRule="auto"/>
+      </w:pPr>
+      <w:r>
+        <w:rPr>
+          <w:b/>
+          <w:bCs/>
+          <w:color w:val="0A0A0A"/>
+        </w:rPr>
+        <w:t xml:space="preserve">Double-Entry Accounting Ledger — </w:t>
+      </w:r>
+      <w:r>
+        <w:rPr>
+          <w:color w:val="1A1A1A"/>
+        </w:rPr>
+        <w:t>a genuine double-entry ledger underpinning the financial modules, maintaining balanced books across all transactional activity.</w:t>
+      </w:r>
+    </w:p>
+    <w:p>
+      <w:pPr>
+        <w:pStyle w:val="ListParagraph"/>
+        <w:numPr>
+          <w:ilvl w:val="0"/>
+          <w:numId w:val="2"/>
+        </w:numPr>
+        <w:spacing w:after="55" w:line="285" w:lineRule="auto"/>
+      </w:pPr>
+      <w:r>
+        <w:rPr>
+          <w:b/>
+          <w:bCs/>
+          <w:color w:val="0A0A0A"/>
+        </w:rPr>
+        <w:t>Webhook &amp; API Bui</w:t>
+      </w:r>
+      <w:r>
+        <w:rPr>
+          <w:b/>
+          <w:bCs/>
+          <w:color w:val="0A0A0A"/>
+        </w:rPr>
+        <w:t xml:space="preserve">lders — </w:t>
+      </w:r>
+      <w:r>
+        <w:rPr>
+          <w:color w:val="1A1A1A"/>
+        </w:rPr>
+        <w:t>administrators expose custom REST endpoints and configure outbound webhooks through the interface, enabling third-party integration without engineering work.</w:t>
+      </w:r>
+    </w:p>
+    <w:p>
+      <w:pPr>
+        <w:pStyle w:val="ListParagraph"/>
+        <w:numPr>
+          <w:ilvl w:val="0"/>
+          <w:numId w:val="2"/>
+        </w:numPr>
+        <w:spacing w:after="55" w:line="285" w:lineRule="auto"/>
+      </w:pPr>
+      <w:r>
+        <w:rPr>
+          <w:b/>
+          <w:bCs/>
+          <w:color w:val="0A0A0A"/>
+        </w:rPr>
+        <w:t xml:space="preserve">External Portal Builder &amp; White-Labelling — </w:t>
+      </w:r>
+      <w:r>
+        <w:rPr>
+          <w:color w:val="1A1A1A"/>
+        </w:rPr>
+        <w:t>customer- and vendor-facing portals plus per-t</w:t>
+      </w:r>
+      <w:r>
+        <w:rPr>
+          <w:color w:val="1A1A1A"/>
+        </w:rPr>
+        <w:t>enant branding configured entirely without code.</w:t>
       </w:r>
     </w:p>
     <w:p>
@@ -3656,7 +3736,7 @@
           <w:sz w:val="20"/>
           <w:szCs w:val="20"/>
         </w:rPr>
-        <w:t>Trainer &amp; Fitness Platform (Web)</w:t>
+        <w:t>OCR &amp; Document Intelligence — In-House Model Development</w:t>
       </w:r>
     </w:p>
     <w:p>
@@ -3671,8 +3751,21 @@
           <w:sz w:val="18"/>
           <w:szCs w:val="18"/>
         </w:rPr>
-        <w:t>T</w:t>
-      </w:r>
+        <w:t xml:space="preserve">Tools: </w:t>
+      </w:r>
+      <w:r>
+        <w:rPr>
+          <w:color w:val="4A4A4A"/>
+          <w:sz w:val="18"/>
+          <w:szCs w:val="18"/>
+        </w:rPr>
+        <w:t>Python, PyTorch, self-trained recognition models, Django REST Framework, Celery, Redis, PostgreSQL</w:t>
+      </w:r>
+    </w:p>
+    <w:p>
+      <w:pPr>
+        <w:spacing w:after="30" w:line="275" w:lineRule="auto"/>
+      </w:pPr>
       <w:r>
         <w:rPr>
           <w:b/>
@@ -3681,7 +3774,7 @@
           <w:sz w:val="18"/>
           <w:szCs w:val="18"/>
         </w:rPr>
-        <w:t xml:space="preserve">ools: </w:t>
+        <w:t xml:space="preserve">Status: </w:t>
       </w:r>
       <w:r>
         <w:rPr>
@@ -3689,7 +3782,7 @@
           <w:sz w:val="18"/>
           <w:szCs w:val="18"/>
         </w:rPr>
-        <w:t>Python (Django REST Framework), PostgreSQL, Redis, React.js, Celery</w:t>
+        <w:t>Active research and development</w:t>
       </w:r>
     </w:p>
     <w:p>
@@ -3701,7 +3794,19 @@
         <w:rPr>
           <w:color w:val="1A1A1A"/>
         </w:rPr>
-        <w:t>Dual-sided web platform connecting fitness trainers and clients, covering trainer profiles, programme delivery, scheduling and client progress tracking through a unified backend API.</w:t>
+        <w:t>Docu</w:t>
+      </w:r>
+      <w:r>
+        <w:rPr>
+          <w:color w:val="1A1A1A"/>
+        </w:rPr>
+        <w:t>ment intelligence capability built entirely on internally trained models, with no dependency on third-party AI services or external inference APIs at any stage of the pipeline. Scope covers dataset preparation, model training and evaluation, and the servin</w:t>
+      </w:r>
+      <w:r>
+        <w:rPr>
+          <w:color w:val="1A1A1A"/>
+        </w:rPr>
+        <w:t>g layer that exposes structured extraction results to downstream business systems.</w:t>
       </w:r>
     </w:p>
     <w:p>
@@ -3735,97 +3840,127 @@
           <w:bCs/>
           <w:color w:val="0A0A0A"/>
         </w:rPr>
-        <w:t xml:space="preserve">Dual-Role Domain Model — </w:t>
-      </w:r>
-      <w:r>
-        <w:rPr>
-          <w:color w:val="1A1A1A"/>
-        </w:rPr>
-        <w:t>separate trainer and client roles with distinct permissions, dashboards and data visibility rules.</w:t>
-      </w:r>
-    </w:p>
-    <w:p>
-      <w:pPr>
-        <w:pStyle w:val="ListParagraph"/>
-        <w:numPr>
-          <w:ilvl w:val="0"/>
-          <w:numId w:val="2"/>
-        </w:numPr>
-        <w:spacing w:after="55" w:line="285" w:lineRule="auto"/>
-      </w:pPr>
-      <w:r>
-        <w:rPr>
-          <w:b/>
-          <w:bCs/>
-          <w:color w:val="0A0A0A"/>
-        </w:rPr>
-        <w:t xml:space="preserve">Programme &amp; Scheduling Services — </w:t>
-      </w:r>
-      <w:r>
-        <w:rPr>
-          <w:color w:val="1A1A1A"/>
-        </w:rPr>
-        <w:t xml:space="preserve">backend support for training programme creation, assignment, session scheduling and </w:t>
-      </w:r>
-      <w:r>
-        <w:rPr>
-          <w:color w:val="1A1A1A"/>
-        </w:rPr>
-        <w:t>calendar management.</w:t>
-      </w:r>
-    </w:p>
-    <w:p>
-      <w:pPr>
-        <w:pStyle w:val="ListParagraph"/>
-        <w:numPr>
-          <w:ilvl w:val="0"/>
-          <w:numId w:val="2"/>
-        </w:numPr>
-        <w:spacing w:after="55" w:line="285" w:lineRule="auto"/>
-      </w:pPr>
-      <w:r>
-        <w:rPr>
-          <w:b/>
-          <w:bCs/>
-          <w:color w:val="0A0A0A"/>
-        </w:rPr>
-        <w:t xml:space="preserve">Progress Tracking — </w:t>
-      </w:r>
-      <w:r>
-        <w:rPr>
-          <w:color w:val="1A1A1A"/>
-        </w:rPr>
-        <w:t>structured capture and retrieval of client metrics and session history for longitudinal reporting.</w:t>
-      </w:r>
-    </w:p>
-    <w:p>
-      <w:pPr>
-        <w:pStyle w:val="ListParagraph"/>
-        <w:numPr>
-          <w:ilvl w:val="0"/>
-          <w:numId w:val="2"/>
-        </w:numPr>
-        <w:spacing w:after="55" w:line="285" w:lineRule="auto"/>
-      </w:pPr>
-      <w:r>
-        <w:rPr>
-          <w:b/>
-          <w:bCs/>
-          <w:color w:val="0A0A0A"/>
-        </w:rPr>
-        <w:t xml:space="preserve">Media Handling — </w:t>
-      </w:r>
-      <w:r>
-        <w:rPr>
-          <w:color w:val="1A1A1A"/>
-        </w:rPr>
-        <w:t>storage and delivery pipeline for training content, with access control tied to programme entitleme</w:t>
-      </w:r>
-      <w:r>
-        <w:rPr>
-          <w:color w:val="1A1A1A"/>
-        </w:rPr>
-        <w:t>nt.</w:t>
+        <w:t xml:space="preserve">Fully In-House Model Stack — </w:t>
+      </w:r>
+      <w:r>
+        <w:rPr>
+          <w:color w:val="1A1A1A"/>
+        </w:rPr>
+        <w:t>all recognition and extraction models trained internally; no external AI provider or hosted inference API sits anywhere in the pipe</w:t>
+      </w:r>
+      <w:r>
+        <w:rPr>
+          <w:color w:val="1A1A1A"/>
+        </w:rPr>
+        <w:t>line, keeping the capability under owned infrastructure and free of per-call vendor cost.</w:t>
+      </w:r>
+    </w:p>
+    <w:p>
+      <w:pPr>
+        <w:pStyle w:val="ListParagraph"/>
+        <w:numPr>
+          <w:ilvl w:val="0"/>
+          <w:numId w:val="2"/>
+        </w:numPr>
+        <w:spacing w:after="55" w:line="285" w:lineRule="auto"/>
+      </w:pPr>
+      <w:r>
+        <w:rPr>
+          <w:b/>
+          <w:bCs/>
+          <w:color w:val="0A0A0A"/>
+        </w:rPr>
+        <w:t xml:space="preserve">Data Sovereignty &amp; Confidentiality — </w:t>
+      </w:r>
+      <w:r>
+        <w:rPr>
+          <w:color w:val="1A1A1A"/>
+        </w:rPr>
+        <w:t xml:space="preserve">source documents never leave controlled infrastructure, addressing privacy and regulatory requirements that rule out third-party </w:t>
+      </w:r>
+      <w:r>
+        <w:rPr>
+          <w:color w:val="1A1A1A"/>
+        </w:rPr>
+        <w:t>document processing.</w:t>
+      </w:r>
+    </w:p>
+    <w:p>
+      <w:pPr>
+        <w:pStyle w:val="ListParagraph"/>
+        <w:numPr>
+          <w:ilvl w:val="0"/>
+          <w:numId w:val="2"/>
+        </w:numPr>
+        <w:spacing w:after="55" w:line="285" w:lineRule="auto"/>
+      </w:pPr>
+      <w:r>
+        <w:rPr>
+          <w:b/>
+          <w:bCs/>
+          <w:color w:val="0A0A0A"/>
+        </w:rPr>
+        <w:t xml:space="preserve">Training &amp; Evaluation Pipeline — </w:t>
+      </w:r>
+      <w:r>
+        <w:rPr>
+          <w:color w:val="1A1A1A"/>
+        </w:rPr>
+        <w:t>dataset preparation, annotation workflow, training runs and accuracy benchmarking against held-out evaluation sets.</w:t>
+      </w:r>
+    </w:p>
+    <w:p>
+      <w:pPr>
+        <w:pStyle w:val="ListParagraph"/>
+        <w:numPr>
+          <w:ilvl w:val="0"/>
+          <w:numId w:val="2"/>
+        </w:numPr>
+        <w:spacing w:after="55" w:line="285" w:lineRule="auto"/>
+      </w:pPr>
+      <w:r>
+        <w:rPr>
+          <w:b/>
+          <w:bCs/>
+          <w:color w:val="0A0A0A"/>
+        </w:rPr>
+        <w:t xml:space="preserve">Asynchronous Serving Layer — </w:t>
+      </w:r>
+      <w:r>
+        <w:rPr>
+          <w:color w:val="1A1A1A"/>
+        </w:rPr>
+        <w:t>Celery workers execute inference off the request path, ke</w:t>
+      </w:r>
+      <w:r>
+        <w:rPr>
+          <w:color w:val="1A1A1A"/>
+        </w:rPr>
+        <w:t>eping API latency independent of model processing time.</w:t>
+      </w:r>
+    </w:p>
+    <w:p>
+      <w:pPr>
+        <w:pStyle w:val="ListParagraph"/>
+        <w:numPr>
+          <w:ilvl w:val="0"/>
+          <w:numId w:val="2"/>
+        </w:numPr>
+        <w:spacing w:after="55" w:line="285" w:lineRule="auto"/>
+      </w:pPr>
+      <w:r>
+        <w:rPr>
+          <w:b/>
+          <w:bCs/>
+          <w:color w:val="0A0A0A"/>
+        </w:rPr>
+        <w:t xml:space="preserve">Structured Extraction &amp; Validation — </w:t>
+      </w:r>
+      <w:r>
+        <w:rPr>
+          <w:color w:val="1A1A1A"/>
+        </w:rPr>
+        <w:t>parsing of recognised text into typed, validated fields, with confidence thresholds, retry logic and a human review queue for low-confidence results.</w:t>
       </w:r>
     </w:p>
     <w:p>
@@ -3843,7 +3978,17 @@
           <w:sz w:val="20"/>
           <w:szCs w:val="20"/>
         </w:rPr>
-        <w:t>Confidential Mobile Application</w:t>
+        <w:t>Trainer &amp; Fit</w:t>
+      </w:r>
+      <w:r>
+        <w:rPr>
+          <w:b/>
+          <w:bCs/>
+          <w:color w:val="10314F"/>
+          <w:sz w:val="20"/>
+          <w:szCs w:val="20"/>
+        </w:rPr>
+        <w:t>ness Platform (Web)</w:t>
       </w:r>
     </w:p>
     <w:p>
@@ -3866,30 +4011,7 @@
           <w:sz w:val="18"/>
           <w:szCs w:val="18"/>
         </w:rPr>
-        <w:t>Flutter (Dart), Python (Django REST Framework), PostgreSQL</w:t>
-      </w:r>
-    </w:p>
-    <w:p>
-      <w:pPr>
-        <w:spacing w:after="30" w:line="275" w:lineRule="auto"/>
-      </w:pPr>
-      <w:r>
-        <w:rPr>
-          <w:b/>
-          <w:bCs/>
-          <w:color w:val="1B6E8C"/>
-          <w:sz w:val="18"/>
-          <w:szCs w:val="18"/>
-        </w:rPr>
-        <w:t xml:space="preserve">Note: </w:t>
-      </w:r>
-      <w:r>
-        <w:rPr>
-          <w:color w:val="4A4A4A"/>
-          <w:sz w:val="18"/>
-          <w:szCs w:val="18"/>
-        </w:rPr>
-        <w:t>Client and product details withheld under non-disclosure agreement</w:t>
+        <w:t>Python (Django REST Framework), PostgreSQL, Redis, React.js, Celery</w:t>
       </w:r>
     </w:p>
     <w:p>
@@ -3901,251 +4023,131 @@
         <w:rPr>
           <w:color w:val="1A1A1A"/>
         </w:rPr>
-        <w:t>Cross-platform mobile application delivered under NDA. Responsible for backend ar</w:t>
-      </w:r>
-      <w:r>
-        <w:rPr>
-          <w:color w:val="1A1A1A"/>
-        </w:rPr>
-        <w:t>chitecture, API design, data modelling and integration with the Flutter client. Further detail available in interview to the extent permitted by the agreement.</w:t>
-      </w:r>
-    </w:p>
-    <w:p>
-      <w:pPr>
-        <w:spacing w:before="160" w:after="50"/>
-      </w:pPr>
-      <w:r>
-        <w:rPr>
-          <w:b/>
-          <w:bCs/>
-          <w:color w:val="1B6E8C"/>
-          <w:spacing w:val="12"/>
-        </w:rPr>
-        <w:t>Previous Role</w:t>
-      </w:r>
-    </w:p>
-    <w:p>
-      <w:pPr>
-        <w:spacing w:before="140" w:after="20"/>
-      </w:pPr>
-      <w:r>
-        <w:rPr>
-          <w:b/>
-          <w:bCs/>
-          <w:color w:val="0A0A0A"/>
-          <w:sz w:val="21"/>
-          <w:szCs w:val="21"/>
-        </w:rPr>
-        <w:t>Full Stack Developer</w:t>
-      </w:r>
-      <w:r>
-        <w:rPr>
-          <w:color w:val="9A9A9A"/>
-          <w:sz w:val="21"/>
-          <w:szCs w:val="21"/>
-        </w:rPr>
-        <w:t xml:space="preserve">  —  </w:t>
-      </w:r>
-      <w:r>
-        <w:rPr>
-          <w:color w:val="1A1A1A"/>
-          <w:sz w:val="21"/>
-          <w:szCs w:val="21"/>
-        </w:rPr>
-        <w:t>Techynova, Chennai, India</w:t>
-      </w:r>
-      <w:r>
-        <w:rPr>
-          <w:color w:val="9A9A9A"/>
-          <w:sz w:val="18"/>
-          <w:szCs w:val="18"/>
-        </w:rPr>
-        <w:t xml:space="preserve">   |   </w:t>
-      </w:r>
-      <w:r>
-        <w:rPr>
-          <w:i/>
-          <w:iCs/>
+        <w:t>Dual-sided web platform connecting fitness trainers and clients, covering trainer profiles, programme delivery, scheduling and client progress tracking through a unified backend API.</w:t>
+      </w:r>
+    </w:p>
+    <w:p>
+      <w:pPr>
+        <w:spacing w:before="70" w:after="40"/>
+      </w:pPr>
+      <w:r>
+        <w:rPr>
+          <w:b/>
+          <w:bCs/>
           <w:color w:val="4A4A4A"/>
-          <w:sz w:val="18"/>
-          <w:szCs w:val="18"/>
-        </w:rPr>
-        <w:t>Jan 2023 – Feb 2026</w:t>
-      </w:r>
-    </w:p>
-    <w:p>
-      <w:pPr>
-        <w:spacing w:after="70" w:line="290" w:lineRule="auto"/>
-      </w:pPr>
-      <w:r>
-        <w:rPr>
-          <w:i/>
-          <w:iCs/>
-          <w:color w:val="1A1A1A"/>
-        </w:rPr>
-        <w:t>Technology consultancy delivering web and mobile products for clients in the United Kingdom, Qatar and India. Owned the full delivery lifecycle — frontend, backend, deployment, security and direct client communication in English — acros</w:t>
-      </w:r>
-      <w:r>
-        <w:rPr>
-          <w:i/>
-          <w:iCs/>
-          <w:color w:val="1A1A1A"/>
-        </w:rPr>
-        <w:t>s five production platforms.</w:t>
-      </w:r>
-    </w:p>
-    <w:p>
-      <w:pPr>
-        <w:pStyle w:val="ListParagraph"/>
-        <w:numPr>
-          <w:ilvl w:val="0"/>
-          <w:numId w:val="2"/>
-        </w:numPr>
-        <w:spacing w:after="55" w:line="285" w:lineRule="auto"/>
-      </w:pPr>
-      <w:r>
-        <w:rPr>
-          <w:b/>
-          <w:bCs/>
-          <w:color w:val="0A0A0A"/>
-        </w:rPr>
-        <w:t xml:space="preserve">Delivered five production platforms end to end </w:t>
-      </w:r>
-      <w:r>
-        <w:rPr>
-          <w:color w:val="1A1A1A"/>
-        </w:rPr>
-        <w:t>— architecture, backend APIs, frontend, deployment and security — as the primary or sole engineer on each, working within teams of three to four.</w:t>
-      </w:r>
-    </w:p>
-    <w:p>
-      <w:pPr>
-        <w:pStyle w:val="ListParagraph"/>
-        <w:numPr>
-          <w:ilvl w:val="0"/>
-          <w:numId w:val="2"/>
-        </w:numPr>
-        <w:spacing w:after="55" w:line="285" w:lineRule="auto"/>
-      </w:pPr>
-      <w:r>
-        <w:rPr>
-          <w:b/>
-          <w:bCs/>
-          <w:color w:val="0A0A0A"/>
-        </w:rPr>
-        <w:t>Built and secured payment and tran</w:t>
-      </w:r>
-      <w:r>
-        <w:rPr>
-          <w:b/>
-          <w:bCs/>
-          <w:color w:val="0A0A0A"/>
-        </w:rPr>
-        <w:t xml:space="preserve">sactional flows </w:t>
-      </w:r>
-      <w:r>
-        <w:rPr>
-          <w:color w:val="1A1A1A"/>
-        </w:rPr>
-        <w:t>using Stripe, achieving PCI-compliant encrypted checkout, automated invoice generation and order-confirmation email pipelines via AWS SES.</w:t>
-      </w:r>
-    </w:p>
-    <w:p>
-      <w:pPr>
-        <w:pStyle w:val="ListParagraph"/>
-        <w:numPr>
-          <w:ilvl w:val="0"/>
-          <w:numId w:val="2"/>
-        </w:numPr>
-        <w:spacing w:after="55" w:line="285" w:lineRule="auto"/>
-      </w:pPr>
-      <w:r>
-        <w:rPr>
-          <w:b/>
-          <w:bCs/>
-          <w:color w:val="0A0A0A"/>
-        </w:rPr>
-        <w:t xml:space="preserve">Administered production Linux infrastructure </w:t>
-      </w:r>
-      <w:r>
-        <w:rPr>
-          <w:color w:val="1A1A1A"/>
-        </w:rPr>
-        <w:t>on Contabo VPS and Render — Nginx reverse proxying, HTTP</w:t>
-      </w:r>
-      <w:r>
-        <w:rPr>
-          <w:color w:val="1A1A1A"/>
-        </w:rPr>
-        <w:t>S/TLS certificates, JWT-protected API routes, environment isolation and database backups.</w:t>
-      </w:r>
-    </w:p>
-    <w:p>
-      <w:pPr>
-        <w:pStyle w:val="ListParagraph"/>
-        <w:numPr>
-          <w:ilvl w:val="0"/>
-          <w:numId w:val="2"/>
-        </w:numPr>
-        <w:spacing w:after="55" w:line="285" w:lineRule="auto"/>
-      </w:pPr>
-      <w:r>
-        <w:rPr>
-          <w:b/>
-          <w:bCs/>
-          <w:color w:val="0A0A0A"/>
-        </w:rPr>
-        <w:t xml:space="preserve">Improved organic reach for client sites </w:t>
-      </w:r>
-      <w:r>
-        <w:rPr>
-          <w:color w:val="1A1A1A"/>
-        </w:rPr>
-        <w:t>through dynamic sitemap generation, structured metadata, robots.txt configuration and Next.js server-side rendering, alongside</w:t>
-      </w:r>
-      <w:r>
-        <w:rPr>
-          <w:color w:val="1A1A1A"/>
-        </w:rPr>
-        <w:t xml:space="preserve"> Google Analytics and Search Console setup.</w:t>
-      </w:r>
-    </w:p>
-    <w:p>
-      <w:pPr>
-        <w:pStyle w:val="ListParagraph"/>
-        <w:numPr>
-          <w:ilvl w:val="0"/>
-          <w:numId w:val="2"/>
-        </w:numPr>
-        <w:spacing w:after="55" w:line="285" w:lineRule="auto"/>
-      </w:pPr>
-      <w:r>
-        <w:rPr>
-          <w:b/>
-          <w:bCs/>
-          <w:color w:val="0A0A0A"/>
-        </w:rPr>
-        <w:t xml:space="preserve">Ran client-facing delivery in English </w:t>
-      </w:r>
-      <w:r>
-        <w:rPr>
-          <w:color w:val="1A1A1A"/>
-        </w:rPr>
-        <w:t>with UK and Qatar stakeholders — requirements gathering, scope negotiation, demos and post-launch support — without an intermediary account manager.</w:t>
-      </w:r>
-    </w:p>
-    <w:p>
-      <w:pPr>
-        <w:spacing w:before="160" w:after="50"/>
-      </w:pPr>
-      <w:r>
-        <w:rPr>
-          <w:b/>
-          <w:bCs/>
-          <w:color w:val="1B6E8C"/>
-          <w:spacing w:val="12"/>
-        </w:rPr>
-        <w:t>Client Deliveries</w:t>
+          <w:spacing w:val="10"/>
+          <w:sz w:val="18"/>
+          <w:szCs w:val="18"/>
+        </w:rPr>
+        <w:t>Key Features</w:t>
+      </w:r>
+    </w:p>
+    <w:p>
+      <w:pPr>
+        <w:pStyle w:val="ListParagraph"/>
+        <w:numPr>
+          <w:ilvl w:val="0"/>
+          <w:numId w:val="2"/>
+        </w:numPr>
+        <w:spacing w:after="55" w:line="285" w:lineRule="auto"/>
+      </w:pPr>
+      <w:r>
+        <w:rPr>
+          <w:b/>
+          <w:bCs/>
+          <w:color w:val="0A0A0A"/>
+        </w:rPr>
+        <w:t xml:space="preserve">Dual-Role Domain Model — </w:t>
+      </w:r>
+      <w:r>
+        <w:rPr>
+          <w:color w:val="1A1A1A"/>
+        </w:rPr>
+        <w:t>separate trainer and client roles w</w:t>
+      </w:r>
+      <w:r>
+        <w:rPr>
+          <w:color w:val="1A1A1A"/>
+        </w:rPr>
+        <w:t>ith distinct permissions, dashboards and data visibility rules.</w:t>
+      </w:r>
+    </w:p>
+    <w:p>
+      <w:pPr>
+        <w:pStyle w:val="ListParagraph"/>
+        <w:numPr>
+          <w:ilvl w:val="0"/>
+          <w:numId w:val="2"/>
+        </w:numPr>
+        <w:spacing w:after="55" w:line="285" w:lineRule="auto"/>
+      </w:pPr>
+      <w:r>
+        <w:rPr>
+          <w:b/>
+          <w:bCs/>
+          <w:color w:val="0A0A0A"/>
+        </w:rPr>
+        <w:t xml:space="preserve">Programme &amp; Scheduling Services — </w:t>
+      </w:r>
+      <w:r>
+        <w:rPr>
+          <w:color w:val="1A1A1A"/>
+        </w:rPr>
+        <w:t>backend support for training programme creation, assignment, session scheduling and calendar management.</w:t>
+      </w:r>
+    </w:p>
+    <w:p>
+      <w:pPr>
+        <w:pStyle w:val="ListParagraph"/>
+        <w:numPr>
+          <w:ilvl w:val="0"/>
+          <w:numId w:val="2"/>
+        </w:numPr>
+        <w:spacing w:after="55" w:line="285" w:lineRule="auto"/>
+      </w:pPr>
+      <w:r>
+        <w:rPr>
+          <w:b/>
+          <w:bCs/>
+          <w:color w:val="0A0A0A"/>
+        </w:rPr>
+        <w:t xml:space="preserve">Progress Tracking — </w:t>
+      </w:r>
+      <w:r>
+        <w:rPr>
+          <w:color w:val="1A1A1A"/>
+        </w:rPr>
+        <w:t xml:space="preserve">structured capture and retrieval </w:t>
+      </w:r>
+      <w:r>
+        <w:rPr>
+          <w:color w:val="1A1A1A"/>
+        </w:rPr>
+        <w:t>of client metrics and session history for longitudinal reporting.</w:t>
+      </w:r>
+    </w:p>
+    <w:p>
+      <w:pPr>
+        <w:pStyle w:val="ListParagraph"/>
+        <w:numPr>
+          <w:ilvl w:val="0"/>
+          <w:numId w:val="2"/>
+        </w:numPr>
+        <w:spacing w:after="55" w:line="285" w:lineRule="auto"/>
+      </w:pPr>
+      <w:r>
+        <w:rPr>
+          <w:b/>
+          <w:bCs/>
+          <w:color w:val="0A0A0A"/>
+        </w:rPr>
+        <w:t xml:space="preserve">Media Handling — </w:t>
+      </w:r>
+      <w:r>
+        <w:rPr>
+          <w:color w:val="1A1A1A"/>
+        </w:rPr>
+        <w:t>storage and delivery pipeline for training content, with access control tied to programme entitlement.</w:t>
       </w:r>
     </w:p>
     <w:p>
@@ -4163,7 +4165,7 @@
           <w:sz w:val="20"/>
           <w:szCs w:val="20"/>
         </w:rPr>
-        <w:t>Plugged In Scents — E-Commerce Platform</w:t>
+        <w:t>Confidential Mobile Application</w:t>
       </w:r>
     </w:p>
     <w:p>
@@ -4178,7 +4180,7 @@
           <w:sz w:val="18"/>
           <w:szCs w:val="18"/>
         </w:rPr>
-        <w:t xml:space="preserve">Client: </w:t>
+        <w:t xml:space="preserve">Tools: </w:t>
       </w:r>
       <w:r>
         <w:rPr>
@@ -4186,7 +4188,7 @@
           <w:sz w:val="18"/>
           <w:szCs w:val="18"/>
         </w:rPr>
-        <w:t>UK-based fragrance brand</w:t>
+        <w:t>Flutter (Dart), Python (Django REST Framework), PostgreSQL</w:t>
       </w:r>
     </w:p>
     <w:p>
@@ -4201,7 +4203,7 @@
           <w:sz w:val="18"/>
           <w:szCs w:val="18"/>
         </w:rPr>
-        <w:t xml:space="preserve">Tools: </w:t>
+        <w:t xml:space="preserve">Note: </w:t>
       </w:r>
       <w:r>
         <w:rPr>
@@ -4209,53 +4211,7 @@
           <w:sz w:val="18"/>
           <w:szCs w:val="18"/>
         </w:rPr>
-        <w:t>React.js (admin &amp; user frontend), Python (Django backend), MySQL, Stripe Payment Gateway, AWS S3</w:t>
-      </w:r>
-    </w:p>
-    <w:p>
-      <w:pPr>
-        <w:spacing w:after="30" w:line="275" w:lineRule="auto"/>
-      </w:pPr>
-      <w:r>
-        <w:rPr>
-          <w:b/>
-          <w:bCs/>
-          <w:color w:val="1B6E8C"/>
-          <w:sz w:val="18"/>
-          <w:szCs w:val="18"/>
-        </w:rPr>
-        <w:t xml:space="preserve">Operating System: </w:t>
-      </w:r>
-      <w:r>
-        <w:rPr>
-          <w:color w:val="4A4A4A"/>
-          <w:sz w:val="18"/>
-          <w:szCs w:val="18"/>
-        </w:rPr>
-        <w:t>Linux</w:t>
-      </w:r>
-    </w:p>
-    <w:p>
-      <w:pPr>
-        <w:spacing w:after="30" w:line="275" w:lineRule="auto"/>
-      </w:pPr>
-      <w:r>
-        <w:rPr>
-          <w:b/>
-          <w:bCs/>
-          <w:color w:val="1B6E8C"/>
-          <w:sz w:val="18"/>
-          <w:szCs w:val="18"/>
-        </w:rPr>
-        <w:t xml:space="preserve">Team Size: </w:t>
-      </w:r>
-      <w:r>
-        <w:rPr>
-          <w:color w:val="4A4A4A"/>
-          <w:sz w:val="18"/>
-          <w:szCs w:val="18"/>
-        </w:rPr>
-        <w:t>3</w:t>
+        <w:t>Client and product details withheld under non-disclosure agreement</w:t>
       </w:r>
     </w:p>
     <w:p>
@@ -4267,13 +4223,387 @@
         <w:rPr>
           <w:color w:val="1A1A1A"/>
         </w:rPr>
-        <w:t>Developed a secure e-commerce platform for a UK-based fragrance brand, featuring a custom-</w:t>
-      </w:r>
-      <w:r>
-        <w:rPr>
-          <w:color w:val="1A1A1A"/>
-        </w:rPr>
-        <w:t>built admin panel on the frontend. The admin dashboard allows complete control over products, orders, users and website data, while customers interact through a separate user-facing storefront.</w:t>
+        <w:t xml:space="preserve">Cross-platform mobile application delivered under NDA. Responsible for backend architecture, API design, data modelling and </w:t>
+      </w:r>
+      <w:r>
+        <w:rPr>
+          <w:color w:val="1A1A1A"/>
+        </w:rPr>
+        <w:t>integration with the Flutter client. Further detail available in interview to the extent permitted by the agreement.</w:t>
+      </w:r>
+    </w:p>
+    <w:p>
+      <w:pPr>
+        <w:spacing w:before="160" w:after="50"/>
+      </w:pPr>
+      <w:r>
+        <w:rPr>
+          <w:b/>
+          <w:bCs/>
+          <w:color w:val="1B6E8C"/>
+          <w:spacing w:val="12"/>
+        </w:rPr>
+        <w:t>Previous Role</w:t>
+      </w:r>
+    </w:p>
+    <w:p>
+      <w:pPr>
+        <w:spacing w:before="140" w:after="20"/>
+      </w:pPr>
+      <w:r>
+        <w:rPr>
+          <w:b/>
+          <w:bCs/>
+          <w:color w:val="0A0A0A"/>
+          <w:sz w:val="21"/>
+          <w:szCs w:val="21"/>
+        </w:rPr>
+        <w:t>Full Stack Developer</w:t>
+      </w:r>
+      <w:r>
+        <w:rPr>
+          <w:color w:val="9A9A9A"/>
+          <w:sz w:val="21"/>
+          <w:szCs w:val="21"/>
+        </w:rPr>
+        <w:t xml:space="preserve">  —  </w:t>
+      </w:r>
+      <w:r>
+        <w:rPr>
+          <w:color w:val="1A1A1A"/>
+          <w:sz w:val="21"/>
+          <w:szCs w:val="21"/>
+        </w:rPr>
+        <w:t>Techynova, Chennai, India</w:t>
+      </w:r>
+      <w:r>
+        <w:rPr>
+          <w:color w:val="9A9A9A"/>
+          <w:sz w:val="18"/>
+          <w:szCs w:val="18"/>
+        </w:rPr>
+        <w:t xml:space="preserve">   |   </w:t>
+      </w:r>
+      <w:r>
+        <w:rPr>
+          <w:i/>
+          <w:iCs/>
+          <w:color w:val="4A4A4A"/>
+          <w:sz w:val="18"/>
+          <w:szCs w:val="18"/>
+        </w:rPr>
+        <w:t>Jan 2023 – Feb 2026</w:t>
+      </w:r>
+    </w:p>
+    <w:p>
+      <w:pPr>
+        <w:spacing w:after="70" w:line="290" w:lineRule="auto"/>
+      </w:pPr>
+      <w:r>
+        <w:rPr>
+          <w:i/>
+          <w:iCs/>
+          <w:color w:val="1A1A1A"/>
+        </w:rPr>
+        <w:t>Technology consultancy delivering web and mobile products for clients in the United Kingdom, Qatar and India. Owned the full delivery lifecycle — frontend, backend, deployment, security and direct client communication in English — across five production pl</w:t>
+      </w:r>
+      <w:r>
+        <w:rPr>
+          <w:i/>
+          <w:iCs/>
+          <w:color w:val="1A1A1A"/>
+        </w:rPr>
+        <w:t>atforms.</w:t>
+      </w:r>
+    </w:p>
+    <w:p>
+      <w:pPr>
+        <w:pStyle w:val="ListParagraph"/>
+        <w:numPr>
+          <w:ilvl w:val="0"/>
+          <w:numId w:val="2"/>
+        </w:numPr>
+        <w:spacing w:after="55" w:line="285" w:lineRule="auto"/>
+      </w:pPr>
+      <w:r>
+        <w:rPr>
+          <w:b/>
+          <w:bCs/>
+          <w:color w:val="0A0A0A"/>
+        </w:rPr>
+        <w:t xml:space="preserve">Delivered five production platforms end to end </w:t>
+      </w:r>
+      <w:r>
+        <w:rPr>
+          <w:color w:val="1A1A1A"/>
+        </w:rPr>
+        <w:t>— architecture, backend APIs, frontend, deployment and security — as the primary or sole engineer on each, working within teams of three to four.</w:t>
+      </w:r>
+    </w:p>
+    <w:p>
+      <w:pPr>
+        <w:pStyle w:val="ListParagraph"/>
+        <w:numPr>
+          <w:ilvl w:val="0"/>
+          <w:numId w:val="2"/>
+        </w:numPr>
+        <w:spacing w:after="55" w:line="285" w:lineRule="auto"/>
+      </w:pPr>
+      <w:r>
+        <w:rPr>
+          <w:b/>
+          <w:bCs/>
+          <w:color w:val="0A0A0A"/>
+        </w:rPr>
+        <w:t xml:space="preserve">Built and secured payment and transactional flows </w:t>
+      </w:r>
+      <w:r>
+        <w:rPr>
+          <w:color w:val="1A1A1A"/>
+        </w:rPr>
+        <w:t>usin</w:t>
+      </w:r>
+      <w:r>
+        <w:rPr>
+          <w:color w:val="1A1A1A"/>
+        </w:rPr>
+        <w:t>g Stripe, achieving PCI-compliant encrypted checkout, automated invoice generation and order-confirmation email pipelines via AWS SES.</w:t>
+      </w:r>
+    </w:p>
+    <w:p>
+      <w:pPr>
+        <w:pStyle w:val="ListParagraph"/>
+        <w:numPr>
+          <w:ilvl w:val="0"/>
+          <w:numId w:val="2"/>
+        </w:numPr>
+        <w:spacing w:after="55" w:line="285" w:lineRule="auto"/>
+      </w:pPr>
+      <w:r>
+        <w:rPr>
+          <w:b/>
+          <w:bCs/>
+          <w:color w:val="0A0A0A"/>
+        </w:rPr>
+        <w:t xml:space="preserve">Administered production Linux infrastructure </w:t>
+      </w:r>
+      <w:r>
+        <w:rPr>
+          <w:color w:val="1A1A1A"/>
+        </w:rPr>
+        <w:t xml:space="preserve">on Contabo VPS and Render — Nginx reverse proxying, HTTPS/TLS certificates, </w:t>
+      </w:r>
+      <w:r>
+        <w:rPr>
+          <w:color w:val="1A1A1A"/>
+        </w:rPr>
+        <w:t>JWT-protected API routes, environment isolation and database backups.</w:t>
+      </w:r>
+    </w:p>
+    <w:p>
+      <w:pPr>
+        <w:pStyle w:val="ListParagraph"/>
+        <w:numPr>
+          <w:ilvl w:val="0"/>
+          <w:numId w:val="2"/>
+        </w:numPr>
+        <w:spacing w:after="55" w:line="285" w:lineRule="auto"/>
+      </w:pPr>
+      <w:r>
+        <w:rPr>
+          <w:b/>
+          <w:bCs/>
+          <w:color w:val="0A0A0A"/>
+        </w:rPr>
+        <w:t xml:space="preserve">Improved organic reach for client sites </w:t>
+      </w:r>
+      <w:r>
+        <w:rPr>
+          <w:color w:val="1A1A1A"/>
+        </w:rPr>
+        <w:t>through dynamic sitemap generation, structured metadata, robots.txt configuration and Next.js server-side rendering, alongside Google Analytics an</w:t>
+      </w:r>
+      <w:r>
+        <w:rPr>
+          <w:color w:val="1A1A1A"/>
+        </w:rPr>
+        <w:t>d Search Console setup.</w:t>
+      </w:r>
+    </w:p>
+    <w:p>
+      <w:pPr>
+        <w:pStyle w:val="ListParagraph"/>
+        <w:numPr>
+          <w:ilvl w:val="0"/>
+          <w:numId w:val="2"/>
+        </w:numPr>
+        <w:spacing w:after="55" w:line="285" w:lineRule="auto"/>
+      </w:pPr>
+      <w:r>
+        <w:rPr>
+          <w:b/>
+          <w:bCs/>
+          <w:color w:val="0A0A0A"/>
+        </w:rPr>
+        <w:t xml:space="preserve">Ran client-facing delivery in English </w:t>
+      </w:r>
+      <w:r>
+        <w:rPr>
+          <w:color w:val="1A1A1A"/>
+        </w:rPr>
+        <w:t>with UK and Qatar stakeholders — requirements gathering, scope negotiation, demos and post-launch support — without an intermediary account manager.</w:t>
+      </w:r>
+    </w:p>
+    <w:p>
+      <w:pPr>
+        <w:spacing w:before="160" w:after="50"/>
+      </w:pPr>
+      <w:r>
+        <w:rPr>
+          <w:b/>
+          <w:bCs/>
+          <w:color w:val="1B6E8C"/>
+          <w:spacing w:val="12"/>
+        </w:rPr>
+        <w:t>Client Deliveries</w:t>
+      </w:r>
+    </w:p>
+    <w:p>
+      <w:pPr>
+        <w:pBdr>
+          <w:bottom w:val="single" w:sz="4" w:space="2" w:color="D5D5D5"/>
+        </w:pBdr>
+        <w:spacing w:before="200" w:after="50"/>
+      </w:pPr>
+      <w:r>
+        <w:rPr>
+          <w:b/>
+          <w:bCs/>
+          <w:color w:val="10314F"/>
+          <w:sz w:val="20"/>
+          <w:szCs w:val="20"/>
+        </w:rPr>
+        <w:t>Plugged In Scents — E-Comme</w:t>
+      </w:r>
+      <w:r>
+        <w:rPr>
+          <w:b/>
+          <w:bCs/>
+          <w:color w:val="10314F"/>
+          <w:sz w:val="20"/>
+          <w:szCs w:val="20"/>
+        </w:rPr>
+        <w:t>rce Platform</w:t>
+      </w:r>
+    </w:p>
+    <w:p>
+      <w:pPr>
+        <w:spacing w:after="30" w:line="275" w:lineRule="auto"/>
+      </w:pPr>
+      <w:r>
+        <w:rPr>
+          <w:b/>
+          <w:bCs/>
+          <w:color w:val="1B6E8C"/>
+          <w:sz w:val="18"/>
+          <w:szCs w:val="18"/>
+        </w:rPr>
+        <w:t xml:space="preserve">Client: </w:t>
+      </w:r>
+      <w:r>
+        <w:rPr>
+          <w:color w:val="4A4A4A"/>
+          <w:sz w:val="18"/>
+          <w:szCs w:val="18"/>
+        </w:rPr>
+        <w:t>UK-based fragrance brand</w:t>
+      </w:r>
+    </w:p>
+    <w:p>
+      <w:pPr>
+        <w:spacing w:after="30" w:line="275" w:lineRule="auto"/>
+      </w:pPr>
+      <w:r>
+        <w:rPr>
+          <w:b/>
+          <w:bCs/>
+          <w:color w:val="1B6E8C"/>
+          <w:sz w:val="18"/>
+          <w:szCs w:val="18"/>
+        </w:rPr>
+        <w:t xml:space="preserve">Tools: </w:t>
+      </w:r>
+      <w:r>
+        <w:rPr>
+          <w:color w:val="4A4A4A"/>
+          <w:sz w:val="18"/>
+          <w:szCs w:val="18"/>
+        </w:rPr>
+        <w:t>React.js (admin &amp; user frontend), Python (Django backend), MySQL, Stripe Payment Gateway, AWS S3</w:t>
+      </w:r>
+    </w:p>
+    <w:p>
+      <w:pPr>
+        <w:spacing w:after="30" w:line="275" w:lineRule="auto"/>
+      </w:pPr>
+      <w:r>
+        <w:rPr>
+          <w:b/>
+          <w:bCs/>
+          <w:color w:val="1B6E8C"/>
+          <w:sz w:val="18"/>
+          <w:szCs w:val="18"/>
+        </w:rPr>
+        <w:t xml:space="preserve">Operating System: </w:t>
+      </w:r>
+      <w:r>
+        <w:rPr>
+          <w:color w:val="4A4A4A"/>
+          <w:sz w:val="18"/>
+          <w:szCs w:val="18"/>
+        </w:rPr>
+        <w:t>Linux</w:t>
+      </w:r>
+    </w:p>
+    <w:p>
+      <w:pPr>
+        <w:spacing w:after="30" w:line="275" w:lineRule="auto"/>
+      </w:pPr>
+      <w:r>
+        <w:rPr>
+          <w:b/>
+          <w:bCs/>
+          <w:color w:val="1B6E8C"/>
+          <w:sz w:val="18"/>
+          <w:szCs w:val="18"/>
+        </w:rPr>
+        <w:t xml:space="preserve">Team Size: </w:t>
+      </w:r>
+      <w:r>
+        <w:rPr>
+          <w:color w:val="4A4A4A"/>
+          <w:sz w:val="18"/>
+          <w:szCs w:val="18"/>
+        </w:rPr>
+        <w:t>3</w:t>
+      </w:r>
+    </w:p>
+    <w:p>
+      <w:pPr>
+        <w:spacing w:after="40" w:line="290" w:lineRule="auto"/>
+        <w:jc w:val="both"/>
+      </w:pPr>
+      <w:r>
+        <w:rPr>
+          <w:color w:val="1A1A1A"/>
+        </w:rPr>
+        <w:t>Developed a secure e-commerce platform for a UK-based fragrance brand, featuring a custom-built admin panel on the frontend. The admin dashboard allows complete control over products, orders, users and website data, while customers interact through a separ</w:t>
+      </w:r>
+      <w:r>
+        <w:rPr>
+          <w:color w:val="1A1A1A"/>
+        </w:rPr>
+        <w:t>ate user-facing storefront.</w:t>
       </w:r>
     </w:p>
     <w:p>
@@ -4313,13 +4643,13 @@
         <w:rPr>
           <w:color w:val="1A1A1A"/>
         </w:rPr>
-        <w:t>a dedicated React-base</w:t>
-      </w:r>
-      <w:r>
-        <w:rPr>
-          <w:color w:val="1A1A1A"/>
-        </w:rPr>
-        <w:t>d admin panel where administrators can add, edit, delete and manage products, categories, pricing, inventory, users and orders, including full order status tracking and data verification.</w:t>
+        <w:t>a dedicated React-based admin panel where administrators can add, edit, delete and manage products, categories, pricing, inventory, users and orders, including full order status tracking a</w:t>
+      </w:r>
+      <w:r>
+        <w:rPr>
+          <w:color w:val="1A1A1A"/>
+        </w:rPr>
+        <w:t>nd data verification.</w:t>
       </w:r>
     </w:p>
     <w:p>
@@ -4343,13 +4673,7 @@
         <w:rPr>
           <w:color w:val="1A1A1A"/>
         </w:rPr>
-        <w:t>administrators view complete order det</w:t>
-      </w:r>
-      <w:r>
-        <w:rPr>
-          <w:color w:val="1A1A1A"/>
-        </w:rPr>
-        <w:t>ails, customer information and payment status, and update order workflows directly from the frontend dashboard.</w:t>
+        <w:t>administrators view complete order details, customer information and payment status, and update order workflows directly from the frontend dashboard.</w:t>
       </w:r>
     </w:p>
     <w:p>
@@ -4373,33 +4697,31 @@
         <w:rPr>
           <w:color w:val="1A1A1A"/>
         </w:rPr>
-        <w:t>integrated Stripe payment gateway ensuring encrypted, PCI-compliant online transactions.</w:t>
-      </w:r>
-    </w:p>
-    <w:p>
-      <w:pPr>
-        <w:pStyle w:val="ListParagraph"/>
-        <w:numPr>
-          <w:ilvl w:val="0"/>
-          <w:numId w:val="2"/>
-        </w:numPr>
-        <w:spacing w:after="55" w:line="285" w:lineRule="auto"/>
-      </w:pPr>
-      <w:r>
-        <w:rPr>
-          <w:b/>
-          <w:bCs/>
-          <w:color w:val="0A0A0A"/>
-        </w:rPr>
-        <w:t xml:space="preserve">Image Storage with AWS S3 </w:t>
-      </w:r>
-      <w:r>
-        <w:rPr>
-          <w:b/>
-          <w:bCs/>
-          <w:color w:val="0A0A0A"/>
-        </w:rPr>
-        <w:t xml:space="preserve">— </w:t>
+        <w:t>integrated Stripe payment</w:t>
+      </w:r>
+      <w:r>
+        <w:rPr>
+          <w:color w:val="1A1A1A"/>
+        </w:rPr>
+        <w:t xml:space="preserve"> gateway ensuring encrypted, PCI-compliant online transactions.</w:t>
+      </w:r>
+    </w:p>
+    <w:p>
+      <w:pPr>
+        <w:pStyle w:val="ListParagraph"/>
+        <w:numPr>
+          <w:ilvl w:val="0"/>
+          <w:numId w:val="2"/>
+        </w:numPr>
+        <w:spacing w:after="55" w:line="285" w:lineRule="auto"/>
+      </w:pPr>
+      <w:r>
+        <w:rPr>
+          <w:b/>
+          <w:bCs/>
+          <w:color w:val="0A0A0A"/>
+        </w:rPr>
+        <w:t xml:space="preserve">Image Storage with AWS S3 — </w:t>
       </w:r>
       <w:r>
         <w:rPr>
@@ -4429,13 +4751,13 @@
         <w:rPr>
           <w:color w:val="1A1A1A"/>
         </w:rPr>
-        <w:t>Python Django backend exposing secure REST APIs handling authentication, role-based access, car</w:t>
-      </w:r>
-      <w:r>
-        <w:rPr>
-          <w:color w:val="1A1A1A"/>
-        </w:rPr>
-        <w:t>t logic, orders and admin operations.</w:t>
+        <w:t xml:space="preserve">Python Django backend exposing secure REST APIs handling authentication, role-based access, cart </w:t>
+      </w:r>
+      <w:r>
+        <w:rPr>
+          <w:color w:val="1A1A1A"/>
+        </w:rPr>
+        <w:t>logic, orders and admin operations.</w:t>
       </w:r>
     </w:p>
     <w:p>
@@ -4483,13 +4805,13 @@
         <w:rPr>
           <w:color w:val="1A1A1A"/>
         </w:rPr>
-        <w:t>built using React.js to deliver fast, responsive and user-friendly interfaces for both ad</w:t>
-      </w:r>
-      <w:r>
-        <w:rPr>
-          <w:color w:val="1A1A1A"/>
-        </w:rPr>
-        <w:t>ministrators and customers.</w:t>
+        <w:t>built using React.js to deliver fast, responsive and user-friendly interfaces for both admi</w:t>
+      </w:r>
+      <w:r>
+        <w:rPr>
+          <w:color w:val="1A1A1A"/>
+        </w:rPr>
+        <w:t>nistrators and customers.</w:t>
       </w:r>
     </w:p>
     <w:p>
@@ -4673,13 +4995,19 @@
         <w:rPr>
           <w:color w:val="1A1A1A"/>
         </w:rPr>
-        <w:t>Developed an e-commerce platform for Seven Stars Stationery, a Doha-based store specialising in stationery, office supplies and tech gadgets for students, professionals and businesses. The platform extends the store’s reach beyond physical limitations, ena</w:t>
-      </w:r>
-      <w:r>
-        <w:rPr>
-          <w:color w:val="1A1A1A"/>
-        </w:rPr>
-        <w:t>bling customers to browse and purchase 24/7 and significantly improving visibility, convenience and revenue potential.</w:t>
+        <w:t>Developed an e-commerce platform for Seven Stars Stationery, a Doha-based store specialising in s</w:t>
+      </w:r>
+      <w:r>
+        <w:rPr>
+          <w:color w:val="1A1A1A"/>
+        </w:rPr>
+        <w:t>tationery, office supplies and tech gadgets for students, professionals and businesses. The platform extends the store’s reach beyond physical limitations, enabling customers to browse and purchase 24/7 and significantly improving visibility, convenience a</w:t>
+      </w:r>
+      <w:r>
+        <w:rPr>
+          <w:color w:val="1A1A1A"/>
+        </w:rPr>
+        <w:t>nd revenue potential.</w:t>
       </w:r>
     </w:p>
     <w:p>
@@ -4719,13 +5047,7 @@
         <w:rPr>
           <w:color w:val="1A1A1A"/>
         </w:rPr>
-        <w:t>administrators efficiently add, update and manage products with images, detailed descriptions, c</w:t>
-      </w:r>
-      <w:r>
-        <w:rPr>
-          <w:color w:val="1A1A1A"/>
-        </w:rPr>
-        <w:t>ategory classification and pricing through a user-friendly Django Admin interface.</w:t>
+        <w:t>administrators efficiently add, update and manage products with images, detailed descriptions, category classification and pricing through a user-friendly Django Admin interface.</w:t>
       </w:r>
     </w:p>
     <w:p>
@@ -4773,13 +5095,13 @@
         <w:rPr>
           <w:color w:val="1A1A1A"/>
         </w:rPr>
-        <w:t xml:space="preserve">on successful order placement the system generates a </w:t>
-      </w:r>
-      <w:r>
-        <w:rPr>
-          <w:color w:val="1A1A1A"/>
-        </w:rPr>
-        <w:t>downloadable invoice and sends confirmation emails containing order details to both customer and administrator.</w:t>
+        <w:t xml:space="preserve">on successful order </w:t>
+      </w:r>
+      <w:r>
+        <w:rPr>
+          <w:color w:val="1A1A1A"/>
+        </w:rPr>
+        <w:t>placement the system generates a downloadable invoice and sends confirmation emails containing order details to both customer and administrator.</w:t>
       </w:r>
     </w:p>
     <w:p>
@@ -4803,13 +5125,13 @@
         <w:rPr>
           <w:color w:val="1A1A1A"/>
         </w:rPr>
-        <w:t>the Next.js frontend communicates securely with the Django backend through RESTful APIs managing product listings, cart o</w:t>
-      </w:r>
-      <w:r>
-        <w:rPr>
-          <w:color w:val="1A1A1A"/>
-        </w:rPr>
-        <w:t>perations and order processing workflows.</w:t>
+        <w:t xml:space="preserve">the Next.js frontend communicates securely with the Django backend through RESTful APIs </w:t>
+      </w:r>
+      <w:r>
+        <w:rPr>
+          <w:color w:val="1A1A1A"/>
+        </w:rPr>
+        <w:t>managing product listings, cart operations and order processing workflows.</w:t>
       </w:r>
     </w:p>
     <w:p>
@@ -4851,19 +5173,21 @@
           <w:bCs/>
           <w:color w:val="0A0A0A"/>
         </w:rPr>
-        <w:t xml:space="preserve">SEO Optimisation &amp; Sitemap Configuration — </w:t>
-      </w:r>
-      <w:r>
-        <w:rPr>
-          <w:color w:val="1A1A1A"/>
-        </w:rPr>
-        <w:t>dynam</w:t>
-      </w:r>
-      <w:r>
-        <w:rPr>
-          <w:color w:val="1A1A1A"/>
-        </w:rPr>
-        <w:t>ic sitemap generation and properly configured robots.txt enhance search engine crawling, indexing efficiency and overall online visibility.</w:t>
+        <w:t>SEO Optimisatio</w:t>
+      </w:r>
+      <w:r>
+        <w:rPr>
+          <w:b/>
+          <w:bCs/>
+          <w:color w:val="0A0A0A"/>
+        </w:rPr>
+        <w:t xml:space="preserve">n &amp; Sitemap Configuration — </w:t>
+      </w:r>
+      <w:r>
+        <w:rPr>
+          <w:color w:val="1A1A1A"/>
+        </w:rPr>
+        <w:t>dynamic sitemap generation and properly configured robots.txt enhance search engine crawling, indexing efficiency and overall online visibility.</w:t>
       </w:r>
     </w:p>
     <w:p>
@@ -4887,13 +5211,13 @@
         <w:rPr>
           <w:color w:val="1A1A1A"/>
         </w:rPr>
-        <w:t>deployed on a Contabo Linux virtual private server, ensuring reliable performance, serv</w:t>
-      </w:r>
-      <w:r>
-        <w:rPr>
-          <w:color w:val="1A1A1A"/>
-        </w:rPr>
-        <w:t>er-level control and scalability for production traffic.</w:t>
+        <w:t>deployed on a Contabo Linux virtual private server, en</w:t>
+      </w:r>
+      <w:r>
+        <w:rPr>
+          <w:color w:val="1A1A1A"/>
+        </w:rPr>
+        <w:t>suring reliable performance, server-level control and scalability for production traffic.</w:t>
       </w:r>
     </w:p>
     <w:p>
@@ -4944,7 +5268,7 @@
           <w:sz w:val="18"/>
           <w:szCs w:val="18"/>
         </w:rPr>
-        <w:t>Full Stack Developer — responsible for Next.js frontend development, Django REST API design, payment and invoice integratio</w:t>
+        <w:t>Full Stack Developer — responsible for Next.js frontend development, Django REST API desig</w:t>
       </w:r>
       <w:r>
         <w:rPr>
@@ -4954,7 +5278,7 @@
           <w:sz w:val="18"/>
           <w:szCs w:val="18"/>
         </w:rPr>
-        <w:t>n, SEO and sitemap configuration, Linux VPS deployment and direct coordination with the Qatar-based client in English.</w:t>
+        <w:t>n, payment and invoice integration, SEO and sitemap configuration, Linux VPS deployment and direct coordination with the Qatar-based client in English.</w:t>
       </w:r>
     </w:p>
     <w:p>
@@ -5018,15 +5342,7 @@
           <w:sz w:val="18"/>
           <w:szCs w:val="18"/>
         </w:rPr>
-        <w:t>React.js, Python (Django backend), MySQL</w:t>
-      </w:r>
-      <w:r>
-        <w:rPr>
-          <w:color w:val="4A4A4A"/>
-          <w:sz w:val="18"/>
-          <w:szCs w:val="18"/>
-        </w:rPr>
-        <w:t>, Tailwind CSS</w:t>
+        <w:t>React.js, Python (Django backend), MySQL, Tailwind CSS</w:t>
       </w:r>
     </w:p>
     <w:p>
@@ -5191,7 +5507,13 @@
         <w:rPr>
           <w:color w:val="1A1A1A"/>
         </w:rPr>
-        <w:t>an enhanced Django Admin panel enables administrators to manage service listings, client inquiries and operational content efficiently.</w:t>
+        <w:t>an enhanced Django Admin panel enables administrators to manage service listings, client</w:t>
+      </w:r>
+      <w:r>
+        <w:rPr>
+          <w:color w:val="1A1A1A"/>
+        </w:rPr>
+        <w:t xml:space="preserve"> inquiries and operational content efficiently.</w:t>
       </w:r>
     </w:p>
     <w:p>
@@ -5215,13 +5537,7 @@
         <w:rPr>
           <w:color w:val="1A1A1A"/>
         </w:rPr>
-        <w:t>mobile-first UI developed using Tailwind CSS ensures fast loading, consistent design and a s</w:t>
-      </w:r>
-      <w:r>
-        <w:rPr>
-          <w:color w:val="1A1A1A"/>
-        </w:rPr>
-        <w:t>eamless user experience across all devices.</w:t>
+        <w:t>mobile-first UI developed using Tailwind CSS ensures fast loading, consistent design and a seamless user experience across all devices.</w:t>
       </w:r>
     </w:p>
     <w:p>
@@ -5245,39 +5561,43 @@
         <w:rPr>
           <w:color w:val="1A1A1A"/>
         </w:rPr>
-        <w:t>secure inquiry and quotation request forms with backend validation and automated email notifications using Django’s mailing functionality.</w:t>
-      </w:r>
-    </w:p>
-    <w:p>
-      <w:pPr>
-        <w:pStyle w:val="ListParagraph"/>
-        <w:numPr>
-          <w:ilvl w:val="0"/>
-          <w:numId w:val="2"/>
-        </w:numPr>
-        <w:spacing w:after="55" w:line="285" w:lineRule="auto"/>
-      </w:pPr>
-      <w:r>
-        <w:rPr>
-          <w:b/>
-          <w:bCs/>
-          <w:color w:val="0A0A0A"/>
-        </w:rPr>
-        <w:t xml:space="preserve">Cloud Deployment &amp; Performance Optimisation </w:t>
-      </w:r>
-      <w:r>
-        <w:rPr>
-          <w:b/>
-          <w:bCs/>
-          <w:color w:val="0A0A0A"/>
-        </w:rPr>
-        <w:t xml:space="preserve">— </w:t>
-      </w:r>
-      <w:r>
-        <w:rPr>
-          <w:color w:val="1A1A1A"/>
-        </w:rPr>
-        <w:t>React frontend deployed on Vercel (serverless infrastructure, edge caching), while the Django backend is hosted on Render with automated build pipelines and persistent storage.</w:t>
+        <w:t xml:space="preserve">secure inquiry </w:t>
+      </w:r>
+      <w:r>
+        <w:rPr>
+          <w:color w:val="1A1A1A"/>
+        </w:rPr>
+        <w:t>and quotation request forms with backend validation and automated email notifications using Django’s mailing functionality.</w:t>
+      </w:r>
+    </w:p>
+    <w:p>
+      <w:pPr>
+        <w:pStyle w:val="ListParagraph"/>
+        <w:numPr>
+          <w:ilvl w:val="0"/>
+          <w:numId w:val="2"/>
+        </w:numPr>
+        <w:spacing w:after="55" w:line="285" w:lineRule="auto"/>
+      </w:pPr>
+      <w:r>
+        <w:rPr>
+          <w:b/>
+          <w:bCs/>
+          <w:color w:val="0A0A0A"/>
+        </w:rPr>
+        <w:t xml:space="preserve">Cloud Deployment &amp; Performance Optimisation — </w:t>
+      </w:r>
+      <w:r>
+        <w:rPr>
+          <w:color w:val="1A1A1A"/>
+        </w:rPr>
+        <w:t>React frontend deployed on Vercel (serverless infrastructure, edge caching), while the</w:t>
+      </w:r>
+      <w:r>
+        <w:rPr>
+          <w:color w:val="1A1A1A"/>
+        </w:rPr>
+        <w:t xml:space="preserve"> Django backend is hosted on Render with automated build pipelines and persistent storage.</w:t>
       </w:r>
     </w:p>
     <w:p>
@@ -5302,16 +5622,7 @@
             <w:szCs w:val="18"/>
             <w:u w:val="single"/>
           </w:rPr>
-          <w:t>www.indiguardsecur</w:t>
-        </w:r>
-        <w:r>
-          <w:rPr>
-            <w:color w:val="1B6E8C"/>
-            <w:sz w:val="18"/>
-            <w:szCs w:val="18"/>
-            <w:u w:val="single"/>
-          </w:rPr>
-          <w:t>ity.co.uk</w:t>
+          <w:t>www.indiguardsecurity.co.uk</w:t>
         </w:r>
       </w:hyperlink>
     </w:p>
@@ -5337,7 +5648,17 @@
           <w:sz w:val="18"/>
           <w:szCs w:val="18"/>
         </w:rPr>
-        <w:t>Full Stack Developer — contributed to frontend development, backend API integration and deployment, coordinating in English with stakeholders to align the platform with business goals.</w:t>
+        <w:t>Full Stack Developer — contributed to frontend development, backend A</w:t>
+      </w:r>
+      <w:r>
+        <w:rPr>
+          <w:i/>
+          <w:iCs/>
+          <w:color w:val="1A1A1A"/>
+          <w:sz w:val="18"/>
+          <w:szCs w:val="18"/>
+        </w:rPr>
+        <w:t>PI integration and deployment, coordinating in English with stakeholders to align the platform with business goals.</w:t>
       </w:r>
     </w:p>
     <w:p>
@@ -5413,13 +5734,13 @@
         <w:rPr>
           <w:color w:val="1A1A1A"/>
         </w:rPr>
-        <w:t>Developed NH LiveSpace, a professional business website for a licensed construction and interior solutions comp</w:t>
-      </w:r>
-      <w:r>
-        <w:rPr>
-          <w:color w:val="1A1A1A"/>
-        </w:rPr>
-        <w:t>any recognised for quality craftsmanship and client satisfaction. The platform establishes a strong digital presence to showcase construction services, architectural expertise and completed projects while enabling smooth client engagement.</w:t>
+        <w:t>Developed NH LiveSpace, a professional business website for a licensed construction and interior solutions company recognised for quality craftsmanship and client satisfaction</w:t>
+      </w:r>
+      <w:r>
+        <w:rPr>
+          <w:color w:val="1A1A1A"/>
+        </w:rPr>
+        <w:t>. The platform establishes a strong digital presence to showcase construction services, architectural expertise and completed projects while enabling smooth client engagement.</w:t>
       </w:r>
     </w:p>
     <w:p>
@@ -5453,21 +5774,19 @@
           <w:bCs/>
           <w:color w:val="0A0A0A"/>
         </w:rPr>
-        <w:t>Ser</w:t>
-      </w:r>
-      <w:r>
-        <w:rPr>
-          <w:b/>
-          <w:bCs/>
-          <w:color w:val="0A0A0A"/>
-        </w:rPr>
-        <w:t xml:space="preserve">vice &amp; Portfolio Showcase — </w:t>
-      </w:r>
-      <w:r>
-        <w:rPr>
-          <w:color w:val="1A1A1A"/>
-        </w:rPr>
-        <w:t>dedicated sections highlighting construction services, interior solutions, architectural capabilities and completed projects to build trust and credibility.</w:t>
+        <w:t xml:space="preserve">Service &amp; Portfolio Showcase — </w:t>
+      </w:r>
+      <w:r>
+        <w:rPr>
+          <w:color w:val="1A1A1A"/>
+        </w:rPr>
+        <w:t>dedicated sections highlighting cons</w:t>
+      </w:r>
+      <w:r>
+        <w:rPr>
+          <w:color w:val="1A1A1A"/>
+        </w:rPr>
+        <w:t>truction services, interior solutions, architectural capabilities and completed projects to build trust and credibility.</w:t>
       </w:r>
     </w:p>
     <w:p>
@@ -5491,13 +5810,13 @@
         <w:rPr>
           <w:color w:val="1A1A1A"/>
         </w:rPr>
-        <w:t>integrated secure contact forms allow</w:t>
-      </w:r>
-      <w:r>
-        <w:rPr>
-          <w:color w:val="1A1A1A"/>
-        </w:rPr>
-        <w:t>ing customers to submit project requirements and inquiries, managed through the Django backend.</w:t>
+        <w:t>integrated secure contact forms allowing customers to submit project requirements and inquiries, mana</w:t>
+      </w:r>
+      <w:r>
+        <w:rPr>
+          <w:color w:val="1A1A1A"/>
+        </w:rPr>
+        <w:t>ged through the Django backend.</w:t>
       </w:r>
     </w:p>
     <w:p>
@@ -5539,15 +5858,7 @@
           <w:bCs/>
           <w:color w:val="0A0A0A"/>
         </w:rPr>
-        <w:t>Backend &amp; API Inte</w:t>
-      </w:r>
-      <w:r>
-        <w:rPr>
-          <w:b/>
-          <w:bCs/>
-          <w:color w:val="0A0A0A"/>
-        </w:rPr>
-        <w:t xml:space="preserve">gration — </w:t>
+        <w:t xml:space="preserve">Backend &amp; API Integration — </w:t>
       </w:r>
       <w:r>
         <w:rPr>
@@ -5571,19 +5882,21 @@
           <w:bCs/>
           <w:color w:val="0A0A0A"/>
         </w:rPr>
-        <w:t xml:space="preserve">SEO-Optimised Structure — </w:t>
-      </w:r>
-      <w:r>
-        <w:rPr>
-          <w:color w:val="1A1A1A"/>
-        </w:rPr>
-        <w:t>optimised page content, metadata and structure to improve online visibility and reach potential construction clien</w:t>
-      </w:r>
-      <w:r>
-        <w:rPr>
-          <w:color w:val="1A1A1A"/>
-        </w:rPr>
-        <w:t>ts organically.</w:t>
+        <w:t>SEO</w:t>
+      </w:r>
+      <w:r>
+        <w:rPr>
+          <w:b/>
+          <w:bCs/>
+          <w:color w:val="0A0A0A"/>
+        </w:rPr>
+        <w:t xml:space="preserve">-Optimised Structure — </w:t>
+      </w:r>
+      <w:r>
+        <w:rPr>
+          <w:color w:val="1A1A1A"/>
+        </w:rPr>
+        <w:t>optimised page content, metadata and structure to improve online visibility and reach potential construction clients organically.</w:t>
       </w:r>
     </w:p>
     <w:p>
@@ -5607,7 +5920,13 @@
         <w:rPr>
           <w:color w:val="1A1A1A"/>
         </w:rPr>
-        <w:t>deployed on a Linux server, ensuring high performance, reliability and scalability for business growth.</w:t>
+        <w:t>deployed on a Linux server, ensuring high performance, reliability and scalabi</w:t>
+      </w:r>
+      <w:r>
+        <w:rPr>
+          <w:color w:val="1A1A1A"/>
+        </w:rPr>
+        <w:t>lity for business growth.</w:t>
       </w:r>
     </w:p>
     <w:p>
@@ -5734,13 +6053,13 @@
         <w:rPr>
           <w:color w:val="1A1A1A"/>
         </w:rPr>
-        <w:t>Developed Techynova, a business-focused technology website offering website development, web application development and digital solutions for clients across industries. The platform represents the company’s own startup initiative, providing a professional</w:t>
-      </w:r>
-      <w:r>
-        <w:rPr>
-          <w:color w:val="1A1A1A"/>
-        </w:rPr>
-        <w:t xml:space="preserve"> online presence to showcase services, attract clients and manage business inquiries.</w:t>
+        <w:t xml:space="preserve">Developed Techynova, a business-focused technology website offering website development, web application development and digital solutions for clients across industries. The platform </w:t>
+      </w:r>
+      <w:r>
+        <w:rPr>
+          <w:color w:val="1A1A1A"/>
+        </w:rPr>
+        <w:t>represents the company’s own startup initiative, providing a professional online presence to showcase services, attract clients and manage business inquiries.</w:t>
       </w:r>
     </w:p>
     <w:p>
@@ -5780,7 +6099,13 @@
         <w:rPr>
           <w:color w:val="1A1A1A"/>
         </w:rPr>
-        <w:t>clearly structured service pages for website development, web applications and custom software solutions.</w:t>
+        <w:t>clearly structured service pages for website development, web app</w:t>
+      </w:r>
+      <w:r>
+        <w:rPr>
+          <w:color w:val="1A1A1A"/>
+        </w:rPr>
+        <w:t>lications and custom software solutions.</w:t>
       </w:r>
     </w:p>
     <w:p>
@@ -5828,31 +6153,33 @@
         <w:rPr>
           <w:color w:val="1A1A1A"/>
         </w:rPr>
-        <w:t>built using React.js to deliver fast, responsive and user-friendly interfaces f</w:t>
-      </w:r>
-      <w:r>
-        <w:rPr>
-          <w:color w:val="1A1A1A"/>
-        </w:rPr>
-        <w:t>or desktop and mobile.</w:t>
-      </w:r>
-    </w:p>
-    <w:p>
-      <w:pPr>
-        <w:pStyle w:val="ListParagraph"/>
-        <w:numPr>
-          <w:ilvl w:val="0"/>
-          <w:numId w:val="2"/>
-        </w:numPr>
-        <w:spacing w:after="55" w:line="285" w:lineRule="auto"/>
-      </w:pPr>
-      <w:r>
-        <w:rPr>
-          <w:b/>
-          <w:bCs/>
-          <w:color w:val="0A0A0A"/>
-        </w:rPr>
-        <w:t xml:space="preserve">Backend Integration — </w:t>
+        <w:t>built using React.js to deliver fast, responsive and user-friendly interfaces for desktop and mobile.</w:t>
+      </w:r>
+    </w:p>
+    <w:p>
+      <w:pPr>
+        <w:pStyle w:val="ListParagraph"/>
+        <w:numPr>
+          <w:ilvl w:val="0"/>
+          <w:numId w:val="2"/>
+        </w:numPr>
+        <w:spacing w:after="55" w:line="285" w:lineRule="auto"/>
+      </w:pPr>
+      <w:r>
+        <w:rPr>
+          <w:b/>
+          <w:bCs/>
+          <w:color w:val="0A0A0A"/>
+        </w:rPr>
+        <w:t>B</w:t>
+      </w:r>
+      <w:r>
+        <w:rPr>
+          <w:b/>
+          <w:bCs/>
+          <w:color w:val="0A0A0A"/>
+        </w:rPr>
+        <w:t xml:space="preserve">ackend Integration — </w:t>
       </w:r>
       <w:r>
         <w:rPr>
@@ -5900,7 +6227,15 @@
           <w:bCs/>
           <w:color w:val="0A0A0A"/>
         </w:rPr>
-        <w:t xml:space="preserve">Linux-Based Deployment — </w:t>
+        <w:t xml:space="preserve">Linux-Based Deployment </w:t>
+      </w:r>
+      <w:r>
+        <w:rPr>
+          <w:b/>
+          <w:bCs/>
+          <w:color w:val="0A0A0A"/>
+        </w:rPr>
+        <w:t xml:space="preserve">— </w:t>
       </w:r>
       <w:r>
         <w:rPr>
@@ -5957,7 +6292,7 @@
           <w:sz w:val="18"/>
           <w:szCs w:val="18"/>
         </w:rPr>
-        <w:t>Full Stack Developer — contributed to frontend development, backend in</w:t>
+        <w:t>Full Stack Developer — contributed to frontend development, backend integration and deployment</w:t>
       </w:r>
       <w:r>
         <w:rPr>
@@ -5967,7 +6302,7 @@
           <w:sz w:val="18"/>
           <w:szCs w:val="18"/>
         </w:rPr>
-        <w:t>tegration and deployment, communicating directly in English with clients to understand requirements and deliver solutions.</w:t>
+        <w:t>, communicating directly in English with clients to understand requirements and deliver solutions.</w:t>
       </w:r>
     </w:p>
     <w:p>
@@ -6027,15 +6362,7 @@
           <w:sz w:val="18"/>
           <w:szCs w:val="18"/>
         </w:rPr>
-        <w:t>Next.js 14, TypeScript, React.js, Tailwind CSS, Python (Django REST F</w:t>
-      </w:r>
-      <w:r>
-        <w:rPr>
-          <w:color w:val="4A4A4A"/>
-          <w:sz w:val="18"/>
-          <w:szCs w:val="18"/>
-        </w:rPr>
-        <w:t>ramework), PostgreSQL, Redis, WebSockets, JWT Authentication</w:t>
+        <w:t>Next.js 14, TypeScript, React.js, Tailwind CSS, Python (Django REST Framework), PostgreSQL, Redis, WebSockets, JWT Authentication</w:t>
       </w:r>
     </w:p>
     <w:p>
@@ -6249,7 +6576,15 @@
           <w:bCs/>
           <w:color w:val="0A0A0A"/>
         </w:rPr>
-        <w:t xml:space="preserve">Staff Management — </w:t>
+        <w:t>Staff Managemen</w:t>
+      </w:r>
+      <w:r>
+        <w:rPr>
+          <w:b/>
+          <w:bCs/>
+          <w:color w:val="0A0A0A"/>
+        </w:rPr>
+        <w:t xml:space="preserve">t — </w:t>
       </w:r>
       <w:r>
         <w:rPr>
@@ -6279,13 +6614,7 @@
         <w:rPr>
           <w:color w:val="1A1A1A"/>
         </w:rPr>
-        <w:t>real-time KPIs, operati</w:t>
-      </w:r>
-      <w:r>
-        <w:rPr>
-          <w:color w:val="1A1A1A"/>
-        </w:rPr>
-        <w:t>onal reports, revenue analysis, occupancy statistics and hospital performance insights.</w:t>
+        <w:t>real-time KPIs, operational reports, revenue analysis, occupancy statistics and hospital performance insights.</w:t>
       </w:r>
     </w:p>
     <w:p>
@@ -6309,13 +6638,13 @@
         <w:rPr>
           <w:color w:val="1A1A1A"/>
         </w:rPr>
-        <w:t>secure JWT-based authentication with role-based access control across eight distinct roles: doctors, nurses, pharmacists, lab technicians, a</w:t>
-      </w:r>
-      <w:r>
-        <w:rPr>
-          <w:color w:val="1A1A1A"/>
-        </w:rPr>
-        <w:t>ccountants, receptionists and administrators.</w:t>
+        <w:t>secu</w:t>
+      </w:r>
+      <w:r>
+        <w:rPr>
+          <w:color w:val="1A1A1A"/>
+        </w:rPr>
+        <w:t>re JWT-based authentication with role-based access control across eight distinct roles: doctors, nurses, pharmacists, lab technicians, accountants, receptionists and administrators.</w:t>
       </w:r>
     </w:p>
     <w:p>
@@ -6339,7 +6668,13 @@
         <w:rPr>
           <w:color w:val="1A1A1A"/>
         </w:rPr>
-        <w:t>WebSockets deliver instant updates including lab results, pharmacy stock alerts, emergency notifications and bed occupancy changes.</w:t>
+        <w:t>WebSockets deliver instant updates including lab</w:t>
+      </w:r>
+      <w:r>
+        <w:rPr>
+          <w:color w:val="1A1A1A"/>
+        </w:rPr>
+        <w:t xml:space="preserve"> results, pharmacy stock alerts, emergency notifications and bed occupancy changes.</w:t>
       </w:r>
     </w:p>
     <w:p>
@@ -6363,13 +6698,7 @@
         <w:rPr>
           <w:color w:val="1A1A1A"/>
         </w:rPr>
-        <w:t>PostgreSQL and Redis ensure s</w:t>
-      </w:r>
-      <w:r>
-        <w:rPr>
-          <w:color w:val="1A1A1A"/>
-        </w:rPr>
-        <w:t>ecure, reliable and scalable healthcare data management, with Redis caching for read-heavy dashboards.</w:t>
+        <w:t>PostgreSQL and Redis ensure secure, reliable and scalable healthcare data management, with Redis caching for read-heavy dashboards.</w:t>
       </w:r>
     </w:p>
     <w:p>
@@ -6459,7 +6788,7 @@
           <w:sz w:val="18"/>
           <w:szCs w:val="18"/>
         </w:rPr>
-        <w:t>Kotli</w:t>
+        <w:t>Kotlin 2.0.21, Jetpack Compose, Material 3, MVVM + Clean Architecture, Hilt, Room, Da</w:t>
       </w:r>
       <w:r>
         <w:rPr>
@@ -6467,7 +6796,7 @@
           <w:sz w:val="18"/>
           <w:szCs w:val="18"/>
         </w:rPr>
-        <w:t>n 2.0.21, Jetpack Compose, Material 3, MVVM + Clean Architecture, Hilt, Room, DataStore, WorkManager, Android VpnService + AIDL, OkHttp/Retrofit, Coroutines + Flow, kotlinx.serialization</w:t>
+        <w:t>taStore, WorkManager, Android VpnService + AIDL, OkHttp/Retrofit, Coroutines + Flow, kotlinx.serialization</w:t>
       </w:r>
     </w:p>
     <w:p>
@@ -6490,7 +6819,22 @@
           <w:sz w:val="18"/>
           <w:szCs w:val="18"/>
         </w:rPr>
-        <w:t>C# / .NET 10, WPF, local DNS server on 127.0.0.1:53, DNS cac</w:t>
+        <w:t>C# / .NET 10, WPF, local DNS server on 127.0.0.1:53, DNS caching, system resolver redirection, Inno Setup installer</w:t>
+      </w:r>
+    </w:p>
+    <w:p>
+      <w:pPr>
+        <w:spacing w:after="30" w:line="275" w:lineRule="auto"/>
+      </w:pPr>
+      <w:r>
+        <w:rPr>
+          <w:b/>
+          <w:bCs/>
+          <w:color w:val="1B6E8C"/>
+          <w:sz w:val="18"/>
+          <w:szCs w:val="18"/>
+        </w:rPr>
+        <w:t xml:space="preserve">Browser Extension: </w:t>
       </w:r>
       <w:r>
         <w:rPr>
@@ -6498,22 +6842,7 @@
           <w:sz w:val="18"/>
           <w:szCs w:val="18"/>
         </w:rPr>
-        <w:t>hing, system resolver redirection, Inno Setup installer</w:t>
-      </w:r>
-    </w:p>
-    <w:p>
-      <w:pPr>
-        <w:spacing w:after="30" w:line="275" w:lineRule="auto"/>
-      </w:pPr>
-      <w:r>
-        <w:rPr>
-          <w:b/>
-          <w:bCs/>
-          <w:color w:val="1B6E8C"/>
-          <w:sz w:val="18"/>
-          <w:szCs w:val="18"/>
-        </w:rPr>
-        <w:t xml:space="preserve">Browser Extension: </w:t>
+        <w:t>JavaS</w:t>
       </w:r>
       <w:r>
         <w:rPr>
@@ -6521,7 +6850,7 @@
           <w:sz w:val="18"/>
           <w:szCs w:val="18"/>
         </w:rPr>
-        <w:t>JavaScript, Manifest V3, declarativeNetRequest, content scripts, webNavigation — Chrome, Edge, Firefox and Brave</w:t>
+        <w:t>cript, Manifest V3, declarativeNetRequest, content scripts, webNavigation — Chrome, Edge, Firefox and Brave</w:t>
       </w:r>
     </w:p>
     <w:p>
@@ -6556,19 +6885,19 @@
         <w:rPr>
           <w:color w:val="1A1A1A"/>
         </w:rPr>
-        <w:t>A self-hosted, privacy-first blocking eco</w:t>
-      </w:r>
-      <w:r>
-        <w:rPr>
-          <w:color w:val="1A1A1A"/>
-        </w:rPr>
-        <w:t>system that filters ads, trackers, malware and redirect scams at three complementary layers: inside the browser, across every Windows application, and system-wide on Android without root. No accounts, no telemetry and no data leaving the device — all filte</w:t>
-      </w:r>
-      <w:r>
-        <w:rPr>
-          <w:color w:val="1A1A1A"/>
-        </w:rPr>
-        <w:t>ring happens locally. The unifying principle is that an ad cannot load if its domain never resolves.</w:t>
+        <w:t>A self-hosted, privacy-first blocking ecosystem that filters ads, trackers, malware and redirect scams at three complemen</w:t>
+      </w:r>
+      <w:r>
+        <w:rPr>
+          <w:color w:val="1A1A1A"/>
+        </w:rPr>
+        <w:t>tary layers: inside the browser, across every Windows application, and system-wide on Android without root. No accounts, no telemetry and no data leaving the device — all filtering happens locally. The unifying principle is that an ad cannot load if its do</w:t>
+      </w:r>
+      <w:r>
+        <w:rPr>
+          <w:color w:val="1A1A1A"/>
+        </w:rPr>
+        <w:t>main never resolves.</w:t>
       </w:r>
     </w:p>
     <w:p>
@@ -6608,13 +6937,13 @@
         <w:rPr>
           <w:color w:val="1A1A1A"/>
         </w:rPr>
-        <w:t>domains resolve through an ordered, fastest-first pipeline: session whitelist, LFU hot cache, session blacklist</w:t>
-      </w:r>
-      <w:r>
-        <w:rPr>
-          <w:color w:val="1A1A1A"/>
-        </w:rPr>
-        <w:t>, Bloom-filter prefilter, then an authoritative Patricia trie match. Delivers microsecond lookups against millions of blocklist entries by making the common case nearly free.</w:t>
+        <w:t>domains resolve through an ordered, fastest-first pipeline: session whitelist, LFU hot cache, session blacklist, Bloom-filter prefilter, then an authoritative Patricia trie match. Delivers microsecond lookups against millions of blocklist entries by making</w:t>
+      </w:r>
+      <w:r>
+        <w:rPr>
+          <w:color w:val="1A1A1A"/>
+        </w:rPr>
+        <w:t xml:space="preserve"> the common case nearly free.</w:t>
       </w:r>
     </w:p>
     <w:p>
@@ -6638,13 +6967,7 @@
         <w:rPr>
           <w:color w:val="1A1A1A"/>
         </w:rPr>
-        <w:t>inspects every hop of the CNAME chain rather than only the que</w:t>
-      </w:r>
-      <w:r>
-        <w:rPr>
-          <w:color w:val="1A1A1A"/>
-        </w:rPr>
-        <w:t>ried hostname, catching first-party-disguised trackers that domain-only blockers miss entirely.</w:t>
+        <w:t>inspects every hop of the CNAME chain rather than only the queried hostname, catching first-party-disguised trackers that domain-only blockers miss entirely.</w:t>
       </w:r>
     </w:p>
     <w:p>
@@ -6668,13 +6991,19 @@
         <w:rPr>
           <w:color w:val="1A1A1A"/>
         </w:rPr>
-        <w:t>assigns each domain a live 0–100 score derived from subdomain entropy, risky TLDs, homoglyph look-alike detection and visit fre</w:t>
-      </w:r>
-      <w:r>
-        <w:rPr>
-          <w:color w:val="1A1A1A"/>
-        </w:rPr>
-        <w:t>quency. Scores decay over time so a single anomalous spike never permanently blocks a legitimate site; domains are quarantined or auto-blocked against configurable thresholds.</w:t>
+        <w:t>assigns each dom</w:t>
+      </w:r>
+      <w:r>
+        <w:rPr>
+          <w:color w:val="1A1A1A"/>
+        </w:rPr>
+        <w:t>ain a live 0–100 score derived from subdomain entropy, risky TLDs, homoglyph look-alike detection and visit frequency. Scores decay over time so a single anomalous spike never permanently blocks a legitimate site; domains are quarantined or auto-blocked ag</w:t>
+      </w:r>
+      <w:r>
+        <w:rPr>
+          <w:color w:val="1A1A1A"/>
+        </w:rPr>
+        <w:t>ainst configurable thresholds.</w:t>
       </w:r>
     </w:p>
     <w:p>
@@ -6698,13 +7027,13 @@
         <w:rPr>
           <w:color w:val="1A1A1A"/>
         </w:rPr>
-        <w:t>rebuilds multi-hop redirect chains from a rollin</w:t>
-      </w:r>
-      <w:r>
-        <w:rPr>
-          <w:color w:val="1A1A1A"/>
-        </w:rPr>
-        <w:t>g DNS buffer, scoring them by hop count, /24 IP-block diversity and inter-hop timing to distinguish genuine ad-redirect chains from ordinary page loads.</w:t>
+        <w:t>rebuilds multi-hop redirect chains from a rolling DNS buffer, scoring them by hop count, /24 IP-block diversity and inter-hop timing to distinguish genuine ad-redirect chains from ordinary page</w:t>
+      </w:r>
+      <w:r>
+        <w:rPr>
+          <w:color w:val="1A1A1A"/>
+        </w:rPr>
+        <w:t xml:space="preserve"> loads.</w:t>
       </w:r>
     </w:p>
     <w:p>
@@ -6728,31 +7057,33 @@
         <w:rPr>
           <w:color w:val="1A1A1A"/>
         </w:rPr>
-        <w:t>Normal, Aggressive and Nuclear presets trade false-positive rate against detecti</w:t>
-      </w:r>
-      <w:r>
-        <w:rPr>
-          <w:color w:val="1A1A1A"/>
-        </w:rPr>
-        <w:t>on aggressiveness, each enabling a different combination of static lists, chain auto-blocking, reputation thresholds and burst detection.</w:t>
-      </w:r>
-    </w:p>
-    <w:p>
-      <w:pPr>
-        <w:pStyle w:val="ListParagraph"/>
-        <w:numPr>
-          <w:ilvl w:val="0"/>
-          <w:numId w:val="2"/>
-        </w:numPr>
-        <w:spacing w:after="55" w:line="285" w:lineRule="auto"/>
-      </w:pPr>
-      <w:r>
-        <w:rPr>
-          <w:b/>
-          <w:bCs/>
-          <w:color w:val="0A0A0A"/>
-        </w:rPr>
-        <w:t xml:space="preserve">Encrypted Upstream Resolution — </w:t>
+        <w:t>Normal, Aggressive and Nuclear presets trade false-positive rate against detection aggressiveness, each enabling a different combination of static lists, chain auto-blocking, reputation thresholds and burst detection.</w:t>
+      </w:r>
+    </w:p>
+    <w:p>
+      <w:pPr>
+        <w:pStyle w:val="ListParagraph"/>
+        <w:numPr>
+          <w:ilvl w:val="0"/>
+          <w:numId w:val="2"/>
+        </w:numPr>
+        <w:spacing w:after="55" w:line="285" w:lineRule="auto"/>
+      </w:pPr>
+      <w:r>
+        <w:rPr>
+          <w:b/>
+          <w:bCs/>
+          <w:color w:val="0A0A0A"/>
+        </w:rPr>
+        <w:t>Encrypt</w:t>
+      </w:r>
+      <w:r>
+        <w:rPr>
+          <w:b/>
+          <w:bCs/>
+          <w:color w:val="0A0A0A"/>
+        </w:rPr>
+        <w:t xml:space="preserve">ed Upstream Resolution — </w:t>
       </w:r>
       <w:r>
         <w:rPr>
@@ -6782,13 +7113,7 @@
         <w:rPr>
           <w:color w:val="1A1A1A"/>
         </w:rPr>
-        <w:t>indivi</w:t>
-      </w:r>
-      <w:r>
-        <w:rPr>
-          <w:color w:val="1A1A1A"/>
-        </w:rPr>
-        <w:t>dual Android applications blocked independently across Wi-Fi, mobile data and roaming, enforced at the DNS layer.</w:t>
+        <w:t>individual Android applications blocked independently across Wi-Fi, mobile data and roaming, enforced at the DNS layer.</w:t>
       </w:r>
     </w:p>
     <w:p>
@@ -6812,13 +7137,13 @@
         <w:rPr>
           <w:color w:val="1A1A1A"/>
         </w:rPr>
-        <w:t>Android VpnService loopback tunnel intercepts DNS queries only; user traffic is never routed off-device or th</w:t>
-      </w:r>
-      <w:r>
-        <w:rPr>
-          <w:color w:val="1A1A1A"/>
-        </w:rPr>
-        <w:t>rough any third party.</w:t>
+        <w:t>Android VpnService loopback tunnel intercepts DNS queries only; user traffic is nev</w:t>
+      </w:r>
+      <w:r>
+        <w:rPr>
+          <w:color w:val="1A1A1A"/>
+        </w:rPr>
+        <w:t>er routed off-device or through any third party.</w:t>
       </w:r>
     </w:p>
     <w:p>
@@ -6842,7 +7167,13 @@
         <w:rPr>
           <w:color w:val="1A1A1A"/>
         </w:rPr>
-        <w:t>.NET 10 WPF application running a resolver on 127.0.0.1:53, automatically redirecting the system DNS on start and restoring it on stop, filtering games, telemetry and every browser simultaneously.</w:t>
+        <w:t>.NET 10 WPF application running a resolver on 127.0.0.1:53, automatically redirecting the system DNS on start and restoring it on stop, filtering games, telemetry and every browser</w:t>
+      </w:r>
+      <w:r>
+        <w:rPr>
+          <w:color w:val="1A1A1A"/>
+        </w:rPr>
+        <w:t xml:space="preserve"> simultaneously.</w:t>
       </w:r>
     </w:p>
     <w:p>
@@ -6866,13 +7197,13 @@
         <w:rPr>
           <w:color w:val="1A1A1A"/>
         </w:rPr>
-        <w:t>declarativeNetRequest netwo</w:t>
-      </w:r>
-      <w:r>
-        <w:rPr>
-          <w:color w:val="1A1A1A"/>
-        </w:rPr>
-        <w:t>rk blocking, CSS element hiding, popup-overlay removal via keyword and size heuristics, and redirect-tab closure that distinguishes user-initiated navigation from script-opened tabs.</w:t>
+        <w:t>declarativeNetRequest network blocking, CSS element hiding, popup-overlay removal via keyword and size heuristics, and redirect-tab closure that distinguishes user-initiated navigation from script-opened tab</w:t>
+      </w:r>
+      <w:r>
+        <w:rPr>
+          <w:color w:val="1A1A1A"/>
+        </w:rPr>
+        <w:t>s.</w:t>
       </w:r>
     </w:p>
     <w:p>
@@ -6896,13 +7227,13 @@
         <w:rPr>
           <w:color w:val="1A1A1A"/>
         </w:rPr>
-        <w:t>eight community blocklists integrated (</w:t>
-      </w:r>
-      <w:r>
-        <w:rPr>
-          <w:color w:val="1A1A1A"/>
-        </w:rPr>
-        <w:t>EasyList, EasyPrivacy, uBlock Filters, OISD, StevenBlack, Hagezi Threat Intel, URLhaus, AdGuard Popups), refreshed in the background via WorkManager with boot-receiver persistence and gzip-compressed offline bundling.</w:t>
+        <w:t xml:space="preserve">eight community blocklists integrated (EasyList, EasyPrivacy, uBlock Filters, OISD, StevenBlack, Hagezi Threat Intel, URLhaus, AdGuard Popups), refreshed in the background via WorkManager with boot-receiver persistence </w:t>
+      </w:r>
+      <w:r>
+        <w:rPr>
+          <w:color w:val="1A1A1A"/>
+        </w:rPr>
+        <w:t>and gzip-compressed offline bundling.</w:t>
       </w:r>
     </w:p>
     <w:p>
@@ -6926,13 +7257,13 @@
         <w:rPr>
           <w:color w:val="1A1A1A"/>
         </w:rPr>
-        <w:t>R8 code and reso</w:t>
-      </w:r>
-      <w:r>
-        <w:rPr>
-          <w:color w:val="1A1A1A"/>
-        </w:rPr>
-        <w:t>urce shrinking, certificate pinning enabled in release builds, separate debug and release application IDs and signing configuration, a Gradle task for blocklist asset bundling, and unit testing with JUnit and MockK alongside LeakCanary leak detection.</w:t>
+        <w:t>R8 code and resource shrinking, certificate pinning enabled in release builds, separate debug and release application IDs and signing configuration, a Gradle task for blocklist asset bundling, and</w:t>
+      </w:r>
+      <w:r>
+        <w:rPr>
+          <w:color w:val="1A1A1A"/>
+        </w:rPr>
+        <w:t xml:space="preserve"> unit testing with JUnit and MockK alongside LeakCanary leak detection.</w:t>
       </w:r>
     </w:p>
     <w:p>
@@ -6947,17 +7278,7 @@
           <w:sz w:val="18"/>
           <w:szCs w:val="18"/>
         </w:rPr>
-        <w:t>Repo</w:t>
-      </w:r>
-      <w:r>
-        <w:rPr>
-          <w:b/>
-          <w:bCs/>
-          <w:color w:val="1B6E8C"/>
-          <w:sz w:val="18"/>
-          <w:szCs w:val="18"/>
-        </w:rPr>
-        <w:t xml:space="preserve">sitory: </w:t>
+        <w:t xml:space="preserve">Repository: </w:t>
       </w:r>
       <w:hyperlink r:id="rId16" w:history="1">
         <w:r>
@@ -7009,7 +7330,7 @@
           <w:sz w:val="18"/>
           <w:szCs w:val="18"/>
         </w:rPr>
-        <w:t>Flutter, Dart, Riverpod, Freezed, Dio, Go Router, Hive, Flutter Secure Storage, Stripe, Google Maps, Firebase C</w:t>
+        <w:t>Flutter, Dart, Riverpod, Freezed, D</w:t>
       </w:r>
       <w:r>
         <w:rPr>
@@ -7017,7 +7338,7 @@
           <w:sz w:val="18"/>
           <w:szCs w:val="18"/>
         </w:rPr>
-        <w:t>loud Messaging, WebSockets, Django REST Framework, PostgreSQL, Redis, Celery, Django Channels, JWT Authentication</w:t>
+        <w:t>io, Go Router, Hive, Flutter Secure Storage, Stripe, Google Maps, Firebase Cloud Messaging, WebSockets, Django REST Framework, PostgreSQL, Redis, Celery, Django Channels, JWT Authentication</w:t>
       </w:r>
     </w:p>
     <w:p>
@@ -7029,19 +7350,19 @@
         <w:rPr>
           <w:color w:val="1A1A1A"/>
         </w:rPr>
-        <w:t>A full-stack mobile platform developed to streamline vehicle service scheduling, booking management, customer engagement and operational workf</w:t>
-      </w:r>
-      <w:r>
-        <w:rPr>
-          <w:color w:val="1A1A1A"/>
-        </w:rPr>
-        <w:t>lows for car wash businesses. Customers can book services, track appointments in real time, manage vehicles, purchase memberships, earn loyalty rewards and make secure online payments. Built with Flutter and Django REST Framework for scalable, secure, real</w:t>
-      </w:r>
-      <w:r>
-        <w:rPr>
-          <w:color w:val="1A1A1A"/>
-        </w:rPr>
-        <w:t>-time service management.</w:t>
+        <w:t>A full-stack mobile platform developed to streamline vehicle servi</w:t>
+      </w:r>
+      <w:r>
+        <w:rPr>
+          <w:color w:val="1A1A1A"/>
+        </w:rPr>
+        <w:t>ce scheduling, booking management, customer engagement and operational workflows for car wash businesses. Customers can book services, track appointments in real time, manage vehicles, purchase memberships, earn loyalty rewards and make secure online payme</w:t>
+      </w:r>
+      <w:r>
+        <w:rPr>
+          <w:color w:val="1A1A1A"/>
+        </w:rPr>
+        <w:t>nts. Built with Flutter and Django REST Framework for scalable, secure, real-time service management.</w:t>
       </w:r>
     </w:p>
     <w:p>
@@ -7213,13 +7534,7 @@
         <w:rPr>
           <w:color w:val="1A1A1A"/>
         </w:rPr>
-        <w:t>customers earn reward points, loyalty tiers and refe</w:t>
-      </w:r>
-      <w:r>
-        <w:rPr>
-          <w:color w:val="1A1A1A"/>
-        </w:rPr>
-        <w:t>rral bonuses redeemable for discounts and promotions.</w:t>
+        <w:t>customers earn reward points, loyalty tiers and referral bonuses redeemable for discounts and promotions.</w:t>
       </w:r>
     </w:p>
     <w:p>
@@ -7261,19 +7576,21 @@
           <w:bCs/>
           <w:color w:val="0A0A0A"/>
         </w:rPr>
-        <w:t xml:space="preserve">Address &amp; Location Management — </w:t>
-      </w:r>
-      <w:r>
-        <w:rPr>
-          <w:color w:val="1A1A1A"/>
-        </w:rPr>
-        <w:t>saved addresses, geolocation services,</w:t>
-      </w:r>
-      <w:r>
-        <w:rPr>
-          <w:color w:val="1A1A1A"/>
-        </w:rPr>
-        <w:t xml:space="preserve"> reverse geocoding and route-based service delivery.</w:t>
+        <w:t>Address &amp; Location</w:t>
+      </w:r>
+      <w:r>
+        <w:rPr>
+          <w:b/>
+          <w:bCs/>
+          <w:color w:val="0A0A0A"/>
+        </w:rPr>
+        <w:t xml:space="preserve"> Management — </w:t>
+      </w:r>
+      <w:r>
+        <w:rPr>
+          <w:color w:val="1A1A1A"/>
+        </w:rPr>
+        <w:t>saved addresses, geolocation services, reverse geocoding and route-based service delivery.</w:t>
       </w:r>
     </w:p>
     <w:p>
@@ -7321,13 +7638,13 @@
         <w:rPr>
           <w:color w:val="1A1A1A"/>
         </w:rPr>
-        <w:t>Firebase Cloud Messaging provides booking confirmatio</w:t>
-      </w:r>
-      <w:r>
-        <w:rPr>
-          <w:color w:val="1A1A1A"/>
-        </w:rPr>
-        <w:t>ns, reminders, promotional offers and status updates.</w:t>
+        <w:t>F</w:t>
+      </w:r>
+      <w:r>
+        <w:rPr>
+          <w:color w:val="1A1A1A"/>
+        </w:rPr>
+        <w:t>irebase Cloud Messaging provides booking confirmations, reminders, promotional offers and status updates.</w:t>
       </w:r>
     </w:p>
     <w:p>
@@ -7369,19 +7686,21 @@
           <w:bCs/>
           <w:color w:val="0A0A0A"/>
         </w:rPr>
-        <w:t xml:space="preserve">Analytics &amp; Reporting — </w:t>
-      </w:r>
-      <w:r>
-        <w:rPr>
-          <w:color w:val="1A1A1A"/>
-        </w:rPr>
-        <w:t>revenue reports, booking statis</w:t>
-      </w:r>
-      <w:r>
-        <w:rPr>
-          <w:color w:val="1A1A1A"/>
-        </w:rPr>
-        <w:t>tics, customer insights, service utilisation metrics and operational performance tracking.</w:t>
+        <w:t>Ana</w:t>
+      </w:r>
+      <w:r>
+        <w:rPr>
+          <w:b/>
+          <w:bCs/>
+          <w:color w:val="0A0A0A"/>
+        </w:rPr>
+        <w:t xml:space="preserve">lytics &amp; Reporting — </w:t>
+      </w:r>
+      <w:r>
+        <w:rPr>
+          <w:color w:val="1A1A1A"/>
+        </w:rPr>
+        <w:t>revenue reports, booking statistics, customer insights, service utilisation metrics and operational performance tracking.</w:t>
       </w:r>
     </w:p>
     <w:p>
@@ -7405,13 +7724,13 @@
         <w:rPr>
           <w:color w:val="1A1A1A"/>
         </w:rPr>
-        <w:t>Celery and Redis handle scheduled jobs, notifications, payment processing and automated system tasks, keeping request latency independen</w:t>
-      </w:r>
-      <w:r>
-        <w:rPr>
-          <w:color w:val="1A1A1A"/>
-        </w:rPr>
-        <w:t>t of background workload.</w:t>
+        <w:t>Celery and Redis handle scheduled jobs, notifications, payment processing and automa</w:t>
+      </w:r>
+      <w:r>
+        <w:rPr>
+          <w:color w:val="1A1A1A"/>
+        </w:rPr>
+        <w:t>ted system tasks, keeping request latency independent of background workload.</w:t>
       </w:r>
     </w:p>
     <w:p>
@@ -7816,17 +8135,7 @@
           <w:sz w:val="20"/>
           <w:szCs w:val="20"/>
         </w:rPr>
-        <w:t>Inventor</w:t>
-      </w:r>
-      <w:r>
-        <w:rPr>
-          <w:b/>
-          <w:bCs/>
-          <w:color w:val="10314F"/>
-          <w:sz w:val="20"/>
-          <w:szCs w:val="20"/>
-        </w:rPr>
-        <w:t>y Management System</w:t>
+        <w:t>Inventory Management System</w:t>
       </w:r>
     </w:p>
     <w:p>
@@ -7861,13 +8170,13 @@
         <w:rPr>
           <w:color w:val="1A1A1A"/>
         </w:rPr>
-        <w:t>A full-stack web application developed to manage product inventory, monitor stock movement, track seller activities and analyse sales performance. It provides real-time inventory updates, secure authentication and analytics dashboards that help organisatio</w:t>
-      </w:r>
-      <w:r>
-        <w:rPr>
-          <w:color w:val="1A1A1A"/>
-        </w:rPr>
-        <w:t>ns streamline operations and make data-driven decisions.</w:t>
+        <w:t>A full-stack web application developed to manage product inventory, monitor stock movement, track seller activities and analyse sales performance. It provides real-time inventory updates, secure aut</w:t>
+      </w:r>
+      <w:r>
+        <w:rPr>
+          <w:color w:val="1A1A1A"/>
+        </w:rPr>
+        <w:t>hentication and analytics dashboards that help organisations streamline operations and make data-driven decisions.</w:t>
       </w:r>
     </w:p>
     <w:p>
@@ -7907,13 +8216,13 @@
         <w:rPr>
           <w:color w:val="1A1A1A"/>
         </w:rPr>
-        <w:t>administrators add, update, delete and monitor product details including quantity, pricing and categories, with stock levels auto-updated from sales and tran</w:t>
-      </w:r>
-      <w:r>
-        <w:rPr>
-          <w:color w:val="1A1A1A"/>
-        </w:rPr>
-        <w:t>sactions.</w:t>
+        <w:t>administrators add, update, delete and monitor product details including quantity, pricing and cate</w:t>
+      </w:r>
+      <w:r>
+        <w:rPr>
+          <w:color w:val="1A1A1A"/>
+        </w:rPr>
+        <w:t>gories, with stock levels auto-updated from sales and transactions.</w:t>
       </w:r>
     </w:p>
     <w:p>
@@ -7961,13 +8270,13 @@
         <w:rPr>
           <w:color w:val="1A1A1A"/>
         </w:rPr>
-        <w:t xml:space="preserve">tracks daily, monthly and overall sales with detailed order information for better revenue </w:t>
-      </w:r>
-      <w:r>
-        <w:rPr>
-          <w:color w:val="1A1A1A"/>
-        </w:rPr>
-        <w:t>monitoring.</w:t>
+        <w:t>tracks daily, monthly and overall</w:t>
+      </w:r>
+      <w:r>
+        <w:rPr>
+          <w:color w:val="1A1A1A"/>
+        </w:rPr>
+        <w:t xml:space="preserve"> sales with detailed order information for better revenue monitoring.</w:t>
       </w:r>
     </w:p>
     <w:p>
@@ -8015,7 +8324,13 @@
         <w:rPr>
           <w:color w:val="1A1A1A"/>
         </w:rPr>
-        <w:t>secure login and authorisation using JSON Web Tokens to protect sessions and API access.</w:t>
+        <w:t>secure login and auth</w:t>
+      </w:r>
+      <w:r>
+        <w:rPr>
+          <w:color w:val="1A1A1A"/>
+        </w:rPr>
+        <w:t>orisation using JSON Web Tokens to protect sessions and API access.</w:t>
       </w:r>
     </w:p>
     <w:p>
@@ -8063,13 +8378,13 @@
         <w:rPr>
           <w:color w:val="1A1A1A"/>
         </w:rPr>
-        <w:t>quick searching and filtering of pr</w:t>
-      </w:r>
-      <w:r>
-        <w:rPr>
-          <w:color w:val="1A1A1A"/>
-        </w:rPr>
-        <w:t>oducts, sellers and sales records.</w:t>
+        <w:t>quick searching and filtering of products, sellers and s</w:t>
+      </w:r>
+      <w:r>
+        <w:rPr>
+          <w:color w:val="1A1A1A"/>
+        </w:rPr>
+        <w:t>ales records.</w:t>
       </w:r>
     </w:p>
     <w:p>
@@ -8118,16 +8433,7 @@
             <w:szCs w:val="18"/>
             <w:u w:val="single"/>
           </w:rPr>
-          <w:t>github.com/Sridhar08-glitch/Inve</w:t>
-        </w:r>
-        <w:r>
-          <w:rPr>
-            <w:color w:val="1B6E8C"/>
-            <w:sz w:val="18"/>
-            <w:szCs w:val="18"/>
-            <w:u w:val="single"/>
-          </w:rPr>
-          <w:t>ntory-Frontend</w:t>
+          <w:t>github.com/Sridhar08-glitch/Inventory-Frontend</w:t>
         </w:r>
       </w:hyperlink>
     </w:p>
@@ -8210,7 +8516,17 @@
           <w:sz w:val="18"/>
           <w:szCs w:val="18"/>
         </w:rPr>
-        <w:t xml:space="preserve">Team Size: </w:t>
+        <w:t>Team Size:</w:t>
+      </w:r>
+      <w:r>
+        <w:rPr>
+          <w:b/>
+          <w:bCs/>
+          <w:color w:val="1B6E8C"/>
+          <w:sz w:val="18"/>
+          <w:szCs w:val="18"/>
+        </w:rPr>
+        <w:t xml:space="preserve"> </w:t>
       </w:r>
       <w:r>
         <w:rPr>
@@ -8230,13 +8546,13 @@
         <w:rPr>
           <w:color w:val="1A1A1A"/>
         </w:rPr>
-        <w:t>A web application designed to enhance public safety by providing a platform for users to report crimes, receive alerts and access important security features. The system integrates re</w:t>
-      </w:r>
-      <w:r>
-        <w:rPr>
-          <w:color w:val="1A1A1A"/>
-        </w:rPr>
-        <w:t>al-time crime reporting, communication and emergency assistance tools to ensure a safer environment for communities.</w:t>
+        <w:t xml:space="preserve">A web application designed to enhance public safety by providing a platform for users to report crimes, receive alerts and access important security features. The system integrates real-time crime reporting, communication and emergency assistance tools </w:t>
+      </w:r>
+      <w:r>
+        <w:rPr>
+          <w:color w:val="1A1A1A"/>
+        </w:rPr>
+        <w:t>to ensure a safer environment for communities.</w:t>
       </w:r>
     </w:p>
     <w:p>
@@ -8276,13 +8592,7 @@
         <w:rPr>
           <w:color w:val="1A1A1A"/>
         </w:rPr>
-        <w:t>users report crimes by selecting their location on an interactive map, with both auto-detection and manual s</w:t>
-      </w:r>
-      <w:r>
-        <w:rPr>
-          <w:color w:val="1A1A1A"/>
-        </w:rPr>
-        <w:t>election.</w:t>
+        <w:t>users report crimes by selecting their location on an interactive map, with both auto-detection and manual selection.</w:t>
       </w:r>
     </w:p>
     <w:p>
@@ -8306,7 +8616,13 @@
         <w:rPr>
           <w:color w:val="1A1A1A"/>
         </w:rPr>
-        <w:t>users view reported crimes in their area and receive notifications about nearby incidents.</w:t>
+        <w:t>users view reported crimes in their</w:t>
+      </w:r>
+      <w:r>
+        <w:rPr>
+          <w:color w:val="1A1A1A"/>
+        </w:rPr>
+        <w:t xml:space="preserve"> area and receive notifications about nearby incidents.</w:t>
       </w:r>
     </w:p>
     <w:p>
@@ -8330,13 +8646,7 @@
         <w:rPr>
           <w:color w:val="1A1A1A"/>
         </w:rPr>
-        <w:t>a WebSocket-based chat system enables real-time communication between users and authorities, plus crim</w:t>
-      </w:r>
-      <w:r>
-        <w:rPr>
-          <w:color w:val="1A1A1A"/>
-        </w:rPr>
-        <w:t>e-related and general alerts.</w:t>
+        <w:t>a WebSocket-based chat system enables real-time communication between users and authorities, plus crime-related and general alerts.</w:t>
       </w:r>
     </w:p>
     <w:p>
@@ -8402,21 +8712,19 @@
           <w:bCs/>
           <w:color w:val="0A0A0A"/>
         </w:rPr>
-        <w:t xml:space="preserve">Safe </w:t>
-      </w:r>
-      <w:r>
-        <w:rPr>
-          <w:b/>
-          <w:bCs/>
-          <w:color w:val="0A0A0A"/>
-        </w:rPr>
-        <w:t xml:space="preserve">Places &amp; Nearby Police — </w:t>
-      </w:r>
-      <w:r>
-        <w:rPr>
-          <w:color w:val="1A1A1A"/>
-        </w:rPr>
-        <w:t>provides information about nearby police stations and designated safe places for users in distress.</w:t>
+        <w:t xml:space="preserve">Safe Places &amp; Nearby Police — </w:t>
+      </w:r>
+      <w:r>
+        <w:rPr>
+          <w:color w:val="1A1A1A"/>
+        </w:rPr>
+        <w:t>provides informatio</w:t>
+      </w:r>
+      <w:r>
+        <w:rPr>
+          <w:color w:val="1A1A1A"/>
+        </w:rPr>
+        <w:t>n about nearby police stations and designated safe places for users in distress.</w:t>
       </w:r>
     </w:p>
     <w:p>
@@ -8561,7 +8869,15 @@
           <w:bCs/>
           <w:color w:val="0A0A0A"/>
         </w:rPr>
-        <w:t xml:space="preserve">User Authentication — </w:t>
+        <w:t>User Authentication</w:t>
+      </w:r>
+      <w:r>
+        <w:rPr>
+          <w:b/>
+          <w:bCs/>
+          <w:color w:val="0A0A0A"/>
+        </w:rPr>
+        <w:t xml:space="preserve"> — </w:t>
       </w:r>
       <w:r>
         <w:rPr>
@@ -8615,13 +8931,13 @@
         <w:rPr>
           <w:color w:val="1A1A1A"/>
         </w:rPr>
-        <w:t>users place orders and receive real-time feedb</w:t>
-      </w:r>
-      <w:r>
-        <w:rPr>
-          <w:color w:val="1A1A1A"/>
-        </w:rPr>
-        <w:t>ack with automated email notifications.</w:t>
+        <w:t xml:space="preserve">users place orders and receive real-time feedback with automated </w:t>
+      </w:r>
+      <w:r>
+        <w:rPr>
+          <w:color w:val="1A1A1A"/>
+        </w:rPr>
+        <w:t>email notifications.</w:t>
       </w:r>
     </w:p>
     <w:p>
@@ -8857,13 +9173,7 @@
         <w:rPr>
           <w:color w:val="1A1A1A"/>
         </w:rPr>
-        <w:t>Independent project ex</w:t>
-      </w:r>
-      <w:r>
-        <w:rPr>
-          <w:color w:val="1A1A1A"/>
-        </w:rPr>
-        <w:t>ecution and end-to-end delivery</w:t>
+        <w:t>Independent project execution and end-to-end delivery</w:t>
       </w:r>
     </w:p>
     <w:p>
@@ -8911,7 +9221,13 @@
         <w:rPr>
           <w:color w:val="1A1A1A"/>
         </w:rPr>
-        <w:t>Responsive UI development with a user-experience focus</w:t>
+        <w:t>Responsive UI development with a user-exper</w:t>
+      </w:r>
+      <w:r>
+        <w:rPr>
+          <w:color w:val="1A1A1A"/>
+        </w:rPr>
+        <w:t>ience focus</w:t>
       </w:r>
     </w:p>
     <w:p>
@@ -8943,13 +9259,7 @@
         <w:rPr>
           <w:color w:val="1A1A1A"/>
         </w:rPr>
-        <w:t>Technical documenta</w:t>
-      </w:r>
-      <w:r>
-        <w:rPr>
-          <w:color w:val="1A1A1A"/>
-        </w:rPr>
-        <w:t>tion and knowledge transfer</w:t>
+        <w:t>Technical documentation and knowledge transfer</w:t>
       </w:r>
     </w:p>
     <w:p>
@@ -9025,7 +9335,13 @@
         <w:rPr>
           <w:color w:val="1A1A1A"/>
         </w:rPr>
-        <w:t>Qatar Residence Permit — Transferable Visa, NOC available.</w:t>
+        <w:t>Qatar Residen</w:t>
+      </w:r>
+      <w:r>
+        <w:rPr>
+          <w:color w:val="1A1A1A"/>
+        </w:rPr>
+        <w:t>ce Permit — Transferable Visa, NOC available.</w:t>
       </w:r>
     </w:p>
     <w:p>
@@ -9117,96 +9433,10 @@
 <file path=word/numbering.xml><?xml version="1.0" encoding="utf-8"?>
 <w:numbering xmlns:wpc="http://schemas.microsoft.com/office/word/2010/wordprocessingCanvas" xmlns:cx="http://schemas.microsoft.com/office/drawing/2014/chartex" xmlns:cx1="http://schemas.microsoft.com/office/drawing/2015/9/8/chartex" xmlns:cx2="http://schemas.microsoft.com/office/drawing/2015/10/21/chartex" xmlns:cx3="http://schemas.microsoft.com/office/drawing/2016/5/9/chartex" xmlns:cx4="http://schemas.microsoft.com/office/drawing/2016/5/10/chartex" xmlns:cx5="http://schemas.microsoft.com/office/drawing/2016/5/11/chartex" xmlns:cx6="http://schemas.microsoft.com/office/drawing/2016/5/12/chartex" xmlns:cx7="http://schemas.microsoft.com/office/drawing/2016/5/13/chartex" xmlns:cx8="http://schemas.microsoft.com/office/drawing/2016/5/14/chartex" xmlns:mc="http://schemas.openxmlformats.org/markup-compatibility/2006" xmlns:aink="http://schemas.microsoft.com/office/drawing/2016/ink" xmlns:am3d="http://schemas.microsoft.com/office/drawing/2017/model3d" xmlns:o="urn:schemas-microsoft-com:office:office" xmlns:r="http://schemas.openxmlformats.org/officeDocument/2006/relationships" xmlns:m="http://schemas.openxmlformats.org/officeDocument/2006/math" xmlns:v="urn:schemas-microsoft-com:vml" xmlns:wp14="http://schemas.microsoft.com/office/word/2010/wordprocessingDrawing" xmlns:wp="http://schemas.openxmlformats.org/drawingml/2006/wordprocessingDrawing" xmlns:w10="urn:schemas-microsoft-com:office:word" xmlns:w="http://schemas.openxmlformats.org/wordprocessingml/2006/main" xmlns:w14="http://schemas.microsoft.com/office/word/2010/wordml" xmlns:w15="http://schemas.microsoft.com/office/word/2012/wordml" xmlns:w16cex="http://schemas.microsoft.com/office/word/2018/wordml/cex" xmlns:w16cid="http://schemas.microsoft.com/office/word/2016/wordml/cid" xmlns:w16="http://schemas.microsoft.com/office/word/2018/wordml" xmlns:w16se="http://schemas.microsoft.com/office/word/2015/wordml/symex" xmlns:wpg="http://schemas.microsoft.com/office/word/2010/wordprocessingGroup" xmlns:wpi="http://schemas.microsoft.com/office/word/2010/wordprocessingInk" xmlns:wne="http://schemas.microsoft.com/office/word/2006/wordml" xmlns:wps="http://schemas.microsoft.com/office/word/2010/wordprocessingShape" mc:Ignorable="w14 w15 w16se w16cid w16 w16cex wp14">
   <w:abstractNum w:abstractNumId="0" w15:restartNumberingAfterBreak="0">
-    <w:nsid w:val="37D105AB"/>
+    <w:nsid w:val="53912613"/>
     <w:multiLevelType w:val="hybridMultilevel"/>
-    <w:tmpl w:val="4B8CC02A"/>
-    <w:lvl w:ilvl="0" w:tplc="BECE8258">
-      <w:start w:val="1"/>
-      <w:numFmt w:val="bullet"/>
-      <w:lvlText w:val="●"/>
-      <w:lvlJc w:val="left"/>
-      <w:pPr>
-        <w:ind w:left="720" w:hanging="360"/>
-      </w:pPr>
-    </w:lvl>
-    <w:lvl w:ilvl="1" w:tplc="D80E36C2">
-      <w:start w:val="1"/>
-      <w:numFmt w:val="bullet"/>
-      <w:lvlText w:val="○"/>
-      <w:lvlJc w:val="left"/>
-      <w:pPr>
-        <w:ind w:left="1440" w:hanging="360"/>
-      </w:pPr>
-    </w:lvl>
-    <w:lvl w:ilvl="2" w:tplc="3C8AF2A2">
-      <w:start w:val="1"/>
-      <w:numFmt w:val="bullet"/>
-      <w:lvlText w:val="■"/>
-      <w:lvlJc w:val="left"/>
-      <w:pPr>
-        <w:ind w:left="2160" w:hanging="360"/>
-      </w:pPr>
-    </w:lvl>
-    <w:lvl w:ilvl="3" w:tplc="B31A858E">
-      <w:start w:val="1"/>
-      <w:numFmt w:val="bullet"/>
-      <w:lvlText w:val="●"/>
-      <w:lvlJc w:val="left"/>
-      <w:pPr>
-        <w:ind w:left="2880" w:hanging="360"/>
-      </w:pPr>
-    </w:lvl>
-    <w:lvl w:ilvl="4" w:tplc="10A040BC">
-      <w:start w:val="1"/>
-      <w:numFmt w:val="bullet"/>
-      <w:lvlText w:val="○"/>
-      <w:lvlJc w:val="left"/>
-      <w:pPr>
-        <w:ind w:left="3600" w:hanging="360"/>
-      </w:pPr>
-    </w:lvl>
-    <w:lvl w:ilvl="5" w:tplc="D334F286">
-      <w:start w:val="1"/>
-      <w:numFmt w:val="bullet"/>
-      <w:lvlText w:val="■"/>
-      <w:lvlJc w:val="left"/>
-      <w:pPr>
-        <w:ind w:left="4320" w:hanging="360"/>
-      </w:pPr>
-    </w:lvl>
-    <w:lvl w:ilvl="6" w:tplc="96165A82">
-      <w:start w:val="1"/>
-      <w:numFmt w:val="bullet"/>
-      <w:lvlText w:val="●"/>
-      <w:lvlJc w:val="left"/>
-      <w:pPr>
-        <w:ind w:left="5040" w:hanging="360"/>
-      </w:pPr>
-    </w:lvl>
-    <w:lvl w:ilvl="7" w:tplc="97AAD6EE">
-      <w:start w:val="1"/>
-      <w:numFmt w:val="bullet"/>
-      <w:lvlText w:val="●"/>
-      <w:lvlJc w:val="left"/>
-      <w:pPr>
-        <w:ind w:left="5760" w:hanging="360"/>
-      </w:pPr>
-    </w:lvl>
-    <w:lvl w:ilvl="8" w:tplc="1814F606">
-      <w:start w:val="1"/>
-      <w:numFmt w:val="bullet"/>
-      <w:lvlText w:val="●"/>
-      <w:lvlJc w:val="left"/>
-      <w:pPr>
-        <w:ind w:left="6480" w:hanging="360"/>
-      </w:pPr>
-    </w:lvl>
-  </w:abstractNum>
-  <w:abstractNum w:abstractNumId="1" w15:restartNumberingAfterBreak="0">
-    <w:nsid w:val="69B50E06"/>
-    <w:multiLevelType w:val="hybridMultilevel"/>
-    <w:tmpl w:val="43D237B2"/>
-    <w:lvl w:ilvl="0" w:tplc="16262BC4">
+    <w:tmpl w:val="9D8C69F4"/>
+    <w:lvl w:ilvl="0" w:tplc="20CC988C">
       <w:start w:val="1"/>
       <w:numFmt w:val="bullet"/>
       <w:lvlText w:val="•"/>
@@ -9215,55 +9445,141 @@
         <w:ind w:left="345" w:hanging="230"/>
       </w:pPr>
     </w:lvl>
-    <w:lvl w:ilvl="1" w:tplc="539C0EFA">
+    <w:lvl w:ilvl="1" w:tplc="AF40B0CA">
       <w:numFmt w:val="decimal"/>
       <w:lvlText w:val=""/>
       <w:lvlJc w:val="left"/>
     </w:lvl>
-    <w:lvl w:ilvl="2" w:tplc="DD9A1AA0">
+    <w:lvl w:ilvl="2" w:tplc="D6C494A4">
       <w:numFmt w:val="decimal"/>
       <w:lvlText w:val=""/>
       <w:lvlJc w:val="left"/>
     </w:lvl>
-    <w:lvl w:ilvl="3" w:tplc="D528E5C6">
+    <w:lvl w:ilvl="3" w:tplc="D2BE8406">
       <w:numFmt w:val="decimal"/>
       <w:lvlText w:val=""/>
       <w:lvlJc w:val="left"/>
     </w:lvl>
-    <w:lvl w:ilvl="4" w:tplc="63508410">
+    <w:lvl w:ilvl="4" w:tplc="7EB8DE2A">
       <w:numFmt w:val="decimal"/>
       <w:lvlText w:val=""/>
       <w:lvlJc w:val="left"/>
     </w:lvl>
-    <w:lvl w:ilvl="5" w:tplc="DD9E7FDE">
+    <w:lvl w:ilvl="5" w:tplc="A6C69226">
       <w:numFmt w:val="decimal"/>
       <w:lvlText w:val=""/>
       <w:lvlJc w:val="left"/>
     </w:lvl>
-    <w:lvl w:ilvl="6" w:tplc="DFF41898">
+    <w:lvl w:ilvl="6" w:tplc="5D2CF132">
       <w:numFmt w:val="decimal"/>
       <w:lvlText w:val=""/>
       <w:lvlJc w:val="left"/>
     </w:lvl>
-    <w:lvl w:ilvl="7" w:tplc="C8DC158E">
+    <w:lvl w:ilvl="7" w:tplc="9170DFE6">
       <w:numFmt w:val="decimal"/>
       <w:lvlText w:val=""/>
       <w:lvlJc w:val="left"/>
     </w:lvl>
-    <w:lvl w:ilvl="8" w:tplc="42B20D66">
+    <w:lvl w:ilvl="8" w:tplc="1C3A50DE">
       <w:numFmt w:val="decimal"/>
       <w:lvlText w:val=""/>
       <w:lvlJc w:val="left"/>
     </w:lvl>
   </w:abstractNum>
+  <w:abstractNum w:abstractNumId="1" w15:restartNumberingAfterBreak="0">
+    <w:nsid w:val="68706221"/>
+    <w:multiLevelType w:val="hybridMultilevel"/>
+    <w:tmpl w:val="B0485B44"/>
+    <w:lvl w:ilvl="0" w:tplc="B4AC9968">
+      <w:start w:val="1"/>
+      <w:numFmt w:val="bullet"/>
+      <w:lvlText w:val="●"/>
+      <w:lvlJc w:val="left"/>
+      <w:pPr>
+        <w:ind w:left="720" w:hanging="360"/>
+      </w:pPr>
+    </w:lvl>
+    <w:lvl w:ilvl="1" w:tplc="CA62AD64">
+      <w:start w:val="1"/>
+      <w:numFmt w:val="bullet"/>
+      <w:lvlText w:val="○"/>
+      <w:lvlJc w:val="left"/>
+      <w:pPr>
+        <w:ind w:left="1440" w:hanging="360"/>
+      </w:pPr>
+    </w:lvl>
+    <w:lvl w:ilvl="2" w:tplc="73BA1342">
+      <w:start w:val="1"/>
+      <w:numFmt w:val="bullet"/>
+      <w:lvlText w:val="■"/>
+      <w:lvlJc w:val="left"/>
+      <w:pPr>
+        <w:ind w:left="2160" w:hanging="360"/>
+      </w:pPr>
+    </w:lvl>
+    <w:lvl w:ilvl="3" w:tplc="4BAC943A">
+      <w:start w:val="1"/>
+      <w:numFmt w:val="bullet"/>
+      <w:lvlText w:val="●"/>
+      <w:lvlJc w:val="left"/>
+      <w:pPr>
+        <w:ind w:left="2880" w:hanging="360"/>
+      </w:pPr>
+    </w:lvl>
+    <w:lvl w:ilvl="4" w:tplc="0680D8D4">
+      <w:start w:val="1"/>
+      <w:numFmt w:val="bullet"/>
+      <w:lvlText w:val="○"/>
+      <w:lvlJc w:val="left"/>
+      <w:pPr>
+        <w:ind w:left="3600" w:hanging="360"/>
+      </w:pPr>
+    </w:lvl>
+    <w:lvl w:ilvl="5" w:tplc="D4C081DA">
+      <w:start w:val="1"/>
+      <w:numFmt w:val="bullet"/>
+      <w:lvlText w:val="■"/>
+      <w:lvlJc w:val="left"/>
+      <w:pPr>
+        <w:ind w:left="4320" w:hanging="360"/>
+      </w:pPr>
+    </w:lvl>
+    <w:lvl w:ilvl="6" w:tplc="02966BB6">
+      <w:start w:val="1"/>
+      <w:numFmt w:val="bullet"/>
+      <w:lvlText w:val="●"/>
+      <w:lvlJc w:val="left"/>
+      <w:pPr>
+        <w:ind w:left="5040" w:hanging="360"/>
+      </w:pPr>
+    </w:lvl>
+    <w:lvl w:ilvl="7" w:tplc="97A4D952">
+      <w:start w:val="1"/>
+      <w:numFmt w:val="bullet"/>
+      <w:lvlText w:val="●"/>
+      <w:lvlJc w:val="left"/>
+      <w:pPr>
+        <w:ind w:left="5760" w:hanging="360"/>
+      </w:pPr>
+    </w:lvl>
+    <w:lvl w:ilvl="8" w:tplc="C802826A">
+      <w:start w:val="1"/>
+      <w:numFmt w:val="bullet"/>
+      <w:lvlText w:val="●"/>
+      <w:lvlJc w:val="left"/>
+      <w:pPr>
+        <w:ind w:left="6480" w:hanging="360"/>
+      </w:pPr>
+    </w:lvl>
+  </w:abstractNum>
   <w:num w:numId="1">
-    <w:abstractNumId w:val="0"/>
+    <w:abstractNumId w:val="1"/>
     <w:lvlOverride w:ilvl="0">
       <w:startOverride w:val="1"/>
     </w:lvlOverride>
   </w:num>
   <w:num w:numId="2">
-    <w:abstractNumId w:val="1"/>
+    <w:abstractNumId w:val="0"/>
     <w:lvlOverride w:ilvl="0">
       <w:startOverride w:val="1"/>
     </w:lvlOverride>

--- a/public/resume/Sridhar_Mahalingam_Software_Developer_Gulf_Full.docx
+++ b/public/resume/Sridhar_Mahalingam_Software_Developer_Gulf_Full.docx
@@ -8,7 +8,6 @@
         <w:jc w:val="center"/>
       </w:pPr>
       <w:bookmarkStart w:id="0" w:name="_GoBack"/>
-      <w:bookmarkEnd w:id="0"/>
       <w:r>
         <w:rPr>
           <w:noProof/>
@@ -1644,7 +1643,7 @@
           <w:sz w:val="20"/>
           <w:szCs w:val="20"/>
         </w:rPr>
-        <w:t>AI Research Agent — Multi-Agent Research System with Verified Citations</w:t>
+        <w:t>S POS — Multi-Platform Retail Point of Sale (Web, Desktop, Mobile)</w:t>
       </w:r>
     </w:p>
     <w:p>
@@ -1667,7 +1666,7 @@
           <w:sz w:val="18"/>
           <w:szCs w:val="18"/>
         </w:rPr>
-        <w:t>Independent project — sole architect and developer</w:t>
+        <w:t>Independent product — sole architect and developer</w:t>
       </w:r>
     </w:p>
     <w:p>
@@ -1690,7 +1689,7 @@
           <w:sz w:val="18"/>
           <w:szCs w:val="18"/>
         </w:rPr>
-        <w:t>Python, LangGraph, FastAPI, Pydantic v2, Ollama (local LLM), PostgreSQL + pgvector, FAISS, sentence-transformers, Next.js 16, TypeScript, Docker Compose</w:t>
+        <w:t>Python, Django 5.2, Django REST Framework, Celery, Redis, PostgreSQL, SQLite, React 19, React Native (Expo), PyInstaller + WebView2, waitress, Docker, Nginx</w:t>
       </w:r>
     </w:p>
     <w:p>
@@ -1713,7 +1712,7 @@
           <w:sz w:val="18"/>
           <w:szCs w:val="18"/>
         </w:rPr>
-        <w:t>Complete — 38 tests passing, benchmarked end to end on real research runs</w:t>
+        <w:t>Complete — full retail suite operational across web, desktop and mobile clients</w:t>
       </w:r>
     </w:p>
     <w:p>
@@ -1725,25 +1724,25 @@
         <w:rPr>
           <w:color w:val="1A1A1A"/>
         </w:rPr>
-        <w:t>A local-first, multi-</w:t>
-      </w:r>
-      <w:r>
-        <w:rPr>
-          <w:color w:val="1A1A1A"/>
-        </w:rPr>
-        <w:t>agent AI research workstation. LangGraph-orchestrated agents plan the research, search the real web, ground every finding in retrieved evidence, criticise their own analysis and write cited research reports on a fully local LLM — with every citation verifi</w:t>
-      </w:r>
-      <w:r>
-        <w:rPr>
-          <w:color w:val="1A1A1A"/>
-        </w:rPr>
-        <w:t>ed against the session's own sources before publishing. Everything runs locally except web search: local LLM via Ollama, local embeddings, local database. Designed and built solo, from the agent state machine and RAG pipeline through to the FastAPI backend</w:t>
-      </w:r>
-      <w:r>
-        <w:rPr>
-          <w:color w:val="1A1A1A"/>
-        </w:rPr>
-        <w:t xml:space="preserve"> and the Next.js research-workstation UI.</w:t>
+        <w:t>A complete,</w:t>
+      </w:r>
+      <w:r>
+        <w:rPr>
+          <w:color w:val="1A1A1A"/>
+        </w:rPr>
+        <w:t xml:space="preserve"> multi-region, multi-currency point-of-sale and back-office platform for shops of any size — one Django 5.2 + DRF backend exposing a single /api/v1 contract (JWT auth, idempotent writes) that three clients speak identically: a React 19 back-office SPA, an </w:t>
+      </w:r>
+      <w:r>
+        <w:rPr>
+          <w:color w:val="1A1A1A"/>
+        </w:rPr>
+        <w:t>Expo/React Native mobile app and a native Windows desktop application. The desktop build packages the entire backend into one SPOS.exe with SQLite inside — one PC becomes the shop's own server, with tablets, phones and extra registers connecting over Wi-Fi</w:t>
+      </w:r>
+      <w:r>
+        <w:rPr>
+          <w:color w:val="1A1A1A"/>
+        </w:rPr>
+        <w:t xml:space="preserve"> — while the mobile app can run the entire store on a phone with no server at all. Designed and built solo, from the transaction engine and double-entry ledger through to the deployment stack.</w:t>
       </w:r>
     </w:p>
     <w:p>
@@ -1777,75 +1776,152 @@
           <w:bCs/>
           <w:color w:val="0A0A0A"/>
         </w:rPr>
-        <w:t>Multi-agent verification loop</w:t>
-      </w:r>
-      <w:r>
-        <w:rPr>
-          <w:color w:val="1A1A1A"/>
-        </w:rPr>
-        <w:t xml:space="preserve"> — a Critic agent checks the analysis against the retrieved evidence and loops the workflow back to research with refined queries when evidence is insufficient (hard-capped</w:t>
-      </w:r>
-      <w:r>
-        <w:rPr>
-          <w:color w:val="1A1A1A"/>
-        </w:rPr>
-        <w:t xml:space="preserve"> at two iterations); the report cannot be written until the Critic approves.</w:t>
-      </w:r>
-    </w:p>
-    <w:p>
-      <w:pPr>
-        <w:pStyle w:val="ListParagraph"/>
-        <w:numPr>
-          <w:ilvl w:val="0"/>
-          <w:numId w:val="2"/>
-        </w:numPr>
-        <w:spacing w:after="55" w:line="285" w:lineRule="auto"/>
-      </w:pPr>
-      <w:r>
-        <w:rPr>
-          <w:b/>
-          <w:bCs/>
-          <w:color w:val="0A0A0A"/>
-        </w:rPr>
-        <w:t>Structural hallucination reduction</w:t>
-      </w:r>
-      <w:r>
-        <w:rPr>
-          <w:color w:val="1A1A1A"/>
-        </w:rPr>
-        <w:t xml:space="preserve"> — findings citing pages that were never fetched are discarded deterministically, schema-constrained JSON decoding means the model cannot emit malformed output, and honest errors replace fabricated results when sources are unavailable.</w:t>
-      </w:r>
-    </w:p>
-    <w:p>
-      <w:pPr>
-        <w:pStyle w:val="ListParagraph"/>
-        <w:numPr>
-          <w:ilvl w:val="0"/>
-          <w:numId w:val="2"/>
-        </w:numPr>
-        <w:spacing w:after="55" w:line="285" w:lineRule="auto"/>
-      </w:pPr>
-      <w:r>
-        <w:rPr>
-          <w:b/>
-          <w:bCs/>
-          <w:color w:val="0A0A0A"/>
-        </w:rPr>
-        <w:t>Claim-level citation</w:t>
-      </w:r>
-      <w:r>
-        <w:rPr>
-          <w:b/>
-          <w:bCs/>
-          <w:color w:val="0A0A0A"/>
-        </w:rPr>
-        <w:t xml:space="preserve"> verification</w:t>
-      </w:r>
-      <w:r>
-        <w:rPr>
-          <w:color w:val="1A1A1A"/>
-        </w:rPr>
-        <w:t xml:space="preserve"> — every factual sentence in the report is verified as supported, partially supported or unsupported against the session's own evidence; invalid citations are stripped and weak ones disclosed — measured citation coverage rose from 0% to 60–86%</w:t>
+        <w:t>Server-authoritative checkout</w:t>
+      </w:r>
+      <w:r>
+        <w:rPr>
+          <w:color w:val="1A1A1A"/>
+        </w:rPr>
+        <w:t xml:space="preserve"> — every client compu</w:t>
+      </w:r>
+      <w:r>
+        <w:rPr>
+          <w:color w:val="1A1A1A"/>
+        </w:rPr>
+        <w:t>tes cart totals locally for instant UI, but the server recomputes the full invoice with identical rounding, tax and discount rules and refuses the sale on any mismatch; sale creation, row-locked stock decrement, per-item COGS capture and double-entry ledge</w:t>
+      </w:r>
+      <w:r>
+        <w:rPr>
+          <w:color w:val="1A1A1A"/>
+        </w:rPr>
+        <w:t>r posting happen in one database transaction.</w:t>
+      </w:r>
+    </w:p>
+    <w:p>
+      <w:pPr>
+        <w:pStyle w:val="ListParagraph"/>
+        <w:numPr>
+          <w:ilvl w:val="0"/>
+          <w:numId w:val="2"/>
+        </w:numPr>
+        <w:spacing w:after="55" w:line="285" w:lineRule="auto"/>
+      </w:pPr>
+      <w:r>
+        <w:rPr>
+          <w:b/>
+          <w:bCs/>
+          <w:color w:val="0A0A0A"/>
+        </w:rPr>
+        <w:t>Idempotent, auditable transactions</w:t>
+      </w:r>
+      <w:r>
+        <w:rPr>
+          <w:color w:val="1A1A1A"/>
+        </w:rPr>
+        <w:t xml:space="preserve"> — </w:t>
+      </w:r>
+      <w:r>
+        <w:rPr>
+          <w:color w:val="1A1A1A"/>
+        </w:rPr>
+        <w:t>checkout is idempotent at HTTP and business-transaction levels (the same Idempotency-Key can never produce a duplicate charge), invoice numbers come from a locked per-store sequence, failed checkouts persist a FAILED record, and void/refund reverse both in</w:t>
+      </w:r>
+      <w:r>
+        <w:rPr>
+          <w:color w:val="1A1A1A"/>
+        </w:rPr>
+        <w:t>ventory and accounting.</w:t>
+      </w:r>
+    </w:p>
+    <w:p>
+      <w:pPr>
+        <w:pStyle w:val="ListParagraph"/>
+        <w:numPr>
+          <w:ilvl w:val="0"/>
+          <w:numId w:val="2"/>
+        </w:numPr>
+        <w:spacing w:after="55" w:line="285" w:lineRule="auto"/>
+      </w:pPr>
+      <w:r>
+        <w:rPr>
+          <w:b/>
+          <w:bCs/>
+          <w:color w:val="0A0A0A"/>
+        </w:rPr>
+        <w:t>Full register lifecycle</w:t>
+      </w:r>
+      <w:r>
+        <w:rPr>
+          <w:color w:val="1A1A1A"/>
+        </w:rPr>
+        <w:t xml:space="preserve"> — open with float, paid-in/paid-out cash movements, X report mid-shift, Z report and drawer reconciliation against the ledger at close, with cash refunds reducing register cash expectations and closing restri</w:t>
+      </w:r>
+      <w:r>
+        <w:rPr>
+          <w:color w:val="1A1A1A"/>
+        </w:rPr>
+        <w:t>cted to the cashier or a manager.</w:t>
+      </w:r>
+    </w:p>
+    <w:p>
+      <w:pPr>
+        <w:pStyle w:val="ListParagraph"/>
+        <w:numPr>
+          <w:ilvl w:val="0"/>
+          <w:numId w:val="2"/>
+        </w:numPr>
+        <w:spacing w:after="55" w:line="285" w:lineRule="auto"/>
+      </w:pPr>
+      <w:r>
+        <w:rPr>
+          <w:b/>
+          <w:bCs/>
+          <w:color w:val="0A0A0A"/>
+        </w:rPr>
+        <w:lastRenderedPageBreak/>
+        <w:t>Deep retail back-office</w:t>
+      </w:r>
+      <w:r>
+        <w:rPr>
+          <w:color w:val="1A1A1A"/>
+        </w:rPr>
+        <w:t xml:space="preserve"> — product variants and modifiers, server-side promotions and customer price lists, gift cards and store credit with server-enforced balances, loyalty, suppliers and purchase orders with partial rece</w:t>
+      </w:r>
+      <w:r>
+        <w:rPr>
+          <w:color w:val="1A1A1A"/>
+        </w:rPr>
+        <w:t>iving, inter-store transfers, stock counts and an expense approve/pay/void workflow across multi-store, multi-company setups, each company with its own currency.</w:t>
+      </w:r>
+    </w:p>
+    <w:p>
+      <w:pPr>
+        <w:pStyle w:val="ListParagraph"/>
+        <w:numPr>
+          <w:ilvl w:val="0"/>
+          <w:numId w:val="2"/>
+        </w:numPr>
+        <w:spacing w:after="55" w:line="285" w:lineRule="auto"/>
+      </w:pPr>
+      <w:r>
+        <w:rPr>
+          <w:b/>
+          <w:bCs/>
+          <w:color w:val="0A0A0A"/>
+        </w:rPr>
+        <w:t>Three deployment shapes from one codebase</w:t>
+      </w:r>
+      <w:r>
+        <w:rPr>
+          <w:color w:val="1A1A1A"/>
+        </w:rPr>
+        <w:t xml:space="preserve"> — a hosted SaaS on Docker (PostgreSQL, Redis, Celery</w:t>
+      </w:r>
+      <w:r>
+        <w:rPr>
+          <w:color w:val="1A1A1A"/>
+        </w:rPr>
+        <w:t xml:space="preserve"> behind Nginx/TLS), a self-contained SPOS.exe (PyInstaller) that migrates SQLite, picks a free port and serves the API and web UI to the whole LAN via waitress inside a native WebView2 window, and a mobile offline mode with a complete on-phone store engine</w:t>
       </w:r>
       <w:r>
         <w:rPr>
@@ -1869,73 +1945,13 @@
           <w:bCs/>
           <w:color w:val="0A0A0A"/>
         </w:rPr>
-        <w:t>Hybrid RAG retrieval</w:t>
-      </w:r>
-      <w:r>
-        <w:rPr>
-          <w:color w:val="1A1A1A"/>
-        </w:rPr>
-        <w:t xml:space="preserve"> — a per-session vector store (pgvector → FAISS → numpy auto-selection) fuses dense embeddings with a BM25 keyword index via reciprocal rank fusion, with full provenance on every chunk.</w:t>
-      </w:r>
-    </w:p>
-    <w:p>
-      <w:pPr>
-        <w:pStyle w:val="ListParagraph"/>
-        <w:numPr>
-          <w:ilvl w:val="0"/>
-          <w:numId w:val="2"/>
-        </w:numPr>
-        <w:spacing w:after="55" w:line="285" w:lineRule="auto"/>
-      </w:pPr>
-      <w:r>
-        <w:rPr>
-          <w:b/>
-          <w:bCs/>
-          <w:color w:val="0A0A0A"/>
-        </w:rPr>
-        <w:t>Live research workstation</w:t>
-      </w:r>
-      <w:r>
-        <w:rPr>
-          <w:color w:val="1A1A1A"/>
-        </w:rPr>
-        <w:t xml:space="preserve"> — the FastAPI backend </w:t>
-      </w:r>
-      <w:r>
-        <w:rPr>
-          <w:color w:val="1A1A1A"/>
-        </w:rPr>
-        <w:t>streams agent progress over Server-Sent Events to a Next.js UI with source cards, evidence quotes, confidence bars, clickable citations, agent traces and per-stage timing.</w:t>
-      </w:r>
-    </w:p>
-    <w:p>
-      <w:pPr>
-        <w:pStyle w:val="ListParagraph"/>
-        <w:numPr>
-          <w:ilvl w:val="0"/>
-          <w:numId w:val="2"/>
-        </w:numPr>
-        <w:spacing w:after="55" w:line="285" w:lineRule="auto"/>
-      </w:pPr>
-      <w:r>
-        <w:rPr>
-          <w:b/>
-          <w:bCs/>
-          <w:color w:val="0A0A0A"/>
-        </w:rPr>
-        <w:t>Honest evaluation built in</w:t>
-      </w:r>
-      <w:r>
-        <w:rPr>
-          <w:color w:val="1A1A1A"/>
-        </w:rPr>
-        <w:t xml:space="preserve"> — a benchmark harness runs real research sessions and sco</w:t>
-      </w:r>
-      <w:r>
-        <w:rPr>
-          <w:color w:val="1A1A1A"/>
-        </w:rPr>
-        <w:t>res citation coverage, groundedness, completeness, retrieval relevance and latency per model and mode — 100% completion and 78–79% overall quality measured, with quick mode optimised from ~120s to 64s.</w:t>
+        <w:t>Security throughout</w:t>
+      </w:r>
+      <w:r>
+        <w:rPr>
+          <w:color w:val="1A1A1A"/>
+        </w:rPr>
+        <w:t xml:space="preserve"> — HMAC-SHA256-signed payment webhooks with idempotency, tenant scoping on money paths, refresh-token revocation, discount caps, admin-gated account creation and a first-run setup wizard with no default password.</w:t>
       </w:r>
     </w:p>
     <w:p>
@@ -1953,7 +1969,17 @@
           <w:sz w:val="20"/>
           <w:szCs w:val="20"/>
         </w:rPr>
-        <w:t>TrafficVision — AI Traffic Intelligence Platform</w:t>
+        <w:t>AI Research Agent — Mu</w:t>
+      </w:r>
+      <w:r>
+        <w:rPr>
+          <w:b/>
+          <w:bCs/>
+          <w:color w:val="10314F"/>
+          <w:sz w:val="20"/>
+          <w:szCs w:val="20"/>
+        </w:rPr>
+        <w:t>lti-Agent Research System with Verified Citations</w:t>
       </w:r>
     </w:p>
     <w:p>
@@ -1968,8 +1994,21 @@
           <w:sz w:val="18"/>
           <w:szCs w:val="18"/>
         </w:rPr>
-        <w:t>Role:</w:t>
-      </w:r>
+        <w:t xml:space="preserve">Role: </w:t>
+      </w:r>
+      <w:r>
+        <w:rPr>
+          <w:color w:val="4A4A4A"/>
+          <w:sz w:val="18"/>
+          <w:szCs w:val="18"/>
+        </w:rPr>
+        <w:t>Independent project — sole architect and developer</w:t>
+      </w:r>
+    </w:p>
+    <w:p>
+      <w:pPr>
+        <w:spacing w:after="30" w:line="275" w:lineRule="auto"/>
+      </w:pPr>
       <w:r>
         <w:rPr>
           <w:b/>
@@ -1978,7 +2017,7 @@
           <w:sz w:val="18"/>
           <w:szCs w:val="18"/>
         </w:rPr>
-        <w:t xml:space="preserve"> </w:t>
+        <w:t xml:space="preserve">Tools: </w:t>
       </w:r>
       <w:r>
         <w:rPr>
@@ -1986,7 +2025,15 @@
           <w:sz w:val="18"/>
           <w:szCs w:val="18"/>
         </w:rPr>
-        <w:t>Independent research project — sole architect and developer</w:t>
+        <w:t>Python, LangGraph, FastAPI, Pydantic v2, Ollama (local LLM), PostgreSQL + pgvector, FAISS, sentence-transformers, Next.js 16, TypeScript, Dock</w:t>
+      </w:r>
+      <w:r>
+        <w:rPr>
+          <w:color w:val="4A4A4A"/>
+          <w:sz w:val="18"/>
+          <w:szCs w:val="18"/>
+        </w:rPr>
+        <w:t>er Compose</w:t>
       </w:r>
     </w:p>
     <w:p>
@@ -2001,7 +2048,7 @@
           <w:sz w:val="18"/>
           <w:szCs w:val="18"/>
         </w:rPr>
-        <w:t xml:space="preserve">Tools: </w:t>
+        <w:t xml:space="preserve">Status: </w:t>
       </w:r>
       <w:r>
         <w:rPr>
@@ -2009,30 +2056,7 @@
           <w:sz w:val="18"/>
           <w:szCs w:val="18"/>
         </w:rPr>
-        <w:t>Python, PyTorch, FCOS / ONNX Runtime, Django REST Framework, Celery, Redis, PostgreSQL, Next.js</w:t>
-      </w:r>
-    </w:p>
-    <w:p>
-      <w:pPr>
-        <w:spacing w:after="30" w:line="275" w:lineRule="auto"/>
-      </w:pPr>
-      <w:r>
-        <w:rPr>
-          <w:b/>
-          <w:bCs/>
-          <w:color w:val="1B6E8C"/>
-          <w:sz w:val="18"/>
-          <w:szCs w:val="18"/>
-        </w:rPr>
-        <w:t xml:space="preserve">Status: </w:t>
-      </w:r>
-      <w:r>
-        <w:rPr>
-          <w:color w:val="4A4A4A"/>
-          <w:sz w:val="18"/>
-          <w:szCs w:val="18"/>
-        </w:rPr>
-        <w:t>Active development — detection model in training</w:t>
+        <w:t>Complete — 38 tests passing, benchmarked end to end on real research runs</w:t>
       </w:r>
     </w:p>
     <w:p>
@@ -2044,19 +2068,19 @@
         <w:rPr>
           <w:color w:val="1A1A1A"/>
         </w:rPr>
-        <w:t>A computer-vision platform that ing</w:t>
-      </w:r>
-      <w:r>
-        <w:rPr>
-          <w:color w:val="1A1A1A"/>
-        </w:rPr>
-        <w:t>ests traffic video and turns it into structured, real-time intelligence about vehicles and road conditions. It models the full traffic domain — from a city down to individual lanes, cameras, regions-of-interest and counting lines — and runs a GPU-managed p</w:t>
-      </w:r>
-      <w:r>
-        <w:rPr>
-          <w:color w:val="1A1A1A"/>
-        </w:rPr>
-        <w:t>rocessing engine that detects vehicles frame-by-frame and feeds the results into downstream analytics. Designed and built solo as a research project, from the video-ingestion and detection pipeline through to the operations backend and web dashboard.</w:t>
+        <w:t>A local-first, multi-agent AI research workstation. LangGraph-orchestrated agents plan the research, search the real web, ground every finding in retrieved evidenc</w:t>
+      </w:r>
+      <w:r>
+        <w:rPr>
+          <w:color w:val="1A1A1A"/>
+        </w:rPr>
+        <w:t>e, criticise their own analysis and write cited research reports on a fully local LLM — with every citation verified against the session's own sources before publishing. Everything runs locally except web search: local LLM via Ollama, local embeddings, loc</w:t>
+      </w:r>
+      <w:r>
+        <w:rPr>
+          <w:color w:val="1A1A1A"/>
+        </w:rPr>
+        <w:t>al database. Designed and built solo, from the agent state machine and RAG pipeline through to the FastAPI backend and the Next.js research-workstation UI.</w:t>
       </w:r>
     </w:p>
     <w:p>
@@ -2072,186 +2096,187 @@
           <w:sz w:val="18"/>
           <w:szCs w:val="18"/>
         </w:rPr>
-        <w:t>Key F</w:t>
-      </w:r>
-      <w:r>
-        <w:rPr>
-          <w:b/>
-          <w:bCs/>
-          <w:color w:val="4A4A4A"/>
-          <w:spacing w:val="10"/>
-          <w:sz w:val="18"/>
-          <w:szCs w:val="18"/>
-        </w:rPr>
-        <w:t>eatures</w:t>
-      </w:r>
-    </w:p>
-    <w:p>
-      <w:pPr>
-        <w:pStyle w:val="ListParagraph"/>
-        <w:numPr>
-          <w:ilvl w:val="0"/>
-          <w:numId w:val="2"/>
-        </w:numPr>
-        <w:spacing w:after="55" w:line="285" w:lineRule="auto"/>
-      </w:pPr>
-      <w:r>
-        <w:rPr>
-          <w:b/>
-          <w:bCs/>
-          <w:color w:val="0A0A0A"/>
-        </w:rPr>
-        <w:t xml:space="preserve">Traffic-scene modelling — </w:t>
-      </w:r>
-      <w:r>
-        <w:rPr>
-          <w:color w:val="1A1A1A"/>
-        </w:rPr>
-        <w:t>represents the physical network (city → intersection → road → lane), camera placements, ROIs and virtual counting lines, giving every detection real spatial meaning rather than raw pixel boxes.</w:t>
-      </w:r>
-    </w:p>
-    <w:p>
-      <w:pPr>
-        <w:pStyle w:val="ListParagraph"/>
-        <w:numPr>
-          <w:ilvl w:val="0"/>
-          <w:numId w:val="2"/>
-        </w:numPr>
-        <w:spacing w:after="55" w:line="285" w:lineRule="auto"/>
-      </w:pPr>
-      <w:r>
-        <w:rPr>
-          <w:b/>
-          <w:bCs/>
-          <w:color w:val="0A0A0A"/>
-        </w:rPr>
-        <w:t xml:space="preserve">Vehicle detection engine — </w:t>
-      </w:r>
-      <w:r>
-        <w:rPr>
-          <w:color w:val="1A1A1A"/>
-        </w:rPr>
-        <w:t>a</w:t>
-      </w:r>
-      <w:r>
-        <w:rPr>
-          <w:color w:val="1A1A1A"/>
-        </w:rPr>
-        <w:t xml:space="preserve"> self-trained FCOS detector, exported to ONNX for fast inference, identifies and localises vehicles per frame, with train-equals-serve preprocessing so results stay consistent from training to production.</w:t>
-      </w:r>
-    </w:p>
-    <w:p>
-      <w:pPr>
-        <w:pStyle w:val="ListParagraph"/>
-        <w:numPr>
-          <w:ilvl w:val="0"/>
-          <w:numId w:val="2"/>
-        </w:numPr>
-        <w:spacing w:after="55" w:line="285" w:lineRule="auto"/>
-      </w:pPr>
-      <w:r>
-        <w:rPr>
-          <w:b/>
-          <w:bCs/>
-          <w:color w:val="0A0A0A"/>
-        </w:rPr>
-        <w:t xml:space="preserve">GPU-managed processing sessions — </w:t>
-      </w:r>
-      <w:r>
-        <w:rPr>
-          <w:color w:val="1A1A1A"/>
-        </w:rPr>
-        <w:t>a Celery-driven e</w:t>
-      </w:r>
-      <w:r>
-        <w:rPr>
-          <w:color w:val="1A1A1A"/>
-        </w:rPr>
-        <w:t>ngine runs video through the model off the request path, with GPU allocation, heartbeats and automatic crash recovery, so long-running analysis never blocks the API.</w:t>
-      </w:r>
-    </w:p>
-    <w:p>
-      <w:pPr>
-        <w:pStyle w:val="ListParagraph"/>
-        <w:numPr>
-          <w:ilvl w:val="0"/>
-          <w:numId w:val="2"/>
-        </w:numPr>
-        <w:spacing w:after="55" w:line="285" w:lineRule="auto"/>
-      </w:pPr>
-      <w:r>
-        <w:rPr>
-          <w:b/>
-          <w:bCs/>
-          <w:color w:val="0A0A0A"/>
-        </w:rPr>
-        <w:t xml:space="preserve">End-to-end training pipeline — </w:t>
-      </w:r>
-      <w:r>
-        <w:rPr>
-          <w:color w:val="1A1A1A"/>
-        </w:rPr>
-        <w:t xml:space="preserve">dataset preparation, leakage-safe train/validation splits, </w:t>
-      </w:r>
-      <w:r>
-        <w:rPr>
-          <w:color w:val="1A1A1A"/>
-        </w:rPr>
-        <w:t>multi-day interruptible training with checkpoint and resume, and honest evaluation (IoU precision/recall, mAP) on held-out data — all on self-owned infrastructure.</w:t>
-      </w:r>
-    </w:p>
-    <w:p>
-      <w:pPr>
-        <w:pStyle w:val="ListParagraph"/>
-        <w:numPr>
-          <w:ilvl w:val="0"/>
-          <w:numId w:val="2"/>
-        </w:numPr>
-        <w:spacing w:after="55" w:line="285" w:lineRule="auto"/>
-      </w:pPr>
-      <w:r>
-        <w:rPr>
-          <w:b/>
-          <w:bCs/>
-          <w:color w:val="0A0A0A"/>
-        </w:rPr>
-        <w:t xml:space="preserve">Structured, validated output — </w:t>
-      </w:r>
-      <w:r>
-        <w:rPr>
-          <w:color w:val="1A1A1A"/>
-        </w:rPr>
-        <w:t>detections become typed, confidence-scored records in a canon</w:t>
-      </w:r>
-      <w:r>
-        <w:rPr>
-          <w:color w:val="1A1A1A"/>
-        </w:rPr>
-        <w:t>ical contract, ready for the counting, tracking, congestion and signal-optimisation modules on the roadmap.</w:t>
-      </w:r>
-    </w:p>
-    <w:p>
-      <w:pPr>
-        <w:pStyle w:val="ListParagraph"/>
-        <w:numPr>
-          <w:ilvl w:val="0"/>
-          <w:numId w:val="2"/>
-        </w:numPr>
-        <w:spacing w:after="55" w:line="285" w:lineRule="auto"/>
-      </w:pPr>
-      <w:r>
-        <w:rPr>
-          <w:b/>
-          <w:bCs/>
-          <w:color w:val="0A0A0A"/>
-        </w:rPr>
-        <w:t xml:space="preserve">Built for scale and rigour — </w:t>
-      </w:r>
-      <w:r>
-        <w:rPr>
-          <w:color w:val="1A1A1A"/>
-        </w:rPr>
-        <w:t>modular-monolith architecture with clean interfaces for future RTSP/CCTV ingestion and multi-GPU support.</w:t>
+        <w:t>Key Features</w:t>
+      </w:r>
+    </w:p>
+    <w:p>
+      <w:pPr>
+        <w:pStyle w:val="ListParagraph"/>
+        <w:numPr>
+          <w:ilvl w:val="0"/>
+          <w:numId w:val="2"/>
+        </w:numPr>
+        <w:spacing w:after="55" w:line="285" w:lineRule="auto"/>
+      </w:pPr>
+      <w:r>
+        <w:rPr>
+          <w:b/>
+          <w:bCs/>
+          <w:color w:val="0A0A0A"/>
+        </w:rPr>
+        <w:t>Multi-agent verification loop</w:t>
+      </w:r>
+      <w:r>
+        <w:rPr>
+          <w:color w:val="1A1A1A"/>
+        </w:rPr>
+        <w:t xml:space="preserve"> — a Critic agent checks the analysis against the retrieve</w:t>
+      </w:r>
+      <w:r>
+        <w:rPr>
+          <w:color w:val="1A1A1A"/>
+        </w:rPr>
+        <w:t>d evidence and loops the workflow back to research with refined queries when evidence is insufficient (hard-capped at two iterations); the report cannot be written until the Critic approves.</w:t>
+      </w:r>
+    </w:p>
+    <w:p>
+      <w:pPr>
+        <w:pStyle w:val="ListParagraph"/>
+        <w:numPr>
+          <w:ilvl w:val="0"/>
+          <w:numId w:val="2"/>
+        </w:numPr>
+        <w:spacing w:after="55" w:line="285" w:lineRule="auto"/>
+      </w:pPr>
+      <w:r>
+        <w:rPr>
+          <w:b/>
+          <w:bCs/>
+          <w:color w:val="0A0A0A"/>
+        </w:rPr>
+        <w:t>Structural hallucination reduction</w:t>
+      </w:r>
+      <w:r>
+        <w:rPr>
+          <w:color w:val="1A1A1A"/>
+        </w:rPr>
+        <w:t xml:space="preserve"> — findings citing pages that w</w:t>
+      </w:r>
+      <w:r>
+        <w:rPr>
+          <w:color w:val="1A1A1A"/>
+        </w:rPr>
+        <w:t>ere never fetched are discarded deterministically, schema-constrained JSON decoding means the model cannot emit malformed output, and honest errors replace fabricated results when sources are unavailable.</w:t>
+      </w:r>
+    </w:p>
+    <w:p>
+      <w:pPr>
+        <w:pStyle w:val="ListParagraph"/>
+        <w:numPr>
+          <w:ilvl w:val="0"/>
+          <w:numId w:val="2"/>
+        </w:numPr>
+        <w:spacing w:after="55" w:line="285" w:lineRule="auto"/>
+      </w:pPr>
+      <w:r>
+        <w:rPr>
+          <w:b/>
+          <w:bCs/>
+          <w:color w:val="0A0A0A"/>
+        </w:rPr>
+        <w:t>Claim-level citation verification</w:t>
+      </w:r>
+      <w:r>
+        <w:rPr>
+          <w:color w:val="1A1A1A"/>
+        </w:rPr>
+        <w:t xml:space="preserve"> — every factual s</w:t>
+      </w:r>
+      <w:r>
+        <w:rPr>
+          <w:color w:val="1A1A1A"/>
+        </w:rPr>
+        <w:t>entence in the report is verified as supported, partially supported or unsupported against the session's own evidence; invalid citations are stripped and weak ones disclosed — measured citation coverage rose from 0% to 60–86%.</w:t>
+      </w:r>
+    </w:p>
+    <w:p>
+      <w:pPr>
+        <w:pStyle w:val="ListParagraph"/>
+        <w:numPr>
+          <w:ilvl w:val="0"/>
+          <w:numId w:val="2"/>
+        </w:numPr>
+        <w:spacing w:after="55" w:line="285" w:lineRule="auto"/>
+      </w:pPr>
+      <w:r>
+        <w:rPr>
+          <w:b/>
+          <w:bCs/>
+          <w:color w:val="0A0A0A"/>
+        </w:rPr>
+        <w:t>Hybrid RAG retrieval</w:t>
+      </w:r>
+      <w:r>
+        <w:rPr>
+          <w:color w:val="1A1A1A"/>
+        </w:rPr>
+        <w:t xml:space="preserve"> — a per-</w:t>
+      </w:r>
+      <w:r>
+        <w:rPr>
+          <w:color w:val="1A1A1A"/>
+        </w:rPr>
+        <w:t>session vector store (pgvector → FAISS → numpy auto-selection) fuses dense embeddings with a BM25 keyword index via reciprocal rank fusion, with full provenance on every chunk.</w:t>
+      </w:r>
+    </w:p>
+    <w:p>
+      <w:pPr>
+        <w:pStyle w:val="ListParagraph"/>
+        <w:numPr>
+          <w:ilvl w:val="0"/>
+          <w:numId w:val="2"/>
+        </w:numPr>
+        <w:spacing w:after="55" w:line="285" w:lineRule="auto"/>
+      </w:pPr>
+      <w:r>
+        <w:rPr>
+          <w:b/>
+          <w:bCs/>
+          <w:color w:val="0A0A0A"/>
+        </w:rPr>
+        <w:t>Live research workstation</w:t>
+      </w:r>
+      <w:r>
+        <w:rPr>
+          <w:color w:val="1A1A1A"/>
+        </w:rPr>
+        <w:t xml:space="preserve"> — the FastAPI backend streams agent progress over Ser</w:t>
+      </w:r>
+      <w:r>
+        <w:rPr>
+          <w:color w:val="1A1A1A"/>
+        </w:rPr>
+        <w:t>ver-Sent Events to a Next.js UI with source cards, evidence quotes, confidence bars, clickable citations, agent traces and per-stage timing.</w:t>
+      </w:r>
+    </w:p>
+    <w:p>
+      <w:pPr>
+        <w:pStyle w:val="ListParagraph"/>
+        <w:numPr>
+          <w:ilvl w:val="0"/>
+          <w:numId w:val="2"/>
+        </w:numPr>
+        <w:spacing w:after="55" w:line="285" w:lineRule="auto"/>
+      </w:pPr>
+      <w:r>
+        <w:rPr>
+          <w:b/>
+          <w:bCs/>
+          <w:color w:val="0A0A0A"/>
+        </w:rPr>
+        <w:t>Honest evaluation built in</w:t>
+      </w:r>
+      <w:r>
+        <w:rPr>
+          <w:color w:val="1A1A1A"/>
+        </w:rPr>
+        <w:t xml:space="preserve"> — a benchmark harness runs real research sessions and scores citation coverage, groundedness, completeness, retrieval relevance and latency per model and mode — 100% completion and 78–79% overall quality measured, with quick mode optimised from ~120s to 6</w:t>
+      </w:r>
+      <w:r>
+        <w:rPr>
+          <w:color w:val="1A1A1A"/>
+        </w:rPr>
+        <w:t>4s.</w:t>
       </w:r>
     </w:p>
     <w:p>
@@ -2269,7 +2294,7 @@
           <w:sz w:val="20"/>
           <w:szCs w:val="20"/>
         </w:rPr>
-        <w:t>CommerceOS — Business-Agnostic Commerce Platform</w:t>
+        <w:t>TrafficVision — AI Traffic Intelligence Platform</w:t>
       </w:r>
     </w:p>
     <w:p>
@@ -2292,7 +2317,7 @@
           <w:sz w:val="18"/>
           <w:szCs w:val="18"/>
         </w:rPr>
-        <w:t>Independent project — sole architect and developer</w:t>
+        <w:t>Independent research project — sole architect and developer</w:t>
       </w:r>
     </w:p>
     <w:p>
@@ -2315,7 +2340,7 @@
           <w:sz w:val="18"/>
           <w:szCs w:val="18"/>
         </w:rPr>
-        <w:t>Python 3.12, Django 5.2, Django REST Framework, Django Channels, Celery, Redis, PostgreSQL, Next.js 15, TypeScript, TanStack Query, Docker</w:t>
+        <w:t>Python, PyTorch, FCOS / ONNX Runtime, Django REST Framework, Celery, Redis, PostgreSQL, Next.js</w:t>
       </w:r>
     </w:p>
     <w:p>
@@ -2338,15 +2363,7 @@
           <w:sz w:val="18"/>
           <w:szCs w:val="18"/>
         </w:rPr>
-        <w:t>Active development — multi-tenant foundation, catalogue, storefront and admin complete; global-market pricing</w:t>
-      </w:r>
-      <w:r>
-        <w:rPr>
-          <w:color w:val="4A4A4A"/>
-          <w:sz w:val="18"/>
-          <w:szCs w:val="18"/>
-        </w:rPr>
-        <w:t xml:space="preserve"> engine in progress</w:t>
+        <w:t>Active development — detection model in training</w:t>
       </w:r>
     </w:p>
     <w:p>
@@ -2358,19 +2375,19 @@
         <w:rPr>
           <w:color w:val="1A1A1A"/>
         </w:rPr>
-        <w:t>A multi-tenant, headless commerce platform whose backend is deliberately vertical-neutral — the same engine powers a fashion boutique, a grocery, a pharmacy or a B2B wholesaler, with each store’s identity expressed as data and configura</w:t>
-      </w:r>
-      <w:r>
-        <w:rPr>
-          <w:color w:val="1A1A1A"/>
-        </w:rPr>
-        <w:t>tion rather than hardcoded logic. It models the full commerce domain — from tenants and catalogues down to products, variants, dynamic attributes and global-market pricing — behind a single versioned API that any frontend can consume. Designed and built so</w:t>
-      </w:r>
-      <w:r>
-        <w:rPr>
-          <w:color w:val="1A1A1A"/>
-        </w:rPr>
-        <w:t>lo, from the Clean Architecture backend and adapter subsystem through to the Next.js storefront and admin dashboard.</w:t>
+        <w:t>A computer-vision platform that ingests traffic video and turns it into structured, real-time intellige</w:t>
+      </w:r>
+      <w:r>
+        <w:rPr>
+          <w:color w:val="1A1A1A"/>
+        </w:rPr>
+        <w:t xml:space="preserve">nce about vehicles and road conditions. It models the full traffic domain — from a city down to individual lanes, cameras, regions-of-interest and counting lines — and runs a GPU-managed processing engine that detects vehicles frame-by-frame and feeds the </w:t>
+      </w:r>
+      <w:r>
+        <w:rPr>
+          <w:color w:val="1A1A1A"/>
+        </w:rPr>
+        <w:t>results into downstream analytics. Designed and built solo as a research project, from the video-ingestion and detection pipeline through to the operations backend and web dashboard.</w:t>
       </w:r>
     </w:p>
     <w:p>
@@ -2404,169 +2421,140 @@
           <w:bCs/>
           <w:color w:val="0A0A0A"/>
         </w:rPr>
-        <w:t xml:space="preserve">Business-agnostic domain modelling — </w:t>
-      </w:r>
-      <w:r>
-        <w:rPr>
-          <w:color w:val="1A1A1A"/>
-        </w:rPr>
-        <w:t xml:space="preserve">represents the commerce network (tenant → catalogue → category → product → variant) with </w:t>
-      </w:r>
-      <w:r>
-        <w:rPr>
-          <w:color w:val="1A1A1A"/>
-        </w:rPr>
-        <w:t>dynamic attributes and pluggable product-type strategies, so a new vertical is a configuration change rather than a code fork — never a business-type conditional branch anywhere in the backend.</w:t>
-      </w:r>
-    </w:p>
-    <w:p>
-      <w:pPr>
-        <w:pStyle w:val="ListParagraph"/>
-        <w:numPr>
-          <w:ilvl w:val="0"/>
-          <w:numId w:val="2"/>
-        </w:numPr>
-        <w:spacing w:after="55" w:line="285" w:lineRule="auto"/>
-      </w:pPr>
-      <w:r>
-        <w:rPr>
-          <w:b/>
-          <w:bCs/>
-          <w:color w:val="0A0A0A"/>
-        </w:rPr>
-        <w:t xml:space="preserve">Multi-tenant isolation engine — </w:t>
-      </w:r>
-      <w:r>
-        <w:rPr>
-          <w:color w:val="1A1A1A"/>
-        </w:rPr>
-        <w:t>every tenant-scoped row carrie</w:t>
-      </w:r>
-      <w:r>
-        <w:rPr>
-          <w:color w:val="1A1A1A"/>
-        </w:rPr>
-        <w:t>s a tenant identifier and isolation is enforced at the query layer, so independent stores run on one deployment without ever seeing each other’s data.</w:t>
-      </w:r>
-    </w:p>
-    <w:p>
-      <w:pPr>
-        <w:pStyle w:val="ListParagraph"/>
-        <w:numPr>
-          <w:ilvl w:val="0"/>
-          <w:numId w:val="2"/>
-        </w:numPr>
-        <w:spacing w:after="55" w:line="285" w:lineRule="auto"/>
-      </w:pPr>
-      <w:r>
-        <w:rPr>
-          <w:b/>
-          <w:bCs/>
-          <w:color w:val="0A0A0A"/>
-        </w:rPr>
-        <w:t xml:space="preserve">Catalogue engine owned end to end — </w:t>
-      </w:r>
-      <w:r>
-        <w:rPr>
-          <w:color w:val="1A1A1A"/>
-        </w:rPr>
-        <w:t>products, a full variant engine (options → values with an enforced ge</w:t>
-      </w:r>
-      <w:r>
-        <w:rPr>
-          <w:color w:val="1A1A1A"/>
-        </w:rPr>
-        <w:t>neration ceiling), dynamic attributes, brands with verification, aliases and merge, collections, tags, media references, and SEO / JSON-LD / sitemap generation.</w:t>
-      </w:r>
-    </w:p>
-    <w:p>
-      <w:pPr>
-        <w:pStyle w:val="ListParagraph"/>
-        <w:numPr>
-          <w:ilvl w:val="0"/>
-          <w:numId w:val="2"/>
-        </w:numPr>
-        <w:spacing w:after="55" w:line="285" w:lineRule="auto"/>
-      </w:pPr>
-      <w:r>
-        <w:rPr>
-          <w:b/>
-          <w:bCs/>
-          <w:color w:val="0A0A0A"/>
-        </w:rPr>
-        <w:t xml:space="preserve">Global-market pricing engine — </w:t>
-      </w:r>
-      <w:r>
-        <w:rPr>
-          <w:color w:val="1A1A1A"/>
-        </w:rPr>
-        <w:t>models market as distinct from currency, with explicit locked pr</w:t>
-      </w:r>
-      <w:r>
-        <w:rPr>
-          <w:color w:val="1A1A1A"/>
-        </w:rPr>
-        <w:t>ices, FX reference-currency fallback and a deterministic resolver that never borrows between markets, fed by a batched, N+1-safe read path folding price into product detail and variants.</w:t>
-      </w:r>
-    </w:p>
-    <w:p>
-      <w:pPr>
-        <w:pStyle w:val="ListParagraph"/>
-        <w:numPr>
-          <w:ilvl w:val="0"/>
-          <w:numId w:val="2"/>
-        </w:numPr>
-        <w:spacing w:after="55" w:line="285" w:lineRule="auto"/>
-      </w:pPr>
-      <w:r>
-        <w:rPr>
-          <w:b/>
-          <w:bCs/>
-          <w:color w:val="0A0A0A"/>
-        </w:rPr>
-        <w:t xml:space="preserve">Ports and adapters from day one — </w:t>
-      </w:r>
-      <w:r>
-        <w:rPr>
-          <w:color w:val="1A1A1A"/>
-        </w:rPr>
-        <w:t>every external integration — paymen</w:t>
-      </w:r>
-      <w:r>
-        <w:rPr>
-          <w:color w:val="1A1A1A"/>
-        </w:rPr>
-        <w:t>t, email, storage, search, notification — sits behind an abstract base service with swappable adapters (Stripe/PayPal, SMTP/SES, Local/S3, Postgres-FTS/OpenSearch) resolved per tenant, so the core depends only on interfaces.</w:t>
-      </w:r>
-    </w:p>
-    <w:p>
-      <w:pPr>
-        <w:pStyle w:val="ListParagraph"/>
-        <w:numPr>
-          <w:ilvl w:val="0"/>
-          <w:numId w:val="2"/>
-        </w:numPr>
-        <w:spacing w:after="55" w:line="285" w:lineRule="auto"/>
-      </w:pPr>
-      <w:r>
-        <w:rPr>
-          <w:b/>
-          <w:bCs/>
-          <w:color w:val="0A0A0A"/>
-        </w:rPr>
-        <w:t xml:space="preserve">API-first, replaceable UI — </w:t>
-      </w:r>
-      <w:r>
-        <w:rPr>
-          <w:color w:val="1A1A1A"/>
-        </w:rPr>
-        <w:t>a s</w:t>
-      </w:r>
-      <w:r>
-        <w:rPr>
-          <w:color w:val="1A1A1A"/>
-        </w:rPr>
-        <w:t>tandard response envelope, OpenAPI schema and versioned REST contract mean the Next.js storefront and admin can be redesigned or replaced with zero backend change.</w:t>
+        <w:t xml:space="preserve">Traffic-scene modelling — </w:t>
+      </w:r>
+      <w:r>
+        <w:rPr>
+          <w:color w:val="1A1A1A"/>
+        </w:rPr>
+        <w:t>represents the physical network (c</w:t>
+      </w:r>
+      <w:r>
+        <w:rPr>
+          <w:color w:val="1A1A1A"/>
+        </w:rPr>
+        <w:t>ity → intersection → road → lane), camera placements, ROIs and virtual counting lines, giving every detection real spatial meaning rather than raw pixel boxes.</w:t>
+      </w:r>
+    </w:p>
+    <w:p>
+      <w:pPr>
+        <w:pStyle w:val="ListParagraph"/>
+        <w:numPr>
+          <w:ilvl w:val="0"/>
+          <w:numId w:val="2"/>
+        </w:numPr>
+        <w:spacing w:after="55" w:line="285" w:lineRule="auto"/>
+      </w:pPr>
+      <w:r>
+        <w:rPr>
+          <w:b/>
+          <w:bCs/>
+          <w:color w:val="0A0A0A"/>
+        </w:rPr>
+        <w:lastRenderedPageBreak/>
+        <w:t xml:space="preserve">Vehicle detection engine — </w:t>
+      </w:r>
+      <w:r>
+        <w:rPr>
+          <w:color w:val="1A1A1A"/>
+        </w:rPr>
+        <w:t>a self-trained FCOS detector, exported to ONNX for fast inference, id</w:t>
+      </w:r>
+      <w:r>
+        <w:rPr>
+          <w:color w:val="1A1A1A"/>
+        </w:rPr>
+        <w:t>entifies and localises vehicles per frame, with train-equals-serve preprocessing so results stay consistent from training to production.</w:t>
+      </w:r>
+    </w:p>
+    <w:p>
+      <w:pPr>
+        <w:pStyle w:val="ListParagraph"/>
+        <w:numPr>
+          <w:ilvl w:val="0"/>
+          <w:numId w:val="2"/>
+        </w:numPr>
+        <w:spacing w:after="55" w:line="285" w:lineRule="auto"/>
+      </w:pPr>
+      <w:r>
+        <w:rPr>
+          <w:b/>
+          <w:bCs/>
+          <w:color w:val="0A0A0A"/>
+        </w:rPr>
+        <w:t xml:space="preserve">GPU-managed processing sessions — </w:t>
+      </w:r>
+      <w:r>
+        <w:rPr>
+          <w:color w:val="1A1A1A"/>
+        </w:rPr>
+        <w:t>a Celery-driven engine runs video through the model off the request path, with GPU al</w:t>
+      </w:r>
+      <w:r>
+        <w:rPr>
+          <w:color w:val="1A1A1A"/>
+        </w:rPr>
+        <w:t>location, heartbeats and automatic crash recovery, so long-running analysis never blocks the API.</w:t>
+      </w:r>
+    </w:p>
+    <w:p>
+      <w:pPr>
+        <w:pStyle w:val="ListParagraph"/>
+        <w:numPr>
+          <w:ilvl w:val="0"/>
+          <w:numId w:val="2"/>
+        </w:numPr>
+        <w:spacing w:after="55" w:line="285" w:lineRule="auto"/>
+      </w:pPr>
+      <w:r>
+        <w:rPr>
+          <w:b/>
+          <w:bCs/>
+          <w:color w:val="0A0A0A"/>
+        </w:rPr>
+        <w:t xml:space="preserve">End-to-end training pipeline — </w:t>
+      </w:r>
+      <w:r>
+        <w:rPr>
+          <w:color w:val="1A1A1A"/>
+        </w:rPr>
+        <w:t>dataset preparation, leakage-safe train/validation splits, multi-day interruptible training with checkpoint and resume, and hon</w:t>
+      </w:r>
+      <w:r>
+        <w:rPr>
+          <w:color w:val="1A1A1A"/>
+        </w:rPr>
+        <w:t>est evaluation (IoU precision/recall, mAP) on held-out data — all on self-owned infrastructure.</w:t>
+      </w:r>
+    </w:p>
+    <w:p>
+      <w:pPr>
+        <w:pStyle w:val="ListParagraph"/>
+        <w:numPr>
+          <w:ilvl w:val="0"/>
+          <w:numId w:val="2"/>
+        </w:numPr>
+        <w:spacing w:after="55" w:line="285" w:lineRule="auto"/>
+      </w:pPr>
+      <w:r>
+        <w:rPr>
+          <w:b/>
+          <w:bCs/>
+          <w:color w:val="0A0A0A"/>
+        </w:rPr>
+        <w:t xml:space="preserve">Structured, validated output — </w:t>
+      </w:r>
+      <w:r>
+        <w:rPr>
+          <w:color w:val="1A1A1A"/>
+        </w:rPr>
+        <w:t>detections become typed, confidence-scored records in a canonical contract, ready for the counting, tracking, congestion and sign</w:t>
+      </w:r>
+      <w:r>
+        <w:rPr>
+          <w:color w:val="1A1A1A"/>
+        </w:rPr>
+        <w:t>al-optimisation modules on the roadmap.</w:t>
       </w:r>
     </w:p>
     <w:p>
@@ -2590,13 +2578,7 @@
         <w:rPr>
           <w:color w:val="1A1A1A"/>
         </w:rPr>
-        <w:t>Clean Architecture with CI-enforced dependency boundaries via i</w:t>
-      </w:r>
-      <w:r>
-        <w:rPr>
-          <w:color w:val="1A1A1A"/>
-        </w:rPr>
-        <w:t>mport-linter, strict typing under mypy with zero suppressions, UUIDv7 keys, feature flags and formal per-phase governance through a constitution, ADRs and validation reports.</w:t>
+        <w:t>modular-monolith architecture with clean interfaces for future RTSP/CCTV ingestion and multi-GPU support.</w:t>
       </w:r>
     </w:p>
     <w:p>
@@ -2614,7 +2596,7 @@
           <w:sz w:val="20"/>
           <w:szCs w:val="20"/>
         </w:rPr>
-        <w:t>Airsume — Fully-Offline Resume Intelligence &amp; ATS Platform</w:t>
+        <w:t>CommerceOS — Business-Agnostic Commerce Platform</w:t>
       </w:r>
     </w:p>
     <w:p>
@@ -2637,7 +2619,7 @@
           <w:sz w:val="18"/>
           <w:szCs w:val="18"/>
         </w:rPr>
-        <w:t>Independent rese</w:t>
+        <w:t>Independent project — sole</w:t>
       </w:r>
       <w:r>
         <w:rPr>
@@ -2645,7 +2627,7 @@
           <w:sz w:val="18"/>
           <w:szCs w:val="18"/>
         </w:rPr>
-        <w:t>arch project — sole architect and developer</w:t>
+        <w:t xml:space="preserve"> architect and developer</w:t>
       </w:r>
     </w:p>
     <w:p>
@@ -2668,7 +2650,7 @@
           <w:sz w:val="18"/>
           <w:szCs w:val="18"/>
         </w:rPr>
-        <w:t>Python, Django 5.2, Django REST Framework, Celery, Redis, PostgreSQL, PyMuPDF / pdfplumber / python-docx, Tesseract OCR, RapidFuzz, Next.js 16, React 19, TypeScript, Tailwind v4, TanStack Query, Zustand</w:t>
+        <w:t>Python 3.12, Django 5.2, Django REST Framework, Django Channels, Celery, Redis, PostgreSQL, Next.js 15, TypeScript, TanStack Query, Docker</w:t>
       </w:r>
     </w:p>
     <w:p>
@@ -2691,7 +2673,15 @@
           <w:sz w:val="18"/>
           <w:szCs w:val="18"/>
         </w:rPr>
-        <w:t>Active development</w:t>
+        <w:t>Active development — multi-tenant foundation, catalogue, storefront and admin</w:t>
+      </w:r>
+      <w:r>
+        <w:rPr>
+          <w:color w:val="4A4A4A"/>
+          <w:sz w:val="18"/>
+          <w:szCs w:val="18"/>
+        </w:rPr>
+        <w:t xml:space="preserve"> complete; global-market pricing engine in progress</w:t>
       </w:r>
     </w:p>
     <w:p>
@@ -2703,19 +2693,19 @@
         <w:rPr>
           <w:color w:val="1A1A1A"/>
         </w:rPr>
-        <w:t>A resume-analysis and ATS platform that turns unstructured resumes and job descriptions into structured, explainable hiring intelligence — without any LLM or cloud AI. Every result is produced by deterministic, auditable logic, s</w:t>
-      </w:r>
-      <w:r>
-        <w:rPr>
-          <w:color w:val="1A1A1A"/>
-        </w:rPr>
-        <w:t>o each parsed field and score traces back to the exact text and rule that produced it. It models the full document domain — resumes, job descriptions, skills and their relationships — and runs an asynchronous parsing-and-scoring engine that extracts typed,</w:t>
-      </w:r>
-      <w:r>
-        <w:rPr>
-          <w:color w:val="1A1A1A"/>
-        </w:rPr>
-        <w:t xml:space="preserve"> confidence-scored data and grades resume-to-job fit against a versioned rubric. Designed and built solo end to end: the extraction pipeline, the skill taxonomy, the scoring engine, the benchmark harness and the web dashboard.</w:t>
+        <w:t>A multi-tenant, headless commerce platform whose backend is deliberately vertical-neutral — the same engine powers a fashion boutique, a grocery, a pharmacy or a B2B wholesaler, with each store’s identity expressed as data and configuration rather than har</w:t>
+      </w:r>
+      <w:r>
+        <w:rPr>
+          <w:color w:val="1A1A1A"/>
+        </w:rPr>
+        <w:t>dcoded logic. It models the full commerce domain — from tenants and catalogues down to products, variants, dynamic attributes and global-market pricing — behind a single versioned API that any frontend can consume. Designed and built solo, from the Clean A</w:t>
+      </w:r>
+      <w:r>
+        <w:rPr>
+          <w:color w:val="1A1A1A"/>
+        </w:rPr>
+        <w:t>rchitecture backend and adapter subsystem through to the Next.js storefront and admin dashboard.</w:t>
       </w:r>
     </w:p>
     <w:p>
@@ -2749,197 +2739,199 @@
           <w:bCs/>
           <w:color w:val="0A0A0A"/>
         </w:rPr>
-        <w:t>Deterministic, e</w:t>
-      </w:r>
-      <w:r>
-        <w:rPr>
-          <w:b/>
-          <w:bCs/>
-          <w:color w:val="0A0A0A"/>
-        </w:rPr>
-        <w:t xml:space="preserve">xplainable parsing — </w:t>
-      </w:r>
-      <w:r>
-        <w:rPr>
-          <w:color w:val="1A1A1A"/>
-        </w:rPr>
-        <w:t>a fully offline engine (PyMuPDF, pdfplumber, python-docx) handles two-column layouts, tables and scanned or image PDFs via Tesseract OCR, emitting every field as a value, confidence, method and source-span envelope with a strict no-gue</w:t>
-      </w:r>
-      <w:r>
-        <w:rPr>
-          <w:color w:val="1A1A1A"/>
-        </w:rPr>
-        <w:t>ss threshold — it never fabricates data.</w:t>
-      </w:r>
-    </w:p>
-    <w:p>
-      <w:pPr>
-        <w:pStyle w:val="ListParagraph"/>
-        <w:numPr>
-          <w:ilvl w:val="0"/>
-          <w:numId w:val="2"/>
-        </w:numPr>
-        <w:spacing w:after="55" w:line="285" w:lineRule="auto"/>
-      </w:pPr>
-      <w:r>
-        <w:rPr>
-          <w:b/>
-          <w:bCs/>
-          <w:color w:val="0A0A0A"/>
-        </w:rPr>
-        <w:t xml:space="preserve">Versioned skill taxonomy — </w:t>
-      </w:r>
-      <w:r>
-        <w:rPr>
-          <w:color w:val="1A1A1A"/>
-        </w:rPr>
-        <w:t>432 skills across 33 categories and 10 industries with typed aliases and weighted relationships, matched by a staged offline matcher (exact → alias → normalised → fuzzy, never fuzzy-first)</w:t>
-      </w:r>
-      <w:r>
-        <w:rPr>
-          <w:color w:val="1A1A1A"/>
-        </w:rPr>
-        <w:t xml:space="preserve"> that records exactly how each match was made.</w:t>
-      </w:r>
-    </w:p>
-    <w:p>
-      <w:pPr>
-        <w:pStyle w:val="ListParagraph"/>
-        <w:numPr>
-          <w:ilvl w:val="0"/>
-          <w:numId w:val="2"/>
-        </w:numPr>
-        <w:spacing w:after="55" w:line="285" w:lineRule="auto"/>
-      </w:pPr>
-      <w:r>
-        <w:rPr>
-          <w:b/>
-          <w:bCs/>
-          <w:color w:val="0A0A0A"/>
-        </w:rPr>
-        <w:t xml:space="preserve">Document-agnostic framework — </w:t>
-      </w:r>
-      <w:r>
-        <w:rPr>
-          <w:color w:val="1A1A1A"/>
-        </w:rPr>
-        <w:t>resumes and job descriptions run through one shared plugin-based parsing pipeline, with industry derived deterministically from the taxonomy rather than guessed.</w:t>
-      </w:r>
-    </w:p>
-    <w:p>
-      <w:pPr>
-        <w:pStyle w:val="ListParagraph"/>
-        <w:numPr>
-          <w:ilvl w:val="0"/>
-          <w:numId w:val="2"/>
-        </w:numPr>
-        <w:spacing w:after="55" w:line="285" w:lineRule="auto"/>
-      </w:pPr>
-      <w:r>
-        <w:rPr>
-          <w:b/>
-          <w:bCs/>
-          <w:color w:val="0A0A0A"/>
-        </w:rPr>
-        <w:t>Explainable ATS s</w:t>
-      </w:r>
-      <w:r>
-        <w:rPr>
-          <w:b/>
-          <w:bCs/>
-          <w:color w:val="0A0A0A"/>
-        </w:rPr>
-        <w:t xml:space="preserve">coring engine — </w:t>
-      </w:r>
-      <w:r>
-        <w:rPr>
-          <w:color w:val="1A1A1A"/>
-        </w:rPr>
-        <w:t>grades resume-to-job fit across six weighted categories with budgets summing to 100, using taxonomy-grounded skill matching, a neutralise-and-redistribute strategy for non-applicable criteria and a reconciliation invariant — each score ship</w:t>
-      </w:r>
-      <w:r>
-        <w:rPr>
-          <w:color w:val="1A1A1A"/>
-        </w:rPr>
-        <w:t>s with the human-readable reasons behind it.</w:t>
-      </w:r>
-    </w:p>
-    <w:p>
-      <w:pPr>
-        <w:pStyle w:val="ListParagraph"/>
-        <w:numPr>
-          <w:ilvl w:val="0"/>
-          <w:numId w:val="2"/>
-        </w:numPr>
-        <w:spacing w:after="55" w:line="285" w:lineRule="auto"/>
-      </w:pPr>
-      <w:r>
-        <w:rPr>
-          <w:b/>
-          <w:bCs/>
-          <w:color w:val="0A0A0A"/>
-        </w:rPr>
-        <w:t xml:space="preserve">Asynchronous processing off the request path — </w:t>
-      </w:r>
-      <w:r>
-        <w:rPr>
-          <w:color w:val="1A1A1A"/>
-        </w:rPr>
-        <w:t>Celery and Redis run parsing and scoring as background jobs (uploaded → parsing → parsed or failed) with live status polling in the interface, so long documents nev</w:t>
-      </w:r>
-      <w:r>
-        <w:rPr>
-          <w:color w:val="1A1A1A"/>
-        </w:rPr>
-        <w:t>er block the API.</w:t>
-      </w:r>
-    </w:p>
-    <w:p>
-      <w:pPr>
-        <w:pStyle w:val="ListParagraph"/>
-        <w:numPr>
-          <w:ilvl w:val="0"/>
-          <w:numId w:val="2"/>
-        </w:numPr>
-        <w:spacing w:after="55" w:line="285" w:lineRule="auto"/>
-      </w:pPr>
-      <w:r>
-        <w:rPr>
-          <w:b/>
-          <w:bCs/>
-          <w:color w:val="0A0A0A"/>
-        </w:rPr>
-        <w:t xml:space="preserve">Honest evaluation built in — </w:t>
-      </w:r>
-      <w:r>
-        <w:rPr>
-          <w:color w:val="1A1A1A"/>
-        </w:rPr>
-        <w:t>a golden-dataset benchmark harness with a synthetic document generator, tolerant per-field comparison and regression-versus-baseline checks keeps accuracy measurable and regressions visible.</w:t>
-      </w:r>
-    </w:p>
-    <w:p>
-      <w:pPr>
-        <w:pStyle w:val="ListParagraph"/>
-        <w:numPr>
-          <w:ilvl w:val="0"/>
-          <w:numId w:val="2"/>
-        </w:numPr>
-        <w:spacing w:after="55" w:line="285" w:lineRule="auto"/>
-      </w:pPr>
-      <w:r>
-        <w:rPr>
-          <w:b/>
-          <w:bCs/>
-          <w:color w:val="0A0A0A"/>
-        </w:rPr>
-        <w:t xml:space="preserve">Production-grade foundation — </w:t>
-      </w:r>
-      <w:r>
-        <w:rPr>
-          <w:color w:val="1A1A1A"/>
-        </w:rPr>
-        <w:t>JWT authentication with a custom email user model, versioned documents, SHA-256 upload deduplication, audit logging and activity feeds, OpenAPI documentation and a full Next.js dashboard.</w:t>
+        <w:t xml:space="preserve">Business-agnostic domain modelling — </w:t>
+      </w:r>
+      <w:r>
+        <w:rPr>
+          <w:color w:val="1A1A1A"/>
+        </w:rPr>
+        <w:t>represents the commerce network (tenant → catalogue → category → product → variant) with dynamic attributes a</w:t>
+      </w:r>
+      <w:r>
+        <w:rPr>
+          <w:color w:val="1A1A1A"/>
+        </w:rPr>
+        <w:t>nd pluggable product-type strategies, so a new vertical is a configuration change rather than a code fork — never a business-type conditional branch anywhere in the backend.</w:t>
+      </w:r>
+    </w:p>
+    <w:p>
+      <w:pPr>
+        <w:pStyle w:val="ListParagraph"/>
+        <w:numPr>
+          <w:ilvl w:val="0"/>
+          <w:numId w:val="2"/>
+        </w:numPr>
+        <w:spacing w:after="55" w:line="285" w:lineRule="auto"/>
+      </w:pPr>
+      <w:r>
+        <w:rPr>
+          <w:b/>
+          <w:bCs/>
+          <w:color w:val="0A0A0A"/>
+        </w:rPr>
+        <w:t xml:space="preserve">Multi-tenant isolation engine — </w:t>
+      </w:r>
+      <w:r>
+        <w:rPr>
+          <w:color w:val="1A1A1A"/>
+        </w:rPr>
+        <w:t>every tenant-scoped row carries a tenant identifie</w:t>
+      </w:r>
+      <w:r>
+        <w:rPr>
+          <w:color w:val="1A1A1A"/>
+        </w:rPr>
+        <w:t>r and isolation is enforced at the query layer, so independent stores run on one deployment without ever seeing each other’s data.</w:t>
+      </w:r>
+    </w:p>
+    <w:p>
+      <w:pPr>
+        <w:pStyle w:val="ListParagraph"/>
+        <w:numPr>
+          <w:ilvl w:val="0"/>
+          <w:numId w:val="2"/>
+        </w:numPr>
+        <w:spacing w:after="55" w:line="285" w:lineRule="auto"/>
+      </w:pPr>
+      <w:r>
+        <w:rPr>
+          <w:b/>
+          <w:bCs/>
+          <w:color w:val="0A0A0A"/>
+        </w:rPr>
+        <w:t xml:space="preserve">Catalogue engine owned end to end — </w:t>
+      </w:r>
+      <w:r>
+        <w:rPr>
+          <w:color w:val="1A1A1A"/>
+        </w:rPr>
+        <w:t>products, a full variant engine (options → values with an enforced generation ceiling), d</w:t>
+      </w:r>
+      <w:r>
+        <w:rPr>
+          <w:color w:val="1A1A1A"/>
+        </w:rPr>
+        <w:t>ynamic attributes, brands with verification, aliases and merge, collections, tags, media references, and SEO / JSON-LD / sitemap generation.</w:t>
+      </w:r>
+    </w:p>
+    <w:p>
+      <w:pPr>
+        <w:pStyle w:val="ListParagraph"/>
+        <w:numPr>
+          <w:ilvl w:val="0"/>
+          <w:numId w:val="2"/>
+        </w:numPr>
+        <w:spacing w:after="55" w:line="285" w:lineRule="auto"/>
+      </w:pPr>
+      <w:r>
+        <w:rPr>
+          <w:b/>
+          <w:bCs/>
+          <w:color w:val="0A0A0A"/>
+        </w:rPr>
+        <w:t xml:space="preserve">Global-market pricing engine — </w:t>
+      </w:r>
+      <w:r>
+        <w:rPr>
+          <w:color w:val="1A1A1A"/>
+        </w:rPr>
+        <w:t>models market as distinct from currency, with explicit locked prices, FX reference-c</w:t>
+      </w:r>
+      <w:r>
+        <w:rPr>
+          <w:color w:val="1A1A1A"/>
+        </w:rPr>
+        <w:t>urrency fallback and a deterministic resolver that never borrows between markets, fed by a batched, N+1-safe read path folding price into product detail and variants.</w:t>
+      </w:r>
+    </w:p>
+    <w:p>
+      <w:pPr>
+        <w:pStyle w:val="ListParagraph"/>
+        <w:numPr>
+          <w:ilvl w:val="0"/>
+          <w:numId w:val="2"/>
+        </w:numPr>
+        <w:spacing w:after="55" w:line="285" w:lineRule="auto"/>
+      </w:pPr>
+      <w:r>
+        <w:rPr>
+          <w:b/>
+          <w:bCs/>
+          <w:color w:val="0A0A0A"/>
+        </w:rPr>
+        <w:t xml:space="preserve">Ports and adapters from day one — </w:t>
+      </w:r>
+      <w:r>
+        <w:rPr>
+          <w:color w:val="1A1A1A"/>
+        </w:rPr>
+        <w:t>every external integration — payment, email, storage, s</w:t>
+      </w:r>
+      <w:r>
+        <w:rPr>
+          <w:color w:val="1A1A1A"/>
+        </w:rPr>
+        <w:t>earch, notification — sits behind an abstract base service with swappable adapters (Stripe/PayPal, SMTP/SES, Local/S3, Postgres-FTS/OpenSearch) resolved per tenant, so the core depends only on interfaces.</w:t>
+      </w:r>
+    </w:p>
+    <w:p>
+      <w:pPr>
+        <w:pStyle w:val="ListParagraph"/>
+        <w:numPr>
+          <w:ilvl w:val="0"/>
+          <w:numId w:val="2"/>
+        </w:numPr>
+        <w:spacing w:after="55" w:line="285" w:lineRule="auto"/>
+      </w:pPr>
+      <w:r>
+        <w:rPr>
+          <w:b/>
+          <w:bCs/>
+          <w:color w:val="0A0A0A"/>
+        </w:rPr>
+        <w:t xml:space="preserve">API-first, replaceable UI — </w:t>
+      </w:r>
+      <w:r>
+        <w:rPr>
+          <w:color w:val="1A1A1A"/>
+        </w:rPr>
+        <w:t>a standard response env</w:t>
+      </w:r>
+      <w:r>
+        <w:rPr>
+          <w:color w:val="1A1A1A"/>
+        </w:rPr>
+        <w:t>elope, OpenAPI schema and versioned REST contract mean the Next.js storefront and admin can be redesigned or replaced with zero backend change.</w:t>
+      </w:r>
+    </w:p>
+    <w:p>
+      <w:pPr>
+        <w:pStyle w:val="ListParagraph"/>
+        <w:numPr>
+          <w:ilvl w:val="0"/>
+          <w:numId w:val="2"/>
+        </w:numPr>
+        <w:spacing w:after="55" w:line="285" w:lineRule="auto"/>
+      </w:pPr>
+      <w:r>
+        <w:rPr>
+          <w:b/>
+          <w:bCs/>
+          <w:color w:val="0A0A0A"/>
+        </w:rPr>
+        <w:t xml:space="preserve">Built for scale and rigour — </w:t>
+      </w:r>
+      <w:r>
+        <w:rPr>
+          <w:color w:val="1A1A1A"/>
+        </w:rPr>
+        <w:t>Clean Architecture with CI-enforced dependency boundaries via import-linter, strict</w:t>
+      </w:r>
+      <w:r>
+        <w:rPr>
+          <w:color w:val="1A1A1A"/>
+        </w:rPr>
+        <w:t xml:space="preserve"> typing under mypy with zero suppressions, UUIDv7 keys, feature flags and formal per-phase governance through a constitution, ADRs and validation reports.</w:t>
       </w:r>
     </w:p>
     <w:p>
@@ -2957,17 +2949,7 @@
           <w:sz w:val="20"/>
           <w:szCs w:val="20"/>
         </w:rPr>
-        <w:t>MeetingMind AI — Fully-Offline, Local-</w:t>
-      </w:r>
-      <w:r>
-        <w:rPr>
-          <w:b/>
-          <w:bCs/>
-          <w:color w:val="10314F"/>
-          <w:sz w:val="20"/>
-          <w:szCs w:val="20"/>
-        </w:rPr>
-        <w:t>First Meeting Intelligence Platform</w:t>
+        <w:t>Airsume — Fully-Offline Resume Intelligence &amp; ATS Platform</w:t>
       </w:r>
     </w:p>
     <w:p>
@@ -3013,7 +2995,7 @@
           <w:sz w:val="18"/>
           <w:szCs w:val="18"/>
         </w:rPr>
-        <w:t>Python, Django 5, Django REST Framework, Celery, Redis, PostgreSQL, Faster-Whisper, Ollama (Llama 3.2), SpeechBrain ECAPA, FFmpeg, sentence / Nomic</w:t>
+        <w:t>Python, Django 5.2, Django REST Framework, Celery, Redis, PostgreSQL, PyMuPDF / pdfplumber / python-docx, Tesseract OCR, Rap</w:t>
       </w:r>
       <w:r>
         <w:rPr>
@@ -3021,7 +3003,7 @@
           <w:sz w:val="18"/>
           <w:szCs w:val="18"/>
         </w:rPr>
-        <w:t xml:space="preserve"> embeddings, PostgreSQL full-text and vector search, yt-dlp / feedparser, Next.js 16, React 19, TypeScript, Tailwind v4, TanStack Query, Zustand</w:t>
+        <w:t>idFuzz, Next.js 16, React 19, TypeScript, Tailwind v4, TanStack Query, Zustand</w:t>
       </w:r>
     </w:p>
     <w:p>
@@ -3056,25 +3038,32 @@
         <w:rPr>
           <w:color w:val="1A1A1A"/>
         </w:rPr>
-        <w:t>A from-scratch meeting-assistant SaaS that turns raw audio and video into transcript</w:t>
-      </w:r>
-      <w:r>
-        <w:rPr>
-          <w:color w:val="1A1A1A"/>
-        </w:rPr>
-        <w:t xml:space="preserve">s, grounded summaries, tracked work and organisational knowledge — running entirely locally with no paid APIs, cloud AI or commercial SDKs. Every AI capability (speech-to-text, summarisation, chat, embeddings, diarisation) sits behind a provider interface </w:t>
-      </w:r>
-      <w:r>
-        <w:rPr>
-          <w:color w:val="1A1A1A"/>
-        </w:rPr>
-        <w:t>defaulting to a local engine, so the product works end to end after a clone and setup, yet can swap in optional cloud providers by configuration alone. Designed and built solo across 15 phases — the Clean Architecture backend, the background processing eng</w:t>
-      </w:r>
-      <w:r>
-        <w:rPr>
-          <w:color w:val="1A1A1A"/>
-        </w:rPr>
-        <w:t>ine, the local AI stack, the knowledge and executive-intelligence layers, a multi-agent platform and the full Next.js dashboard.</w:t>
+        <w:t>A resume-analysis and ATS platform that turns unstructured resumes and job descriptions into structured, explainable hiring intelligence — without any</w:t>
+      </w:r>
+      <w:r>
+        <w:rPr>
+          <w:color w:val="1A1A1A"/>
+        </w:rPr>
+        <w:t xml:space="preserve"> LLM or cloud AI. Every result is produced by deterministic, auditable logic, so each parsed field and score traces back to the exact text and rule that produced it. It models the full document domain — resumes, job descriptions, </w:t>
+      </w:r>
+      <w:r>
+        <w:rPr>
+          <w:color w:val="1A1A1A"/>
+        </w:rPr>
+        <w:lastRenderedPageBreak/>
+        <w:t>skills and their relations</w:t>
+      </w:r>
+      <w:r>
+        <w:rPr>
+          <w:color w:val="1A1A1A"/>
+        </w:rPr>
+        <w:t>hips — and runs an asynchronous parsing-and-scoring engine that extracts typed, confidence-scored data and grades resume-to-job fit against a versioned rubric. Designed and built solo end to end: the extraction pipeline, the skill taxonomy, the scoring eng</w:t>
+      </w:r>
+      <w:r>
+        <w:rPr>
+          <w:color w:val="1A1A1A"/>
+        </w:rPr>
+        <w:t>ine, the benchmark harness and the web dashboard.</w:t>
       </w:r>
     </w:p>
     <w:p>
@@ -3108,285 +3097,197 @@
           <w:bCs/>
           <w:color w:val="0A0A0A"/>
         </w:rPr>
-        <w:t xml:space="preserve">Local speech-to-text and media pipeline — </w:t>
-      </w:r>
-      <w:r>
-        <w:rPr>
-          <w:color w:val="1A1A1A"/>
-        </w:rPr>
-        <w:t>an asynchronous Celery/Redis pipeline (validate → media-inspect → extract → normalise → transcribe → diarise → summarise → index) transcribes audio and video offline via Faster-Whisper and FFmpeg, emitting timestamped, editable transcripts in TXT, MD, SRT,</w:t>
-      </w:r>
-      <w:r>
-        <w:rPr>
-          <w:color w:val="1A1A1A"/>
-        </w:rPr>
-        <w:t xml:space="preserve"> VTT and JSON with graceful degradation, so a failed AI step never discards a good transcript.</w:t>
-      </w:r>
-    </w:p>
-    <w:p>
-      <w:pPr>
-        <w:pStyle w:val="ListParagraph"/>
-        <w:numPr>
-          <w:ilvl w:val="0"/>
-          <w:numId w:val="2"/>
-        </w:numPr>
-        <w:spacing w:after="55" w:line="285" w:lineRule="auto"/>
-      </w:pPr>
-      <w:r>
-        <w:rPr>
-          <w:b/>
-          <w:bCs/>
-          <w:color w:val="0A0A0A"/>
-        </w:rPr>
-        <w:t xml:space="preserve">Grounded, cited local AI — </w:t>
-      </w:r>
-      <w:r>
-        <w:rPr>
-          <w:color w:val="1A1A1A"/>
-        </w:rPr>
-        <w:t>Ollama running Llama 3.2 produces executive and detailed summaries, action items, decisions, risks and keywords in a single versioned-</w:t>
-      </w:r>
-      <w:r>
-        <w:rPr>
-          <w:color w:val="1A1A1A"/>
-        </w:rPr>
-        <w:t>prompt inference; a RAG chat answers questions over one meeting or the whole organisation using hybrid retrieval (local embeddings, Postgres full-text and recency), returning clickable-timestamp citations and refusing to answer beyond the source material —</w:t>
-      </w:r>
-      <w:r>
-        <w:rPr>
-          <w:color w:val="1A1A1A"/>
-        </w:rPr>
-        <w:t xml:space="preserve"> no hallucinated facts.</w:t>
-      </w:r>
-    </w:p>
-    <w:p>
-      <w:pPr>
-        <w:pStyle w:val="ListParagraph"/>
-        <w:numPr>
-          <w:ilvl w:val="0"/>
-          <w:numId w:val="2"/>
-        </w:numPr>
-        <w:spacing w:after="55" w:line="285" w:lineRule="auto"/>
-      </w:pPr>
-      <w:r>
-        <w:rPr>
-          <w:b/>
-          <w:bCs/>
-          <w:color w:val="0A0A0A"/>
-        </w:rPr>
-        <w:t xml:space="preserve">Reusable background-job engine — </w:t>
-      </w:r>
-      <w:r>
-        <w:rPr>
-          <w:color w:val="1A1A1A"/>
-        </w:rPr>
-        <w:t>a domain-agnostic job and pipeline platform with self-registering stages, dependency-graph topological ordering, per-stage retry with exponential backoff, idempotent resume, cancellation, live progre</w:t>
-      </w:r>
-      <w:r>
-        <w:rPr>
-          <w:color w:val="1A1A1A"/>
-        </w:rPr>
-        <w:t>ss and an in-process event bus, running all long work off the request path and powering transcription, AI, imports and exports alike.</w:t>
-      </w:r>
-    </w:p>
-    <w:p>
-      <w:pPr>
-        <w:pStyle w:val="ListParagraph"/>
-        <w:numPr>
-          <w:ilvl w:val="0"/>
-          <w:numId w:val="2"/>
-        </w:numPr>
-        <w:spacing w:after="55" w:line="285" w:lineRule="auto"/>
-      </w:pPr>
-      <w:r>
-        <w:rPr>
-          <w:b/>
-          <w:bCs/>
-          <w:color w:val="0A0A0A"/>
-        </w:rPr>
-        <w:t xml:space="preserve">Human-in-the-loop workspace — </w:t>
-      </w:r>
-      <w:r>
-        <w:rPr>
-          <w:color w:val="1A1A1A"/>
-        </w:rPr>
-        <w:t xml:space="preserve">AI never auto-creates work; it emits confidence-scored suggestions with full explainability </w:t>
-      </w:r>
-      <w:r>
-        <w:rPr>
-          <w:color w:val="1A1A1A"/>
-        </w:rPr>
-        <w:t>— source meeting, segment, speaker, quote and reason — that a user approves, edits or rejects to materialise real tasks (Kanban), issues, decisions and risks, each carrying an immutable audit trail back to its evidence.</w:t>
-      </w:r>
-    </w:p>
-    <w:p>
-      <w:pPr>
-        <w:pStyle w:val="ListParagraph"/>
-        <w:numPr>
-          <w:ilvl w:val="0"/>
-          <w:numId w:val="2"/>
-        </w:numPr>
-        <w:spacing w:after="55" w:line="285" w:lineRule="auto"/>
-      </w:pPr>
-      <w:r>
-        <w:rPr>
-          <w:b/>
-          <w:bCs/>
-          <w:color w:val="0A0A0A"/>
-        </w:rPr>
-        <w:t xml:space="preserve">Bitemporal organisational knowledge </w:t>
-      </w:r>
-      <w:r>
-        <w:rPr>
-          <w:b/>
-          <w:bCs/>
-          <w:color w:val="0A0A0A"/>
-        </w:rPr>
-        <w:t xml:space="preserve">hub — </w:t>
-      </w:r>
-      <w:r>
-        <w:rPr>
-          <w:color w:val="1A1A1A"/>
-        </w:rPr>
-        <w:t>an append-only, event-sourced knowledge index — versioned, with time-travel “what did we know as of…” queries, decision-evolution history, consensus tracking and conflict detection — powers cross-meeting search, insights, recommendations and an execu</w:t>
-      </w:r>
-      <w:r>
-        <w:rPr>
-          <w:color w:val="1A1A1A"/>
-        </w:rPr>
-        <w:t>tive dashboard whose health, score and analytics are materialised incrementally (around 14 ms dashboard reads) rather than recomputed per request.</w:t>
-      </w:r>
-    </w:p>
-    <w:p>
-      <w:pPr>
-        <w:pStyle w:val="ListParagraph"/>
-        <w:numPr>
-          <w:ilvl w:val="0"/>
-          <w:numId w:val="2"/>
-        </w:numPr>
-        <w:spacing w:after="55" w:line="285" w:lineRule="auto"/>
-      </w:pPr>
-      <w:r>
-        <w:rPr>
-          <w:b/>
-          <w:bCs/>
-          <w:color w:val="0A0A0A"/>
-        </w:rPr>
-        <w:t xml:space="preserve">Multi-agent intelligence platform — </w:t>
-      </w:r>
-      <w:r>
-        <w:rPr>
-          <w:color w:val="1A1A1A"/>
-        </w:rPr>
-        <w:t>12 declarative, owner-scoped agents access data only through a permission</w:t>
-      </w:r>
-      <w:r>
-        <w:rPr>
-          <w:color w:val="1A1A1A"/>
-        </w:rPr>
-        <w:t>ed tool registry, coordinated by a planner (intent → agent selection by reputation → parallel execution → merge → conflict resolution) and a collaboration engine offering review, vote, debate and hand-off workflow templates, with sandbox previews and human</w:t>
-      </w:r>
-      <w:r>
-        <w:rPr>
-          <w:color w:val="1A1A1A"/>
-        </w:rPr>
-        <w:t xml:space="preserve"> approval gates throughout.</w:t>
-      </w:r>
-    </w:p>
-    <w:p>
-      <w:pPr>
-        <w:pStyle w:val="ListParagraph"/>
-        <w:numPr>
-          <w:ilvl w:val="0"/>
-          <w:numId w:val="2"/>
-        </w:numPr>
-        <w:spacing w:after="55" w:line="285" w:lineRule="auto"/>
-      </w:pPr>
-      <w:r>
-        <w:rPr>
-          <w:b/>
-          <w:bCs/>
-          <w:color w:val="0A0A0A"/>
-        </w:rPr>
-        <w:t xml:space="preserve">Speaker diarisation and cross-meeting voice identity — </w:t>
-      </w:r>
-      <w:r>
-        <w:rPr>
-          <w:color w:val="1A1A1A"/>
-        </w:rPr>
-        <w:t>segments are attributed to first-class speaker entities via SpeechBrain ECAPA embeddings and clustering, with an AI name-suggestion step that is suggest-only and never auto-</w:t>
-      </w:r>
-      <w:r>
-        <w:rPr>
-          <w:color w:val="1A1A1A"/>
-        </w:rPr>
-        <w:t>applied, plus a cross-meeting voice registry recognising recurring speakers through tiered similarity matching — reusing embeddings persisted at processing time so nothing is ever reprocessed.</w:t>
-      </w:r>
-    </w:p>
-    <w:p>
-      <w:pPr>
-        <w:pStyle w:val="ListParagraph"/>
-        <w:numPr>
-          <w:ilvl w:val="0"/>
-          <w:numId w:val="2"/>
-        </w:numPr>
-        <w:spacing w:after="55" w:line="285" w:lineRule="auto"/>
-      </w:pPr>
-      <w:r>
-        <w:rPr>
-          <w:b/>
-          <w:bCs/>
-          <w:color w:val="0A0A0A"/>
-        </w:rPr>
-        <w:t xml:space="preserve">Universal media import — </w:t>
-      </w:r>
-      <w:r>
-        <w:rPr>
-          <w:color w:val="1A1A1A"/>
-        </w:rPr>
-        <w:t>a provider-based ingestion layer impor</w:t>
-      </w:r>
-      <w:r>
-        <w:rPr>
-          <w:color w:val="1A1A1A"/>
-        </w:rPr>
-        <w:t>ts YouTube and Vimeo links, direct media URLs and podcast/RSS feeds with episode pickers and batch fan-out straight into the existing pipeline via yt-dlp and feedparser, guarded by SSRF protection and three-layer deduplication, with zero duplicated AI logi</w:t>
-      </w:r>
-      <w:r>
-        <w:rPr>
-          <w:color w:val="1A1A1A"/>
-        </w:rPr>
-        <w:t>c.</w:t>
-      </w:r>
-    </w:p>
-    <w:p>
-      <w:pPr>
-        <w:pStyle w:val="ListParagraph"/>
-        <w:numPr>
-          <w:ilvl w:val="0"/>
-          <w:numId w:val="2"/>
-        </w:numPr>
-        <w:spacing w:after="55" w:line="285" w:lineRule="auto"/>
-      </w:pPr>
-      <w:r>
-        <w:rPr>
-          <w:b/>
-          <w:bCs/>
-          <w:color w:val="0A0A0A"/>
-        </w:rPr>
-        <w:t xml:space="preserve">Reproducible evaluation built in — </w:t>
-      </w:r>
-      <w:r>
-        <w:rPr>
-          <w:color w:val="1A1A1A"/>
-        </w:rPr>
-        <w:t>a diarisation benchmarking framework with public and user-verified datasets, a settings-free re-clustering harness sweeping tuning thresholds against stored embeddings without re-transcribing, honest ground-truth label</w:t>
-      </w:r>
-      <w:r>
-        <w:rPr>
-          <w:color w:val="1A1A1A"/>
-        </w:rPr>
-        <w:t>ling distinguishing verified from approximate, and provenance-stamped runs for regression tracking.</w:t>
+        <w:t xml:space="preserve">Deterministic, explainable parsing — </w:t>
+      </w:r>
+      <w:r>
+        <w:rPr>
+          <w:color w:val="1A1A1A"/>
+        </w:rPr>
+        <w:t>a fully offline engine (PyMuPDF, pdfplumber, python-docx) handles two-column layouts, tables and scanned or image PDFs via Tesseract OCR, emitting every fie</w:t>
+      </w:r>
+      <w:r>
+        <w:rPr>
+          <w:color w:val="1A1A1A"/>
+        </w:rPr>
+        <w:t>ld as a value, confidence, method and source-span envelope with a strict no-guess threshold — it never fabricates data.</w:t>
+      </w:r>
+    </w:p>
+    <w:p>
+      <w:pPr>
+        <w:pStyle w:val="ListParagraph"/>
+        <w:numPr>
+          <w:ilvl w:val="0"/>
+          <w:numId w:val="2"/>
+        </w:numPr>
+        <w:spacing w:after="55" w:line="285" w:lineRule="auto"/>
+      </w:pPr>
+      <w:r>
+        <w:rPr>
+          <w:b/>
+          <w:bCs/>
+          <w:color w:val="0A0A0A"/>
+        </w:rPr>
+        <w:t xml:space="preserve">Versioned skill taxonomy — </w:t>
+      </w:r>
+      <w:r>
+        <w:rPr>
+          <w:color w:val="1A1A1A"/>
+        </w:rPr>
+        <w:t>432 skills across 33 categories and 10 industries with typed aliases and weighted relationships, matched by a staged offline matcher (exact → alias → normalised → fuzzy, never fuzzy-first) that records exactly how each match was made.</w:t>
+      </w:r>
+    </w:p>
+    <w:p>
+      <w:pPr>
+        <w:pStyle w:val="ListParagraph"/>
+        <w:numPr>
+          <w:ilvl w:val="0"/>
+          <w:numId w:val="2"/>
+        </w:numPr>
+        <w:spacing w:after="55" w:line="285" w:lineRule="auto"/>
+      </w:pPr>
+      <w:r>
+        <w:rPr>
+          <w:b/>
+          <w:bCs/>
+          <w:color w:val="0A0A0A"/>
+        </w:rPr>
+        <w:t>Document-agnostic fra</w:t>
+      </w:r>
+      <w:r>
+        <w:rPr>
+          <w:b/>
+          <w:bCs/>
+          <w:color w:val="0A0A0A"/>
+        </w:rPr>
+        <w:t xml:space="preserve">mework — </w:t>
+      </w:r>
+      <w:r>
+        <w:rPr>
+          <w:color w:val="1A1A1A"/>
+        </w:rPr>
+        <w:t>resumes and job descriptions run through one shared plugin-based parsing pipeline, with industry derived deterministically from the taxonomy rather than guessed.</w:t>
+      </w:r>
+    </w:p>
+    <w:p>
+      <w:pPr>
+        <w:pStyle w:val="ListParagraph"/>
+        <w:numPr>
+          <w:ilvl w:val="0"/>
+          <w:numId w:val="2"/>
+        </w:numPr>
+        <w:spacing w:after="55" w:line="285" w:lineRule="auto"/>
+      </w:pPr>
+      <w:r>
+        <w:rPr>
+          <w:b/>
+          <w:bCs/>
+          <w:color w:val="0A0A0A"/>
+        </w:rPr>
+        <w:t xml:space="preserve">Explainable ATS scoring engine — </w:t>
+      </w:r>
+      <w:r>
+        <w:rPr>
+          <w:color w:val="1A1A1A"/>
+        </w:rPr>
+        <w:t>grades resume-to-job fit across six weighted categor</w:t>
+      </w:r>
+      <w:r>
+        <w:rPr>
+          <w:color w:val="1A1A1A"/>
+        </w:rPr>
+        <w:t>ies with budgets summing to 100, using taxonomy-grounded skill matching, a neutralise-and-redistribute strategy for non-applicable criteria and a reconciliation invariant — each score ships with the human-readable reasons behind it.</w:t>
+      </w:r>
+    </w:p>
+    <w:p>
+      <w:pPr>
+        <w:pStyle w:val="ListParagraph"/>
+        <w:numPr>
+          <w:ilvl w:val="0"/>
+          <w:numId w:val="2"/>
+        </w:numPr>
+        <w:spacing w:after="55" w:line="285" w:lineRule="auto"/>
+      </w:pPr>
+      <w:r>
+        <w:rPr>
+          <w:b/>
+          <w:bCs/>
+          <w:color w:val="0A0A0A"/>
+        </w:rPr>
+        <w:t>Asynchronous processing</w:t>
+      </w:r>
+      <w:r>
+        <w:rPr>
+          <w:b/>
+          <w:bCs/>
+          <w:color w:val="0A0A0A"/>
+        </w:rPr>
+        <w:t xml:space="preserve"> off the request path — </w:t>
+      </w:r>
+      <w:r>
+        <w:rPr>
+          <w:color w:val="1A1A1A"/>
+        </w:rPr>
+        <w:t>Celery and Redis run parsing and scoring as background jobs (uploaded → parsing → parsed or failed) with live status polling in the interface, so long documents never block the API.</w:t>
+      </w:r>
+    </w:p>
+    <w:p>
+      <w:pPr>
+        <w:pStyle w:val="ListParagraph"/>
+        <w:numPr>
+          <w:ilvl w:val="0"/>
+          <w:numId w:val="2"/>
+        </w:numPr>
+        <w:spacing w:after="55" w:line="285" w:lineRule="auto"/>
+      </w:pPr>
+      <w:r>
+        <w:rPr>
+          <w:b/>
+          <w:bCs/>
+          <w:color w:val="0A0A0A"/>
+        </w:rPr>
+        <w:t xml:space="preserve">Honest evaluation built in — </w:t>
+      </w:r>
+      <w:r>
+        <w:rPr>
+          <w:color w:val="1A1A1A"/>
+        </w:rPr>
+        <w:t>a golden-dataset benc</w:t>
+      </w:r>
+      <w:r>
+        <w:rPr>
+          <w:color w:val="1A1A1A"/>
+        </w:rPr>
+        <w:t>hmark harness with a synthetic document generator, tolerant per-field comparison and regression-versus-baseline checks keeps accuracy measurable and regressions visible.</w:t>
+      </w:r>
+    </w:p>
+    <w:p>
+      <w:pPr>
+        <w:pStyle w:val="ListParagraph"/>
+        <w:numPr>
+          <w:ilvl w:val="0"/>
+          <w:numId w:val="2"/>
+        </w:numPr>
+        <w:spacing w:after="55" w:line="285" w:lineRule="auto"/>
+      </w:pPr>
+      <w:r>
+        <w:rPr>
+          <w:b/>
+          <w:bCs/>
+          <w:color w:val="0A0A0A"/>
+        </w:rPr>
+        <w:t xml:space="preserve">Production-grade foundation — </w:t>
+      </w:r>
+      <w:r>
+        <w:rPr>
+          <w:color w:val="1A1A1A"/>
+        </w:rPr>
+        <w:t>JWT authentication with a custom email user model, versi</w:t>
+      </w:r>
+      <w:r>
+        <w:rPr>
+          <w:color w:val="1A1A1A"/>
+        </w:rPr>
+        <w:t>oned documents, SHA-256 upload deduplication, audit logging and activity feeds, OpenAPI documentation and a full Next.js dashboard.</w:t>
       </w:r>
     </w:p>
     <w:p>
@@ -3404,7 +3305,7 @@
           <w:sz w:val="20"/>
           <w:szCs w:val="20"/>
         </w:rPr>
-        <w:t>No-Code Enterprise ERP Platform — Metadata-Driven Application Builder</w:t>
+        <w:t>MeetingMind AI — Fully-Offline, Local-First Meeting Intelligence Platform</w:t>
       </w:r>
     </w:p>
     <w:p>
@@ -3419,6 +3320,37 @@
           <w:sz w:val="18"/>
           <w:szCs w:val="18"/>
         </w:rPr>
+        <w:t xml:space="preserve">Role: </w:t>
+      </w:r>
+      <w:r>
+        <w:rPr>
+          <w:color w:val="4A4A4A"/>
+          <w:sz w:val="18"/>
+          <w:szCs w:val="18"/>
+        </w:rPr>
+        <w:t>Independent research project — sole architec</w:t>
+      </w:r>
+      <w:r>
+        <w:rPr>
+          <w:color w:val="4A4A4A"/>
+          <w:sz w:val="18"/>
+          <w:szCs w:val="18"/>
+        </w:rPr>
+        <w:t>t and developer</w:t>
+      </w:r>
+    </w:p>
+    <w:p>
+      <w:pPr>
+        <w:spacing w:after="30" w:line="275" w:lineRule="auto"/>
+      </w:pPr>
+      <w:r>
+        <w:rPr>
+          <w:b/>
+          <w:bCs/>
+          <w:color w:val="1B6E8C"/>
+          <w:sz w:val="18"/>
+          <w:szCs w:val="18"/>
+        </w:rPr>
         <w:t xml:space="preserve">Tools: </w:t>
       </w:r>
       <w:r>
@@ -3427,7 +3359,7 @@
           <w:sz w:val="18"/>
           <w:szCs w:val="18"/>
         </w:rPr>
-        <w:t>Python (Django REST Framework), Next.js 14 (App Router), TypeScript, PostgreSQL</w:t>
+        <w:t xml:space="preserve">Python, Django 5, Django REST Framework, Celery, Redis, PostgreSQL, Faster-Whisper, Ollama (Llama 3.2), SpeechBrain ECAPA, FFmpeg, sentence / Nomic embeddings, PostgreSQL full-text and vector search, yt-dlp / feedparser, Next.js 16, </w:t>
       </w:r>
       <w:r>
         <w:rPr>
@@ -3435,7 +3367,7 @@
           <w:sz w:val="18"/>
           <w:szCs w:val="18"/>
         </w:rPr>
-        <w:t xml:space="preserve"> with Row-Level Security, Redis, Celery</w:t>
+        <w:t>React 19, TypeScript, Tailwind v4, TanStack Query, Zustand</w:t>
       </w:r>
     </w:p>
     <w:p>
@@ -3450,7 +3382,7 @@
           <w:sz w:val="18"/>
           <w:szCs w:val="18"/>
         </w:rPr>
-        <w:t xml:space="preserve">Positioning: </w:t>
+        <w:t xml:space="preserve">Status: </w:t>
       </w:r>
       <w:r>
         <w:rPr>
@@ -3458,7 +3390,7 @@
           <w:sz w:val="18"/>
           <w:szCs w:val="18"/>
         </w:rPr>
-        <w:t>Configurable enterprise platform in the category addressed by Odoo and Salesforce</w:t>
+        <w:t>Active development</w:t>
       </w:r>
     </w:p>
     <w:p>
@@ -3470,13 +3402,25 @@
         <w:rPr>
           <w:color w:val="1A1A1A"/>
         </w:rPr>
-        <w:t>A no-code, metadata-driven enterprise operating system that allows organisations to define their own data models, workflo</w:t>
-      </w:r>
-      <w:r>
-        <w:rPr>
-          <w:color w:val="1A1A1A"/>
-        </w:rPr>
-        <w:t>ws and business logic through configuration rather than code. Entities, fields, relationships and rules are stored as metadata and interpreted at runtime, so a new business application can be assembled and changed without a code deployment.</w:t>
+        <w:t>A from-scratch meeting-assistant SaaS that turns raw audio and video into transcripts, grounded summaries, tracked work and organisational knowledge — running entirely lo</w:t>
+      </w:r>
+      <w:r>
+        <w:rPr>
+          <w:color w:val="1A1A1A"/>
+        </w:rPr>
+        <w:t>cally with no paid APIs, cloud AI or commercial SDKs. Every AI capability (speech-to-text, summarisation, chat, embeddings, diarisation) sits behind a provider interface defaulting to a local engine, so the product works end to end after a clone and setup,</w:t>
+      </w:r>
+      <w:r>
+        <w:rPr>
+          <w:color w:val="1A1A1A"/>
+        </w:rPr>
+        <w:t xml:space="preserve"> yet can swap in optional cloud providers by configuration alone. Designed and built solo across 15 phases — the Clean Architecture backend, the background processing engine, the local AI stack, the knowledge and executive-intelligence layers, a multi-agen</w:t>
+      </w:r>
+      <w:r>
+        <w:rPr>
+          <w:color w:val="1A1A1A"/>
+        </w:rPr>
+        <w:t>t platform and the full Next.js dashboard.</w:t>
       </w:r>
     </w:p>
     <w:p>
@@ -3510,215 +3454,279 @@
           <w:bCs/>
           <w:color w:val="0A0A0A"/>
         </w:rPr>
-        <w:t>Me</w:t>
-      </w:r>
-      <w:r>
-        <w:rPr>
-          <w:b/>
-          <w:bCs/>
-          <w:color w:val="0A0A0A"/>
-        </w:rPr>
-        <w:t xml:space="preserve">tadata-Driven Model Layer — </w:t>
-      </w:r>
-      <w:r>
-        <w:rPr>
-          <w:color w:val="1A1A1A"/>
-        </w:rPr>
-        <w:t>entities, fields, relationships and validation rules defined as metadata and interpreted at runtime; new modules are created through configuration rather than schema migration and redeployment.</w:t>
-      </w:r>
-    </w:p>
-    <w:p>
-      <w:pPr>
-        <w:pStyle w:val="ListParagraph"/>
-        <w:numPr>
-          <w:ilvl w:val="0"/>
-          <w:numId w:val="2"/>
-        </w:numPr>
-        <w:spacing w:after="55" w:line="285" w:lineRule="auto"/>
-      </w:pPr>
-      <w:r>
-        <w:rPr>
-          <w:b/>
-          <w:bCs/>
-          <w:color w:val="0A0A0A"/>
-        </w:rPr>
-        <w:t xml:space="preserve">Event-Sourced Architecture — </w:t>
-      </w:r>
-      <w:r>
-        <w:rPr>
-          <w:color w:val="1A1A1A"/>
-        </w:rPr>
-        <w:t>state</w:t>
-      </w:r>
-      <w:r>
-        <w:rPr>
-          <w:color w:val="1A1A1A"/>
-        </w:rPr>
-        <w:t xml:space="preserve"> changes captured as an immutable event stream, providing complete audit history and point-in-time reconstruction of any record.</w:t>
-      </w:r>
-    </w:p>
-    <w:p>
-      <w:pPr>
-        <w:pStyle w:val="ListParagraph"/>
-        <w:numPr>
-          <w:ilvl w:val="0"/>
-          <w:numId w:val="2"/>
-        </w:numPr>
-        <w:spacing w:after="55" w:line="285" w:lineRule="auto"/>
-      </w:pPr>
-      <w:r>
-        <w:rPr>
-          <w:b/>
-          <w:bCs/>
-          <w:color w:val="0A0A0A"/>
-        </w:rPr>
-        <w:t xml:space="preserve">Business Rules Engine — </w:t>
-      </w:r>
-      <w:r>
-        <w:rPr>
-          <w:color w:val="1A1A1A"/>
-        </w:rPr>
-        <w:t>a core architectural pillar: conditional logic, triggers, computed fields and process automation authored by administrators without developer involvement.</w:t>
-      </w:r>
-    </w:p>
-    <w:p>
-      <w:pPr>
-        <w:pStyle w:val="ListParagraph"/>
-        <w:numPr>
-          <w:ilvl w:val="0"/>
-          <w:numId w:val="2"/>
-        </w:numPr>
-        <w:spacing w:after="55" w:line="285" w:lineRule="auto"/>
-      </w:pPr>
-      <w:r>
-        <w:rPr>
-          <w:b/>
-          <w:bCs/>
-          <w:color w:val="0A0A0A"/>
-        </w:rPr>
-        <w:t xml:space="preserve">Multi-Tenant Isolation via PostgreSQL Row-Level Security — </w:t>
-      </w:r>
-      <w:r>
-        <w:rPr>
-          <w:color w:val="1A1A1A"/>
-        </w:rPr>
-        <w:t>tenant separation enforced at the database layer rather than in application code, removing an entire class of cross-tenant data-leak risk.</w:t>
-      </w:r>
-    </w:p>
-    <w:p>
-      <w:pPr>
-        <w:pStyle w:val="ListParagraph"/>
-        <w:numPr>
-          <w:ilvl w:val="0"/>
-          <w:numId w:val="2"/>
-        </w:numPr>
-        <w:spacing w:after="55" w:line="285" w:lineRule="auto"/>
-      </w:pPr>
-      <w:r>
-        <w:rPr>
-          <w:b/>
-          <w:bCs/>
-          <w:color w:val="0A0A0A"/>
-        </w:rPr>
-        <w:t xml:space="preserve">Approval Matrix &amp; SLA Engine — </w:t>
-      </w:r>
-      <w:r>
-        <w:rPr>
-          <w:color w:val="1A1A1A"/>
-        </w:rPr>
-        <w:t>configurable multi-stage ap</w:t>
-      </w:r>
-      <w:r>
-        <w:rPr>
-          <w:color w:val="1A1A1A"/>
-        </w:rPr>
-        <w:t>proval chains and service-level tracking with automated escalation on breach.</w:t>
-      </w:r>
-    </w:p>
-    <w:p>
-      <w:pPr>
-        <w:pStyle w:val="ListParagraph"/>
-        <w:numPr>
-          <w:ilvl w:val="0"/>
-          <w:numId w:val="2"/>
-        </w:numPr>
-        <w:spacing w:after="55" w:line="285" w:lineRule="auto"/>
-      </w:pPr>
-      <w:r>
-        <w:rPr>
-          <w:b/>
-          <w:bCs/>
-          <w:color w:val="0A0A0A"/>
-        </w:rPr>
-        <w:t xml:space="preserve">Double-Entry Accounting Ledger — </w:t>
-      </w:r>
-      <w:r>
-        <w:rPr>
-          <w:color w:val="1A1A1A"/>
-        </w:rPr>
-        <w:t>a genuine double-entry ledger underpinning the financial modules, maintaining balanced books across all transactional activity.</w:t>
-      </w:r>
-    </w:p>
-    <w:p>
-      <w:pPr>
-        <w:pStyle w:val="ListParagraph"/>
-        <w:numPr>
-          <w:ilvl w:val="0"/>
-          <w:numId w:val="2"/>
-        </w:numPr>
-        <w:spacing w:after="55" w:line="285" w:lineRule="auto"/>
-      </w:pPr>
-      <w:r>
-        <w:rPr>
-          <w:b/>
-          <w:bCs/>
-          <w:color w:val="0A0A0A"/>
-        </w:rPr>
-        <w:t>Webhook &amp; API Bui</w:t>
-      </w:r>
-      <w:r>
-        <w:rPr>
-          <w:b/>
-          <w:bCs/>
-          <w:color w:val="0A0A0A"/>
-        </w:rPr>
-        <w:t xml:space="preserve">lders — </w:t>
-      </w:r>
-      <w:r>
-        <w:rPr>
-          <w:color w:val="1A1A1A"/>
-        </w:rPr>
-        <w:t>administrators expose custom REST endpoints and configure outbound webhooks through the interface, enabling third-party integration without engineering work.</w:t>
-      </w:r>
-    </w:p>
-    <w:p>
-      <w:pPr>
-        <w:pStyle w:val="ListParagraph"/>
-        <w:numPr>
-          <w:ilvl w:val="0"/>
-          <w:numId w:val="2"/>
-        </w:numPr>
-        <w:spacing w:after="55" w:line="285" w:lineRule="auto"/>
-      </w:pPr>
-      <w:r>
-        <w:rPr>
-          <w:b/>
-          <w:bCs/>
-          <w:color w:val="0A0A0A"/>
-        </w:rPr>
-        <w:t xml:space="preserve">External Portal Builder &amp; White-Labelling — </w:t>
-      </w:r>
-      <w:r>
-        <w:rPr>
-          <w:color w:val="1A1A1A"/>
-        </w:rPr>
-        <w:t>customer- and vendor-facing portals plus per-t</w:t>
-      </w:r>
-      <w:r>
-        <w:rPr>
-          <w:color w:val="1A1A1A"/>
-        </w:rPr>
-        <w:t>enant branding configured entirely without code.</w:t>
+        <w:t xml:space="preserve">Local speech-to-text and media pipeline — </w:t>
+      </w:r>
+      <w:r>
+        <w:rPr>
+          <w:color w:val="1A1A1A"/>
+        </w:rPr>
+        <w:t xml:space="preserve">an asynchronous Celery/Redis pipeline (validate → media-inspect → extract → normalise → transcribe → diarise → summarise → index) transcribes audio and video </w:t>
+      </w:r>
+      <w:r>
+        <w:rPr>
+          <w:color w:val="1A1A1A"/>
+        </w:rPr>
+        <w:t>offline via Faster-Whisper and FFmpeg, emitting timestamped, editable transcripts in TXT, MD, SRT, VTT and JSON with graceful degradation, so a failed AI step never discards a good transcript.</w:t>
+      </w:r>
+    </w:p>
+    <w:p>
+      <w:pPr>
+        <w:pStyle w:val="ListParagraph"/>
+        <w:numPr>
+          <w:ilvl w:val="0"/>
+          <w:numId w:val="2"/>
+        </w:numPr>
+        <w:spacing w:after="55" w:line="285" w:lineRule="auto"/>
+      </w:pPr>
+      <w:r>
+        <w:rPr>
+          <w:b/>
+          <w:bCs/>
+          <w:color w:val="0A0A0A"/>
+        </w:rPr>
+        <w:t xml:space="preserve">Grounded, cited local AI — </w:t>
+      </w:r>
+      <w:r>
+        <w:rPr>
+          <w:color w:val="1A1A1A"/>
+        </w:rPr>
+        <w:t>Ollama running Llama 3.2 produces ex</w:t>
+      </w:r>
+      <w:r>
+        <w:rPr>
+          <w:color w:val="1A1A1A"/>
+        </w:rPr>
+        <w:t>ecutive and detailed summaries, action items, decisions, risks and keywords in a single versioned-prompt inference; a RAG chat answers questions over one meeting or the whole organisation using hybrid retrieval (local embeddings, Postgres full-text and rec</w:t>
+      </w:r>
+      <w:r>
+        <w:rPr>
+          <w:color w:val="1A1A1A"/>
+        </w:rPr>
+        <w:t>ency), returning clickable-timestamp citations and refusing to answer beyond the source material — no hallucinated facts.</w:t>
+      </w:r>
+    </w:p>
+    <w:p>
+      <w:pPr>
+        <w:pStyle w:val="ListParagraph"/>
+        <w:numPr>
+          <w:ilvl w:val="0"/>
+          <w:numId w:val="2"/>
+        </w:numPr>
+        <w:spacing w:after="55" w:line="285" w:lineRule="auto"/>
+      </w:pPr>
+      <w:r>
+        <w:rPr>
+          <w:b/>
+          <w:bCs/>
+          <w:color w:val="0A0A0A"/>
+        </w:rPr>
+        <w:t xml:space="preserve">Reusable background-job engine — </w:t>
+      </w:r>
+      <w:r>
+        <w:rPr>
+          <w:color w:val="1A1A1A"/>
+        </w:rPr>
+        <w:t>a domain-agnostic job and pipeline platform with self-registering stages, dependency-graph topologica</w:t>
+      </w:r>
+      <w:r>
+        <w:rPr>
+          <w:color w:val="1A1A1A"/>
+        </w:rPr>
+        <w:t>l ordering, per-stage retry with exponential backoff, idempotent resume, cancellation, live progress and an in-process event bus, running all long work off the request path and powering transcription, AI, imports and exports alike.</w:t>
+      </w:r>
+    </w:p>
+    <w:p>
+      <w:pPr>
+        <w:pStyle w:val="ListParagraph"/>
+        <w:numPr>
+          <w:ilvl w:val="0"/>
+          <w:numId w:val="2"/>
+        </w:numPr>
+        <w:spacing w:after="55" w:line="285" w:lineRule="auto"/>
+      </w:pPr>
+      <w:r>
+        <w:rPr>
+          <w:b/>
+          <w:bCs/>
+          <w:color w:val="0A0A0A"/>
+        </w:rPr>
+        <w:t>Human-in-the-loop worksp</w:t>
+      </w:r>
+      <w:r>
+        <w:rPr>
+          <w:b/>
+          <w:bCs/>
+          <w:color w:val="0A0A0A"/>
+        </w:rPr>
+        <w:t xml:space="preserve">ace — </w:t>
+      </w:r>
+      <w:r>
+        <w:rPr>
+          <w:color w:val="1A1A1A"/>
+        </w:rPr>
+        <w:t>AI never auto-creates work; it emits confidence-scored suggestions with full explainability — source meeting, segment, speaker, quote and reason — that a user approves, edits or rejects to materialise real tasks (Kanban), issues, decisions and risks,</w:t>
+      </w:r>
+      <w:r>
+        <w:rPr>
+          <w:color w:val="1A1A1A"/>
+        </w:rPr>
+        <w:t xml:space="preserve"> each carrying an immutable audit trail back to its evidence.</w:t>
+      </w:r>
+    </w:p>
+    <w:p>
+      <w:pPr>
+        <w:pStyle w:val="ListParagraph"/>
+        <w:numPr>
+          <w:ilvl w:val="0"/>
+          <w:numId w:val="2"/>
+        </w:numPr>
+        <w:spacing w:after="55" w:line="285" w:lineRule="auto"/>
+      </w:pPr>
+      <w:r>
+        <w:rPr>
+          <w:b/>
+          <w:bCs/>
+          <w:color w:val="0A0A0A"/>
+        </w:rPr>
+        <w:t xml:space="preserve">Bitemporal organisational knowledge hub — </w:t>
+      </w:r>
+      <w:r>
+        <w:rPr>
+          <w:color w:val="1A1A1A"/>
+        </w:rPr>
+        <w:t>an append-only, event-sourced knowledge index — versioned, with time-travel “what did we know as of…” queries, decision-evolution history, consensus tracking and conflict detection — powers cross-meeting search, insights, recommendations and an executive d</w:t>
+      </w:r>
+      <w:r>
+        <w:rPr>
+          <w:color w:val="1A1A1A"/>
+        </w:rPr>
+        <w:t>ashboard whose health, score and analytics are materialised incrementally (around 14 ms dashboard reads) rather than recomputed per request.</w:t>
+      </w:r>
+    </w:p>
+    <w:p>
+      <w:pPr>
+        <w:pStyle w:val="ListParagraph"/>
+        <w:numPr>
+          <w:ilvl w:val="0"/>
+          <w:numId w:val="2"/>
+        </w:numPr>
+        <w:spacing w:after="55" w:line="285" w:lineRule="auto"/>
+      </w:pPr>
+      <w:r>
+        <w:rPr>
+          <w:b/>
+          <w:bCs/>
+          <w:color w:val="0A0A0A"/>
+        </w:rPr>
+        <w:t xml:space="preserve">Multi-agent intelligence platform — </w:t>
+      </w:r>
+      <w:r>
+        <w:rPr>
+          <w:color w:val="1A1A1A"/>
+        </w:rPr>
+        <w:t>12 declarative, owner-scoped agents access data only through a permissioned tool registry, coordinated by a planner (intent → agent selection by reputation → parallel execution → merge → conflict resolution) and a collaboration engine offering review, vote</w:t>
+      </w:r>
+      <w:r>
+        <w:rPr>
+          <w:color w:val="1A1A1A"/>
+        </w:rPr>
+        <w:t>, debate and hand-off workflow templates, with sandbox previews and human approval gates throughout.</w:t>
+      </w:r>
+    </w:p>
+    <w:p>
+      <w:pPr>
+        <w:pStyle w:val="ListParagraph"/>
+        <w:numPr>
+          <w:ilvl w:val="0"/>
+          <w:numId w:val="2"/>
+        </w:numPr>
+        <w:spacing w:after="55" w:line="285" w:lineRule="auto"/>
+      </w:pPr>
+      <w:r>
+        <w:rPr>
+          <w:b/>
+          <w:bCs/>
+          <w:color w:val="0A0A0A"/>
+        </w:rPr>
+        <w:t xml:space="preserve">Speaker diarisation and cross-meeting voice identity — </w:t>
+      </w:r>
+      <w:r>
+        <w:rPr>
+          <w:color w:val="1A1A1A"/>
+        </w:rPr>
+        <w:t>segments are attributed to first-class speaker entities via SpeechBrain ECAPA embeddings and cluster</w:t>
+      </w:r>
+      <w:r>
+        <w:rPr>
+          <w:color w:val="1A1A1A"/>
+        </w:rPr>
+        <w:t>ing, with an AI name-suggestion step that is suggest-only and never auto-applied, plus a cross-meeting voice registry recognising recurring speakers through tiered similarity matching — reusing embeddings persisted at processing time so nothing is ever rep</w:t>
+      </w:r>
+      <w:r>
+        <w:rPr>
+          <w:color w:val="1A1A1A"/>
+        </w:rPr>
+        <w:t>rocessed.</w:t>
+      </w:r>
+    </w:p>
+    <w:p>
+      <w:pPr>
+        <w:pStyle w:val="ListParagraph"/>
+        <w:numPr>
+          <w:ilvl w:val="0"/>
+          <w:numId w:val="2"/>
+        </w:numPr>
+        <w:spacing w:after="55" w:line="285" w:lineRule="auto"/>
+      </w:pPr>
+      <w:r>
+        <w:rPr>
+          <w:b/>
+          <w:bCs/>
+          <w:color w:val="0A0A0A"/>
+        </w:rPr>
+        <w:t xml:space="preserve">Universal media import — </w:t>
+      </w:r>
+      <w:r>
+        <w:rPr>
+          <w:color w:val="1A1A1A"/>
+        </w:rPr>
+        <w:t>a provider-based ingestion layer imports YouTube and Vimeo links, direct media URLs and podcast/RSS feeds with episode pickers and batch fan-out straight into the existing pipeline via yt-dlp and feedparser, guarded by SS</w:t>
+      </w:r>
+      <w:r>
+        <w:rPr>
+          <w:color w:val="1A1A1A"/>
+        </w:rPr>
+        <w:t>RF protection and three-layer deduplication, with zero duplicated AI logic.</w:t>
+      </w:r>
+    </w:p>
+    <w:p>
+      <w:pPr>
+        <w:pStyle w:val="ListParagraph"/>
+        <w:numPr>
+          <w:ilvl w:val="0"/>
+          <w:numId w:val="2"/>
+        </w:numPr>
+        <w:spacing w:after="55" w:line="285" w:lineRule="auto"/>
+      </w:pPr>
+      <w:r>
+        <w:rPr>
+          <w:b/>
+          <w:bCs/>
+          <w:color w:val="0A0A0A"/>
+        </w:rPr>
+        <w:t xml:space="preserve">Reproducible evaluation built in — </w:t>
+      </w:r>
+      <w:r>
+        <w:rPr>
+          <w:color w:val="1A1A1A"/>
+        </w:rPr>
+        <w:t>a diarisation benchmarking framework with public and user-verified datasets, a settings-free re-clustering harness sweeping tuning thresholds aga</w:t>
+      </w:r>
+      <w:r>
+        <w:rPr>
+          <w:color w:val="1A1A1A"/>
+        </w:rPr>
+        <w:t>inst stored embeddings without re-transcribing, honest ground-truth labelling distinguishing verified from approximate, and provenance-stamped runs for regression tracking.</w:t>
       </w:r>
     </w:p>
     <w:p>
@@ -3736,7 +3744,7 @@
           <w:sz w:val="20"/>
           <w:szCs w:val="20"/>
         </w:rPr>
-        <w:t>OCR &amp; Document Intelligence — In-House Model Development</w:t>
+        <w:t>No-Code Enterprise ERP Platform — Metadata-Driven Application Builder</w:t>
       </w:r>
     </w:p>
     <w:p>
@@ -3759,7 +3767,15 @@
           <w:sz w:val="18"/>
           <w:szCs w:val="18"/>
         </w:rPr>
-        <w:t>Python, PyTorch, self-trained recognition models, Django REST Framework, Celery, Redis, PostgreSQL</w:t>
+        <w:t>Python</w:t>
+      </w:r>
+      <w:r>
+        <w:rPr>
+          <w:color w:val="4A4A4A"/>
+          <w:sz w:val="18"/>
+          <w:szCs w:val="18"/>
+        </w:rPr>
+        <w:t xml:space="preserve"> (Django REST Framework), Next.js 14 (App Router), TypeScript, PostgreSQL with Row-Level Security, Redis, Celery</w:t>
       </w:r>
     </w:p>
     <w:p>
@@ -3774,7 +3790,7 @@
           <w:sz w:val="18"/>
           <w:szCs w:val="18"/>
         </w:rPr>
-        <w:t xml:space="preserve">Status: </w:t>
+        <w:t xml:space="preserve">Positioning: </w:t>
       </w:r>
       <w:r>
         <w:rPr>
@@ -3782,7 +3798,7 @@
           <w:sz w:val="18"/>
           <w:szCs w:val="18"/>
         </w:rPr>
-        <w:t>Active research and development</w:t>
+        <w:t>Configurable enterprise platform in the category addressed by Odoo and Salesforce</w:t>
       </w:r>
     </w:p>
     <w:p>
@@ -3794,19 +3810,19 @@
         <w:rPr>
           <w:color w:val="1A1A1A"/>
         </w:rPr>
-        <w:t>Docu</w:t>
-      </w:r>
-      <w:r>
-        <w:rPr>
-          <w:color w:val="1A1A1A"/>
-        </w:rPr>
-        <w:t>ment intelligence capability built entirely on internally trained models, with no dependency on third-party AI services or external inference APIs at any stage of the pipeline. Scope covers dataset preparation, model training and evaluation, and the servin</w:t>
-      </w:r>
-      <w:r>
-        <w:rPr>
-          <w:color w:val="1A1A1A"/>
-        </w:rPr>
-        <w:t>g layer that exposes structured extraction results to downstream business systems.</w:t>
+        <w:t xml:space="preserve">A no-code, metadata-driven enterprise operating </w:t>
+      </w:r>
+      <w:r>
+        <w:rPr>
+          <w:color w:val="1A1A1A"/>
+        </w:rPr>
+        <w:t>system that allows organisations to define their own data models, workflows and business logic through configuration rather than code. Entities, fields, relationships and rules are stored as metadata and interpreted at runtime, so a new business applicatio</w:t>
+      </w:r>
+      <w:r>
+        <w:rPr>
+          <w:color w:val="1A1A1A"/>
+        </w:rPr>
+        <w:t>n can be assembled and changed without a code deployment.</w:t>
       </w:r>
     </w:p>
     <w:p>
@@ -3840,127 +3856,211 @@
           <w:bCs/>
           <w:color w:val="0A0A0A"/>
         </w:rPr>
-        <w:t xml:space="preserve">Fully In-House Model Stack — </w:t>
-      </w:r>
-      <w:r>
-        <w:rPr>
-          <w:color w:val="1A1A1A"/>
-        </w:rPr>
-        <w:t>all recognition and extraction models trained internally; no external AI provider or hosted inference API sits anywhere in the pipe</w:t>
-      </w:r>
-      <w:r>
-        <w:rPr>
-          <w:color w:val="1A1A1A"/>
-        </w:rPr>
-        <w:t>line, keeping the capability under owned infrastructure and free of per-call vendor cost.</w:t>
-      </w:r>
-    </w:p>
-    <w:p>
-      <w:pPr>
-        <w:pStyle w:val="ListParagraph"/>
-        <w:numPr>
-          <w:ilvl w:val="0"/>
-          <w:numId w:val="2"/>
-        </w:numPr>
-        <w:spacing w:after="55" w:line="285" w:lineRule="auto"/>
-      </w:pPr>
-      <w:r>
-        <w:rPr>
-          <w:b/>
-          <w:bCs/>
-          <w:color w:val="0A0A0A"/>
-        </w:rPr>
-        <w:t xml:space="preserve">Data Sovereignty &amp; Confidentiality — </w:t>
-      </w:r>
-      <w:r>
-        <w:rPr>
-          <w:color w:val="1A1A1A"/>
-        </w:rPr>
-        <w:t xml:space="preserve">source documents never leave controlled infrastructure, addressing privacy and regulatory requirements that rule out third-party </w:t>
-      </w:r>
-      <w:r>
-        <w:rPr>
-          <w:color w:val="1A1A1A"/>
-        </w:rPr>
-        <w:t>document processing.</w:t>
-      </w:r>
-    </w:p>
-    <w:p>
-      <w:pPr>
-        <w:pStyle w:val="ListParagraph"/>
-        <w:numPr>
-          <w:ilvl w:val="0"/>
-          <w:numId w:val="2"/>
-        </w:numPr>
-        <w:spacing w:after="55" w:line="285" w:lineRule="auto"/>
-      </w:pPr>
-      <w:r>
-        <w:rPr>
-          <w:b/>
-          <w:bCs/>
-          <w:color w:val="0A0A0A"/>
-        </w:rPr>
-        <w:t xml:space="preserve">Training &amp; Evaluation Pipeline — </w:t>
-      </w:r>
-      <w:r>
-        <w:rPr>
-          <w:color w:val="1A1A1A"/>
-        </w:rPr>
-        <w:t>dataset preparation, annotation workflow, training runs and accuracy benchmarking against held-out evaluation sets.</w:t>
-      </w:r>
-    </w:p>
-    <w:p>
-      <w:pPr>
-        <w:pStyle w:val="ListParagraph"/>
-        <w:numPr>
-          <w:ilvl w:val="0"/>
-          <w:numId w:val="2"/>
-        </w:numPr>
-        <w:spacing w:after="55" w:line="285" w:lineRule="auto"/>
-      </w:pPr>
-      <w:r>
-        <w:rPr>
-          <w:b/>
-          <w:bCs/>
-          <w:color w:val="0A0A0A"/>
-        </w:rPr>
-        <w:t xml:space="preserve">Asynchronous Serving Layer — </w:t>
-      </w:r>
-      <w:r>
-        <w:rPr>
-          <w:color w:val="1A1A1A"/>
-        </w:rPr>
-        <w:t>Celery workers execute inference off the request path, ke</w:t>
-      </w:r>
-      <w:r>
-        <w:rPr>
-          <w:color w:val="1A1A1A"/>
-        </w:rPr>
-        <w:t>eping API latency independent of model processing time.</w:t>
-      </w:r>
-    </w:p>
-    <w:p>
-      <w:pPr>
-        <w:pStyle w:val="ListParagraph"/>
-        <w:numPr>
-          <w:ilvl w:val="0"/>
-          <w:numId w:val="2"/>
-        </w:numPr>
-        <w:spacing w:after="55" w:line="285" w:lineRule="auto"/>
-      </w:pPr>
-      <w:r>
-        <w:rPr>
-          <w:b/>
-          <w:bCs/>
-          <w:color w:val="0A0A0A"/>
-        </w:rPr>
-        <w:t xml:space="preserve">Structured Extraction &amp; Validation — </w:t>
-      </w:r>
-      <w:r>
-        <w:rPr>
-          <w:color w:val="1A1A1A"/>
-        </w:rPr>
-        <w:t>parsing of recognised text into typed, validated fields, with confidence thresholds, retry logic and a human review queue for low-confidence results.</w:t>
+        <w:t xml:space="preserve">Metadata-Driven Model Layer — </w:t>
+      </w:r>
+      <w:r>
+        <w:rPr>
+          <w:color w:val="1A1A1A"/>
+        </w:rPr>
+        <w:t>entities, fields, relationships and validation rules defined as metadata and interpreted at runtime; new modules are created through configuration rather t</w:t>
+      </w:r>
+      <w:r>
+        <w:rPr>
+          <w:color w:val="1A1A1A"/>
+        </w:rPr>
+        <w:t>han schema migration and redeployment.</w:t>
+      </w:r>
+    </w:p>
+    <w:p>
+      <w:pPr>
+        <w:pStyle w:val="ListParagraph"/>
+        <w:numPr>
+          <w:ilvl w:val="0"/>
+          <w:numId w:val="2"/>
+        </w:numPr>
+        <w:spacing w:after="55" w:line="285" w:lineRule="auto"/>
+      </w:pPr>
+      <w:r>
+        <w:rPr>
+          <w:b/>
+          <w:bCs/>
+          <w:color w:val="0A0A0A"/>
+        </w:rPr>
+        <w:t xml:space="preserve">Event-Sourced Architecture — </w:t>
+      </w:r>
+      <w:r>
+        <w:rPr>
+          <w:color w:val="1A1A1A"/>
+        </w:rPr>
+        <w:t>state changes captured as an immutable event stream, providing complete audit history and point-in-time reconstruction of any record.</w:t>
+      </w:r>
+    </w:p>
+    <w:p>
+      <w:pPr>
+        <w:pStyle w:val="ListParagraph"/>
+        <w:numPr>
+          <w:ilvl w:val="0"/>
+          <w:numId w:val="2"/>
+        </w:numPr>
+        <w:spacing w:after="55" w:line="285" w:lineRule="auto"/>
+      </w:pPr>
+      <w:r>
+        <w:rPr>
+          <w:b/>
+          <w:bCs/>
+          <w:color w:val="0A0A0A"/>
+        </w:rPr>
+        <w:t xml:space="preserve">Business Rules Engine — </w:t>
+      </w:r>
+      <w:r>
+        <w:rPr>
+          <w:color w:val="1A1A1A"/>
+        </w:rPr>
+        <w:t>a core architectural pillar: c</w:t>
+      </w:r>
+      <w:r>
+        <w:rPr>
+          <w:color w:val="1A1A1A"/>
+        </w:rPr>
+        <w:t>onditional logic, triggers, computed fields and process automation authored by administrators without developer involvement.</w:t>
+      </w:r>
+    </w:p>
+    <w:p>
+      <w:pPr>
+        <w:pStyle w:val="ListParagraph"/>
+        <w:numPr>
+          <w:ilvl w:val="0"/>
+          <w:numId w:val="2"/>
+        </w:numPr>
+        <w:spacing w:after="55" w:line="285" w:lineRule="auto"/>
+      </w:pPr>
+      <w:r>
+        <w:rPr>
+          <w:b/>
+          <w:bCs/>
+          <w:color w:val="0A0A0A"/>
+        </w:rPr>
+        <w:t xml:space="preserve">Multi-Tenant Isolation via PostgreSQL Row-Level Security — </w:t>
+      </w:r>
+      <w:r>
+        <w:rPr>
+          <w:color w:val="1A1A1A"/>
+        </w:rPr>
+        <w:t>tenant separation enforced at the database layer rather than in applicat</w:t>
+      </w:r>
+      <w:r>
+        <w:rPr>
+          <w:color w:val="1A1A1A"/>
+        </w:rPr>
+        <w:t>ion code, removing an entire class of cross-tenant data-leak risk.</w:t>
+      </w:r>
+    </w:p>
+    <w:p>
+      <w:pPr>
+        <w:pStyle w:val="ListParagraph"/>
+        <w:numPr>
+          <w:ilvl w:val="0"/>
+          <w:numId w:val="2"/>
+        </w:numPr>
+        <w:spacing w:after="55" w:line="285" w:lineRule="auto"/>
+      </w:pPr>
+      <w:r>
+        <w:rPr>
+          <w:b/>
+          <w:bCs/>
+          <w:color w:val="0A0A0A"/>
+        </w:rPr>
+        <w:t xml:space="preserve">Approval Matrix &amp; SLA Engine — </w:t>
+      </w:r>
+      <w:r>
+        <w:rPr>
+          <w:color w:val="1A1A1A"/>
+        </w:rPr>
+        <w:t>configurable multi-stage approval chains and service-level tracking with automated escalation on breach.</w:t>
+      </w:r>
+    </w:p>
+    <w:p>
+      <w:pPr>
+        <w:pStyle w:val="ListParagraph"/>
+        <w:numPr>
+          <w:ilvl w:val="0"/>
+          <w:numId w:val="2"/>
+        </w:numPr>
+        <w:spacing w:after="55" w:line="285" w:lineRule="auto"/>
+      </w:pPr>
+      <w:r>
+        <w:rPr>
+          <w:b/>
+          <w:bCs/>
+          <w:color w:val="0A0A0A"/>
+        </w:rPr>
+        <w:t xml:space="preserve">Double-Entry Accounting Ledger — </w:t>
+      </w:r>
+      <w:r>
+        <w:rPr>
+          <w:color w:val="1A1A1A"/>
+        </w:rPr>
+        <w:t>a genuine double-ent</w:t>
+      </w:r>
+      <w:r>
+        <w:rPr>
+          <w:color w:val="1A1A1A"/>
+        </w:rPr>
+        <w:t>ry ledger underpinning the financial modules, maintaining balanced books across all transactional activity.</w:t>
+      </w:r>
+    </w:p>
+    <w:p>
+      <w:pPr>
+        <w:pStyle w:val="ListParagraph"/>
+        <w:numPr>
+          <w:ilvl w:val="0"/>
+          <w:numId w:val="2"/>
+        </w:numPr>
+        <w:spacing w:after="55" w:line="285" w:lineRule="auto"/>
+      </w:pPr>
+      <w:r>
+        <w:rPr>
+          <w:b/>
+          <w:bCs/>
+          <w:color w:val="0A0A0A"/>
+        </w:rPr>
+        <w:t xml:space="preserve">Webhook &amp; API Builders — </w:t>
+      </w:r>
+      <w:r>
+        <w:rPr>
+          <w:color w:val="1A1A1A"/>
+        </w:rPr>
+        <w:t>administrators expose custom REST endpoints and configure outbound webhooks through the interface, enabling third-party integration without engineering work.</w:t>
+      </w:r>
+    </w:p>
+    <w:p>
+      <w:pPr>
+        <w:pStyle w:val="ListParagraph"/>
+        <w:numPr>
+          <w:ilvl w:val="0"/>
+          <w:numId w:val="2"/>
+        </w:numPr>
+        <w:spacing w:after="55" w:line="285" w:lineRule="auto"/>
+      </w:pPr>
+      <w:r>
+        <w:rPr>
+          <w:b/>
+          <w:bCs/>
+          <w:color w:val="0A0A0A"/>
+        </w:rPr>
+        <w:t xml:space="preserve">External Portal Builder &amp; White-Labelling — </w:t>
+      </w:r>
+      <w:r>
+        <w:rPr>
+          <w:color w:val="1A1A1A"/>
+        </w:rPr>
+        <w:t>customer- and vendor-facing portals plus per-tenant br</w:t>
+      </w:r>
+      <w:r>
+        <w:rPr>
+          <w:color w:val="1A1A1A"/>
+        </w:rPr>
+        <w:t>anding configured entirely without code.</w:t>
       </w:r>
     </w:p>
     <w:p>
@@ -3978,17 +4078,7 @@
           <w:sz w:val="20"/>
           <w:szCs w:val="20"/>
         </w:rPr>
-        <w:t>Trainer &amp; Fit</w:t>
-      </w:r>
-      <w:r>
-        <w:rPr>
-          <w:b/>
-          <w:bCs/>
-          <w:color w:val="10314F"/>
-          <w:sz w:val="20"/>
-          <w:szCs w:val="20"/>
-        </w:rPr>
-        <w:t>ness Platform (Web)</w:t>
+        <w:t>OCR &amp; Document Intelligence — In-House Model Development</w:t>
       </w:r>
     </w:p>
     <w:p>
@@ -4011,7 +4101,30 @@
           <w:sz w:val="18"/>
           <w:szCs w:val="18"/>
         </w:rPr>
-        <w:t>Python (Django REST Framework), PostgreSQL, Redis, React.js, Celery</w:t>
+        <w:t>Python, PyTorch, self-trained recognition models, Django REST Framework, Celery, Redis, PostgreSQL</w:t>
+      </w:r>
+    </w:p>
+    <w:p>
+      <w:pPr>
+        <w:spacing w:after="30" w:line="275" w:lineRule="auto"/>
+      </w:pPr>
+      <w:r>
+        <w:rPr>
+          <w:b/>
+          <w:bCs/>
+          <w:color w:val="1B6E8C"/>
+          <w:sz w:val="18"/>
+          <w:szCs w:val="18"/>
+        </w:rPr>
+        <w:t xml:space="preserve">Status: </w:t>
+      </w:r>
+      <w:r>
+        <w:rPr>
+          <w:color w:val="4A4A4A"/>
+          <w:sz w:val="18"/>
+          <w:szCs w:val="18"/>
+        </w:rPr>
+        <w:t>Active research and development</w:t>
       </w:r>
     </w:p>
     <w:p>
@@ -4023,7 +4136,19 @@
         <w:rPr>
           <w:color w:val="1A1A1A"/>
         </w:rPr>
-        <w:t>Dual-sided web platform connecting fitness trainers and clients, covering trainer profiles, programme delivery, scheduling and client progress tracking through a unified backend API.</w:t>
+        <w:t>Document int</w:t>
+      </w:r>
+      <w:r>
+        <w:rPr>
+          <w:color w:val="1A1A1A"/>
+        </w:rPr>
+        <w:t xml:space="preserve">elligence capability built entirely on internally trained models, with no dependency on third-party AI services or external inference APIs at any stage of the pipeline. Scope covers dataset preparation, model training and evaluation, and the serving layer </w:t>
+      </w:r>
+      <w:r>
+        <w:rPr>
+          <w:color w:val="1A1A1A"/>
+        </w:rPr>
+        <w:t>that exposes structured extraction results to downstream business systems.</w:t>
       </w:r>
     </w:p>
     <w:p>
@@ -4057,97 +4182,127 @@
           <w:bCs/>
           <w:color w:val="0A0A0A"/>
         </w:rPr>
-        <w:t xml:space="preserve">Dual-Role Domain Model — </w:t>
-      </w:r>
-      <w:r>
-        <w:rPr>
-          <w:color w:val="1A1A1A"/>
-        </w:rPr>
-        <w:t>separate trainer and client roles w</w:t>
-      </w:r>
-      <w:r>
-        <w:rPr>
-          <w:color w:val="1A1A1A"/>
-        </w:rPr>
-        <w:t>ith distinct permissions, dashboards and data visibility rules.</w:t>
-      </w:r>
-    </w:p>
-    <w:p>
-      <w:pPr>
-        <w:pStyle w:val="ListParagraph"/>
-        <w:numPr>
-          <w:ilvl w:val="0"/>
-          <w:numId w:val="2"/>
-        </w:numPr>
-        <w:spacing w:after="55" w:line="285" w:lineRule="auto"/>
-      </w:pPr>
-      <w:r>
-        <w:rPr>
-          <w:b/>
-          <w:bCs/>
-          <w:color w:val="0A0A0A"/>
-        </w:rPr>
-        <w:t xml:space="preserve">Programme &amp; Scheduling Services — </w:t>
-      </w:r>
-      <w:r>
-        <w:rPr>
-          <w:color w:val="1A1A1A"/>
-        </w:rPr>
-        <w:t>backend support for training programme creation, assignment, session scheduling and calendar management.</w:t>
-      </w:r>
-    </w:p>
-    <w:p>
-      <w:pPr>
-        <w:pStyle w:val="ListParagraph"/>
-        <w:numPr>
-          <w:ilvl w:val="0"/>
-          <w:numId w:val="2"/>
-        </w:numPr>
-        <w:spacing w:after="55" w:line="285" w:lineRule="auto"/>
-      </w:pPr>
-      <w:r>
-        <w:rPr>
-          <w:b/>
-          <w:bCs/>
-          <w:color w:val="0A0A0A"/>
-        </w:rPr>
-        <w:t xml:space="preserve">Progress Tracking — </w:t>
-      </w:r>
-      <w:r>
-        <w:rPr>
-          <w:color w:val="1A1A1A"/>
-        </w:rPr>
-        <w:t xml:space="preserve">structured capture and retrieval </w:t>
-      </w:r>
-      <w:r>
-        <w:rPr>
-          <w:color w:val="1A1A1A"/>
-        </w:rPr>
-        <w:t>of client metrics and session history for longitudinal reporting.</w:t>
-      </w:r>
-    </w:p>
-    <w:p>
-      <w:pPr>
-        <w:pStyle w:val="ListParagraph"/>
-        <w:numPr>
-          <w:ilvl w:val="0"/>
-          <w:numId w:val="2"/>
-        </w:numPr>
-        <w:spacing w:after="55" w:line="285" w:lineRule="auto"/>
-      </w:pPr>
-      <w:r>
-        <w:rPr>
-          <w:b/>
-          <w:bCs/>
-          <w:color w:val="0A0A0A"/>
-        </w:rPr>
-        <w:t xml:space="preserve">Media Handling — </w:t>
-      </w:r>
-      <w:r>
-        <w:rPr>
-          <w:color w:val="1A1A1A"/>
-        </w:rPr>
-        <w:t>storage and delivery pipeline for training content, with access control tied to programme entitlement.</w:t>
+        <w:t xml:space="preserve">Fully In-House Model Stack — </w:t>
+      </w:r>
+      <w:r>
+        <w:rPr>
+          <w:color w:val="1A1A1A"/>
+        </w:rPr>
+        <w:t>all recognition and extraction models trained internally; no external AI provider or hosted inference API sits anywhere in the pipeline, ke</w:t>
+      </w:r>
+      <w:r>
+        <w:rPr>
+          <w:color w:val="1A1A1A"/>
+        </w:rPr>
+        <w:t>eping the capability under owned infrastructure and free of per-call vendor cost.</w:t>
+      </w:r>
+    </w:p>
+    <w:p>
+      <w:pPr>
+        <w:pStyle w:val="ListParagraph"/>
+        <w:numPr>
+          <w:ilvl w:val="0"/>
+          <w:numId w:val="2"/>
+        </w:numPr>
+        <w:spacing w:after="55" w:line="285" w:lineRule="auto"/>
+      </w:pPr>
+      <w:r>
+        <w:rPr>
+          <w:b/>
+          <w:bCs/>
+          <w:color w:val="0A0A0A"/>
+        </w:rPr>
+        <w:t xml:space="preserve">Data Sovereignty &amp; Confidentiality — </w:t>
+      </w:r>
+      <w:r>
+        <w:rPr>
+          <w:color w:val="1A1A1A"/>
+        </w:rPr>
+        <w:t>source documents never leave controlled infrastructure, addressing privacy and regulatory requirements that rule out third-party document</w:t>
+      </w:r>
+      <w:r>
+        <w:rPr>
+          <w:color w:val="1A1A1A"/>
+        </w:rPr>
+        <w:t xml:space="preserve"> processing.</w:t>
+      </w:r>
+    </w:p>
+    <w:p>
+      <w:pPr>
+        <w:pStyle w:val="ListParagraph"/>
+        <w:numPr>
+          <w:ilvl w:val="0"/>
+          <w:numId w:val="2"/>
+        </w:numPr>
+        <w:spacing w:after="55" w:line="285" w:lineRule="auto"/>
+      </w:pPr>
+      <w:r>
+        <w:rPr>
+          <w:b/>
+          <w:bCs/>
+          <w:color w:val="0A0A0A"/>
+        </w:rPr>
+        <w:t xml:space="preserve">Training &amp; Evaluation Pipeline — </w:t>
+      </w:r>
+      <w:r>
+        <w:rPr>
+          <w:color w:val="1A1A1A"/>
+        </w:rPr>
+        <w:t>dataset preparation, annotation workflow, training runs and accuracy benchmarking against held-out evaluation sets.</w:t>
+      </w:r>
+    </w:p>
+    <w:p>
+      <w:pPr>
+        <w:pStyle w:val="ListParagraph"/>
+        <w:numPr>
+          <w:ilvl w:val="0"/>
+          <w:numId w:val="2"/>
+        </w:numPr>
+        <w:spacing w:after="55" w:line="285" w:lineRule="auto"/>
+      </w:pPr>
+      <w:r>
+        <w:rPr>
+          <w:b/>
+          <w:bCs/>
+          <w:color w:val="0A0A0A"/>
+        </w:rPr>
+        <w:t xml:space="preserve">Asynchronous Serving Layer — </w:t>
+      </w:r>
+      <w:r>
+        <w:rPr>
+          <w:color w:val="1A1A1A"/>
+        </w:rPr>
+        <w:t>Celery workers execute inference off the request path, keeping API latency independent of model processing time</w:t>
+      </w:r>
+      <w:r>
+        <w:rPr>
+          <w:color w:val="1A1A1A"/>
+        </w:rPr>
+        <w:t>.</w:t>
+      </w:r>
+    </w:p>
+    <w:p>
+      <w:pPr>
+        <w:pStyle w:val="ListParagraph"/>
+        <w:numPr>
+          <w:ilvl w:val="0"/>
+          <w:numId w:val="2"/>
+        </w:numPr>
+        <w:spacing w:after="55" w:line="285" w:lineRule="auto"/>
+      </w:pPr>
+      <w:r>
+        <w:rPr>
+          <w:b/>
+          <w:bCs/>
+          <w:color w:val="0A0A0A"/>
+        </w:rPr>
+        <w:t xml:space="preserve">Structured Extraction &amp; Validation — </w:t>
+      </w:r>
+      <w:r>
+        <w:rPr>
+          <w:color w:val="1A1A1A"/>
+        </w:rPr>
+        <w:t>parsing of recognised text into typed, validated fields, with confidence thresholds, retry logic and a human review queue for low-confidence results.</w:t>
       </w:r>
     </w:p>
     <w:p>
@@ -4165,7 +4320,7 @@
           <w:sz w:val="20"/>
           <w:szCs w:val="20"/>
         </w:rPr>
-        <w:t>Confidential Mobile Application</w:t>
+        <w:t>Trainer &amp; Fitness Platform (Web)</w:t>
       </w:r>
     </w:p>
     <w:p>
@@ -4188,22 +4343,7 @@
           <w:sz w:val="18"/>
           <w:szCs w:val="18"/>
         </w:rPr>
-        <w:t>Flutter (Dart), Python (Django REST Framework), PostgreSQL</w:t>
-      </w:r>
-    </w:p>
-    <w:p>
-      <w:pPr>
-        <w:spacing w:after="30" w:line="275" w:lineRule="auto"/>
-      </w:pPr>
-      <w:r>
-        <w:rPr>
-          <w:b/>
-          <w:bCs/>
-          <w:color w:val="1B6E8C"/>
-          <w:sz w:val="18"/>
-          <w:szCs w:val="18"/>
-        </w:rPr>
-        <w:t xml:space="preserve">Note: </w:t>
+        <w:t>Python (Django REST Framewo</w:t>
       </w:r>
       <w:r>
         <w:rPr>
@@ -4211,7 +4351,7 @@
           <w:sz w:val="18"/>
           <w:szCs w:val="18"/>
         </w:rPr>
-        <w:t>Client and product details withheld under non-disclosure agreement</w:t>
+        <w:t>rk), PostgreSQL, Redis, React.js, Celery</w:t>
       </w:r>
     </w:p>
     <w:p>
@@ -4223,249 +4363,127 @@
         <w:rPr>
           <w:color w:val="1A1A1A"/>
         </w:rPr>
-        <w:t xml:space="preserve">Cross-platform mobile application delivered under NDA. Responsible for backend architecture, API design, data modelling and </w:t>
-      </w:r>
-      <w:r>
-        <w:rPr>
-          <w:color w:val="1A1A1A"/>
-        </w:rPr>
-        <w:t>integration with the Flutter client. Further detail available in interview to the extent permitted by the agreement.</w:t>
-      </w:r>
-    </w:p>
-    <w:p>
-      <w:pPr>
-        <w:spacing w:before="160" w:after="50"/>
-      </w:pPr>
-      <w:r>
-        <w:rPr>
-          <w:b/>
-          <w:bCs/>
-          <w:color w:val="1B6E8C"/>
-          <w:spacing w:val="12"/>
-        </w:rPr>
-        <w:t>Previous Role</w:t>
-      </w:r>
-    </w:p>
-    <w:p>
-      <w:pPr>
-        <w:spacing w:before="140" w:after="20"/>
-      </w:pPr>
-      <w:r>
-        <w:rPr>
-          <w:b/>
-          <w:bCs/>
-          <w:color w:val="0A0A0A"/>
-          <w:sz w:val="21"/>
-          <w:szCs w:val="21"/>
-        </w:rPr>
-        <w:t>Full Stack Developer</w:t>
-      </w:r>
-      <w:r>
-        <w:rPr>
-          <w:color w:val="9A9A9A"/>
-          <w:sz w:val="21"/>
-          <w:szCs w:val="21"/>
-        </w:rPr>
-        <w:t xml:space="preserve">  —  </w:t>
-      </w:r>
-      <w:r>
-        <w:rPr>
-          <w:color w:val="1A1A1A"/>
-          <w:sz w:val="21"/>
-          <w:szCs w:val="21"/>
-        </w:rPr>
-        <w:t>Techynova, Chennai, India</w:t>
-      </w:r>
-      <w:r>
-        <w:rPr>
-          <w:color w:val="9A9A9A"/>
-          <w:sz w:val="18"/>
-          <w:szCs w:val="18"/>
-        </w:rPr>
-        <w:t xml:space="preserve">   |   </w:t>
-      </w:r>
-      <w:r>
-        <w:rPr>
-          <w:i/>
-          <w:iCs/>
+        <w:t>Dual-sided web platform connecting fitness trainers and clients, covering trainer profiles, programme delivery, scheduling and client progress tracking through a unified backend API.</w:t>
+      </w:r>
+    </w:p>
+    <w:p>
+      <w:pPr>
+        <w:spacing w:before="70" w:after="40"/>
+      </w:pPr>
+      <w:r>
+        <w:rPr>
+          <w:b/>
+          <w:bCs/>
           <w:color w:val="4A4A4A"/>
-          <w:sz w:val="18"/>
-          <w:szCs w:val="18"/>
-        </w:rPr>
-        <w:t>Jan 2023 – Feb 2026</w:t>
-      </w:r>
-    </w:p>
-    <w:p>
-      <w:pPr>
-        <w:spacing w:after="70" w:line="290" w:lineRule="auto"/>
-      </w:pPr>
-      <w:r>
-        <w:rPr>
-          <w:i/>
-          <w:iCs/>
-          <w:color w:val="1A1A1A"/>
-        </w:rPr>
-        <w:t>Technology consultancy delivering web and mobile products for clients in the United Kingdom, Qatar and India. Owned the full delivery lifecycle — frontend, backend, deployment, security and direct client communication in English — across five production pl</w:t>
-      </w:r>
-      <w:r>
-        <w:rPr>
-          <w:i/>
-          <w:iCs/>
-          <w:color w:val="1A1A1A"/>
-        </w:rPr>
-        <w:t>atforms.</w:t>
-      </w:r>
-    </w:p>
-    <w:p>
-      <w:pPr>
-        <w:pStyle w:val="ListParagraph"/>
-        <w:numPr>
-          <w:ilvl w:val="0"/>
-          <w:numId w:val="2"/>
-        </w:numPr>
-        <w:spacing w:after="55" w:line="285" w:lineRule="auto"/>
-      </w:pPr>
-      <w:r>
-        <w:rPr>
-          <w:b/>
-          <w:bCs/>
-          <w:color w:val="0A0A0A"/>
-        </w:rPr>
-        <w:t xml:space="preserve">Delivered five production platforms end to end </w:t>
-      </w:r>
-      <w:r>
-        <w:rPr>
-          <w:color w:val="1A1A1A"/>
-        </w:rPr>
-        <w:t>— architecture, backend APIs, frontend, deployment and security — as the primary or sole engineer on each, working within teams of three to four.</w:t>
-      </w:r>
-    </w:p>
-    <w:p>
-      <w:pPr>
-        <w:pStyle w:val="ListParagraph"/>
-        <w:numPr>
-          <w:ilvl w:val="0"/>
-          <w:numId w:val="2"/>
-        </w:numPr>
-        <w:spacing w:after="55" w:line="285" w:lineRule="auto"/>
-      </w:pPr>
-      <w:r>
-        <w:rPr>
-          <w:b/>
-          <w:bCs/>
-          <w:color w:val="0A0A0A"/>
-        </w:rPr>
-        <w:t xml:space="preserve">Built and secured payment and transactional flows </w:t>
-      </w:r>
-      <w:r>
-        <w:rPr>
-          <w:color w:val="1A1A1A"/>
-        </w:rPr>
-        <w:t>usin</w:t>
-      </w:r>
-      <w:r>
-        <w:rPr>
-          <w:color w:val="1A1A1A"/>
-        </w:rPr>
-        <w:t>g Stripe, achieving PCI-compliant encrypted checkout, automated invoice generation and order-confirmation email pipelines via AWS SES.</w:t>
-      </w:r>
-    </w:p>
-    <w:p>
-      <w:pPr>
-        <w:pStyle w:val="ListParagraph"/>
-        <w:numPr>
-          <w:ilvl w:val="0"/>
-          <w:numId w:val="2"/>
-        </w:numPr>
-        <w:spacing w:after="55" w:line="285" w:lineRule="auto"/>
-      </w:pPr>
-      <w:r>
-        <w:rPr>
-          <w:b/>
-          <w:bCs/>
-          <w:color w:val="0A0A0A"/>
-        </w:rPr>
-        <w:t xml:space="preserve">Administered production Linux infrastructure </w:t>
-      </w:r>
-      <w:r>
-        <w:rPr>
-          <w:color w:val="1A1A1A"/>
-        </w:rPr>
-        <w:t xml:space="preserve">on Contabo VPS and Render — Nginx reverse proxying, HTTPS/TLS certificates, </w:t>
-      </w:r>
-      <w:r>
-        <w:rPr>
-          <w:color w:val="1A1A1A"/>
-        </w:rPr>
-        <w:t>JWT-protected API routes, environment isolation and database backups.</w:t>
-      </w:r>
-    </w:p>
-    <w:p>
-      <w:pPr>
-        <w:pStyle w:val="ListParagraph"/>
-        <w:numPr>
-          <w:ilvl w:val="0"/>
-          <w:numId w:val="2"/>
-        </w:numPr>
-        <w:spacing w:after="55" w:line="285" w:lineRule="auto"/>
-      </w:pPr>
-      <w:r>
-        <w:rPr>
-          <w:b/>
-          <w:bCs/>
-          <w:color w:val="0A0A0A"/>
-        </w:rPr>
-        <w:t xml:space="preserve">Improved organic reach for client sites </w:t>
-      </w:r>
-      <w:r>
-        <w:rPr>
-          <w:color w:val="1A1A1A"/>
-        </w:rPr>
-        <w:t>through dynamic sitemap generation, structured metadata, robots.txt configuration and Next.js server-side rendering, alongside Google Analytics an</w:t>
-      </w:r>
-      <w:r>
-        <w:rPr>
-          <w:color w:val="1A1A1A"/>
-        </w:rPr>
-        <w:t>d Search Console setup.</w:t>
-      </w:r>
-    </w:p>
-    <w:p>
-      <w:pPr>
-        <w:pStyle w:val="ListParagraph"/>
-        <w:numPr>
-          <w:ilvl w:val="0"/>
-          <w:numId w:val="2"/>
-        </w:numPr>
-        <w:spacing w:after="55" w:line="285" w:lineRule="auto"/>
-      </w:pPr>
-      <w:r>
-        <w:rPr>
-          <w:b/>
-          <w:bCs/>
-          <w:color w:val="0A0A0A"/>
-        </w:rPr>
-        <w:t xml:space="preserve">Ran client-facing delivery in English </w:t>
-      </w:r>
-      <w:r>
-        <w:rPr>
-          <w:color w:val="1A1A1A"/>
-        </w:rPr>
-        <w:t>with UK and Qatar stakeholders — requirements gathering, scope negotiation, demos and post-launch support — without an intermediary account manager.</w:t>
-      </w:r>
-    </w:p>
-    <w:p>
-      <w:pPr>
-        <w:spacing w:before="160" w:after="50"/>
-      </w:pPr>
-      <w:r>
-        <w:rPr>
-          <w:b/>
-          <w:bCs/>
-          <w:color w:val="1B6E8C"/>
-          <w:spacing w:val="12"/>
-        </w:rPr>
-        <w:t>Client Deliveries</w:t>
+          <w:spacing w:val="10"/>
+          <w:sz w:val="18"/>
+          <w:szCs w:val="18"/>
+        </w:rPr>
+        <w:t>Key Features</w:t>
+      </w:r>
+    </w:p>
+    <w:p>
+      <w:pPr>
+        <w:pStyle w:val="ListParagraph"/>
+        <w:numPr>
+          <w:ilvl w:val="0"/>
+          <w:numId w:val="2"/>
+        </w:numPr>
+        <w:spacing w:after="55" w:line="285" w:lineRule="auto"/>
+      </w:pPr>
+      <w:r>
+        <w:rPr>
+          <w:b/>
+          <w:bCs/>
+          <w:color w:val="0A0A0A"/>
+        </w:rPr>
+        <w:t>Dual-Role Domain Mo</w:t>
+      </w:r>
+      <w:r>
+        <w:rPr>
+          <w:b/>
+          <w:bCs/>
+          <w:color w:val="0A0A0A"/>
+        </w:rPr>
+        <w:t xml:space="preserve">del — </w:t>
+      </w:r>
+      <w:r>
+        <w:rPr>
+          <w:color w:val="1A1A1A"/>
+        </w:rPr>
+        <w:t>separate trainer and client roles with distinct permissions, dashboards and data visibility rules.</w:t>
+      </w:r>
+    </w:p>
+    <w:p>
+      <w:pPr>
+        <w:pStyle w:val="ListParagraph"/>
+        <w:numPr>
+          <w:ilvl w:val="0"/>
+          <w:numId w:val="2"/>
+        </w:numPr>
+        <w:spacing w:after="55" w:line="285" w:lineRule="auto"/>
+      </w:pPr>
+      <w:r>
+        <w:rPr>
+          <w:b/>
+          <w:bCs/>
+          <w:color w:val="0A0A0A"/>
+        </w:rPr>
+        <w:t xml:space="preserve">Programme &amp; Scheduling Services — </w:t>
+      </w:r>
+      <w:r>
+        <w:rPr>
+          <w:color w:val="1A1A1A"/>
+        </w:rPr>
+        <w:t>backend support for training programme creation, assignment, session scheduling and calendar management.</w:t>
+      </w:r>
+    </w:p>
+    <w:p>
+      <w:pPr>
+        <w:pStyle w:val="ListParagraph"/>
+        <w:numPr>
+          <w:ilvl w:val="0"/>
+          <w:numId w:val="2"/>
+        </w:numPr>
+        <w:spacing w:after="55" w:line="285" w:lineRule="auto"/>
+      </w:pPr>
+      <w:r>
+        <w:rPr>
+          <w:b/>
+          <w:bCs/>
+          <w:color w:val="0A0A0A"/>
+        </w:rPr>
+        <w:t xml:space="preserve">Progress Tracking — </w:t>
+      </w:r>
+      <w:r>
+        <w:rPr>
+          <w:color w:val="1A1A1A"/>
+        </w:rPr>
+        <w:t>structured capture and retrieval of client metrics and session history for longitudinal reporting.</w:t>
+      </w:r>
+    </w:p>
+    <w:p>
+      <w:pPr>
+        <w:pStyle w:val="ListParagraph"/>
+        <w:numPr>
+          <w:ilvl w:val="0"/>
+          <w:numId w:val="2"/>
+        </w:numPr>
+        <w:spacing w:after="55" w:line="285" w:lineRule="auto"/>
+      </w:pPr>
+      <w:r>
+        <w:rPr>
+          <w:b/>
+          <w:bCs/>
+          <w:color w:val="0A0A0A"/>
+        </w:rPr>
+        <w:t xml:space="preserve">Media Handling — </w:t>
+      </w:r>
+      <w:r>
+        <w:rPr>
+          <w:color w:val="1A1A1A"/>
+        </w:rPr>
+        <w:t>storage and delivery pipeline for training content, with access control tied to programme entitlement.</w:t>
       </w:r>
     </w:p>
     <w:p>
@@ -4483,7 +4501,7 @@
           <w:sz w:val="20"/>
           <w:szCs w:val="20"/>
         </w:rPr>
-        <w:t>Plugged In Scents — E-Comme</w:t>
+        <w:t>Confidential Mobi</w:t>
       </w:r>
       <w:r>
         <w:rPr>
@@ -4493,7 +4511,7 @@
           <w:sz w:val="20"/>
           <w:szCs w:val="20"/>
         </w:rPr>
-        <w:t>rce Platform</w:t>
+        <w:t>le Application</w:t>
       </w:r>
     </w:p>
     <w:p>
@@ -4508,7 +4526,7 @@
           <w:sz w:val="18"/>
           <w:szCs w:val="18"/>
         </w:rPr>
-        <w:t xml:space="preserve">Client: </w:t>
+        <w:t xml:space="preserve">Tools: </w:t>
       </w:r>
       <w:r>
         <w:rPr>
@@ -4516,7 +4534,7 @@
           <w:sz w:val="18"/>
           <w:szCs w:val="18"/>
         </w:rPr>
-        <w:t>UK-based fragrance brand</w:t>
+        <w:t>Flutter (Dart), Python (Django REST Framework), PostgreSQL</w:t>
       </w:r>
     </w:p>
     <w:p>
@@ -4531,7 +4549,7 @@
           <w:sz w:val="18"/>
           <w:szCs w:val="18"/>
         </w:rPr>
-        <w:t xml:space="preserve">Tools: </w:t>
+        <w:t xml:space="preserve">Note: </w:t>
       </w:r>
       <w:r>
         <w:rPr>
@@ -4539,53 +4557,7 @@
           <w:sz w:val="18"/>
           <w:szCs w:val="18"/>
         </w:rPr>
-        <w:t>React.js (admin &amp; user frontend), Python (Django backend), MySQL, Stripe Payment Gateway, AWS S3</w:t>
-      </w:r>
-    </w:p>
-    <w:p>
-      <w:pPr>
-        <w:spacing w:after="30" w:line="275" w:lineRule="auto"/>
-      </w:pPr>
-      <w:r>
-        <w:rPr>
-          <w:b/>
-          <w:bCs/>
-          <w:color w:val="1B6E8C"/>
-          <w:sz w:val="18"/>
-          <w:szCs w:val="18"/>
-        </w:rPr>
-        <w:t xml:space="preserve">Operating System: </w:t>
-      </w:r>
-      <w:r>
-        <w:rPr>
-          <w:color w:val="4A4A4A"/>
-          <w:sz w:val="18"/>
-          <w:szCs w:val="18"/>
-        </w:rPr>
-        <w:t>Linux</w:t>
-      </w:r>
-    </w:p>
-    <w:p>
-      <w:pPr>
-        <w:spacing w:after="30" w:line="275" w:lineRule="auto"/>
-      </w:pPr>
-      <w:r>
-        <w:rPr>
-          <w:b/>
-          <w:bCs/>
-          <w:color w:val="1B6E8C"/>
-          <w:sz w:val="18"/>
-          <w:szCs w:val="18"/>
-        </w:rPr>
-        <w:t xml:space="preserve">Team Size: </w:t>
-      </w:r>
-      <w:r>
-        <w:rPr>
-          <w:color w:val="4A4A4A"/>
-          <w:sz w:val="18"/>
-          <w:szCs w:val="18"/>
-        </w:rPr>
-        <w:t>3</w:t>
+        <w:t>Client and product details withheld under non-disclosure agreement</w:t>
       </w:r>
     </w:p>
     <w:p>
@@ -4597,13 +4569,377 @@
         <w:rPr>
           <w:color w:val="1A1A1A"/>
         </w:rPr>
-        <w:t>Developed a secure e-commerce platform for a UK-based fragrance brand, featuring a custom-built admin panel on the frontend. The admin dashboard allows complete control over products, orders, users and website data, while customers interact through a separ</w:t>
-      </w:r>
-      <w:r>
-        <w:rPr>
-          <w:color w:val="1A1A1A"/>
-        </w:rPr>
-        <w:t>ate user-facing storefront.</w:t>
+        <w:t>Cross-platform mobile application delivered under NDA. Responsible for backend architecture, API desig</w:t>
+      </w:r>
+      <w:r>
+        <w:rPr>
+          <w:color w:val="1A1A1A"/>
+        </w:rPr>
+        <w:t>n, data modelling and integration with the Flutter client. Further detail available in interview to the extent permitted by the agreement.</w:t>
+      </w:r>
+    </w:p>
+    <w:p>
+      <w:pPr>
+        <w:spacing w:before="160" w:after="50"/>
+      </w:pPr>
+      <w:r>
+        <w:rPr>
+          <w:b/>
+          <w:bCs/>
+          <w:color w:val="1B6E8C"/>
+          <w:spacing w:val="12"/>
+        </w:rPr>
+        <w:t>Previous Role</w:t>
+      </w:r>
+    </w:p>
+    <w:p>
+      <w:pPr>
+        <w:spacing w:before="140" w:after="20"/>
+      </w:pPr>
+      <w:r>
+        <w:rPr>
+          <w:b/>
+          <w:bCs/>
+          <w:color w:val="0A0A0A"/>
+          <w:sz w:val="21"/>
+          <w:szCs w:val="21"/>
+        </w:rPr>
+        <w:t>Full Stack Developer</w:t>
+      </w:r>
+      <w:r>
+        <w:rPr>
+          <w:color w:val="9A9A9A"/>
+          <w:sz w:val="21"/>
+          <w:szCs w:val="21"/>
+        </w:rPr>
+        <w:t xml:space="preserve">  —  </w:t>
+      </w:r>
+      <w:r>
+        <w:rPr>
+          <w:color w:val="1A1A1A"/>
+          <w:sz w:val="21"/>
+          <w:szCs w:val="21"/>
+        </w:rPr>
+        <w:t>Techynova, Chennai, India</w:t>
+      </w:r>
+      <w:r>
+        <w:rPr>
+          <w:color w:val="9A9A9A"/>
+          <w:sz w:val="18"/>
+          <w:szCs w:val="18"/>
+        </w:rPr>
+        <w:t xml:space="preserve">   |   </w:t>
+      </w:r>
+      <w:r>
+        <w:rPr>
+          <w:i/>
+          <w:iCs/>
+          <w:color w:val="4A4A4A"/>
+          <w:sz w:val="18"/>
+          <w:szCs w:val="18"/>
+        </w:rPr>
+        <w:t>Jan 2023 – Feb 2026</w:t>
+      </w:r>
+    </w:p>
+    <w:p>
+      <w:pPr>
+        <w:spacing w:after="70" w:line="290" w:lineRule="auto"/>
+      </w:pPr>
+      <w:r>
+        <w:rPr>
+          <w:i/>
+          <w:iCs/>
+          <w:color w:val="1A1A1A"/>
+        </w:rPr>
+        <w:t>Technology consultancy delivering web and mobile products for clients in the United Kingdom, Qatar and India. Owned the full delivery lifecycle — frontend, backend, deployment, security and direct client communication in English — across five production pl</w:t>
+      </w:r>
+      <w:r>
+        <w:rPr>
+          <w:i/>
+          <w:iCs/>
+          <w:color w:val="1A1A1A"/>
+        </w:rPr>
+        <w:t>atforms.</w:t>
+      </w:r>
+    </w:p>
+    <w:p>
+      <w:pPr>
+        <w:pStyle w:val="ListParagraph"/>
+        <w:numPr>
+          <w:ilvl w:val="0"/>
+          <w:numId w:val="2"/>
+        </w:numPr>
+        <w:spacing w:after="55" w:line="285" w:lineRule="auto"/>
+      </w:pPr>
+      <w:r>
+        <w:rPr>
+          <w:b/>
+          <w:bCs/>
+          <w:color w:val="0A0A0A"/>
+        </w:rPr>
+        <w:t xml:space="preserve">Delivered five production platforms end to end </w:t>
+      </w:r>
+      <w:r>
+        <w:rPr>
+          <w:color w:val="1A1A1A"/>
+        </w:rPr>
+        <w:t>— architecture, backend APIs, frontend, deployment and security — as the primary or sole engineer on each, working within teams of three to four.</w:t>
+      </w:r>
+    </w:p>
+    <w:p>
+      <w:pPr>
+        <w:pStyle w:val="ListParagraph"/>
+        <w:numPr>
+          <w:ilvl w:val="0"/>
+          <w:numId w:val="2"/>
+        </w:numPr>
+        <w:spacing w:after="55" w:line="285" w:lineRule="auto"/>
+      </w:pPr>
+      <w:r>
+        <w:rPr>
+          <w:b/>
+          <w:bCs/>
+          <w:color w:val="0A0A0A"/>
+        </w:rPr>
+        <w:t xml:space="preserve">Built and secured payment and transactional flows </w:t>
+      </w:r>
+      <w:r>
+        <w:rPr>
+          <w:color w:val="1A1A1A"/>
+        </w:rPr>
+        <w:t>usin</w:t>
+      </w:r>
+      <w:r>
+        <w:rPr>
+          <w:color w:val="1A1A1A"/>
+        </w:rPr>
+        <w:t>g Stripe, achieving PCI-compliant encrypted checkout, automated invoice generation and order-confirmation email pipelines via AWS SES.</w:t>
+      </w:r>
+    </w:p>
+    <w:p>
+      <w:pPr>
+        <w:pStyle w:val="ListParagraph"/>
+        <w:numPr>
+          <w:ilvl w:val="0"/>
+          <w:numId w:val="2"/>
+        </w:numPr>
+        <w:spacing w:after="55" w:line="285" w:lineRule="auto"/>
+      </w:pPr>
+      <w:r>
+        <w:rPr>
+          <w:b/>
+          <w:bCs/>
+          <w:color w:val="0A0A0A"/>
+        </w:rPr>
+        <w:t xml:space="preserve">Administered production Linux infrastructure </w:t>
+      </w:r>
+      <w:r>
+        <w:rPr>
+          <w:color w:val="1A1A1A"/>
+        </w:rPr>
+        <w:t xml:space="preserve">on Contabo VPS and Render — Nginx reverse proxying, HTTPS/TLS certificates, </w:t>
+      </w:r>
+      <w:r>
+        <w:rPr>
+          <w:color w:val="1A1A1A"/>
+        </w:rPr>
+        <w:t>JWT-protected API routes, environment isolation and database backups.</w:t>
+      </w:r>
+    </w:p>
+    <w:p>
+      <w:pPr>
+        <w:pStyle w:val="ListParagraph"/>
+        <w:numPr>
+          <w:ilvl w:val="0"/>
+          <w:numId w:val="2"/>
+        </w:numPr>
+        <w:spacing w:after="55" w:line="285" w:lineRule="auto"/>
+      </w:pPr>
+      <w:r>
+        <w:rPr>
+          <w:b/>
+          <w:bCs/>
+          <w:color w:val="0A0A0A"/>
+        </w:rPr>
+        <w:t xml:space="preserve">Improved organic reach for client sites </w:t>
+      </w:r>
+      <w:r>
+        <w:rPr>
+          <w:color w:val="1A1A1A"/>
+        </w:rPr>
+        <w:t>through dynamic sitemap generation, structured metadata, robots.txt configuration and Next.js server-side rendering, alongside Google Analytics an</w:t>
+      </w:r>
+      <w:r>
+        <w:rPr>
+          <w:color w:val="1A1A1A"/>
+        </w:rPr>
+        <w:t>d Search Console setup.</w:t>
+      </w:r>
+    </w:p>
+    <w:p>
+      <w:pPr>
+        <w:pStyle w:val="ListParagraph"/>
+        <w:numPr>
+          <w:ilvl w:val="0"/>
+          <w:numId w:val="2"/>
+        </w:numPr>
+        <w:spacing w:after="55" w:line="285" w:lineRule="auto"/>
+      </w:pPr>
+      <w:r>
+        <w:rPr>
+          <w:b/>
+          <w:bCs/>
+          <w:color w:val="0A0A0A"/>
+        </w:rPr>
+        <w:t xml:space="preserve">Ran client-facing delivery in English </w:t>
+      </w:r>
+      <w:r>
+        <w:rPr>
+          <w:color w:val="1A1A1A"/>
+        </w:rPr>
+        <w:t>with UK and Qatar stakeholders — requirements gathering, scope negotiation, demos and post-launch support — without an intermediary account manager.</w:t>
+      </w:r>
+    </w:p>
+    <w:p>
+      <w:pPr>
+        <w:spacing w:before="160" w:after="50"/>
+      </w:pPr>
+      <w:r>
+        <w:rPr>
+          <w:b/>
+          <w:bCs/>
+          <w:color w:val="1B6E8C"/>
+          <w:spacing w:val="12"/>
+        </w:rPr>
+        <w:t>Client Deliveries</w:t>
+      </w:r>
+    </w:p>
+    <w:p>
+      <w:pPr>
+        <w:pBdr>
+          <w:bottom w:val="single" w:sz="4" w:space="2" w:color="D5D5D5"/>
+        </w:pBdr>
+        <w:spacing w:before="200" w:after="50"/>
+      </w:pPr>
+      <w:r>
+        <w:rPr>
+          <w:b/>
+          <w:bCs/>
+          <w:color w:val="10314F"/>
+          <w:sz w:val="20"/>
+          <w:szCs w:val="20"/>
+        </w:rPr>
+        <w:t>Plugged In Scents — E-Commerce Platform</w:t>
+      </w:r>
+    </w:p>
+    <w:p>
+      <w:pPr>
+        <w:spacing w:after="30" w:line="275" w:lineRule="auto"/>
+      </w:pPr>
+      <w:r>
+        <w:rPr>
+          <w:b/>
+          <w:bCs/>
+          <w:color w:val="1B6E8C"/>
+          <w:sz w:val="18"/>
+          <w:szCs w:val="18"/>
+        </w:rPr>
+        <w:t xml:space="preserve">Client: </w:t>
+      </w:r>
+      <w:r>
+        <w:rPr>
+          <w:color w:val="4A4A4A"/>
+          <w:sz w:val="18"/>
+          <w:szCs w:val="18"/>
+        </w:rPr>
+        <w:t>UK-based fragrance brand</w:t>
+      </w:r>
+    </w:p>
+    <w:p>
+      <w:pPr>
+        <w:spacing w:after="30" w:line="275" w:lineRule="auto"/>
+      </w:pPr>
+      <w:r>
+        <w:rPr>
+          <w:b/>
+          <w:bCs/>
+          <w:color w:val="1B6E8C"/>
+          <w:sz w:val="18"/>
+          <w:szCs w:val="18"/>
+        </w:rPr>
+        <w:t xml:space="preserve">Tools: </w:t>
+      </w:r>
+      <w:r>
+        <w:rPr>
+          <w:color w:val="4A4A4A"/>
+          <w:sz w:val="18"/>
+          <w:szCs w:val="18"/>
+        </w:rPr>
+        <w:t>React.js (admin &amp; user frontend), Python (Django backend), MySQL, Stripe Payment Gateway, AWS S3</w:t>
+      </w:r>
+    </w:p>
+    <w:p>
+      <w:pPr>
+        <w:spacing w:after="30" w:line="275" w:lineRule="auto"/>
+      </w:pPr>
+      <w:r>
+        <w:rPr>
+          <w:b/>
+          <w:bCs/>
+          <w:color w:val="1B6E8C"/>
+          <w:sz w:val="18"/>
+          <w:szCs w:val="18"/>
+        </w:rPr>
+        <w:t xml:space="preserve">Operating System: </w:t>
+      </w:r>
+      <w:r>
+        <w:rPr>
+          <w:color w:val="4A4A4A"/>
+          <w:sz w:val="18"/>
+          <w:szCs w:val="18"/>
+        </w:rPr>
+        <w:t>Linux</w:t>
+      </w:r>
+    </w:p>
+    <w:p>
+      <w:pPr>
+        <w:spacing w:after="30" w:line="275" w:lineRule="auto"/>
+      </w:pPr>
+      <w:r>
+        <w:rPr>
+          <w:b/>
+          <w:bCs/>
+          <w:color w:val="1B6E8C"/>
+          <w:sz w:val="18"/>
+          <w:szCs w:val="18"/>
+        </w:rPr>
+        <w:t xml:space="preserve">Team Size: </w:t>
+      </w:r>
+      <w:r>
+        <w:rPr>
+          <w:color w:val="4A4A4A"/>
+          <w:sz w:val="18"/>
+          <w:szCs w:val="18"/>
+        </w:rPr>
+        <w:t>3</w:t>
+      </w:r>
+    </w:p>
+    <w:p>
+      <w:pPr>
+        <w:spacing w:after="40" w:line="290" w:lineRule="auto"/>
+        <w:jc w:val="both"/>
+      </w:pPr>
+      <w:r>
+        <w:rPr>
+          <w:color w:val="1A1A1A"/>
+        </w:rPr>
+        <w:t>Developed a secure e-commerce platform for a UK-based fragrance brand, featuring a custom-built admin panel on the fronten</w:t>
+      </w:r>
+      <w:r>
+        <w:rPr>
+          <w:color w:val="1A1A1A"/>
+        </w:rPr>
+        <w:t>d. The admin dashboard allows complete control over products, orders, users and website data, while customers interact through a separate user-facing storefront.</w:t>
       </w:r>
     </w:p>
     <w:p>
@@ -4643,13 +4979,13 @@
         <w:rPr>
           <w:color w:val="1A1A1A"/>
         </w:rPr>
-        <w:t>a dedicated React-based admin panel where administrators can add, edit, delete and manage products, categories, pricing, inventory, users and orders, including full order status tracking a</w:t>
-      </w:r>
-      <w:r>
-        <w:rPr>
-          <w:color w:val="1A1A1A"/>
-        </w:rPr>
-        <w:t>nd data verification.</w:t>
+        <w:t>a dedicated React-based admin panel where administrato</w:t>
+      </w:r>
+      <w:r>
+        <w:rPr>
+          <w:color w:val="1A1A1A"/>
+        </w:rPr>
+        <w:t>rs can add, edit, delete and manage products, categories, pricing, inventory, users and orders, including full order status tracking and data verification.</w:t>
       </w:r>
     </w:p>
     <w:p>
@@ -4673,7 +5009,13 @@
         <w:rPr>
           <w:color w:val="1A1A1A"/>
         </w:rPr>
-        <w:t>administrators view complete order details, customer information and payment status, and update order workflows directly from the frontend dashboard.</w:t>
+        <w:t>administrators view complete order details, customer information and p</w:t>
+      </w:r>
+      <w:r>
+        <w:rPr>
+          <w:color w:val="1A1A1A"/>
+        </w:rPr>
+        <w:t>ayment status, and update order workflows directly from the frontend dashboard.</w:t>
       </w:r>
     </w:p>
     <w:p>
@@ -4697,13 +5039,7 @@
         <w:rPr>
           <w:color w:val="1A1A1A"/>
         </w:rPr>
-        <w:t>integrated Stripe payment</w:t>
-      </w:r>
-      <w:r>
-        <w:rPr>
-          <w:color w:val="1A1A1A"/>
-        </w:rPr>
-        <w:t xml:space="preserve"> gateway ensuring encrypted, PCI-compliant online transactions.</w:t>
+        <w:t>integrated Stripe payment gateway ensuring encrypted, PCI-compliant online transactions.</w:t>
       </w:r>
     </w:p>
     <w:p>
@@ -4727,7 +5063,13 @@
         <w:rPr>
           <w:color w:val="1A1A1A"/>
         </w:rPr>
-        <w:t>product images securely stored and served via AWS S3, enabling scalable and fast media delivery while reducing origin server load.</w:t>
+        <w:t>product images securely stored</w:t>
+      </w:r>
+      <w:r>
+        <w:rPr>
+          <w:color w:val="1A1A1A"/>
+        </w:rPr>
+        <w:t xml:space="preserve"> and served via AWS S3, enabling scalable and fast media delivery while reducing origin server load.</w:t>
       </w:r>
     </w:p>
     <w:p>
@@ -4751,13 +5093,13 @@
         <w:rPr>
           <w:color w:val="1A1A1A"/>
         </w:rPr>
-        <w:t xml:space="preserve">Python Django backend exposing secure REST APIs handling authentication, role-based access, cart </w:t>
-      </w:r>
-      <w:r>
-        <w:rPr>
-          <w:color w:val="1A1A1A"/>
-        </w:rPr>
-        <w:t>logic, orders and admin operations.</w:t>
+        <w:t>Python Django backend exposing secure REST APIs handling authentication, role-based access, cart logic, orders and admin operat</w:t>
+      </w:r>
+      <w:r>
+        <w:rPr>
+          <w:color w:val="1A1A1A"/>
+        </w:rPr>
+        <w:t>ions.</w:t>
       </w:r>
     </w:p>
     <w:p>
@@ -4805,31 +5147,33 @@
         <w:rPr>
           <w:color w:val="1A1A1A"/>
         </w:rPr>
-        <w:t>built using React.js to deliver fast, responsive and user-friendly interfaces for both admi</w:t>
-      </w:r>
-      <w:r>
-        <w:rPr>
-          <w:color w:val="1A1A1A"/>
-        </w:rPr>
-        <w:t>nistrators and customers.</w:t>
-      </w:r>
-    </w:p>
-    <w:p>
-      <w:pPr>
-        <w:pStyle w:val="ListParagraph"/>
-        <w:numPr>
-          <w:ilvl w:val="0"/>
-          <w:numId w:val="2"/>
-        </w:numPr>
-        <w:spacing w:after="55" w:line="285" w:lineRule="auto"/>
-      </w:pPr>
-      <w:r>
-        <w:rPr>
-          <w:b/>
-          <w:bCs/>
-          <w:color w:val="0A0A0A"/>
-        </w:rPr>
-        <w:t xml:space="preserve">Linux-Based Deployment &amp; Security — </w:t>
+        <w:t>built using React.js to deliver fast, responsive and user-friendly interfaces for both administrators and customers.</w:t>
+      </w:r>
+    </w:p>
+    <w:p>
+      <w:pPr>
+        <w:pStyle w:val="ListParagraph"/>
+        <w:numPr>
+          <w:ilvl w:val="0"/>
+          <w:numId w:val="2"/>
+        </w:numPr>
+        <w:spacing w:after="55" w:line="285" w:lineRule="auto"/>
+      </w:pPr>
+      <w:r>
+        <w:rPr>
+          <w:b/>
+          <w:bCs/>
+          <w:color w:val="0A0A0A"/>
+        </w:rPr>
+        <w:t>Linu</w:t>
+      </w:r>
+      <w:r>
+        <w:rPr>
+          <w:b/>
+          <w:bCs/>
+          <w:color w:val="0A0A0A"/>
+        </w:rPr>
+        <w:t xml:space="preserve">x-Based Deployment &amp; Security — </w:t>
       </w:r>
       <w:r>
         <w:rPr>
@@ -4886,17 +5230,7 @@
           <w:sz w:val="18"/>
           <w:szCs w:val="18"/>
         </w:rPr>
-        <w:t>Full Stack Developer — responsible for React admin dashboard development, Django REST API design, Stripe integration, AWS S3 configuration, Linux server deployment, security implementation and direct coordination with the</w:t>
-      </w:r>
-      <w:r>
-        <w:rPr>
-          <w:i/>
-          <w:iCs/>
-          <w:color w:val="1A1A1A"/>
-          <w:sz w:val="18"/>
-          <w:szCs w:val="18"/>
-        </w:rPr>
-        <w:t xml:space="preserve"> UK client in English.</w:t>
+        <w:t>Full Stack Developer — responsible for React admin dashboard development, Django REST API design, Stripe integration, AWS S3 configuration, Linux server deployment, security implementation and direct coordination with the UK client in English.</w:t>
       </w:r>
     </w:p>
     <w:p>
@@ -4914,7 +5248,17 @@
           <w:sz w:val="20"/>
           <w:szCs w:val="20"/>
         </w:rPr>
-        <w:t>Seven Stars Stationery — E-Commerce Platform</w:t>
+        <w:t xml:space="preserve">Seven Stars </w:t>
+      </w:r>
+      <w:r>
+        <w:rPr>
+          <w:b/>
+          <w:bCs/>
+          <w:color w:val="10314F"/>
+          <w:sz w:val="20"/>
+          <w:szCs w:val="20"/>
+        </w:rPr>
+        <w:t>Stationery — E-Commerce Platform</w:t>
       </w:r>
     </w:p>
     <w:p>
@@ -4995,19 +5339,13 @@
         <w:rPr>
           <w:color w:val="1A1A1A"/>
         </w:rPr>
-        <w:t>Developed an e-commerce platform for Seven Stars Stationery, a Doha-based store specialising in s</w:t>
-      </w:r>
-      <w:r>
-        <w:rPr>
-          <w:color w:val="1A1A1A"/>
-        </w:rPr>
-        <w:t>tationery, office supplies and tech gadgets for students, professionals and businesses. The platform extends the store’s reach beyond physical limitations, enabling customers to browse and purchase 24/7 and significantly improving visibility, convenience a</w:t>
-      </w:r>
-      <w:r>
-        <w:rPr>
-          <w:color w:val="1A1A1A"/>
-        </w:rPr>
-        <w:t>nd revenue potential.</w:t>
+        <w:t>Developed an e-commerce platform for Seven Stars Stationery, a Doha-based store specialising in stationery, office supplies and tech gadgets for students, professionals and businesses. The platform extends the store’s reach beyond physical limitations, ena</w:t>
+      </w:r>
+      <w:r>
+        <w:rPr>
+          <w:color w:val="1A1A1A"/>
+        </w:rPr>
+        <w:t>bling customers to browse and purchase 24/7 and significantly improving visibility, convenience and revenue potential.</w:t>
       </w:r>
     </w:p>
     <w:p>
@@ -5047,7 +5385,13 @@
         <w:rPr>
           <w:color w:val="1A1A1A"/>
         </w:rPr>
-        <w:t>administrators efficiently add, update and manage products with images, detailed descriptions, category classification and pricing through a user-friendly Django Admin interface.</w:t>
+        <w:t>administrators efficiently add, update and manage products with images, detailed descriptions, c</w:t>
+      </w:r>
+      <w:r>
+        <w:rPr>
+          <w:color w:val="1A1A1A"/>
+        </w:rPr>
+        <w:t>ategory classification and pricing through a user-friendly Django Admin interface.</w:t>
       </w:r>
     </w:p>
     <w:p>
@@ -5095,13 +5439,13 @@
         <w:rPr>
           <w:color w:val="1A1A1A"/>
         </w:rPr>
-        <w:t xml:space="preserve">on successful order </w:t>
-      </w:r>
-      <w:r>
-        <w:rPr>
-          <w:color w:val="1A1A1A"/>
-        </w:rPr>
-        <w:t>placement the system generates a downloadable invoice and sends confirmation emails containing order details to both customer and administrator.</w:t>
+        <w:t xml:space="preserve">on successful order placement the system generates a </w:t>
+      </w:r>
+      <w:r>
+        <w:rPr>
+          <w:color w:val="1A1A1A"/>
+        </w:rPr>
+        <w:t>downloadable invoice and sends confirmation emails containing order details to both customer and administrator.</w:t>
       </w:r>
     </w:p>
     <w:p>
@@ -5125,13 +5469,13 @@
         <w:rPr>
           <w:color w:val="1A1A1A"/>
         </w:rPr>
-        <w:t xml:space="preserve">the Next.js frontend communicates securely with the Django backend through RESTful APIs </w:t>
-      </w:r>
-      <w:r>
-        <w:rPr>
-          <w:color w:val="1A1A1A"/>
-        </w:rPr>
-        <w:t>managing product listings, cart operations and order processing workflows.</w:t>
+        <w:t>the Next.js frontend communicates securely with the Django backend through RESTful APIs managing product listings, cart o</w:t>
+      </w:r>
+      <w:r>
+        <w:rPr>
+          <w:color w:val="1A1A1A"/>
+        </w:rPr>
+        <w:t>perations and order processing workflows.</w:t>
       </w:r>
     </w:p>
     <w:p>
@@ -5173,21 +5517,19 @@
           <w:bCs/>
           <w:color w:val="0A0A0A"/>
         </w:rPr>
-        <w:t>SEO Optimisatio</w:t>
-      </w:r>
-      <w:r>
-        <w:rPr>
-          <w:b/>
-          <w:bCs/>
-          <w:color w:val="0A0A0A"/>
-        </w:rPr>
-        <w:t xml:space="preserve">n &amp; Sitemap Configuration — </w:t>
-      </w:r>
-      <w:r>
-        <w:rPr>
-          <w:color w:val="1A1A1A"/>
-        </w:rPr>
-        <w:t>dynamic sitemap generation and properly configured robots.txt enhance search engine crawling, indexing efficiency and overall online visibility.</w:t>
+        <w:t xml:space="preserve">SEO Optimisation &amp; Sitemap Configuration — </w:t>
+      </w:r>
+      <w:r>
+        <w:rPr>
+          <w:color w:val="1A1A1A"/>
+        </w:rPr>
+        <w:t>dynam</w:t>
+      </w:r>
+      <w:r>
+        <w:rPr>
+          <w:color w:val="1A1A1A"/>
+        </w:rPr>
+        <w:t>ic sitemap generation and properly configured robots.txt enhance search engine crawling, indexing efficiency and overall online visibility.</w:t>
       </w:r>
     </w:p>
     <w:p>
@@ -5211,13 +5553,13 @@
         <w:rPr>
           <w:color w:val="1A1A1A"/>
         </w:rPr>
-        <w:t>deployed on a Contabo Linux virtual private server, en</w:t>
-      </w:r>
-      <w:r>
-        <w:rPr>
-          <w:color w:val="1A1A1A"/>
-        </w:rPr>
-        <w:t>suring reliable performance, server-level control and scalability for production traffic.</w:t>
+        <w:t>deployed on a Contabo Linux virtual private server, ensuring reliable performance, serv</w:t>
+      </w:r>
+      <w:r>
+        <w:rPr>
+          <w:color w:val="1A1A1A"/>
+        </w:rPr>
+        <w:t>er-level control and scalability for production traffic.</w:t>
       </w:r>
     </w:p>
     <w:p>
@@ -5268,7 +5610,7 @@
           <w:sz w:val="18"/>
           <w:szCs w:val="18"/>
         </w:rPr>
-        <w:t>Full Stack Developer — responsible for Next.js frontend development, Django REST API desig</w:t>
+        <w:t>Full Stack Developer — responsible for Next.js frontend development, Django REST API design, payment and invoice integratio</w:t>
       </w:r>
       <w:r>
         <w:rPr>
@@ -5278,7 +5620,7 @@
           <w:sz w:val="18"/>
           <w:szCs w:val="18"/>
         </w:rPr>
-        <w:t>n, payment and invoice integration, SEO and sitemap configuration, Linux VPS deployment and direct coordination with the Qatar-based client in English.</w:t>
+        <w:t>n, SEO and sitemap configuration, Linux VPS deployment and direct coordination with the Qatar-based client in English.</w:t>
       </w:r>
     </w:p>
     <w:p>
@@ -5342,7 +5684,15 @@
           <w:sz w:val="18"/>
           <w:szCs w:val="18"/>
         </w:rPr>
-        <w:t>React.js, Python (Django backend), MySQL, Tailwind CSS</w:t>
+        <w:t>React.js, Python (Django backend), MySQL</w:t>
+      </w:r>
+      <w:r>
+        <w:rPr>
+          <w:color w:val="4A4A4A"/>
+          <w:sz w:val="18"/>
+          <w:szCs w:val="18"/>
+        </w:rPr>
+        <w:t>, Tailwind CSS</w:t>
       </w:r>
     </w:p>
     <w:p>
@@ -5507,13 +5857,7 @@
         <w:rPr>
           <w:color w:val="1A1A1A"/>
         </w:rPr>
-        <w:t>an enhanced Django Admin panel enables administrators to manage service listings, client</w:t>
-      </w:r>
-      <w:r>
-        <w:rPr>
-          <w:color w:val="1A1A1A"/>
-        </w:rPr>
-        <w:t xml:space="preserve"> inquiries and operational content efficiently.</w:t>
+        <w:t>an enhanced Django Admin panel enables administrators to manage service listings, client inquiries and operational content efficiently.</w:t>
       </w:r>
     </w:p>
     <w:p>
@@ -5537,7 +5881,13 @@
         <w:rPr>
           <w:color w:val="1A1A1A"/>
         </w:rPr>
-        <w:t>mobile-first UI developed using Tailwind CSS ensures fast loading, consistent design and a seamless user experience across all devices.</w:t>
+        <w:t>mobile-first UI developed using Tailwind CSS ensures fast loading, consistent design and a s</w:t>
+      </w:r>
+      <w:r>
+        <w:rPr>
+          <w:color w:val="1A1A1A"/>
+        </w:rPr>
+        <w:t>eamless user experience across all devices.</w:t>
       </w:r>
     </w:p>
     <w:p>
@@ -5561,43 +5911,39 @@
         <w:rPr>
           <w:color w:val="1A1A1A"/>
         </w:rPr>
-        <w:t xml:space="preserve">secure inquiry </w:t>
-      </w:r>
-      <w:r>
-        <w:rPr>
-          <w:color w:val="1A1A1A"/>
-        </w:rPr>
-        <w:t>and quotation request forms with backend validation and automated email notifications using Django’s mailing functionality.</w:t>
-      </w:r>
-    </w:p>
-    <w:p>
-      <w:pPr>
-        <w:pStyle w:val="ListParagraph"/>
-        <w:numPr>
-          <w:ilvl w:val="0"/>
-          <w:numId w:val="2"/>
-        </w:numPr>
-        <w:spacing w:after="55" w:line="285" w:lineRule="auto"/>
-      </w:pPr>
-      <w:r>
-        <w:rPr>
-          <w:b/>
-          <w:bCs/>
-          <w:color w:val="0A0A0A"/>
-        </w:rPr>
-        <w:t xml:space="preserve">Cloud Deployment &amp; Performance Optimisation — </w:t>
-      </w:r>
-      <w:r>
-        <w:rPr>
-          <w:color w:val="1A1A1A"/>
-        </w:rPr>
-        <w:t>React frontend deployed on Vercel (serverless infrastructure, edge caching), while the</w:t>
-      </w:r>
-      <w:r>
-        <w:rPr>
-          <w:color w:val="1A1A1A"/>
-        </w:rPr>
-        <w:t xml:space="preserve"> Django backend is hosted on Render with automated build pipelines and persistent storage.</w:t>
+        <w:t>secure inquiry and quotation request forms with backend validation and automated email notifications using Django’s mailing functionality.</w:t>
+      </w:r>
+    </w:p>
+    <w:p>
+      <w:pPr>
+        <w:pStyle w:val="ListParagraph"/>
+        <w:numPr>
+          <w:ilvl w:val="0"/>
+          <w:numId w:val="2"/>
+        </w:numPr>
+        <w:spacing w:after="55" w:line="285" w:lineRule="auto"/>
+      </w:pPr>
+      <w:r>
+        <w:rPr>
+          <w:b/>
+          <w:bCs/>
+          <w:color w:val="0A0A0A"/>
+        </w:rPr>
+        <w:t xml:space="preserve">Cloud Deployment &amp; Performance Optimisation </w:t>
+      </w:r>
+      <w:r>
+        <w:rPr>
+          <w:b/>
+          <w:bCs/>
+          <w:color w:val="0A0A0A"/>
+        </w:rPr>
+        <w:t xml:space="preserve">— </w:t>
+      </w:r>
+      <w:r>
+        <w:rPr>
+          <w:color w:val="1A1A1A"/>
+        </w:rPr>
+        <w:t>React frontend deployed on Vercel (serverless infrastructure, edge caching), while the Django backend is hosted on Render with automated build pipelines and persistent storage.</w:t>
       </w:r>
     </w:p>
     <w:p>
@@ -5622,7 +5968,16 @@
             <w:szCs w:val="18"/>
             <w:u w:val="single"/>
           </w:rPr>
-          <w:t>www.indiguardsecurity.co.uk</w:t>
+          <w:t>www.indiguardsecur</w:t>
+        </w:r>
+        <w:r>
+          <w:rPr>
+            <w:color w:val="1B6E8C"/>
+            <w:sz w:val="18"/>
+            <w:szCs w:val="18"/>
+            <w:u w:val="single"/>
+          </w:rPr>
+          <w:t>ity.co.uk</w:t>
         </w:r>
       </w:hyperlink>
     </w:p>
@@ -5648,17 +6003,7 @@
           <w:sz w:val="18"/>
           <w:szCs w:val="18"/>
         </w:rPr>
-        <w:t>Full Stack Developer — contributed to frontend development, backend A</w:t>
-      </w:r>
-      <w:r>
-        <w:rPr>
-          <w:i/>
-          <w:iCs/>
-          <w:color w:val="1A1A1A"/>
-          <w:sz w:val="18"/>
-          <w:szCs w:val="18"/>
-        </w:rPr>
-        <w:t>PI integration and deployment, coordinating in English with stakeholders to align the platform with business goals.</w:t>
+        <w:t>Full Stack Developer — contributed to frontend development, backend API integration and deployment, coordinating in English with stakeholders to align the platform with business goals.</w:t>
       </w:r>
     </w:p>
     <w:p>
@@ -5734,13 +6079,13 @@
         <w:rPr>
           <w:color w:val="1A1A1A"/>
         </w:rPr>
-        <w:t>Developed NH LiveSpace, a professional business website for a licensed construction and interior solutions company recognised for quality craftsmanship and client satisfaction</w:t>
-      </w:r>
-      <w:r>
-        <w:rPr>
-          <w:color w:val="1A1A1A"/>
-        </w:rPr>
-        <w:t>. The platform establishes a strong digital presence to showcase construction services, architectural expertise and completed projects while enabling smooth client engagement.</w:t>
+        <w:t>Developed NH LiveSpace, a professional business website for a licensed construction and interior solutions comp</w:t>
+      </w:r>
+      <w:r>
+        <w:rPr>
+          <w:color w:val="1A1A1A"/>
+        </w:rPr>
+        <w:t>any recognised for quality craftsmanship and client satisfaction. The platform establishes a strong digital presence to showcase construction services, architectural expertise and completed projects while enabling smooth client engagement.</w:t>
       </w:r>
     </w:p>
     <w:p>
@@ -5774,19 +6119,21 @@
           <w:bCs/>
           <w:color w:val="0A0A0A"/>
         </w:rPr>
-        <w:t xml:space="preserve">Service &amp; Portfolio Showcase — </w:t>
-      </w:r>
-      <w:r>
-        <w:rPr>
-          <w:color w:val="1A1A1A"/>
-        </w:rPr>
-        <w:t>dedicated sections highlighting cons</w:t>
-      </w:r>
-      <w:r>
-        <w:rPr>
-          <w:color w:val="1A1A1A"/>
-        </w:rPr>
-        <w:t>truction services, interior solutions, architectural capabilities and completed projects to build trust and credibility.</w:t>
+        <w:t>Ser</w:t>
+      </w:r>
+      <w:r>
+        <w:rPr>
+          <w:b/>
+          <w:bCs/>
+          <w:color w:val="0A0A0A"/>
+        </w:rPr>
+        <w:t xml:space="preserve">vice &amp; Portfolio Showcase — </w:t>
+      </w:r>
+      <w:r>
+        <w:rPr>
+          <w:color w:val="1A1A1A"/>
+        </w:rPr>
+        <w:t>dedicated sections highlighting construction services, interior solutions, architectural capabilities and completed projects to build trust and credibility.</w:t>
       </w:r>
     </w:p>
     <w:p>
@@ -5810,13 +6157,13 @@
         <w:rPr>
           <w:color w:val="1A1A1A"/>
         </w:rPr>
-        <w:t>integrated secure contact forms allowing customers to submit project requirements and inquiries, mana</w:t>
-      </w:r>
-      <w:r>
-        <w:rPr>
-          <w:color w:val="1A1A1A"/>
-        </w:rPr>
-        <w:t>ged through the Django backend.</w:t>
+        <w:t>integrated secure contact forms allow</w:t>
+      </w:r>
+      <w:r>
+        <w:rPr>
+          <w:color w:val="1A1A1A"/>
+        </w:rPr>
+        <w:t>ing customers to submit project requirements and inquiries, managed through the Django backend.</w:t>
       </w:r>
     </w:p>
     <w:p>
@@ -5858,7 +6205,15 @@
           <w:bCs/>
           <w:color w:val="0A0A0A"/>
         </w:rPr>
-        <w:t xml:space="preserve">Backend &amp; API Integration — </w:t>
+        <w:t>Backend &amp; API Inte</w:t>
+      </w:r>
+      <w:r>
+        <w:rPr>
+          <w:b/>
+          <w:bCs/>
+          <w:color w:val="0A0A0A"/>
+        </w:rPr>
+        <w:t xml:space="preserve">gration — </w:t>
       </w:r>
       <w:r>
         <w:rPr>
@@ -5882,21 +6237,19 @@
           <w:bCs/>
           <w:color w:val="0A0A0A"/>
         </w:rPr>
-        <w:t>SEO</w:t>
-      </w:r>
-      <w:r>
-        <w:rPr>
-          <w:b/>
-          <w:bCs/>
-          <w:color w:val="0A0A0A"/>
-        </w:rPr>
-        <w:t xml:space="preserve">-Optimised Structure — </w:t>
-      </w:r>
-      <w:r>
-        <w:rPr>
-          <w:color w:val="1A1A1A"/>
-        </w:rPr>
-        <w:t>optimised page content, metadata and structure to improve online visibility and reach potential construction clients organically.</w:t>
+        <w:t xml:space="preserve">SEO-Optimised Structure — </w:t>
+      </w:r>
+      <w:r>
+        <w:rPr>
+          <w:color w:val="1A1A1A"/>
+        </w:rPr>
+        <w:t>optimised page content, metadata and structure to improve online visibility and reach potential construction clien</w:t>
+      </w:r>
+      <w:r>
+        <w:rPr>
+          <w:color w:val="1A1A1A"/>
+        </w:rPr>
+        <w:t>ts organically.</w:t>
       </w:r>
     </w:p>
     <w:p>
@@ -5920,13 +6273,7 @@
         <w:rPr>
           <w:color w:val="1A1A1A"/>
         </w:rPr>
-        <w:t>deployed on a Linux server, ensuring high performance, reliability and scalabi</w:t>
-      </w:r>
-      <w:r>
-        <w:rPr>
-          <w:color w:val="1A1A1A"/>
-        </w:rPr>
-        <w:t>lity for business growth.</w:t>
+        <w:t>deployed on a Linux server, ensuring high performance, reliability and scalability for business growth.</w:t>
       </w:r>
     </w:p>
     <w:p>
@@ -6053,13 +6400,13 @@
         <w:rPr>
           <w:color w:val="1A1A1A"/>
         </w:rPr>
-        <w:t xml:space="preserve">Developed Techynova, a business-focused technology website offering website development, web application development and digital solutions for clients across industries. The platform </w:t>
-      </w:r>
-      <w:r>
-        <w:rPr>
-          <w:color w:val="1A1A1A"/>
-        </w:rPr>
-        <w:t>represents the company’s own startup initiative, providing a professional online presence to showcase services, attract clients and manage business inquiries.</w:t>
+        <w:t>Developed Techynova, a business-focused technology website offering website development, web application development and digital solutions for clients across industries. The platform represents the company’s own startup initiative, providing a professional</w:t>
+      </w:r>
+      <w:r>
+        <w:rPr>
+          <w:color w:val="1A1A1A"/>
+        </w:rPr>
+        <w:t xml:space="preserve"> online presence to showcase services, attract clients and manage business inquiries.</w:t>
       </w:r>
     </w:p>
     <w:p>
@@ -6099,13 +6446,7 @@
         <w:rPr>
           <w:color w:val="1A1A1A"/>
         </w:rPr>
-        <w:t>clearly structured service pages for website development, web app</w:t>
-      </w:r>
-      <w:r>
-        <w:rPr>
-          <w:color w:val="1A1A1A"/>
-        </w:rPr>
-        <w:t>lications and custom software solutions.</w:t>
+        <w:t>clearly structured service pages for website development, web applications and custom software solutions.</w:t>
       </w:r>
     </w:p>
     <w:p>
@@ -6153,33 +6494,31 @@
         <w:rPr>
           <w:color w:val="1A1A1A"/>
         </w:rPr>
-        <w:t>built using React.js to deliver fast, responsive and user-friendly interfaces for desktop and mobile.</w:t>
-      </w:r>
-    </w:p>
-    <w:p>
-      <w:pPr>
-        <w:pStyle w:val="ListParagraph"/>
-        <w:numPr>
-          <w:ilvl w:val="0"/>
-          <w:numId w:val="2"/>
-        </w:numPr>
-        <w:spacing w:after="55" w:line="285" w:lineRule="auto"/>
-      </w:pPr>
-      <w:r>
-        <w:rPr>
-          <w:b/>
-          <w:bCs/>
-          <w:color w:val="0A0A0A"/>
-        </w:rPr>
-        <w:t>B</w:t>
-      </w:r>
-      <w:r>
-        <w:rPr>
-          <w:b/>
-          <w:bCs/>
-          <w:color w:val="0A0A0A"/>
-        </w:rPr>
-        <w:t xml:space="preserve">ackend Integration — </w:t>
+        <w:t>built using React.js to deliver fast, responsive and user-friendly interfaces f</w:t>
+      </w:r>
+      <w:r>
+        <w:rPr>
+          <w:color w:val="1A1A1A"/>
+        </w:rPr>
+        <w:t>or desktop and mobile.</w:t>
+      </w:r>
+    </w:p>
+    <w:p>
+      <w:pPr>
+        <w:pStyle w:val="ListParagraph"/>
+        <w:numPr>
+          <w:ilvl w:val="0"/>
+          <w:numId w:val="2"/>
+        </w:numPr>
+        <w:spacing w:after="55" w:line="285" w:lineRule="auto"/>
+      </w:pPr>
+      <w:r>
+        <w:rPr>
+          <w:b/>
+          <w:bCs/>
+          <w:color w:val="0A0A0A"/>
+        </w:rPr>
+        <w:t xml:space="preserve">Backend Integration — </w:t>
       </w:r>
       <w:r>
         <w:rPr>
@@ -6227,15 +6566,7 @@
           <w:bCs/>
           <w:color w:val="0A0A0A"/>
         </w:rPr>
-        <w:t xml:space="preserve">Linux-Based Deployment </w:t>
-      </w:r>
-      <w:r>
-        <w:rPr>
-          <w:b/>
-          <w:bCs/>
-          <w:color w:val="0A0A0A"/>
-        </w:rPr>
-        <w:t xml:space="preserve">— </w:t>
+        <w:t xml:space="preserve">Linux-Based Deployment — </w:t>
       </w:r>
       <w:r>
         <w:rPr>
@@ -6292,7 +6623,7 @@
           <w:sz w:val="18"/>
           <w:szCs w:val="18"/>
         </w:rPr>
-        <w:t>Full Stack Developer — contributed to frontend development, backend integration and deployment</w:t>
+        <w:t>Full Stack Developer — contributed to frontend development, backend in</w:t>
       </w:r>
       <w:r>
         <w:rPr>
@@ -6302,7 +6633,7 @@
           <w:sz w:val="18"/>
           <w:szCs w:val="18"/>
         </w:rPr>
-        <w:t>, communicating directly in English with clients to understand requirements and deliver solutions.</w:t>
+        <w:t>tegration and deployment, communicating directly in English with clients to understand requirements and deliver solutions.</w:t>
       </w:r>
     </w:p>
     <w:p>
@@ -6362,7 +6693,15 @@
           <w:sz w:val="18"/>
           <w:szCs w:val="18"/>
         </w:rPr>
-        <w:t>Next.js 14, TypeScript, React.js, Tailwind CSS, Python (Django REST Framework), PostgreSQL, Redis, WebSockets, JWT Authentication</w:t>
+        <w:t>Next.js 14, TypeScript, React.js, Tailwind CSS, Python (Django REST F</w:t>
+      </w:r>
+      <w:r>
+        <w:rPr>
+          <w:color w:val="4A4A4A"/>
+          <w:sz w:val="18"/>
+          <w:szCs w:val="18"/>
+        </w:rPr>
+        <w:t>ramework), PostgreSQL, Redis, WebSockets, JWT Authentication</w:t>
       </w:r>
     </w:p>
     <w:p>
@@ -6576,15 +6915,7 @@
           <w:bCs/>
           <w:color w:val="0A0A0A"/>
         </w:rPr>
-        <w:t>Staff Managemen</w:t>
-      </w:r>
-      <w:r>
-        <w:rPr>
-          <w:b/>
-          <w:bCs/>
-          <w:color w:val="0A0A0A"/>
-        </w:rPr>
-        <w:t xml:space="preserve">t — </w:t>
+        <w:t xml:space="preserve">Staff Management — </w:t>
       </w:r>
       <w:r>
         <w:rPr>
@@ -6614,7 +6945,13 @@
         <w:rPr>
           <w:color w:val="1A1A1A"/>
         </w:rPr>
-        <w:t>real-time KPIs, operational reports, revenue analysis, occupancy statistics and hospital performance insights.</w:t>
+        <w:t>real-time KPIs, operati</w:t>
+      </w:r>
+      <w:r>
+        <w:rPr>
+          <w:color w:val="1A1A1A"/>
+        </w:rPr>
+        <w:t>onal reports, revenue analysis, occupancy statistics and hospital performance insights.</w:t>
       </w:r>
     </w:p>
     <w:p>
@@ -6638,13 +6975,13 @@
         <w:rPr>
           <w:color w:val="1A1A1A"/>
         </w:rPr>
-        <w:t>secu</w:t>
-      </w:r>
-      <w:r>
-        <w:rPr>
-          <w:color w:val="1A1A1A"/>
-        </w:rPr>
-        <w:t>re JWT-based authentication with role-based access control across eight distinct roles: doctors, nurses, pharmacists, lab technicians, accountants, receptionists and administrators.</w:t>
+        <w:t>secure JWT-based authentication with role-based access control across eight distinct roles: doctors, nurses, pharmacists, lab technicians, a</w:t>
+      </w:r>
+      <w:r>
+        <w:rPr>
+          <w:color w:val="1A1A1A"/>
+        </w:rPr>
+        <w:t>ccountants, receptionists and administrators.</w:t>
       </w:r>
     </w:p>
     <w:p>
@@ -6668,13 +7005,7 @@
         <w:rPr>
           <w:color w:val="1A1A1A"/>
         </w:rPr>
-        <w:t>WebSockets deliver instant updates including lab</w:t>
-      </w:r>
-      <w:r>
-        <w:rPr>
-          <w:color w:val="1A1A1A"/>
-        </w:rPr>
-        <w:t xml:space="preserve"> results, pharmacy stock alerts, emergency notifications and bed occupancy changes.</w:t>
+        <w:t>WebSockets deliver instant updates including lab results, pharmacy stock alerts, emergency notifications and bed occupancy changes.</w:t>
       </w:r>
     </w:p>
     <w:p>
@@ -6698,7 +7029,13 @@
         <w:rPr>
           <w:color w:val="1A1A1A"/>
         </w:rPr>
-        <w:t>PostgreSQL and Redis ensure secure, reliable and scalable healthcare data management, with Redis caching for read-heavy dashboards.</w:t>
+        <w:t>PostgreSQL and Redis ensure s</w:t>
+      </w:r>
+      <w:r>
+        <w:rPr>
+          <w:color w:val="1A1A1A"/>
+        </w:rPr>
+        <w:t>ecure, reliable and scalable healthcare data management, with Redis caching for read-heavy dashboards.</w:t>
       </w:r>
     </w:p>
     <w:p>
@@ -6788,7 +7125,7 @@
           <w:sz w:val="18"/>
           <w:szCs w:val="18"/>
         </w:rPr>
-        <w:t>Kotlin 2.0.21, Jetpack Compose, Material 3, MVVM + Clean Architecture, Hilt, Room, Da</w:t>
+        <w:t>Kotli</w:t>
       </w:r>
       <w:r>
         <w:rPr>
@@ -6796,7 +7133,7 @@
           <w:sz w:val="18"/>
           <w:szCs w:val="18"/>
         </w:rPr>
-        <w:t>taStore, WorkManager, Android VpnService + AIDL, OkHttp/Retrofit, Coroutines + Flow, kotlinx.serialization</w:t>
+        <w:t>n 2.0.21, Jetpack Compose, Material 3, MVVM + Clean Architecture, Hilt, Room, DataStore, WorkManager, Android VpnService + AIDL, OkHttp/Retrofit, Coroutines + Flow, kotlinx.serialization</w:t>
       </w:r>
     </w:p>
     <w:p>
@@ -6819,7 +7156,15 @@
           <w:sz w:val="18"/>
           <w:szCs w:val="18"/>
         </w:rPr>
-        <w:t>C# / .NET 10, WPF, local DNS server on 127.0.0.1:53, DNS caching, system resolver redirection, Inno Setup installer</w:t>
+        <w:t>C# / .NET 10, WPF, local DNS server on 127.0.0.1:53, DNS cac</w:t>
+      </w:r>
+      <w:r>
+        <w:rPr>
+          <w:color w:val="4A4A4A"/>
+          <w:sz w:val="18"/>
+          <w:szCs w:val="18"/>
+        </w:rPr>
+        <w:t>hing, system resolver redirection, Inno Setup installer</w:t>
       </w:r>
     </w:p>
     <w:p>
@@ -6842,15 +7187,7 @@
           <w:sz w:val="18"/>
           <w:szCs w:val="18"/>
         </w:rPr>
-        <w:t>JavaS</w:t>
-      </w:r>
-      <w:r>
-        <w:rPr>
-          <w:color w:val="4A4A4A"/>
-          <w:sz w:val="18"/>
-          <w:szCs w:val="18"/>
-        </w:rPr>
-        <w:t>cript, Manifest V3, declarativeNetRequest, content scripts, webNavigation — Chrome, Edge, Firefox and Brave</w:t>
+        <w:t>JavaScript, Manifest V3, declarativeNetRequest, content scripts, webNavigation — Chrome, Edge, Firefox and Brave</w:t>
       </w:r>
     </w:p>
     <w:p>
@@ -6885,19 +7222,19 @@
         <w:rPr>
           <w:color w:val="1A1A1A"/>
         </w:rPr>
-        <w:t>A self-hosted, privacy-first blocking ecosystem that filters ads, trackers, malware and redirect scams at three complemen</w:t>
-      </w:r>
-      <w:r>
-        <w:rPr>
-          <w:color w:val="1A1A1A"/>
-        </w:rPr>
-        <w:t>tary layers: inside the browser, across every Windows application, and system-wide on Android without root. No accounts, no telemetry and no data leaving the device — all filtering happens locally. The unifying principle is that an ad cannot load if its do</w:t>
-      </w:r>
-      <w:r>
-        <w:rPr>
-          <w:color w:val="1A1A1A"/>
-        </w:rPr>
-        <w:t>main never resolves.</w:t>
+        <w:t>A self-hosted, privacy-first blocking eco</w:t>
+      </w:r>
+      <w:r>
+        <w:rPr>
+          <w:color w:val="1A1A1A"/>
+        </w:rPr>
+        <w:t>system that filters ads, trackers, malware and redirect scams at three complementary layers: inside the browser, across every Windows application, and system-wide on Android without root. No accounts, no telemetry and no data leaving the device — all filte</w:t>
+      </w:r>
+      <w:r>
+        <w:rPr>
+          <w:color w:val="1A1A1A"/>
+        </w:rPr>
+        <w:t>ring happens locally. The unifying principle is that an ad cannot load if its domain never resolves.</w:t>
       </w:r>
     </w:p>
     <w:p>
@@ -6937,13 +7274,13 @@
         <w:rPr>
           <w:color w:val="1A1A1A"/>
         </w:rPr>
-        <w:t>domains resolve through an ordered, fastest-first pipeline: session whitelist, LFU hot cache, session blacklist, Bloom-filter prefilter, then an authoritative Patricia trie match. Delivers microsecond lookups against millions of blocklist entries by making</w:t>
-      </w:r>
-      <w:r>
-        <w:rPr>
-          <w:color w:val="1A1A1A"/>
-        </w:rPr>
-        <w:t xml:space="preserve"> the common case nearly free.</w:t>
+        <w:t>domains resolve through an ordered, fastest-first pipeline: session whitelist, LFU hot cache, session blacklist</w:t>
+      </w:r>
+      <w:r>
+        <w:rPr>
+          <w:color w:val="1A1A1A"/>
+        </w:rPr>
+        <w:t>, Bloom-filter prefilter, then an authoritative Patricia trie match. Delivers microsecond lookups against millions of blocklist entries by making the common case nearly free.</w:t>
       </w:r>
     </w:p>
     <w:p>
@@ -6967,7 +7304,13 @@
         <w:rPr>
           <w:color w:val="1A1A1A"/>
         </w:rPr>
-        <w:t>inspects every hop of the CNAME chain rather than only the queried hostname, catching first-party-disguised trackers that domain-only blockers miss entirely.</w:t>
+        <w:t>inspects every hop of the CNAME chain rather than only the que</w:t>
+      </w:r>
+      <w:r>
+        <w:rPr>
+          <w:color w:val="1A1A1A"/>
+        </w:rPr>
+        <w:t>ried hostname, catching first-party-disguised trackers that domain-only blockers miss entirely.</w:t>
       </w:r>
     </w:p>
     <w:p>
@@ -6991,19 +7334,13 @@
         <w:rPr>
           <w:color w:val="1A1A1A"/>
         </w:rPr>
-        <w:t>assigns each dom</w:t>
-      </w:r>
-      <w:r>
-        <w:rPr>
-          <w:color w:val="1A1A1A"/>
-        </w:rPr>
-        <w:t>ain a live 0–100 score derived from subdomain entropy, risky TLDs, homoglyph look-alike detection and visit frequency. Scores decay over time so a single anomalous spike never permanently blocks a legitimate site; domains are quarantined or auto-blocked ag</w:t>
-      </w:r>
-      <w:r>
-        <w:rPr>
-          <w:color w:val="1A1A1A"/>
-        </w:rPr>
-        <w:t>ainst configurable thresholds.</w:t>
+        <w:t>assigns each domain a live 0–100 score derived from subdomain entropy, risky TLDs, homoglyph look-alike detection and visit fre</w:t>
+      </w:r>
+      <w:r>
+        <w:rPr>
+          <w:color w:val="1A1A1A"/>
+        </w:rPr>
+        <w:t>quency. Scores decay over time so a single anomalous spike never permanently blocks a legitimate site; domains are quarantined or auto-blocked against configurable thresholds.</w:t>
       </w:r>
     </w:p>
     <w:p>
@@ -7027,13 +7364,13 @@
         <w:rPr>
           <w:color w:val="1A1A1A"/>
         </w:rPr>
-        <w:t>rebuilds multi-hop redirect chains from a rolling DNS buffer, scoring them by hop count, /24 IP-block diversity and inter-hop timing to distinguish genuine ad-redirect chains from ordinary page</w:t>
-      </w:r>
-      <w:r>
-        <w:rPr>
-          <w:color w:val="1A1A1A"/>
-        </w:rPr>
-        <w:t xml:space="preserve"> loads.</w:t>
+        <w:t>rebuilds multi-hop redirect chains from a rollin</w:t>
+      </w:r>
+      <w:r>
+        <w:rPr>
+          <w:color w:val="1A1A1A"/>
+        </w:rPr>
+        <w:t>g DNS buffer, scoring them by hop count, /24 IP-block diversity and inter-hop timing to distinguish genuine ad-redirect chains from ordinary page loads.</w:t>
       </w:r>
     </w:p>
     <w:p>
@@ -7057,33 +7394,31 @@
         <w:rPr>
           <w:color w:val="1A1A1A"/>
         </w:rPr>
-        <w:t>Normal, Aggressive and Nuclear presets trade false-positive rate against detection aggressiveness, each enabling a different combination of static lists, chain auto-blocking, reputation thresholds and burst detection.</w:t>
-      </w:r>
-    </w:p>
-    <w:p>
-      <w:pPr>
-        <w:pStyle w:val="ListParagraph"/>
-        <w:numPr>
-          <w:ilvl w:val="0"/>
-          <w:numId w:val="2"/>
-        </w:numPr>
-        <w:spacing w:after="55" w:line="285" w:lineRule="auto"/>
-      </w:pPr>
-      <w:r>
-        <w:rPr>
-          <w:b/>
-          <w:bCs/>
-          <w:color w:val="0A0A0A"/>
-        </w:rPr>
-        <w:t>Encrypt</w:t>
-      </w:r>
-      <w:r>
-        <w:rPr>
-          <w:b/>
-          <w:bCs/>
-          <w:color w:val="0A0A0A"/>
-        </w:rPr>
-        <w:t xml:space="preserve">ed Upstream Resolution — </w:t>
+        <w:t>Normal, Aggressive and Nuclear presets trade false-positive rate against detecti</w:t>
+      </w:r>
+      <w:r>
+        <w:rPr>
+          <w:color w:val="1A1A1A"/>
+        </w:rPr>
+        <w:t>on aggressiveness, each enabling a different combination of static lists, chain auto-blocking, reputation thresholds and burst detection.</w:t>
+      </w:r>
+    </w:p>
+    <w:p>
+      <w:pPr>
+        <w:pStyle w:val="ListParagraph"/>
+        <w:numPr>
+          <w:ilvl w:val="0"/>
+          <w:numId w:val="2"/>
+        </w:numPr>
+        <w:spacing w:after="55" w:line="285" w:lineRule="auto"/>
+      </w:pPr>
+      <w:r>
+        <w:rPr>
+          <w:b/>
+          <w:bCs/>
+          <w:color w:val="0A0A0A"/>
+        </w:rPr>
+        <w:t xml:space="preserve">Encrypted Upstream Resolution — </w:t>
       </w:r>
       <w:r>
         <w:rPr>
@@ -7113,7 +7448,13 @@
         <w:rPr>
           <w:color w:val="1A1A1A"/>
         </w:rPr>
-        <w:t>individual Android applications blocked independently across Wi-Fi, mobile data and roaming, enforced at the DNS layer.</w:t>
+        <w:t>indivi</w:t>
+      </w:r>
+      <w:r>
+        <w:rPr>
+          <w:color w:val="1A1A1A"/>
+        </w:rPr>
+        <w:t>dual Android applications blocked independently across Wi-Fi, mobile data and roaming, enforced at the DNS layer.</w:t>
       </w:r>
     </w:p>
     <w:p>
@@ -7137,13 +7478,13 @@
         <w:rPr>
           <w:color w:val="1A1A1A"/>
         </w:rPr>
-        <w:t>Android VpnService loopback tunnel intercepts DNS queries only; user traffic is nev</w:t>
-      </w:r>
-      <w:r>
-        <w:rPr>
-          <w:color w:val="1A1A1A"/>
-        </w:rPr>
-        <w:t>er routed off-device or through any third party.</w:t>
+        <w:t>Android VpnService loopback tunnel intercepts DNS queries only; user traffic is never routed off-device or th</w:t>
+      </w:r>
+      <w:r>
+        <w:rPr>
+          <w:color w:val="1A1A1A"/>
+        </w:rPr>
+        <w:t>rough any third party.</w:t>
       </w:r>
     </w:p>
     <w:p>
@@ -7167,13 +7508,7 @@
         <w:rPr>
           <w:color w:val="1A1A1A"/>
         </w:rPr>
-        <w:t>.NET 10 WPF application running a resolver on 127.0.0.1:53, automatically redirecting the system DNS on start and restoring it on stop, filtering games, telemetry and every browser</w:t>
-      </w:r>
-      <w:r>
-        <w:rPr>
-          <w:color w:val="1A1A1A"/>
-        </w:rPr>
-        <w:t xml:space="preserve"> simultaneously.</w:t>
+        <w:t>.NET 10 WPF application running a resolver on 127.0.0.1:53, automatically redirecting the system DNS on start and restoring it on stop, filtering games, telemetry and every browser simultaneously.</w:t>
       </w:r>
     </w:p>
     <w:p>
@@ -7197,13 +7532,13 @@
         <w:rPr>
           <w:color w:val="1A1A1A"/>
         </w:rPr>
-        <w:t>declarativeNetRequest network blocking, CSS element hiding, popup-overlay removal via keyword and size heuristics, and redirect-tab closure that distinguishes user-initiated navigation from script-opened tab</w:t>
-      </w:r>
-      <w:r>
-        <w:rPr>
-          <w:color w:val="1A1A1A"/>
-        </w:rPr>
-        <w:t>s.</w:t>
+        <w:t>declarativeNetRequest netwo</w:t>
+      </w:r>
+      <w:r>
+        <w:rPr>
+          <w:color w:val="1A1A1A"/>
+        </w:rPr>
+        <w:t>rk blocking, CSS element hiding, popup-overlay removal via keyword and size heuristics, and redirect-tab closure that distinguishes user-initiated navigation from script-opened tabs.</w:t>
       </w:r>
     </w:p>
     <w:p>
@@ -7227,13 +7562,13 @@
         <w:rPr>
           <w:color w:val="1A1A1A"/>
         </w:rPr>
-        <w:t xml:space="preserve">eight community blocklists integrated (EasyList, EasyPrivacy, uBlock Filters, OISD, StevenBlack, Hagezi Threat Intel, URLhaus, AdGuard Popups), refreshed in the background via WorkManager with boot-receiver persistence </w:t>
-      </w:r>
-      <w:r>
-        <w:rPr>
-          <w:color w:val="1A1A1A"/>
-        </w:rPr>
-        <w:t>and gzip-compressed offline bundling.</w:t>
+        <w:t>eight community blocklists integrated (</w:t>
+      </w:r>
+      <w:r>
+        <w:rPr>
+          <w:color w:val="1A1A1A"/>
+        </w:rPr>
+        <w:t>EasyList, EasyPrivacy, uBlock Filters, OISD, StevenBlack, Hagezi Threat Intel, URLhaus, AdGuard Popups), refreshed in the background via WorkManager with boot-receiver persistence and gzip-compressed offline bundling.</w:t>
       </w:r>
     </w:p>
     <w:p>
@@ -7257,13 +7592,13 @@
         <w:rPr>
           <w:color w:val="1A1A1A"/>
         </w:rPr>
-        <w:t>R8 code and resource shrinking, certificate pinning enabled in release builds, separate debug and release application IDs and signing configuration, a Gradle task for blocklist asset bundling, and</w:t>
-      </w:r>
-      <w:r>
-        <w:rPr>
-          <w:color w:val="1A1A1A"/>
-        </w:rPr>
-        <w:t xml:space="preserve"> unit testing with JUnit and MockK alongside LeakCanary leak detection.</w:t>
+        <w:t>R8 code and reso</w:t>
+      </w:r>
+      <w:r>
+        <w:rPr>
+          <w:color w:val="1A1A1A"/>
+        </w:rPr>
+        <w:t>urce shrinking, certificate pinning enabled in release builds, separate debug and release application IDs and signing configuration, a Gradle task for blocklist asset bundling, and unit testing with JUnit and MockK alongside LeakCanary leak detection.</w:t>
       </w:r>
     </w:p>
     <w:p>
@@ -7278,7 +7613,17 @@
           <w:sz w:val="18"/>
           <w:szCs w:val="18"/>
         </w:rPr>
-        <w:t xml:space="preserve">Repository: </w:t>
+        <w:t>Repo</w:t>
+      </w:r>
+      <w:r>
+        <w:rPr>
+          <w:b/>
+          <w:bCs/>
+          <w:color w:val="1B6E8C"/>
+          <w:sz w:val="18"/>
+          <w:szCs w:val="18"/>
+        </w:rPr>
+        <w:t xml:space="preserve">sitory: </w:t>
       </w:r>
       <w:hyperlink r:id="rId16" w:history="1">
         <w:r>
@@ -7330,7 +7675,7 @@
           <w:sz w:val="18"/>
           <w:szCs w:val="18"/>
         </w:rPr>
-        <w:t>Flutter, Dart, Riverpod, Freezed, D</w:t>
+        <w:t>Flutter, Dart, Riverpod, Freezed, Dio, Go Router, Hive, Flutter Secure Storage, Stripe, Google Maps, Firebase C</w:t>
       </w:r>
       <w:r>
         <w:rPr>
@@ -7338,7 +7683,7 @@
           <w:sz w:val="18"/>
           <w:szCs w:val="18"/>
         </w:rPr>
-        <w:t>io, Go Router, Hive, Flutter Secure Storage, Stripe, Google Maps, Firebase Cloud Messaging, WebSockets, Django REST Framework, PostgreSQL, Redis, Celery, Django Channels, JWT Authentication</w:t>
+        <w:t>loud Messaging, WebSockets, Django REST Framework, PostgreSQL, Redis, Celery, Django Channels, JWT Authentication</w:t>
       </w:r>
     </w:p>
     <w:p>
@@ -7350,19 +7695,19 @@
         <w:rPr>
           <w:color w:val="1A1A1A"/>
         </w:rPr>
-        <w:t>A full-stack mobile platform developed to streamline vehicle servi</w:t>
-      </w:r>
-      <w:r>
-        <w:rPr>
-          <w:color w:val="1A1A1A"/>
-        </w:rPr>
-        <w:t>ce scheduling, booking management, customer engagement and operational workflows for car wash businesses. Customers can book services, track appointments in real time, manage vehicles, purchase memberships, earn loyalty rewards and make secure online payme</w:t>
-      </w:r>
-      <w:r>
-        <w:rPr>
-          <w:color w:val="1A1A1A"/>
-        </w:rPr>
-        <w:t>nts. Built with Flutter and Django REST Framework for scalable, secure, real-time service management.</w:t>
+        <w:t>A full-stack mobile platform developed to streamline vehicle service scheduling, booking management, customer engagement and operational workf</w:t>
+      </w:r>
+      <w:r>
+        <w:rPr>
+          <w:color w:val="1A1A1A"/>
+        </w:rPr>
+        <w:t>lows for car wash businesses. Customers can book services, track appointments in real time, manage vehicles, purchase memberships, earn loyalty rewards and make secure online payments. Built with Flutter and Django REST Framework for scalable, secure, real</w:t>
+      </w:r>
+      <w:r>
+        <w:rPr>
+          <w:color w:val="1A1A1A"/>
+        </w:rPr>
+        <w:t>-time service management.</w:t>
       </w:r>
     </w:p>
     <w:p>
@@ -7534,7 +7879,13 @@
         <w:rPr>
           <w:color w:val="1A1A1A"/>
         </w:rPr>
-        <w:t>customers earn reward points, loyalty tiers and referral bonuses redeemable for discounts and promotions.</w:t>
+        <w:t>customers earn reward points, loyalty tiers and refe</w:t>
+      </w:r>
+      <w:r>
+        <w:rPr>
+          <w:color w:val="1A1A1A"/>
+        </w:rPr>
+        <w:t>rral bonuses redeemable for discounts and promotions.</w:t>
       </w:r>
     </w:p>
     <w:p>
@@ -7576,21 +7927,19 @@
           <w:bCs/>
           <w:color w:val="0A0A0A"/>
         </w:rPr>
-        <w:t>Address &amp; Location</w:t>
-      </w:r>
-      <w:r>
-        <w:rPr>
-          <w:b/>
-          <w:bCs/>
-          <w:color w:val="0A0A0A"/>
-        </w:rPr>
-        <w:t xml:space="preserve"> Management — </w:t>
-      </w:r>
-      <w:r>
-        <w:rPr>
-          <w:color w:val="1A1A1A"/>
-        </w:rPr>
-        <w:t>saved addresses, geolocation services, reverse geocoding and route-based service delivery.</w:t>
+        <w:t xml:space="preserve">Address &amp; Location Management — </w:t>
+      </w:r>
+      <w:r>
+        <w:rPr>
+          <w:color w:val="1A1A1A"/>
+        </w:rPr>
+        <w:t>saved addresses, geolocation services,</w:t>
+      </w:r>
+      <w:r>
+        <w:rPr>
+          <w:color w:val="1A1A1A"/>
+        </w:rPr>
+        <w:t xml:space="preserve"> reverse geocoding and route-based service delivery.</w:t>
       </w:r>
     </w:p>
     <w:p>
@@ -7638,13 +7987,13 @@
         <w:rPr>
           <w:color w:val="1A1A1A"/>
         </w:rPr>
-        <w:t>F</w:t>
-      </w:r>
-      <w:r>
-        <w:rPr>
-          <w:color w:val="1A1A1A"/>
-        </w:rPr>
-        <w:t>irebase Cloud Messaging provides booking confirmations, reminders, promotional offers and status updates.</w:t>
+        <w:t>Firebase Cloud Messaging provides booking confirmatio</w:t>
+      </w:r>
+      <w:r>
+        <w:rPr>
+          <w:color w:val="1A1A1A"/>
+        </w:rPr>
+        <w:t>ns, reminders, promotional offers and status updates.</w:t>
       </w:r>
     </w:p>
     <w:p>
@@ -7686,21 +8035,19 @@
           <w:bCs/>
           <w:color w:val="0A0A0A"/>
         </w:rPr>
-        <w:t>Ana</w:t>
-      </w:r>
-      <w:r>
-        <w:rPr>
-          <w:b/>
-          <w:bCs/>
-          <w:color w:val="0A0A0A"/>
-        </w:rPr>
-        <w:t xml:space="preserve">lytics &amp; Reporting — </w:t>
-      </w:r>
-      <w:r>
-        <w:rPr>
-          <w:color w:val="1A1A1A"/>
-        </w:rPr>
-        <w:t>revenue reports, booking statistics, customer insights, service utilisation metrics and operational performance tracking.</w:t>
+        <w:t xml:space="preserve">Analytics &amp; Reporting — </w:t>
+      </w:r>
+      <w:r>
+        <w:rPr>
+          <w:color w:val="1A1A1A"/>
+        </w:rPr>
+        <w:t>revenue reports, booking statis</w:t>
+      </w:r>
+      <w:r>
+        <w:rPr>
+          <w:color w:val="1A1A1A"/>
+        </w:rPr>
+        <w:t>tics, customer insights, service utilisation metrics and operational performance tracking.</w:t>
       </w:r>
     </w:p>
     <w:p>
@@ -7724,13 +8071,13 @@
         <w:rPr>
           <w:color w:val="1A1A1A"/>
         </w:rPr>
-        <w:t>Celery and Redis handle scheduled jobs, notifications, payment processing and automa</w:t>
-      </w:r>
-      <w:r>
-        <w:rPr>
-          <w:color w:val="1A1A1A"/>
-        </w:rPr>
-        <w:t>ted system tasks, keeping request latency independent of background workload.</w:t>
+        <w:t>Celery and Redis handle scheduled jobs, notifications, payment processing and automated system tasks, keeping request latency independen</w:t>
+      </w:r>
+      <w:r>
+        <w:rPr>
+          <w:color w:val="1A1A1A"/>
+        </w:rPr>
+        <w:t>t of background workload.</w:t>
       </w:r>
     </w:p>
     <w:p>
@@ -8135,7 +8482,17 @@
           <w:sz w:val="20"/>
           <w:szCs w:val="20"/>
         </w:rPr>
-        <w:t>Inventory Management System</w:t>
+        <w:t>Inventor</w:t>
+      </w:r>
+      <w:r>
+        <w:rPr>
+          <w:b/>
+          <w:bCs/>
+          <w:color w:val="10314F"/>
+          <w:sz w:val="20"/>
+          <w:szCs w:val="20"/>
+        </w:rPr>
+        <w:t>y Management System</w:t>
       </w:r>
     </w:p>
     <w:p>
@@ -8170,13 +8527,13 @@
         <w:rPr>
           <w:color w:val="1A1A1A"/>
         </w:rPr>
-        <w:t>A full-stack web application developed to manage product inventory, monitor stock movement, track seller activities and analyse sales performance. It provides real-time inventory updates, secure aut</w:t>
-      </w:r>
-      <w:r>
-        <w:rPr>
-          <w:color w:val="1A1A1A"/>
-        </w:rPr>
-        <w:t>hentication and analytics dashboards that help organisations streamline operations and make data-driven decisions.</w:t>
+        <w:t>A full-stack web application developed to manage product inventory, monitor stock movement, track seller activities and analyse sales performance. It provides real-time inventory updates, secure authentication and analytics dashboards that help organisatio</w:t>
+      </w:r>
+      <w:r>
+        <w:rPr>
+          <w:color w:val="1A1A1A"/>
+        </w:rPr>
+        <w:t>ns streamline operations and make data-driven decisions.</w:t>
       </w:r>
     </w:p>
     <w:p>
@@ -8216,13 +8573,13 @@
         <w:rPr>
           <w:color w:val="1A1A1A"/>
         </w:rPr>
-        <w:t>administrators add, update, delete and monitor product details including quantity, pricing and cate</w:t>
-      </w:r>
-      <w:r>
-        <w:rPr>
-          <w:color w:val="1A1A1A"/>
-        </w:rPr>
-        <w:t>gories, with stock levels auto-updated from sales and transactions.</w:t>
+        <w:t>administrators add, update, delete and monitor product details including quantity, pricing and categories, with stock levels auto-updated from sales and tran</w:t>
+      </w:r>
+      <w:r>
+        <w:rPr>
+          <w:color w:val="1A1A1A"/>
+        </w:rPr>
+        <w:t>sactions.</w:t>
       </w:r>
     </w:p>
     <w:p>
@@ -8270,13 +8627,13 @@
         <w:rPr>
           <w:color w:val="1A1A1A"/>
         </w:rPr>
-        <w:t>tracks daily, monthly and overall</w:t>
-      </w:r>
-      <w:r>
-        <w:rPr>
-          <w:color w:val="1A1A1A"/>
-        </w:rPr>
-        <w:t xml:space="preserve"> sales with detailed order information for better revenue monitoring.</w:t>
+        <w:t xml:space="preserve">tracks daily, monthly and overall sales with detailed order information for better revenue </w:t>
+      </w:r>
+      <w:r>
+        <w:rPr>
+          <w:color w:val="1A1A1A"/>
+        </w:rPr>
+        <w:t>monitoring.</w:t>
       </w:r>
     </w:p>
     <w:p>
@@ -8324,13 +8681,7 @@
         <w:rPr>
           <w:color w:val="1A1A1A"/>
         </w:rPr>
-        <w:t>secure login and auth</w:t>
-      </w:r>
-      <w:r>
-        <w:rPr>
-          <w:color w:val="1A1A1A"/>
-        </w:rPr>
-        <w:t>orisation using JSON Web Tokens to protect sessions and API access.</w:t>
+        <w:t>secure login and authorisation using JSON Web Tokens to protect sessions and API access.</w:t>
       </w:r>
     </w:p>
     <w:p>
@@ -8378,13 +8729,13 @@
         <w:rPr>
           <w:color w:val="1A1A1A"/>
         </w:rPr>
-        <w:t>quick searching and filtering of products, sellers and s</w:t>
-      </w:r>
-      <w:r>
-        <w:rPr>
-          <w:color w:val="1A1A1A"/>
-        </w:rPr>
-        <w:t>ales records.</w:t>
+        <w:t>quick searching and filtering of pr</w:t>
+      </w:r>
+      <w:r>
+        <w:rPr>
+          <w:color w:val="1A1A1A"/>
+        </w:rPr>
+        <w:t>oducts, sellers and sales records.</w:t>
       </w:r>
     </w:p>
     <w:p>
@@ -8433,7 +8784,16 @@
             <w:szCs w:val="18"/>
             <w:u w:val="single"/>
           </w:rPr>
-          <w:t>github.com/Sridhar08-glitch/Inventory-Frontend</w:t>
+          <w:t>github.com/Sridhar08-glitch/Inve</w:t>
+        </w:r>
+        <w:r>
+          <w:rPr>
+            <w:color w:val="1B6E8C"/>
+            <w:sz w:val="18"/>
+            <w:szCs w:val="18"/>
+            <w:u w:val="single"/>
+          </w:rPr>
+          <w:t>ntory-Frontend</w:t>
         </w:r>
       </w:hyperlink>
     </w:p>
@@ -8516,17 +8876,7 @@
           <w:sz w:val="18"/>
           <w:szCs w:val="18"/>
         </w:rPr>
-        <w:t>Team Size:</w:t>
-      </w:r>
-      <w:r>
-        <w:rPr>
-          <w:b/>
-          <w:bCs/>
-          <w:color w:val="1B6E8C"/>
-          <w:sz w:val="18"/>
-          <w:szCs w:val="18"/>
-        </w:rPr>
-        <w:t xml:space="preserve"> </w:t>
+        <w:t xml:space="preserve">Team Size: </w:t>
       </w:r>
       <w:r>
         <w:rPr>
@@ -8546,13 +8896,13 @@
         <w:rPr>
           <w:color w:val="1A1A1A"/>
         </w:rPr>
-        <w:t xml:space="preserve">A web application designed to enhance public safety by providing a platform for users to report crimes, receive alerts and access important security features. The system integrates real-time crime reporting, communication and emergency assistance tools </w:t>
-      </w:r>
-      <w:r>
-        <w:rPr>
-          <w:color w:val="1A1A1A"/>
-        </w:rPr>
-        <w:t>to ensure a safer environment for communities.</w:t>
+        <w:t>A web application designed to enhance public safety by providing a platform for users to report crimes, receive alerts and access important security features. The system integrates re</w:t>
+      </w:r>
+      <w:r>
+        <w:rPr>
+          <w:color w:val="1A1A1A"/>
+        </w:rPr>
+        <w:t>al-time crime reporting, communication and emergency assistance tools to ensure a safer environment for communities.</w:t>
       </w:r>
     </w:p>
     <w:p>
@@ -8592,7 +8942,13 @@
         <w:rPr>
           <w:color w:val="1A1A1A"/>
         </w:rPr>
-        <w:t>users report crimes by selecting their location on an interactive map, with both auto-detection and manual selection.</w:t>
+        <w:t>users report crimes by selecting their location on an interactive map, with both auto-detection and manual s</w:t>
+      </w:r>
+      <w:r>
+        <w:rPr>
+          <w:color w:val="1A1A1A"/>
+        </w:rPr>
+        <w:t>election.</w:t>
       </w:r>
     </w:p>
     <w:p>
@@ -8616,13 +8972,7 @@
         <w:rPr>
           <w:color w:val="1A1A1A"/>
         </w:rPr>
-        <w:t>users view reported crimes in their</w:t>
-      </w:r>
-      <w:r>
-        <w:rPr>
-          <w:color w:val="1A1A1A"/>
-        </w:rPr>
-        <w:t xml:space="preserve"> area and receive notifications about nearby incidents.</w:t>
+        <w:t>users view reported crimes in their area and receive notifications about nearby incidents.</w:t>
       </w:r>
     </w:p>
     <w:p>
@@ -8646,7 +8996,13 @@
         <w:rPr>
           <w:color w:val="1A1A1A"/>
         </w:rPr>
-        <w:t>a WebSocket-based chat system enables real-time communication between users and authorities, plus crime-related and general alerts.</w:t>
+        <w:t>a WebSocket-based chat system enables real-time communication between users and authorities, plus crim</w:t>
+      </w:r>
+      <w:r>
+        <w:rPr>
+          <w:color w:val="1A1A1A"/>
+        </w:rPr>
+        <w:t>e-related and general alerts.</w:t>
       </w:r>
     </w:p>
     <w:p>
@@ -8712,19 +9068,21 @@
           <w:bCs/>
           <w:color w:val="0A0A0A"/>
         </w:rPr>
-        <w:t xml:space="preserve">Safe Places &amp; Nearby Police — </w:t>
-      </w:r>
-      <w:r>
-        <w:rPr>
-          <w:color w:val="1A1A1A"/>
-        </w:rPr>
-        <w:t>provides informatio</w:t>
-      </w:r>
-      <w:r>
-        <w:rPr>
-          <w:color w:val="1A1A1A"/>
-        </w:rPr>
-        <w:t>n about nearby police stations and designated safe places for users in distress.</w:t>
+        <w:t xml:space="preserve">Safe </w:t>
+      </w:r>
+      <w:r>
+        <w:rPr>
+          <w:b/>
+          <w:bCs/>
+          <w:color w:val="0A0A0A"/>
+        </w:rPr>
+        <w:t xml:space="preserve">Places &amp; Nearby Police — </w:t>
+      </w:r>
+      <w:r>
+        <w:rPr>
+          <w:color w:val="1A1A1A"/>
+        </w:rPr>
+        <w:t>provides information about nearby police stations and designated safe places for users in distress.</w:t>
       </w:r>
     </w:p>
     <w:p>
@@ -8869,15 +9227,7 @@
           <w:bCs/>
           <w:color w:val="0A0A0A"/>
         </w:rPr>
-        <w:t>User Authentication</w:t>
-      </w:r>
-      <w:r>
-        <w:rPr>
-          <w:b/>
-          <w:bCs/>
-          <w:color w:val="0A0A0A"/>
-        </w:rPr>
-        <w:t xml:space="preserve"> — </w:t>
+        <w:t xml:space="preserve">User Authentication — </w:t>
       </w:r>
       <w:r>
         <w:rPr>
@@ -8931,13 +9281,13 @@
         <w:rPr>
           <w:color w:val="1A1A1A"/>
         </w:rPr>
-        <w:t xml:space="preserve">users place orders and receive real-time feedback with automated </w:t>
-      </w:r>
-      <w:r>
-        <w:rPr>
-          <w:color w:val="1A1A1A"/>
-        </w:rPr>
-        <w:t>email notifications.</w:t>
+        <w:t>users place orders and receive real-time feedb</w:t>
+      </w:r>
+      <w:r>
+        <w:rPr>
+          <w:color w:val="1A1A1A"/>
+        </w:rPr>
+        <w:t>ack with automated email notifications.</w:t>
       </w:r>
     </w:p>
     <w:p>
@@ -9173,7 +9523,13 @@
         <w:rPr>
           <w:color w:val="1A1A1A"/>
         </w:rPr>
-        <w:t>Independent project execution and end-to-end delivery</w:t>
+        <w:t>Independent project ex</w:t>
+      </w:r>
+      <w:r>
+        <w:rPr>
+          <w:color w:val="1A1A1A"/>
+        </w:rPr>
+        <w:t>ecution and end-to-end delivery</w:t>
       </w:r>
     </w:p>
     <w:p>
@@ -9221,13 +9577,7 @@
         <w:rPr>
           <w:color w:val="1A1A1A"/>
         </w:rPr>
-        <w:t>Responsive UI development with a user-exper</w:t>
-      </w:r>
-      <w:r>
-        <w:rPr>
-          <w:color w:val="1A1A1A"/>
-        </w:rPr>
-        <w:t>ience focus</w:t>
+        <w:t>Responsive UI development with a user-experience focus</w:t>
       </w:r>
     </w:p>
     <w:p>
@@ -9259,7 +9609,13 @@
         <w:rPr>
           <w:color w:val="1A1A1A"/>
         </w:rPr>
-        <w:t>Technical documentation and knowledge transfer</w:t>
+        <w:t>Technical documenta</w:t>
+      </w:r>
+      <w:r>
+        <w:rPr>
+          <w:color w:val="1A1A1A"/>
+        </w:rPr>
+        <w:t>tion and knowledge transfer</w:t>
       </w:r>
     </w:p>
     <w:p>
@@ -9335,13 +9691,7 @@
         <w:rPr>
           <w:color w:val="1A1A1A"/>
         </w:rPr>
-        <w:t>Qatar Residen</w:t>
-      </w:r>
-      <w:r>
-        <w:rPr>
-          <w:color w:val="1A1A1A"/>
-        </w:rPr>
-        <w:t>ce Permit — Transferable Visa, NOC available.</w:t>
+        <w:t>Qatar Residence Permit — Transferable Visa, NOC available.</w:t>
       </w:r>
     </w:p>
     <w:p>
@@ -9419,6 +9769,7 @@
         </w:rPr>
         <w:t>Available on request.</w:t>
       </w:r>
+      <w:bookmarkEnd w:id="0"/>
     </w:p>
     <w:sectPr>
       <w:pgSz w:w="11906" w:h="16838"/>
@@ -9433,10 +9784,10 @@
 <file path=word/numbering.xml><?xml version="1.0" encoding="utf-8"?>
 <w:numbering xmlns:wpc="http://schemas.microsoft.com/office/word/2010/wordprocessingCanvas" xmlns:cx="http://schemas.microsoft.com/office/drawing/2014/chartex" xmlns:cx1="http://schemas.microsoft.com/office/drawing/2015/9/8/chartex" xmlns:cx2="http://schemas.microsoft.com/office/drawing/2015/10/21/chartex" xmlns:cx3="http://schemas.microsoft.com/office/drawing/2016/5/9/chartex" xmlns:cx4="http://schemas.microsoft.com/office/drawing/2016/5/10/chartex" xmlns:cx5="http://schemas.microsoft.com/office/drawing/2016/5/11/chartex" xmlns:cx6="http://schemas.microsoft.com/office/drawing/2016/5/12/chartex" xmlns:cx7="http://schemas.microsoft.com/office/drawing/2016/5/13/chartex" xmlns:cx8="http://schemas.microsoft.com/office/drawing/2016/5/14/chartex" xmlns:mc="http://schemas.openxmlformats.org/markup-compatibility/2006" xmlns:aink="http://schemas.microsoft.com/office/drawing/2016/ink" xmlns:am3d="http://schemas.microsoft.com/office/drawing/2017/model3d" xmlns:o="urn:schemas-microsoft-com:office:office" xmlns:r="http://schemas.openxmlformats.org/officeDocument/2006/relationships" xmlns:m="http://schemas.openxmlformats.org/officeDocument/2006/math" xmlns:v="urn:schemas-microsoft-com:vml" xmlns:wp14="http://schemas.microsoft.com/office/word/2010/wordprocessingDrawing" xmlns:wp="http://schemas.openxmlformats.org/drawingml/2006/wordprocessingDrawing" xmlns:w10="urn:schemas-microsoft-com:office:word" xmlns:w="http://schemas.openxmlformats.org/wordprocessingml/2006/main" xmlns:w14="http://schemas.microsoft.com/office/word/2010/wordml" xmlns:w15="http://schemas.microsoft.com/office/word/2012/wordml" xmlns:w16cex="http://schemas.microsoft.com/office/word/2018/wordml/cex" xmlns:w16cid="http://schemas.microsoft.com/office/word/2016/wordml/cid" xmlns:w16="http://schemas.microsoft.com/office/word/2018/wordml" xmlns:w16se="http://schemas.microsoft.com/office/word/2015/wordml/symex" xmlns:wpg="http://schemas.microsoft.com/office/word/2010/wordprocessingGroup" xmlns:wpi="http://schemas.microsoft.com/office/word/2010/wordprocessingInk" xmlns:wne="http://schemas.microsoft.com/office/word/2006/wordml" xmlns:wps="http://schemas.microsoft.com/office/word/2010/wordprocessingShape" mc:Ignorable="w14 w15 w16se w16cid w16 w16cex wp14">
   <w:abstractNum w:abstractNumId="0" w15:restartNumberingAfterBreak="0">
-    <w:nsid w:val="53912613"/>
+    <w:nsid w:val="0A754D07"/>
     <w:multiLevelType w:val="hybridMultilevel"/>
-    <w:tmpl w:val="9D8C69F4"/>
-    <w:lvl w:ilvl="0" w:tplc="20CC988C">
+    <w:tmpl w:val="957C5696"/>
+    <w:lvl w:ilvl="0" w:tplc="301CF92A">
       <w:start w:val="1"/>
       <w:numFmt w:val="bullet"/>
       <w:lvlText w:val="•"/>
@@ -9445,52 +9796,52 @@
         <w:ind w:left="345" w:hanging="230"/>
       </w:pPr>
     </w:lvl>
-    <w:lvl w:ilvl="1" w:tplc="AF40B0CA">
+    <w:lvl w:ilvl="1" w:tplc="6D5CBE8A">
       <w:numFmt w:val="decimal"/>
       <w:lvlText w:val=""/>
       <w:lvlJc w:val="left"/>
     </w:lvl>
-    <w:lvl w:ilvl="2" w:tplc="D6C494A4">
+    <w:lvl w:ilvl="2" w:tplc="38AED38E">
       <w:numFmt w:val="decimal"/>
       <w:lvlText w:val=""/>
       <w:lvlJc w:val="left"/>
     </w:lvl>
-    <w:lvl w:ilvl="3" w:tplc="D2BE8406">
+    <w:lvl w:ilvl="3" w:tplc="68DC18CE">
       <w:numFmt w:val="decimal"/>
       <w:lvlText w:val=""/>
       <w:lvlJc w:val="left"/>
     </w:lvl>
-    <w:lvl w:ilvl="4" w:tplc="7EB8DE2A">
+    <w:lvl w:ilvl="4" w:tplc="005C1874">
       <w:numFmt w:val="decimal"/>
       <w:lvlText w:val=""/>
       <w:lvlJc w:val="left"/>
     </w:lvl>
-    <w:lvl w:ilvl="5" w:tplc="A6C69226">
+    <w:lvl w:ilvl="5" w:tplc="5DBC4AB8">
       <w:numFmt w:val="decimal"/>
       <w:lvlText w:val=""/>
       <w:lvlJc w:val="left"/>
     </w:lvl>
-    <w:lvl w:ilvl="6" w:tplc="5D2CF132">
+    <w:lvl w:ilvl="6" w:tplc="D4CAE2FA">
       <w:numFmt w:val="decimal"/>
       <w:lvlText w:val=""/>
       <w:lvlJc w:val="left"/>
     </w:lvl>
-    <w:lvl w:ilvl="7" w:tplc="9170DFE6">
+    <w:lvl w:ilvl="7" w:tplc="141E338E">
       <w:numFmt w:val="decimal"/>
       <w:lvlText w:val=""/>
       <w:lvlJc w:val="left"/>
     </w:lvl>
-    <w:lvl w:ilvl="8" w:tplc="1C3A50DE">
+    <w:lvl w:ilvl="8" w:tplc="338E15D8">
       <w:numFmt w:val="decimal"/>
       <w:lvlText w:val=""/>
       <w:lvlJc w:val="left"/>
     </w:lvl>
   </w:abstractNum>
   <w:abstractNum w:abstractNumId="1" w15:restartNumberingAfterBreak="0">
-    <w:nsid w:val="68706221"/>
+    <w:nsid w:val="129D3DF0"/>
     <w:multiLevelType w:val="hybridMultilevel"/>
-    <w:tmpl w:val="B0485B44"/>
-    <w:lvl w:ilvl="0" w:tplc="B4AC9968">
+    <w:tmpl w:val="C45A2EB6"/>
+    <w:lvl w:ilvl="0" w:tplc="4738B082">
       <w:start w:val="1"/>
       <w:numFmt w:val="bullet"/>
       <w:lvlText w:val="●"/>
@@ -9499,7 +9850,7 @@
         <w:ind w:left="720" w:hanging="360"/>
       </w:pPr>
     </w:lvl>
-    <w:lvl w:ilvl="1" w:tplc="CA62AD64">
+    <w:lvl w:ilvl="1" w:tplc="FD4AAD5C">
       <w:start w:val="1"/>
       <w:numFmt w:val="bullet"/>
       <w:lvlText w:val="○"/>
@@ -9508,7 +9859,7 @@
         <w:ind w:left="1440" w:hanging="360"/>
       </w:pPr>
     </w:lvl>
-    <w:lvl w:ilvl="2" w:tplc="73BA1342">
+    <w:lvl w:ilvl="2" w:tplc="1108A9DC">
       <w:start w:val="1"/>
       <w:numFmt w:val="bullet"/>
       <w:lvlText w:val="■"/>
@@ -9517,7 +9868,7 @@
         <w:ind w:left="2160" w:hanging="360"/>
       </w:pPr>
     </w:lvl>
-    <w:lvl w:ilvl="3" w:tplc="4BAC943A">
+    <w:lvl w:ilvl="3" w:tplc="E2F6AEC4">
       <w:start w:val="1"/>
       <w:numFmt w:val="bullet"/>
       <w:lvlText w:val="●"/>
@@ -9526,7 +9877,7 @@
         <w:ind w:left="2880" w:hanging="360"/>
       </w:pPr>
     </w:lvl>
-    <w:lvl w:ilvl="4" w:tplc="0680D8D4">
+    <w:lvl w:ilvl="4" w:tplc="1D664EA0">
       <w:start w:val="1"/>
       <w:numFmt w:val="bullet"/>
       <w:lvlText w:val="○"/>
@@ -9535,7 +9886,7 @@
         <w:ind w:left="3600" w:hanging="360"/>
       </w:pPr>
     </w:lvl>
-    <w:lvl w:ilvl="5" w:tplc="D4C081DA">
+    <w:lvl w:ilvl="5" w:tplc="C1346598">
       <w:start w:val="1"/>
       <w:numFmt w:val="bullet"/>
       <w:lvlText w:val="■"/>
@@ -9544,7 +9895,7 @@
         <w:ind w:left="4320" w:hanging="360"/>
       </w:pPr>
     </w:lvl>
-    <w:lvl w:ilvl="6" w:tplc="02966BB6">
+    <w:lvl w:ilvl="6" w:tplc="E50CA744">
       <w:start w:val="1"/>
       <w:numFmt w:val="bullet"/>
       <w:lvlText w:val="●"/>
@@ -9553,7 +9904,7 @@
         <w:ind w:left="5040" w:hanging="360"/>
       </w:pPr>
     </w:lvl>
-    <w:lvl w:ilvl="7" w:tplc="97A4D952">
+    <w:lvl w:ilvl="7" w:tplc="7E02B25E">
       <w:start w:val="1"/>
       <w:numFmt w:val="bullet"/>
       <w:lvlText w:val="●"/>
@@ -9562,7 +9913,7 @@
         <w:ind w:left="5760" w:hanging="360"/>
       </w:pPr>
     </w:lvl>
-    <w:lvl w:ilvl="8" w:tplc="C802826A">
+    <w:lvl w:ilvl="8" w:tplc="2C38E738">
       <w:start w:val="1"/>
       <w:numFmt w:val="bullet"/>
       <w:lvlText w:val="●"/>
